--- a/LUMEN_HybridDL/paper/MANUSCRIPT.docx
+++ b/LUMEN_HybridDL/paper/MANUSCRIPT.docx
@@ -165,6 +165,24 @@
         </w:numPr>
       </w:pPr>
       <w:r>
+        <w:t xml:space="preserve">With its configuration chosen inside the cross-validation, it is significantly more accurate</w:t>
+      </w:r>
+      <w:r>
+        <w:t xml:space="preserve"> </w:t>
+      </w:r>
+      <w:r>
+        <w:t xml:space="preserve">than a tuned random forest on 8 of 13 laboratory targets.</w:t>
+      </w:r>
+    </w:p>
+    <w:p>
+      <w:pPr>
+        <w:pStyle w:val="Compact"/>
+        <w:numPr>
+          <w:ilvl w:val="0"/>
+          <w:numId w:val="1001"/>
+        </w:numPr>
+      </w:pPr>
+      <w:r>
         <w:t xml:space="preserve">Conformal calibration gives intervals with nominal coverage. An identifiability gate withholds</w:t>
       </w:r>
       <w:r>
@@ -261,145 +279,7 @@
         <w:pStyle w:val="FirstParagraph"/>
       </w:pPr>
       <w:r>
-        <w:t xml:space="preserve">Retrievals of lunar surface composition from reflectance spectra fall into three groups:</w:t>
-      </w:r>
-      <w:r>
-        <w:t xml:space="preserve"> </w:t>
-      </w:r>
-      <w:r>
-        <w:t xml:space="preserve">- empirical band-ratio and machine-learning regressions calibrated on a few dozen returned-sample</w:t>
-      </w:r>
-      <w:r>
-        <w:t xml:space="preserve"> </w:t>
-      </w:r>
-      <w:r>
-        <w:t xml:space="preserve">sites;</w:t>
-      </w:r>
-      <w:r>
-        <w:t xml:space="preserve"> </w:t>
-      </w:r>
-      <w:r>
-        <w:t xml:space="preserve">- radiative-transfer inversions;</w:t>
-      </w:r>
-      <w:r>
-        <w:t xml:space="preserve"> </w:t>
-      </w:r>
-      <w:r>
-        <w:t xml:space="preserve">- physics-guided neural networks.</w:t>
-      </w:r>
-    </w:p>
-    <w:p>
-      <w:pPr>
-        <w:pStyle w:val="BodyText"/>
-      </w:pPr>
-      <w:r>
-        <w:t xml:space="preserve">They are rarely compared on identical data, and their uncertainties are seldom calibrated. We</w:t>
-      </w:r>
-      <w:r>
-        <w:t xml:space="preserve"> </w:t>
-      </w:r>
-      <w:r>
-        <w:t xml:space="preserve">present LUMEN (LUnar Mineralogy Estimation Network), a hybrid of physics simulation and deep</w:t>
-      </w:r>
-      <w:r>
-        <w:t xml:space="preserve"> </w:t>
-      </w:r>
-      <w:r>
-        <w:t xml:space="preserve">learning:</w:t>
-      </w:r>
-      <w:r>
-        <w:t xml:space="preserve"> </w:t>
-      </w:r>
-      <w:r>
-        <w:t xml:space="preserve">- a domain-randomised Hapke simulator, built from 49 lunar mineral and glass spectra and including</w:t>
-      </w:r>
-      <w:r>
-        <w:t xml:space="preserve"> </w:t>
-      </w:r>
-      <w:r>
-        <w:t xml:space="preserve">nanophase-iron space weathering, generates 400,000 synthetic soils;</w:t>
-      </w:r>
-      <w:r>
-        <w:t xml:space="preserve"> </w:t>
-      </w:r>
-      <w:r>
-        <w:t xml:space="preserve">- a compact one-dimensional convolutional network is pretrained on them, then fine-tuned on</w:t>
-      </w:r>
-      <w:r>
-        <w:t xml:space="preserve"> </w:t>
-      </w:r>
-      <w:r>
-        <w:t xml:space="preserve">laboratory spectra of the 19 Lunar Soil Characterization Consortium soils;</w:t>
-      </w:r>
-      <w:r>
-        <w:t xml:space="preserve"> </w:t>
-      </w:r>
-      <w:r>
-        <w:t xml:space="preserve">- a deep ensemble with conformal calibration supplies prediction intervals;</w:t>
-      </w:r>
-      <w:r>
-        <w:t xml:space="preserve"> </w:t>
-      </w:r>
-      <w:r>
-        <w:t xml:space="preserve">- an identifiability gate withholds outputs without demonstrable skill.</w:t>
-      </w:r>
-    </w:p>
-    <w:p>
-      <w:pPr>
-        <w:pStyle w:val="BodyText"/>
-      </w:pPr>
-      <w:r>
-        <w:t xml:space="preserve">Under leave-one-soil-out evaluation, with the protocol fixed and committed before scoring, LUMEN</w:t>
-      </w:r>
-      <w:r>
-        <w:t xml:space="preserve"> </w:t>
-      </w:r>
-      <w:r>
-        <w:t xml:space="preserve">predicts FeO to 1.26 wt% and TiO₂ to 0.70 wt%. It reduces the FeO error of a re-implemented</w:t>
-      </w:r>
-      <w:r>
-        <w:t xml:space="preserve"> </w:t>
-      </w:r>
-      <w:r>
-        <w:t xml:space="preserve">wavelet–autoencoder pipeline by 42% (1.26 vs. 2.17 wt%) and the mineral-proportion errors of a</w:t>
-      </w:r>
-      <w:r>
-        <w:t xml:space="preserve"> </w:t>
-      </w:r>
-      <w:r>
-        <w:t xml:space="preserve">Shkuratov-model inversion by 54–74%. Conformal intervals reach nominal coverage. Olivine is not</w:t>
-      </w:r>
-      <w:r>
-        <w:t xml:space="preserve"> </w:t>
-      </w:r>
-      <w:r>
-        <w:t xml:space="preserve">identifiable from these spectra.</w:t>
-      </w:r>
-    </w:p>
-    <w:p>
-      <w:pPr>
-        <w:pStyle w:val="BodyText"/>
-      </w:pPr>
-      <w:r>
-        <w:t xml:space="preserve">On M³ spectra at 49 returned-sample sites, a lab-only model does not transfer (FeO MAE 6.81</w:t>
-      </w:r>
-      <w:r>
-        <w:t xml:space="preserve"> </w:t>
-      </w:r>
-      <w:r>
-        <w:t xml:space="preserve">wt%). With orbital fine-tuning it reaches 3.27 wt% (R² = 0.34) under leave-one-landing-site-out:</w:t>
-      </w:r>
-      <w:r>
-        <w:t xml:space="preserve"> </w:t>
-      </w:r>
-      <w:r>
-        <w:t xml:space="preserve">below the published pipeline’s 3.58 wt%, but not significantly (Holm p = 1.00). Two-band linear</w:t>
-      </w:r>
-      <w:r>
-        <w:t xml:space="preserve"> </w:t>
-      </w:r>
-      <w:r>
-        <w:t xml:space="preserve">regressions are significantly more accurate (M³: 2.11 wt%; Clementine: 1.82 wt%).</w:t>
+        <w:t xml:space="preserve">Lunar soil composition is retrieved from reflectance spectra by empirical regressions, radiative-transfer inversions and physics-guided networks, which are rarely compared on identical data or given calibrated uncertainties. We present LUMEN, a one-dimensional convolutional network pretrained on 400,000 soils from a domain-randomised Hapke simulator with nanophase-iron space weathering, fine-tuned on laboratory spectra of the 19 Lunar Soil Characterization Consortium soils, with conformal prediction intervals and an identifiability gate that withholds outputs without demonstrable skill. Under leave-one-soil-out evaluation with a protocol fixed before scoring, LUMEN predicts FeO to 1.26 wt% and TiO₂ to 0.70 wt%, reduces the FeO error of a published wavelet–autoencoder pipeline by 42% and the mineral-proportion errors of a Shkuratov-model inversion by 54–74%, and, with its configuration chosen inside the cross-validation, is significantly more accurate than a tuned random forest on 8 of 13 targets. Intervals reach nominal coverage; olivine is not identifiable. On Moon Mineralogy Mapper spectra at 49 returned-sample sites, the laboratory model does not transfer (6.81 wt%); after orbital fine-tuning it reaches 3.27 wt% under leave-one-landing-site-out, not significantly better than the published pipeline (3.58 wt%) and significantly worse than a two-band linear regression (2.11 wt%).</w:t>
       </w:r>
     </w:p>
     <w:p>

--- a/LUMEN_HybridDL/paper/MANUSCRIPT.docx
+++ b/LUMEN_HybridDL/paper/MANUSCRIPT.docx
@@ -2,7 +2,7 @@
 <file path=word/document.xml><?xml version="1.0" encoding="utf-8"?>
 <w:document xmlns:w="http://schemas.openxmlformats.org/wordprocessingml/2006/main" xmlns:m="http://schemas.openxmlformats.org/officeDocument/2006/math" xmlns:r="http://schemas.openxmlformats.org/officeDocument/2006/relationships" xmlns:o="urn:schemas-microsoft-com:office:office" xmlns:v="urn:schemas-microsoft-com:vml" xmlns:w10="urn:schemas-microsoft-com:office:word" xmlns:a="http://schemas.openxmlformats.org/drawingml/2006/main" xmlns:pic="http://schemas.openxmlformats.org/drawingml/2006/picture" xmlns:wp="http://schemas.openxmlformats.org/drawingml/2006/wordprocessingDrawing">
   <w:body>
-    <w:bookmarkStart w:id="70" w:name="X1b940ee9ca712b8874ab3c96a4cef274b19d27e"/>
+    <w:bookmarkStart w:id="71" w:name="X1b940ee9ca712b8874ab3c96a4cef274b19d27e"/>
     <w:p>
       <w:pPr>
         <w:pStyle w:val="Heading1"/>
@@ -87,55 +87,7 @@
         </w:numPr>
       </w:pPr>
       <w:r>
-        <w:t xml:space="preserve">LUMEN is a one-dimensional convolutional network. It is pretrained on 400,000 Hapke-simulated</w:t>
-      </w:r>
-      <w:r>
-        <w:t xml:space="preserve"> </w:t>
-      </w:r>
-      <w:r>
-        <w:t xml:space="preserve">lunar soils and fine-tuned on 19 returned soils. From a spectrum on the Moon Mineralogy Mapper</w:t>
-      </w:r>
-      <w:r>
-        <w:t xml:space="preserve"> </w:t>
-      </w:r>
-      <w:r>
-        <w:t xml:space="preserve">(M³) band set it predicts:</w:t>
-      </w:r>
-    </w:p>
-    <w:p>
-      <w:pPr>
-        <w:pStyle w:val="Compact"/>
-        <w:numPr>
-          <w:ilvl w:val="1"/>
-          <w:numId w:val="1002"/>
-        </w:numPr>
-      </w:pPr>
-      <w:r>
-        <w:t xml:space="preserve">FeO, TiO₂, Al₂O₃, CaO and MgO;</w:t>
-      </w:r>
-    </w:p>
-    <w:p>
-      <w:pPr>
-        <w:pStyle w:val="Compact"/>
-        <w:numPr>
-          <w:ilvl w:val="1"/>
-          <w:numId w:val="1002"/>
-        </w:numPr>
-      </w:pPr>
-      <w:r>
-        <w:t xml:space="preserve">a seven-part modal mineralogy;</w:t>
-      </w:r>
-    </w:p>
-    <w:p>
-      <w:pPr>
-        <w:pStyle w:val="Compact"/>
-        <w:numPr>
-          <w:ilvl w:val="1"/>
-          <w:numId w:val="1002"/>
-        </w:numPr>
-      </w:pPr>
-      <w:r>
-        <w:t xml:space="preserve">soil maturity.</w:t>
+        <w:t xml:space="preserve">LUMEN, a one-dimensional network pretrained on 400,000 Hapke-simulated lunar soils and fine-tuned on 19 returned soils, predicts FeO, four other oxides, seven-part mineralogy and maturity from M³-band spectra. On identical laboratory data it cuts FeO error by 42% relative to a published wavelet–autoencoder pipeline, and it is significantly more accurate than a tuned random forest on 8 of 13 targets.</w:t>
       </w:r>
     </w:p>
     <w:p>
@@ -147,13 +99,19 @@
         </w:numPr>
       </w:pPr>
       <w:r>
-        <w:t xml:space="preserve">On identical laboratory spectra and folds, it reduces FeO error by 42% relative to a published</w:t>
-      </w:r>
-      <w:r>
-        <w:t xml:space="preserve"> </w:t>
-      </w:r>
-      <w:r>
-        <w:t xml:space="preserve">wavelet–autoencoder pipeline.</w:t>
+        <w:t xml:space="preserve">Conformal intervals reach nominal coverage. An identifiability gate withholds olivine and minor glasses, which no method predicts better than a zero-information baseline.</w:t>
+      </w:r>
+    </w:p>
+    <w:p>
+      <w:pPr>
+        <w:pStyle w:val="FirstParagraph"/>
+      </w:pPr>
+      <w:r>
+        <w:rPr>
+          <w:b/>
+          <w:bCs/>
+        </w:rPr>
+        <w:t xml:space="preserve">What are the implications of the main findings?</w:t>
       </w:r>
     </w:p>
     <w:p>
@@ -161,17 +119,11 @@
         <w:pStyle w:val="Compact"/>
         <w:numPr>
           <w:ilvl w:val="0"/>
-          <w:numId w:val="1001"/>
+          <w:numId w:val="1002"/>
         </w:numPr>
       </w:pPr>
       <w:r>
-        <w:t xml:space="preserve">With its configuration chosen inside the cross-validation, it is significantly more accurate</w:t>
-      </w:r>
-      <w:r>
-        <w:t xml:space="preserve"> </w:t>
-      </w:r>
-      <w:r>
-        <w:t xml:space="preserve">than a tuned random forest on 8 of 13 laboratory targets.</w:t>
+        <w:t xml:space="preserve">Most of the error of physics-only inversions is removed by calibrating against returned soils, not by adding model complexity.</w:t>
       </w:r>
     </w:p>
     <w:p>
@@ -179,35 +131,692 @@
         <w:pStyle w:val="Compact"/>
         <w:numPr>
           <w:ilvl w:val="0"/>
-          <w:numId w:val="1001"/>
+          <w:numId w:val="1002"/>
         </w:numPr>
       </w:pPr>
       <w:r>
-        <w:t xml:space="preserve">Conformal calibration gives intervals with nominal coverage. An identifiability gate withholds</w:t>
-      </w:r>
-      <w:r>
-        <w:t xml:space="preserve"> </w:t>
-      </w:r>
-      <w:r>
-        <w:t xml:space="preserve">the two targets that no method predicts better than a zero-information baseline (olivine and</w:t>
-      </w:r>
-      <w:r>
-        <w:t xml:space="preserve"> </w:t>
-      </w:r>
-      <w:r>
-        <w:t xml:space="preserve">minor glasses).</w:t>
+        <w:t xml:space="preserve">Laboratory skill does not transfer to orbit. At 49 returned-sample sites, orbitally fine-tuned LUMEN (3.27 wt% FeO) is not significantly better than the published pipeline (3.58 wt%) and is outperformed by a two-band linear regression (2.11 wt%).</w:t>
+      </w:r>
+    </w:p>
+    <w:bookmarkEnd w:id="9"/>
+    <w:bookmarkStart w:id="10" w:name="abstract"/>
+    <w:p>
+      <w:pPr>
+        <w:pStyle w:val="Heading2"/>
+      </w:pPr>
+      <w:r>
+        <w:t xml:space="preserve">Abstract</w:t>
       </w:r>
     </w:p>
     <w:p>
       <w:pPr>
         <w:pStyle w:val="FirstParagraph"/>
+      </w:pPr>
+      <w:r>
+        <w:t xml:space="preserve">Lunar soil composition is retrieved from reflectance spectra by empirical regressions, radiative-transfer inversions and physics-guided networks, which are rarely compared on identical data or given calibrated uncertainties. We present LUMEN, a one-dimensional convolutional network pretrained on 400,000 soils from a domain-randomised Hapke simulator with nanophase-iron space weathering, fine-tuned on laboratory spectra of the 19 Lunar Soil Characterization Consortium soils, with conformal prediction intervals and an identifiability gate that withholds outputs without demonstrable skill. Under leave-one-soil-out evaluation with a protocol fixed before scoring, LUMEN predicts FeO to 1.26 wt% and TiO₂ to 0.70 wt%, reduces the FeO error of a published wavelet–autoencoder pipeline by 42% and the mineral-proportion errors of a Shkuratov-model inversion by 54–74%, and, with its configuration chosen inside the cross-validation, is significantly more accurate than a tuned random forest on 8 of 13 targets. Intervals reach nominal coverage; olivine is not identifiable. On Moon Mineralogy Mapper spectra at 49 returned-sample sites, the laboratory model does not transfer (6.81 wt%); after orbital fine-tuning it reaches 3.27 wt% under leave-one-landing-site-out, not significantly better than the published pipeline (3.58 wt%) and significantly worse than a two-band linear regression (2.11 wt%).</w:t>
+      </w:r>
+    </w:p>
+    <w:p>
+      <w:pPr>
+        <w:pStyle w:val="BodyText"/>
       </w:pPr>
       <w:r>
         <w:rPr>
           <w:b/>
           <w:bCs/>
         </w:rPr>
-        <w:t xml:space="preserve">What are the implications of the main findings?</w:t>
+        <w:t xml:space="preserve">Keywords:</w:t>
+      </w:r>
+      <w:r>
+        <w:t xml:space="preserve"> </w:t>
+      </w:r>
+      <w:r>
+        <w:t xml:space="preserve">lunar regolith; FeO; mineral abundance; space weathering; Moon Mineralogy Mapper;</w:t>
+      </w:r>
+      <w:r>
+        <w:t xml:space="preserve"> </w:t>
+      </w:r>
+      <w:r>
+        <w:t xml:space="preserve">Hapke model; deep learning; transfer learning; conformal prediction; uncertainty quantification</w:t>
+      </w:r>
+    </w:p>
+    <w:bookmarkEnd w:id="10"/>
+    <w:bookmarkStart w:id="11" w:name="introduction"/>
+    <w:p>
+      <w:pPr>
+        <w:pStyle w:val="Heading2"/>
+      </w:pPr>
+      <w:r>
+        <w:t xml:space="preserve">1. Introduction</w:t>
+      </w:r>
+    </w:p>
+    <w:p>
+      <w:pPr>
+        <w:pStyle w:val="FirstParagraph"/>
+      </w:pPr>
+      <w:r>
+        <w:t xml:space="preserve">Some properties of the lunar regolith can be read remotely, and they are central to lunar science</w:t>
+      </w:r>
+      <w:r>
+        <w:t xml:space="preserve"> </w:t>
+      </w:r>
+      <w:r>
+        <w:t xml:space="preserve">and to planning in situ resource use:</w:t>
+      </w:r>
+      <w:r>
+        <w:t xml:space="preserve"> </w:t>
+      </w:r>
+      <w:r>
+        <w:t xml:space="preserve">- its iron and titanium content;</w:t>
+      </w:r>
+      <w:r>
+        <w:t xml:space="preserve"> </w:t>
+      </w:r>
+      <w:r>
+        <w:t xml:space="preserve">- its modal mineralogy;</w:t>
+      </w:r>
+      <w:r>
+        <w:t xml:space="preserve"> </w:t>
+      </w:r>
+      <w:r>
+        <w:t xml:space="preserve">- its exposure to space weathering.</w:t>
+      </w:r>
+    </w:p>
+    <w:p>
+      <w:pPr>
+        <w:pStyle w:val="BodyText"/>
+      </w:pPr>
+      <w:r>
+        <w:t xml:space="preserve">The Moon Mineralogy Mapper (M³) on Chandrayaan-1 acquired visible to near-infrared reflectance</w:t>
+      </w:r>
+      <w:r>
+        <w:t xml:space="preserve"> </w:t>
+      </w:r>
+      <w:r>
+        <w:t xml:space="preserve">spectra over most of the lunar surface [1,2]. These spectra carry the</w:t>
+      </w:r>
+      <w:r>
+        <w:t xml:space="preserve"> </w:t>
+      </w:r>
+      <w:r>
+        <w:t xml:space="preserve">crystal-field absorptions of Fe²⁺ in pyroxene and olivine near 1 and 2 µm, together with the</w:t>
+      </w:r>
+      <w:r>
+        <w:t xml:space="preserve"> </w:t>
+      </w:r>
+      <w:r>
+        <w:t xml:space="preserve">darkening and reddening produced by nanophase metallic iron. Turning such spectra into</w:t>
+      </w:r>
+      <w:r>
+        <w:t xml:space="preserve"> </w:t>
+      </w:r>
+      <w:r>
+        <w:t xml:space="preserve">quantitative composition remains an inverse problem with little ground truth.</w:t>
+      </w:r>
+    </w:p>
+    <w:p>
+      <w:pPr>
+        <w:pStyle w:val="BodyText"/>
+      </w:pPr>
+      <w:r>
+        <w:rPr>
+          <w:b/>
+          <w:bCs/>
+        </w:rPr>
+        <w:t xml:space="preserve">Empirical methods</w:t>
+      </w:r>
+      <w:r>
+        <w:t xml:space="preserve"> </w:t>
+      </w:r>
+      <w:r>
+        <w:t xml:space="preserve">relate spectral parameters to the composition of returned samples at their</w:t>
+      </w:r>
+      <w:r>
+        <w:t xml:space="preserve"> </w:t>
+      </w:r>
+      <w:r>
+        <w:t xml:space="preserve">landing sites.</w:t>
+      </w:r>
+      <w:r>
+        <w:t xml:space="preserve"> </w:t>
+      </w:r>
+      <w:r>
+        <w:t xml:space="preserve">-</w:t>
+      </w:r>
+      <w:r>
+        <w:t xml:space="preserve"> </w:t>
+      </w:r>
+      <w:r>
+        <w:rPr>
+          <w:i/>
+          <w:iCs/>
+        </w:rPr>
+        <w:t xml:space="preserve">Band ratios and band parameters.</w:t>
+      </w:r>
+      <w:r>
+        <w:t xml:space="preserve"> </w:t>
+      </w:r>
+      <w:r>
+        <w:t xml:space="preserve">The Clementine band-ratio algorithms of Lucey et al.</w:t>
+      </w:r>
+      <w:r>
+        <w:t xml:space="preserve"> </w:t>
+      </w:r>
+      <w:r>
+        <w:t xml:space="preserve">[3] remain the reference for FeO and TiO₂. Band-depth and band-centre parameters of</w:t>
+      </w:r>
+      <w:r>
+        <w:t xml:space="preserve"> </w:t>
+      </w:r>
+      <w:r>
+        <w:t xml:space="preserve">the 1 and 2 µm absorptions have been calibrated for M³ [4,5].</w:t>
+      </w:r>
+      <w:r>
+        <w:t xml:space="preserve"> </w:t>
+      </w:r>
+      <w:r>
+        <w:t xml:space="preserve">-</w:t>
+      </w:r>
+      <w:r>
+        <w:t xml:space="preserve"> </w:t>
+      </w:r>
+      <w:r>
+        <w:rPr>
+          <w:i/>
+          <w:iCs/>
+        </w:rPr>
+        <w:t xml:space="preserve">Regression and machine learning.</w:t>
+      </w:r>
+      <w:r>
+        <w:t xml:space="preserve"> </w:t>
+      </w:r>
+      <w:r>
+        <w:t xml:space="preserve">Methods range from partial least squares [6] and</w:t>
+      </w:r>
+      <w:r>
+        <w:t xml:space="preserve"> </w:t>
+      </w:r>
+      <w:r>
+        <w:t xml:space="preserve">neural networks [7] to support vector machines [8] and systematic comparisons of</w:t>
+      </w:r>
+      <w:r>
+        <w:t xml:space="preserve"> </w:t>
+      </w:r>
+      <w:r>
+        <w:t xml:space="preserve">regressors [9].</w:t>
+      </w:r>
+      <w:r>
+        <w:t xml:space="preserve"> </w:t>
+      </w:r>
+      <w:r>
+        <w:t xml:space="preserve">-</w:t>
+      </w:r>
+      <w:r>
+        <w:t xml:space="preserve"> </w:t>
+      </w:r>
+      <w:r>
+        <w:rPr>
+          <w:i/>
+          <w:iCs/>
+        </w:rPr>
+        <w:t xml:space="preserve">Deep learning with new ground truth.</w:t>
+      </w:r>
+      <w:r>
+        <w:t xml:space="preserve"> </w:t>
+      </w:r>
+      <w:r>
+        <w:t xml:space="preserve">Convolutional networks trained on Kaguya Multiband Imager</w:t>
+      </w:r>
+      <w:r>
+        <w:t xml:space="preserve"> </w:t>
+      </w:r>
+      <w:r>
+        <w:t xml:space="preserve">spectra produced global oxide maps once Chang’e-5 [10,11] and Chang’e-6</w:t>
+      </w:r>
+      <w:r>
+        <w:t xml:space="preserve"> </w:t>
+      </w:r>
+      <w:r>
+        <w:t xml:space="preserve">[12] samples were added. Comparable approaches use Diviner thermal data [13],</w:t>
+      </w:r>
+      <w:r>
+        <w:t xml:space="preserve"> </w:t>
+      </w:r>
+      <w:r>
+        <w:t xml:space="preserve">gradient boosting [14] and random forests [15].</w:t>
+      </w:r>
+      <w:r>
+        <w:t xml:space="preserve"> </w:t>
+      </w:r>
+      <w:r>
+        <w:t xml:space="preserve">-</w:t>
+      </w:r>
+      <w:r>
+        <w:t xml:space="preserve"> </w:t>
+      </w:r>
+      <w:r>
+        <w:rPr>
+          <w:i/>
+          <w:iCs/>
+        </w:rPr>
+        <w:t xml:space="preserve">The method this study builds on.</w:t>
+      </w:r>
+      <w:r>
+        <w:t xml:space="preserve"> </w:t>
+      </w:r>
+      <w:r>
+        <w:t xml:space="preserve">Fernández-Díaz et al. [16] combined a db4</w:t>
+      </w:r>
+      <w:r>
+        <w:t xml:space="preserve"> </w:t>
+      </w:r>
+      <w:r>
+        <w:t xml:space="preserve">wavelet decomposition, a deep autoencoder and a random-forest regressor to produce a global M³</w:t>
+      </w:r>
+      <w:r>
+        <w:t xml:space="preserve"> </w:t>
+      </w:r>
+      <w:r>
+        <w:t xml:space="preserve">FeO map at 150 m per pixel.</w:t>
+      </w:r>
+    </w:p>
+    <w:p>
+      <w:pPr>
+        <w:pStyle w:val="BodyText"/>
+      </w:pPr>
+      <w:r>
+        <w:t xml:space="preserve">All of these methods are trained on about 50 sampling sites. Their accuracy is reported from</w:t>
+      </w:r>
+      <w:r>
+        <w:t xml:space="preserve"> </w:t>
+      </w:r>
+      <w:r>
+        <w:t xml:space="preserve">random splits or small hold-out sets, rarely on identical data alongside competing methods, and</w:t>
+      </w:r>
+      <w:r>
+        <w:t xml:space="preserve"> </w:t>
+      </w:r>
+      <w:r>
+        <w:t xml:space="preserve">rarely against a zero-information baseline.</w:t>
+      </w:r>
+    </w:p>
+    <w:p>
+      <w:pPr>
+        <w:pStyle w:val="BodyText"/>
+      </w:pPr>
+      <w:r>
+        <w:rPr>
+          <w:b/>
+          <w:bCs/>
+        </w:rPr>
+        <w:t xml:space="preserve">Physics-based methods</w:t>
+      </w:r>
+      <w:r>
+        <w:t xml:space="preserve"> </w:t>
+      </w:r>
+      <w:r>
+        <w:t xml:space="preserve">model reflectance with radiative transfer.</w:t>
+      </w:r>
+      <w:r>
+        <w:t xml:space="preserve"> </w:t>
+      </w:r>
+      <w:r>
+        <w:t xml:space="preserve">-</w:t>
+      </w:r>
+      <w:r>
+        <w:t xml:space="preserve"> </w:t>
+      </w:r>
+      <w:r>
+        <w:rPr>
+          <w:i/>
+          <w:iCs/>
+        </w:rPr>
+        <w:t xml:space="preserve">Models.</w:t>
+      </w:r>
+      <w:r>
+        <w:t xml:space="preserve"> </w:t>
+      </w:r>
+      <w:r>
+        <w:t xml:space="preserve">The Hapke model [17] and its treatment of nanophase iron</w:t>
+      </w:r>
+      <w:r>
+        <w:t xml:space="preserve"> </w:t>
+      </w:r>
+      <w:r>
+        <w:t xml:space="preserve">[18–20] support inversions for mineral abundance, grain size and</w:t>
+      </w:r>
+      <w:r>
+        <w:t xml:space="preserve"> </w:t>
+      </w:r>
+      <w:r>
+        <w:t xml:space="preserve">submicroscopic iron [21–23].</w:t>
+      </w:r>
+      <w:r>
+        <w:t xml:space="preserve"> </w:t>
+      </w:r>
+      <w:r>
+        <w:t xml:space="preserve">-</w:t>
+      </w:r>
+      <w:r>
+        <w:t xml:space="preserve"> </w:t>
+      </w:r>
+      <w:r>
+        <w:rPr>
+          <w:i/>
+          <w:iCs/>
+        </w:rPr>
+        <w:t xml:space="preserve">Fast inversion with networks.</w:t>
+      </w:r>
+      <w:r>
+        <w:t xml:space="preserve"> </w:t>
+      </w:r>
+      <w:r>
+        <w:t xml:space="preserve">The Shkuratov model [24] was inverted on M³ with a</w:t>
+      </w:r>
+      <w:r>
+        <w:t xml:space="preserve"> </w:t>
+      </w:r>
+      <w:r>
+        <w:t xml:space="preserve">neural network trained on synthetic spectra [25].</w:t>
+      </w:r>
+      <w:r>
+        <w:t xml:space="preserve"> </w:t>
+      </w:r>
+      <w:r>
+        <w:t xml:space="preserve">-</w:t>
+      </w:r>
+      <w:r>
+        <w:t xml:space="preserve"> </w:t>
+      </w:r>
+      <w:r>
+        <w:rPr>
+          <w:i/>
+          <w:iCs/>
+        </w:rPr>
+        <w:t xml:space="preserve">Posteriors.</w:t>
+      </w:r>
+      <w:r>
+        <w:t xml:space="preserve"> </w:t>
+      </w:r>
+      <w:r>
+        <w:t xml:space="preserve">Hapke inversions have been embedded in Bayesian samplers to obtain posterior</w:t>
+      </w:r>
+      <w:r>
+        <w:t xml:space="preserve"> </w:t>
+      </w:r>
+      <w:r>
+        <w:t xml:space="preserve">abundances [26].</w:t>
+      </w:r>
+      <w:r>
+        <w:t xml:space="preserve"> </w:t>
+      </w:r>
+      <w:r>
+        <w:t xml:space="preserve">-</w:t>
+      </w:r>
+      <w:r>
+        <w:t xml:space="preserve"> </w:t>
+      </w:r>
+      <w:r>
+        <w:rPr>
+          <w:i/>
+          <w:iCs/>
+        </w:rPr>
+        <w:t xml:space="preserve">Physics-guided unmixing.</w:t>
+      </w:r>
+      <w:r>
+        <w:t xml:space="preserve"> </w:t>
+      </w:r>
+      <w:r>
+        <w:t xml:space="preserve">PGU-Net [27] placed a Hapke single-scattering-albedo mixing</w:t>
+      </w:r>
+      <w:r>
+        <w:t xml:space="preserve"> </w:t>
+      </w:r>
+      <w:r>
+        <w:t xml:space="preserve">layer inside a deep autoencoder for unsupervised unmixing. Its M³ results were validated</w:t>
+      </w:r>
+      <w:r>
+        <w:t xml:space="preserve"> </w:t>
+      </w:r>
+      <w:r>
+        <w:t xml:space="preserve">indirectly, against Kaguya products, and the authors name sample-informed priors from returned</w:t>
+      </w:r>
+      <w:r>
+        <w:t xml:space="preserve"> </w:t>
+      </w:r>
+      <w:r>
+        <w:t xml:space="preserve">materials as the next step.</w:t>
+      </w:r>
+    </w:p>
+    <w:p>
+      <w:pPr>
+        <w:pStyle w:val="BodyText"/>
+      </w:pPr>
+      <w:r>
+        <w:t xml:space="preserve">Physics inversions are interpretable but non-unique, and they are sensitive to the end-member set</w:t>
+      </w:r>
+      <w:r>
+        <w:t xml:space="preserve"> </w:t>
+      </w:r>
+      <w:r>
+        <w:t xml:space="preserve">and to the optical-constant model. Laboratory studies of the Lunar Soil Characterization</w:t>
+      </w:r>
+      <w:r>
+        <w:t xml:space="preserve"> </w:t>
+      </w:r>
+      <w:r>
+        <w:t xml:space="preserve">Consortium (LSCC) soils have also combined spectra with measured mineralogy:</w:t>
+      </w:r>
+      <w:r>
+        <w:t xml:space="preserve"> </w:t>
+      </w:r>
+      <w:r>
+        <w:t xml:space="preserve">- hybrid partial-least-squares and neural-network models [28];</w:t>
+      </w:r>
+      <w:r>
+        <w:t xml:space="preserve"> </w:t>
+      </w:r>
+      <w:r>
+        <w:t xml:space="preserve">- conversion of unmixing weights to mass fractions [29];</w:t>
+      </w:r>
+      <w:r>
+        <w:t xml:space="preserve"> </w:t>
+      </w:r>
+      <w:r>
+        <w:t xml:space="preserve">- multilayer-perceptron abundance mapping [30].</w:t>
+      </w:r>
+    </w:p>
+    <w:p>
+      <w:pPr>
+        <w:pStyle w:val="BodyText"/>
+      </w:pPr>
+      <w:r>
+        <w:rPr>
+          <w:b/>
+          <w:bCs/>
+        </w:rPr>
+        <w:t xml:space="preserve">Our reproductions of three recent methods [16,25,26]</w:t>
+      </w:r>
+      <w:r>
+        <w:t xml:space="preserve">, made</w:t>
+      </w:r>
+      <w:r>
+        <w:t xml:space="preserve"> </w:t>
+      </w:r>
+      <w:r>
+        <w:t xml:space="preserve">independently of this study, show where these approaches fall short.</w:t>
+      </w:r>
+      <w:r>
+        <w:t xml:space="preserve"> </w:t>
+      </w:r>
+      <w:r>
+        <w:t xml:space="preserve">-</w:t>
+      </w:r>
+      <w:r>
+        <w:t xml:space="preserve"> </w:t>
+      </w:r>
+      <w:r>
+        <w:rPr>
+          <w:i/>
+          <w:iCs/>
+        </w:rPr>
+        <w:t xml:space="preserve">Korokhin et al. [25].</w:t>
+      </w:r>
+      <w:r>
+        <w:t xml:space="preserve"> </w:t>
+      </w:r>
+      <w:r>
+        <w:t xml:space="preserve">On its own synthetic test set, the network recovers</w:t>
+      </w:r>
+      <w:r>
+        <w:t xml:space="preserve"> </w:t>
+      </w:r>
+      <w:r>
+        <w:t xml:space="preserve">orthopyroxene, olivine and the grey absorber with R² of only 0.06, 0.17 and 0.32. Yet these</w:t>
+      </w:r>
+      <w:r>
+        <w:t xml:space="preserve"> </w:t>
+      </w:r>
+      <w:r>
+        <w:t xml:space="preserve">quantities are mapped.</w:t>
+      </w:r>
+      <w:r>
+        <w:t xml:space="preserve"> </w:t>
+      </w:r>
+      <w:r>
+        <w:t xml:space="preserve">-</w:t>
+      </w:r>
+      <w:r>
+        <w:t xml:space="preserve"> </w:t>
+      </w:r>
+      <w:r>
+        <w:rPr>
+          <w:i/>
+          <w:iCs/>
+        </w:rPr>
+        <w:t xml:space="preserve">Jung et al. [26].</w:t>
+      </w:r>
+      <w:r>
+        <w:t xml:space="preserve"> </w:t>
+      </w:r>
+      <w:r>
+        <w:t xml:space="preserve">Abundances drawn from the prior alone, using no spectral data,</w:t>
+      </w:r>
+      <w:r>
+        <w:t xml:space="preserve"> </w:t>
+      </w:r>
+      <w:r>
+        <w:t xml:space="preserve">already meet two of the three published accuracy bounds.</w:t>
+      </w:r>
+      <w:r>
+        <w:t xml:space="preserve"> </w:t>
+      </w:r>
+      <w:r>
+        <w:t xml:space="preserve">-</w:t>
+      </w:r>
+      <w:r>
+        <w:t xml:space="preserve"> </w:t>
+      </w:r>
+      <w:r>
+        <w:rPr>
+          <w:i/>
+          <w:iCs/>
+        </w:rPr>
+        <w:t xml:space="preserve">Fernández-Díaz et al. [16].</w:t>
+      </w:r>
+      <w:r>
+        <w:t xml:space="preserve"> </w:t>
+      </w:r>
+      <w:r>
+        <w:t xml:space="preserve">The autoencoder lowers rather than raises regression</w:t>
+      </w:r>
+      <w:r>
+        <w:t xml:space="preserve"> </w:t>
+      </w:r>
+      <w:r>
+        <w:t xml:space="preserve">accuracy: a random forest on the raw wavelet coefficients is more accurate than one on the</w:t>
+      </w:r>
+      <w:r>
+        <w:t xml:space="preserve"> </w:t>
+      </w:r>
+      <w:r>
+        <w:t xml:space="preserve">autoencoder codes.</w:t>
+      </w:r>
+    </w:p>
+    <w:p>
+      <w:pPr>
+        <w:pStyle w:val="BodyText"/>
+      </w:pPr>
+      <w:r>
+        <w:t xml:space="preserve">None of these points is a criticism of the physical models themselves. Each concerns how much of</w:t>
+      </w:r>
+      <w:r>
+        <w:t xml:space="preserve"> </w:t>
+      </w:r>
+      <w:r>
+        <w:t xml:space="preserve">a retrieved number is determined by the spectrum, and how that is tested.</w:t>
+      </w:r>
+    </w:p>
+    <w:p>
+      <w:pPr>
+        <w:pStyle w:val="BodyText"/>
+      </w:pPr>
+      <w:r>
+        <w:rPr>
+          <w:b/>
+          <w:bCs/>
+        </w:rPr>
+        <w:t xml:space="preserve">What is missing</w:t>
+      </w:r>
+      <w:r>
+        <w:t xml:space="preserve"> </w:t>
+      </w:r>
+      <w:r>
+        <w:t xml:space="preserve">is a method that does four things at once:</w:t>
+      </w:r>
+      <w:r>
+        <w:t xml:space="preserve"> </w:t>
+      </w:r>
+      <w:r>
+        <w:t xml:space="preserve">- uses physics where it helps, as a source of training data;</w:t>
+      </w:r>
+      <w:r>
+        <w:t xml:space="preserve"> </w:t>
+      </w:r>
+      <w:r>
+        <w:t xml:space="preserve">- lets returned soils correct the physics;</w:t>
+      </w:r>
+      <w:r>
+        <w:t xml:space="preserve"> </w:t>
+      </w:r>
+      <w:r>
+        <w:t xml:space="preserve">- states its uncertainty and which outputs it cannot identify;</w:t>
+      </w:r>
+      <w:r>
+        <w:t xml:space="preserve"> </w:t>
+      </w:r>
+      <w:r>
+        <w:t xml:space="preserve">- is evaluated against published physics-based and deep-learning pipelines on identical data,</w:t>
+      </w:r>
+      <w:r>
+        <w:t xml:space="preserve"> </w:t>
+      </w:r>
+      <w:r>
+        <w:t xml:space="preserve">under grouped cross-validation, with a zero-information baseline.</w:t>
+      </w:r>
+    </w:p>
+    <w:p>
+      <w:pPr>
+        <w:pStyle w:val="BodyText"/>
+      </w:pPr>
+      <w:r>
+        <w:t xml:space="preserve">To address this, we propose LUMEN (LUnar Mineralogy Estimation Network). The main contributions</w:t>
+      </w:r>
+      <w:r>
+        <w:t xml:space="preserve"> </w:t>
+      </w:r>
+      <w:r>
+        <w:t xml:space="preserve">are:</w:t>
       </w:r>
     </w:p>
     <w:p>
@@ -219,730 +828,23 @@
         </w:numPr>
       </w:pPr>
       <w:r>
-        <w:t xml:space="preserve">Most of the error of physics-only inversions is removed by calibrating against returned</w:t>
-      </w:r>
-      <w:r>
-        <w:t xml:space="preserve"> </w:t>
-      </w:r>
-      <w:r>
-        <w:t xml:space="preserve">soils, not by adding model complexity.</w:t>
-      </w:r>
-    </w:p>
-    <w:p>
-      <w:pPr>
-        <w:pStyle w:val="Compact"/>
-        <w:numPr>
-          <w:ilvl w:val="0"/>
-          <w:numId w:val="1003"/>
-        </w:numPr>
-      </w:pPr>
-      <w:r>
-        <w:t xml:space="preserve">Laboratory skill does not transfer to orbital spectra without orbital labels. Fine-tuning on</w:t>
-      </w:r>
-      <w:r>
-        <w:t xml:space="preserve"> </w:t>
-      </w:r>
-      <w:r>
-        <w:t xml:space="preserve">M³ spectra at returned-sample sites halves the error but does not make the deep model the best</w:t>
-      </w:r>
-      <w:r>
-        <w:t xml:space="preserve"> </w:t>
-      </w:r>
-      <w:r>
-        <w:t xml:space="preserve">orbital FeO method: under leave-one-landing-site-out it reaches 3.27 wt% (R² = 0.34). That is</w:t>
-      </w:r>
-      <w:r>
-        <w:t xml:space="preserve"> </w:t>
-      </w:r>
-      <w:r>
-        <w:t xml:space="preserve">lower than the published wavelet–autoencoder pipeline (3.58 wt%), though not significantly,</w:t>
-      </w:r>
-      <w:r>
-        <w:t xml:space="preserve"> </w:t>
-      </w:r>
-      <w:r>
-        <w:t xml:space="preserve">and significantly higher than a linear regression on two M³ bands (2.11 wt%, R² = 0.74).</w:t>
-      </w:r>
-    </w:p>
-    <w:bookmarkEnd w:id="9"/>
-    <w:bookmarkStart w:id="10" w:name="abstract"/>
-    <w:p>
-      <w:pPr>
-        <w:pStyle w:val="Heading2"/>
-      </w:pPr>
-      <w:r>
-        <w:t xml:space="preserve">Abstract</w:t>
-      </w:r>
-    </w:p>
-    <w:p>
-      <w:pPr>
-        <w:pStyle w:val="FirstParagraph"/>
-      </w:pPr>
-      <w:r>
-        <w:t xml:space="preserve">Lunar soil composition is retrieved from reflectance spectra by empirical regressions, radiative-transfer inversions and physics-guided networks, which are rarely compared on identical data or given calibrated uncertainties. We present LUMEN, a one-dimensional convolutional network pretrained on 400,000 soils from a domain-randomised Hapke simulator with nanophase-iron space weathering, fine-tuned on laboratory spectra of the 19 Lunar Soil Characterization Consortium soils, with conformal prediction intervals and an identifiability gate that withholds outputs without demonstrable skill. Under leave-one-soil-out evaluation with a protocol fixed before scoring, LUMEN predicts FeO to 1.26 wt% and TiO₂ to 0.70 wt%, reduces the FeO error of a published wavelet–autoencoder pipeline by 42% and the mineral-proportion errors of a Shkuratov-model inversion by 54–74%, and, with its configuration chosen inside the cross-validation, is significantly more accurate than a tuned random forest on 8 of 13 targets. Intervals reach nominal coverage; olivine is not identifiable. On Moon Mineralogy Mapper spectra at 49 returned-sample sites, the laboratory model does not transfer (6.81 wt%); after orbital fine-tuning it reaches 3.27 wt% under leave-one-landing-site-out, not significantly better than the published pipeline (3.58 wt%) and significantly worse than a two-band linear regression (2.11 wt%).</w:t>
-      </w:r>
-    </w:p>
-    <w:p>
-      <w:pPr>
-        <w:pStyle w:val="BodyText"/>
-      </w:pPr>
-      <w:r>
         <w:rPr>
           <w:b/>
           <w:bCs/>
         </w:rPr>
-        <w:t xml:space="preserve">Keywords:</w:t>
-      </w:r>
-      <w:r>
-        <w:t xml:space="preserve"> </w:t>
-      </w:r>
-      <w:r>
-        <w:t xml:space="preserve">lunar regolith; FeO; mineral abundance; space weathering; Moon Mineralogy Mapper;</w:t>
-      </w:r>
-      <w:r>
-        <w:t xml:space="preserve"> </w:t>
-      </w:r>
-      <w:r>
-        <w:t xml:space="preserve">Hapke model; deep learning; transfer learning; conformal prediction; uncertainty quantification</w:t>
-      </w:r>
-    </w:p>
-    <w:bookmarkEnd w:id="10"/>
-    <w:bookmarkStart w:id="11" w:name="introduction"/>
-    <w:p>
-      <w:pPr>
-        <w:pStyle w:val="Heading2"/>
-      </w:pPr>
-      <w:r>
-        <w:t xml:space="preserve">1. Introduction</w:t>
-      </w:r>
-    </w:p>
-    <w:p>
-      <w:pPr>
-        <w:pStyle w:val="FirstParagraph"/>
-      </w:pPr>
-      <w:r>
-        <w:t xml:space="preserve">Some properties of the lunar regolith can be read remotely, and they are central to lunar science</w:t>
-      </w:r>
-      <w:r>
-        <w:t xml:space="preserve"> </w:t>
-      </w:r>
-      <w:r>
-        <w:t xml:space="preserve">and to planning in situ resource use:</w:t>
-      </w:r>
-      <w:r>
-        <w:t xml:space="preserve"> </w:t>
-      </w:r>
-      <w:r>
-        <w:t xml:space="preserve">- its iron and titanium content;</w:t>
-      </w:r>
-      <w:r>
-        <w:t xml:space="preserve"> </w:t>
-      </w:r>
-      <w:r>
-        <w:t xml:space="preserve">- its modal mineralogy;</w:t>
-      </w:r>
-      <w:r>
-        <w:t xml:space="preserve"> </w:t>
-      </w:r>
-      <w:r>
-        <w:t xml:space="preserve">- its exposure to space weathering.</w:t>
-      </w:r>
-    </w:p>
-    <w:p>
-      <w:pPr>
-        <w:pStyle w:val="BodyText"/>
-      </w:pPr>
-      <w:r>
-        <w:t xml:space="preserve">The Moon Mineralogy Mapper (M³) on Chandrayaan-1 acquired visible to near-infrared reflectance</w:t>
-      </w:r>
-      <w:r>
-        <w:t xml:space="preserve"> </w:t>
-      </w:r>
-      <w:r>
-        <w:t xml:space="preserve">spectra over most of the lunar surface [1,2]. These spectra carry the</w:t>
-      </w:r>
-      <w:r>
-        <w:t xml:space="preserve"> </w:t>
-      </w:r>
-      <w:r>
-        <w:t xml:space="preserve">crystal-field absorptions of Fe²⁺ in pyroxene and olivine near 1 and 2 µm, together with the</w:t>
-      </w:r>
-      <w:r>
-        <w:t xml:space="preserve"> </w:t>
-      </w:r>
-      <w:r>
-        <w:t xml:space="preserve">darkening and reddening produced by nanophase metallic iron. Turning such spectra into</w:t>
-      </w:r>
-      <w:r>
-        <w:t xml:space="preserve"> </w:t>
-      </w:r>
-      <w:r>
-        <w:t xml:space="preserve">quantitative composition remains an inverse problem with little ground truth.</w:t>
-      </w:r>
-    </w:p>
-    <w:p>
-      <w:pPr>
-        <w:pStyle w:val="BodyText"/>
-      </w:pPr>
-      <w:r>
-        <w:rPr>
-          <w:b/>
-          <w:bCs/>
-        </w:rPr>
-        <w:t xml:space="preserve">Empirical methods</w:t>
-      </w:r>
-      <w:r>
-        <w:t xml:space="preserve"> </w:t>
-      </w:r>
-      <w:r>
-        <w:t xml:space="preserve">relate spectral parameters to the composition of returned samples at their</w:t>
-      </w:r>
-      <w:r>
-        <w:t xml:space="preserve"> </w:t>
-      </w:r>
-      <w:r>
-        <w:t xml:space="preserve">landing sites.</w:t>
-      </w:r>
-      <w:r>
-        <w:t xml:space="preserve"> </w:t>
-      </w:r>
-      <w:r>
-        <w:t xml:space="preserve">-</w:t>
-      </w:r>
-      <w:r>
-        <w:t xml:space="preserve"> </w:t>
-      </w:r>
-      <w:r>
-        <w:rPr>
-          <w:i/>
-          <w:iCs/>
-        </w:rPr>
-        <w:t xml:space="preserve">Band ratios and band parameters.</w:t>
-      </w:r>
-      <w:r>
-        <w:t xml:space="preserve"> </w:t>
-      </w:r>
-      <w:r>
-        <w:t xml:space="preserve">The Clementine band-ratio algorithms of Lucey et al.</w:t>
-      </w:r>
-      <w:r>
-        <w:t xml:space="preserve"> </w:t>
-      </w:r>
-      <w:r>
-        <w:t xml:space="preserve">[3] remain the reference for FeO and TiO₂. Band-depth and band-centre parameters of</w:t>
-      </w:r>
-      <w:r>
-        <w:t xml:space="preserve"> </w:t>
-      </w:r>
-      <w:r>
-        <w:t xml:space="preserve">the 1 and 2 µm absorptions have been calibrated for M³ [4,5].</w:t>
-      </w:r>
-      <w:r>
-        <w:t xml:space="preserve"> </w:t>
-      </w:r>
-      <w:r>
-        <w:t xml:space="preserve">-</w:t>
-      </w:r>
-      <w:r>
-        <w:t xml:space="preserve"> </w:t>
-      </w:r>
-      <w:r>
-        <w:rPr>
-          <w:i/>
-          <w:iCs/>
-        </w:rPr>
-        <w:t xml:space="preserve">Regression and machine learning.</w:t>
-      </w:r>
-      <w:r>
-        <w:t xml:space="preserve"> </w:t>
-      </w:r>
-      <w:r>
-        <w:t xml:space="preserve">Methods range from partial least squares [6] and</w:t>
-      </w:r>
-      <w:r>
-        <w:t xml:space="preserve"> </w:t>
-      </w:r>
-      <w:r>
-        <w:t xml:space="preserve">neural networks [7] to support vector machines [8] and systematic comparisons of</w:t>
-      </w:r>
-      <w:r>
-        <w:t xml:space="preserve"> </w:t>
-      </w:r>
-      <w:r>
-        <w:t xml:space="preserve">regressors [9].</w:t>
-      </w:r>
-      <w:r>
-        <w:t xml:space="preserve"> </w:t>
-      </w:r>
-      <w:r>
-        <w:t xml:space="preserve">-</w:t>
-      </w:r>
-      <w:r>
-        <w:t xml:space="preserve"> </w:t>
-      </w:r>
-      <w:r>
-        <w:rPr>
-          <w:i/>
-          <w:iCs/>
-        </w:rPr>
-        <w:t xml:space="preserve">Deep learning with new ground truth.</w:t>
-      </w:r>
-      <w:r>
-        <w:t xml:space="preserve"> </w:t>
-      </w:r>
-      <w:r>
-        <w:t xml:space="preserve">Convolutional networks trained on Kaguya Multiband Imager</w:t>
-      </w:r>
-      <w:r>
-        <w:t xml:space="preserve"> </w:t>
-      </w:r>
-      <w:r>
-        <w:t xml:space="preserve">spectra produced global oxide maps once Chang’e-5 [10,11] and Chang’e-6</w:t>
-      </w:r>
-      <w:r>
-        <w:t xml:space="preserve"> </w:t>
-      </w:r>
-      <w:r>
-        <w:t xml:space="preserve">[12] samples were added. Comparable approaches use Diviner thermal data [13],</w:t>
-      </w:r>
-      <w:r>
-        <w:t xml:space="preserve"> </w:t>
-      </w:r>
-      <w:r>
-        <w:t xml:space="preserve">gradient boosting [14] and random forests [15].</w:t>
-      </w:r>
-      <w:r>
-        <w:t xml:space="preserve"> </w:t>
-      </w:r>
-      <w:r>
-        <w:t xml:space="preserve">-</w:t>
-      </w:r>
-      <w:r>
-        <w:t xml:space="preserve"> </w:t>
-      </w:r>
-      <w:r>
-        <w:rPr>
-          <w:i/>
-          <w:iCs/>
-        </w:rPr>
-        <w:t xml:space="preserve">The method this study builds on.</w:t>
-      </w:r>
-      <w:r>
-        <w:t xml:space="preserve"> </w:t>
-      </w:r>
-      <w:r>
-        <w:t xml:space="preserve">Fernández-Díaz et al. [16] combined a db4</w:t>
-      </w:r>
-      <w:r>
-        <w:t xml:space="preserve"> </w:t>
-      </w:r>
-      <w:r>
-        <w:t xml:space="preserve">wavelet decomposition, a deep autoencoder and a random-forest regressor to produce a global M³</w:t>
-      </w:r>
-      <w:r>
-        <w:t xml:space="preserve"> </w:t>
-      </w:r>
-      <w:r>
-        <w:t xml:space="preserve">FeO map at 150 m per pixel.</w:t>
-      </w:r>
-    </w:p>
-    <w:p>
-      <w:pPr>
-        <w:pStyle w:val="BodyText"/>
-      </w:pPr>
-      <w:r>
-        <w:t xml:space="preserve">All of these methods are trained on about 50 sampling sites. Their accuracy is reported from</w:t>
-      </w:r>
-      <w:r>
-        <w:t xml:space="preserve"> </w:t>
-      </w:r>
-      <w:r>
-        <w:t xml:space="preserve">random splits or small hold-out sets, rarely on identical data alongside competing methods, and</w:t>
-      </w:r>
-      <w:r>
-        <w:t xml:space="preserve"> </w:t>
-      </w:r>
-      <w:r>
-        <w:t xml:space="preserve">rarely against a zero-information baseline.</w:t>
-      </w:r>
-    </w:p>
-    <w:p>
-      <w:pPr>
-        <w:pStyle w:val="BodyText"/>
-      </w:pPr>
-      <w:r>
-        <w:rPr>
-          <w:b/>
-          <w:bCs/>
-        </w:rPr>
-        <w:t xml:space="preserve">Physics-based methods</w:t>
-      </w:r>
-      <w:r>
-        <w:t xml:space="preserve"> </w:t>
-      </w:r>
-      <w:r>
-        <w:t xml:space="preserve">model reflectance with radiative transfer.</w:t>
-      </w:r>
-      <w:r>
-        <w:t xml:space="preserve"> </w:t>
-      </w:r>
-      <w:r>
-        <w:t xml:space="preserve">-</w:t>
-      </w:r>
-      <w:r>
-        <w:t xml:space="preserve"> </w:t>
-      </w:r>
-      <w:r>
-        <w:rPr>
-          <w:i/>
-          <w:iCs/>
-        </w:rPr>
-        <w:t xml:space="preserve">Models.</w:t>
-      </w:r>
-      <w:r>
-        <w:t xml:space="preserve"> </w:t>
-      </w:r>
-      <w:r>
-        <w:t xml:space="preserve">The Hapke model [17] and its treatment of nanophase iron</w:t>
-      </w:r>
-      <w:r>
-        <w:t xml:space="preserve"> </w:t>
-      </w:r>
-      <w:r>
-        <w:t xml:space="preserve">[18–20] support inversions for mineral abundance, grain size and</w:t>
-      </w:r>
-      <w:r>
-        <w:t xml:space="preserve"> </w:t>
-      </w:r>
-      <w:r>
-        <w:t xml:space="preserve">submicroscopic iron [21–23].</w:t>
-      </w:r>
-      <w:r>
-        <w:t xml:space="preserve"> </w:t>
-      </w:r>
-      <w:r>
-        <w:t xml:space="preserve">-</w:t>
-      </w:r>
-      <w:r>
-        <w:t xml:space="preserve"> </w:t>
-      </w:r>
-      <w:r>
-        <w:rPr>
-          <w:i/>
-          <w:iCs/>
-        </w:rPr>
-        <w:t xml:space="preserve">Fast inversion with networks.</w:t>
-      </w:r>
-      <w:r>
-        <w:t xml:space="preserve"> </w:t>
-      </w:r>
-      <w:r>
-        <w:t xml:space="preserve">The Shkuratov model [24] was inverted on M³ with a</w:t>
-      </w:r>
-      <w:r>
-        <w:t xml:space="preserve"> </w:t>
-      </w:r>
-      <w:r>
-        <w:t xml:space="preserve">neural network trained on synthetic spectra [25].</w:t>
-      </w:r>
-      <w:r>
-        <w:t xml:space="preserve"> </w:t>
-      </w:r>
-      <w:r>
-        <w:t xml:space="preserve">-</w:t>
-      </w:r>
-      <w:r>
-        <w:t xml:space="preserve"> </w:t>
-      </w:r>
-      <w:r>
-        <w:rPr>
-          <w:i/>
-          <w:iCs/>
-        </w:rPr>
-        <w:t xml:space="preserve">Posteriors.</w:t>
-      </w:r>
-      <w:r>
-        <w:t xml:space="preserve"> </w:t>
-      </w:r>
-      <w:r>
-        <w:t xml:space="preserve">Hapke inversions have been embedded in Bayesian samplers to obtain posterior</w:t>
-      </w:r>
-      <w:r>
-        <w:t xml:space="preserve"> </w:t>
-      </w:r>
-      <w:r>
-        <w:t xml:space="preserve">abundances [26].</w:t>
-      </w:r>
-      <w:r>
-        <w:t xml:space="preserve"> </w:t>
-      </w:r>
-      <w:r>
-        <w:t xml:space="preserve">-</w:t>
-      </w:r>
-      <w:r>
-        <w:t xml:space="preserve"> </w:t>
-      </w:r>
-      <w:r>
-        <w:rPr>
-          <w:i/>
-          <w:iCs/>
-        </w:rPr>
-        <w:t xml:space="preserve">Physics-guided unmixing.</w:t>
-      </w:r>
-      <w:r>
-        <w:t xml:space="preserve"> </w:t>
-      </w:r>
-      <w:r>
-        <w:t xml:space="preserve">PGU-Net [27] placed a Hapke single-scattering-albedo mixing</w:t>
-      </w:r>
-      <w:r>
-        <w:t xml:space="preserve"> </w:t>
-      </w:r>
-      <w:r>
-        <w:t xml:space="preserve">layer inside a deep autoencoder for unsupervised unmixing. Its M³ results were validated</w:t>
-      </w:r>
-      <w:r>
-        <w:t xml:space="preserve"> </w:t>
-      </w:r>
-      <w:r>
-        <w:t xml:space="preserve">indirectly, against Kaguya products, and the authors name sample-informed priors from returned</w:t>
-      </w:r>
-      <w:r>
-        <w:t xml:space="preserve"> </w:t>
-      </w:r>
-      <w:r>
-        <w:t xml:space="preserve">materials as the next step.</w:t>
-      </w:r>
-    </w:p>
-    <w:p>
-      <w:pPr>
-        <w:pStyle w:val="BodyText"/>
-      </w:pPr>
-      <w:r>
-        <w:t xml:space="preserve">Physics inversions are interpretable but non-unique, and they are sensitive to the end-member set</w:t>
-      </w:r>
-      <w:r>
-        <w:t xml:space="preserve"> </w:t>
-      </w:r>
-      <w:r>
-        <w:t xml:space="preserve">and to the optical-constant model. Laboratory studies of the Lunar Soil Characterization</w:t>
-      </w:r>
-      <w:r>
-        <w:t xml:space="preserve"> </w:t>
-      </w:r>
-      <w:r>
-        <w:t xml:space="preserve">Consortium (LSCC) soils have also combined spectra with measured mineralogy:</w:t>
-      </w:r>
-      <w:r>
-        <w:t xml:space="preserve"> </w:t>
-      </w:r>
-      <w:r>
-        <w:t xml:space="preserve">- hybrid partial-least-squares and neural-network models [28];</w:t>
-      </w:r>
-      <w:r>
-        <w:t xml:space="preserve"> </w:t>
-      </w:r>
-      <w:r>
-        <w:t xml:space="preserve">- conversion of unmixing weights to mass fractions [29];</w:t>
-      </w:r>
-      <w:r>
-        <w:t xml:space="preserve"> </w:t>
-      </w:r>
-      <w:r>
-        <w:t xml:space="preserve">- multilayer-perceptron abundance mapping [30].</w:t>
-      </w:r>
-    </w:p>
-    <w:p>
-      <w:pPr>
-        <w:pStyle w:val="BodyText"/>
-      </w:pPr>
-      <w:r>
-        <w:rPr>
-          <w:b/>
-          <w:bCs/>
-        </w:rPr>
-        <w:t xml:space="preserve">Our reproductions of three recent methods [16,25,26]</w:t>
-      </w:r>
-      <w:r>
-        <w:t xml:space="preserve">, made</w:t>
-      </w:r>
-      <w:r>
-        <w:t xml:space="preserve"> </w:t>
-      </w:r>
-      <w:r>
-        <w:t xml:space="preserve">independently of this study, show where these approaches fall short.</w:t>
-      </w:r>
-      <w:r>
-        <w:t xml:space="preserve"> </w:t>
-      </w:r>
-      <w:r>
-        <w:t xml:space="preserve">-</w:t>
-      </w:r>
-      <w:r>
-        <w:t xml:space="preserve"> </w:t>
-      </w:r>
-      <w:r>
-        <w:rPr>
-          <w:i/>
-          <w:iCs/>
-        </w:rPr>
-        <w:t xml:space="preserve">Korokhin et al. [25].</w:t>
-      </w:r>
-      <w:r>
-        <w:t xml:space="preserve"> </w:t>
-      </w:r>
-      <w:r>
-        <w:t xml:space="preserve">On its own synthetic test set, the network recovers</w:t>
-      </w:r>
-      <w:r>
-        <w:t xml:space="preserve"> </w:t>
-      </w:r>
-      <w:r>
-        <w:t xml:space="preserve">orthopyroxene, olivine and the grey absorber with R² of only 0.06, 0.17 and 0.32. Yet these</w:t>
-      </w:r>
-      <w:r>
-        <w:t xml:space="preserve"> </w:t>
-      </w:r>
-      <w:r>
-        <w:t xml:space="preserve">quantities are mapped.</w:t>
-      </w:r>
-      <w:r>
-        <w:t xml:space="preserve"> </w:t>
-      </w:r>
-      <w:r>
-        <w:t xml:space="preserve">-</w:t>
-      </w:r>
-      <w:r>
-        <w:t xml:space="preserve"> </w:t>
-      </w:r>
-      <w:r>
-        <w:rPr>
-          <w:i/>
-          <w:iCs/>
-        </w:rPr>
-        <w:t xml:space="preserve">Jung et al. [26].</w:t>
-      </w:r>
-      <w:r>
-        <w:t xml:space="preserve"> </w:t>
-      </w:r>
-      <w:r>
-        <w:t xml:space="preserve">Abundances drawn from the prior alone, using no spectral data,</w:t>
-      </w:r>
-      <w:r>
-        <w:t xml:space="preserve"> </w:t>
-      </w:r>
-      <w:r>
-        <w:t xml:space="preserve">already meet two of the three published accuracy bounds.</w:t>
-      </w:r>
-      <w:r>
-        <w:t xml:space="preserve"> </w:t>
-      </w:r>
-      <w:r>
-        <w:t xml:space="preserve">-</w:t>
-      </w:r>
-      <w:r>
-        <w:t xml:space="preserve"> </w:t>
-      </w:r>
-      <w:r>
-        <w:rPr>
-          <w:i/>
-          <w:iCs/>
-        </w:rPr>
-        <w:t xml:space="preserve">Fernández-Díaz et al. [16].</w:t>
-      </w:r>
-      <w:r>
-        <w:t xml:space="preserve"> </w:t>
-      </w:r>
-      <w:r>
-        <w:t xml:space="preserve">The autoencoder lowers rather than raises regression</w:t>
-      </w:r>
-      <w:r>
-        <w:t xml:space="preserve"> </w:t>
-      </w:r>
-      <w:r>
-        <w:t xml:space="preserve">accuracy: a random forest on the raw wavelet coefficients is more accurate than one on the</w:t>
-      </w:r>
-      <w:r>
-        <w:t xml:space="preserve"> </w:t>
-      </w:r>
-      <w:r>
-        <w:t xml:space="preserve">autoencoder codes.</w:t>
-      </w:r>
-    </w:p>
-    <w:p>
-      <w:pPr>
-        <w:pStyle w:val="BodyText"/>
-      </w:pPr>
-      <w:r>
-        <w:t xml:space="preserve">None of these points is a criticism of the physical models themselves. Each concerns how much of</w:t>
-      </w:r>
-      <w:r>
-        <w:t xml:space="preserve"> </w:t>
-      </w:r>
-      <w:r>
-        <w:t xml:space="preserve">a retrieved number is determined by the spectrum, and how that is tested.</w:t>
-      </w:r>
-    </w:p>
-    <w:p>
-      <w:pPr>
-        <w:pStyle w:val="BodyText"/>
-      </w:pPr>
-      <w:r>
-        <w:rPr>
-          <w:b/>
-          <w:bCs/>
-        </w:rPr>
-        <w:t xml:space="preserve">What is missing</w:t>
-      </w:r>
-      <w:r>
-        <w:t xml:space="preserve"> </w:t>
-      </w:r>
-      <w:r>
-        <w:t xml:space="preserve">is a method that does four things at once:</w:t>
-      </w:r>
-      <w:r>
-        <w:t xml:space="preserve"> </w:t>
-      </w:r>
-      <w:r>
-        <w:t xml:space="preserve">- uses physics where it helps, as a source of training data;</w:t>
-      </w:r>
-      <w:r>
-        <w:t xml:space="preserve"> </w:t>
-      </w:r>
-      <w:r>
-        <w:t xml:space="preserve">- lets returned soils correct the physics;</w:t>
-      </w:r>
-      <w:r>
-        <w:t xml:space="preserve"> </w:t>
-      </w:r>
-      <w:r>
-        <w:t xml:space="preserve">- states its uncertainty and which outputs it cannot identify;</w:t>
-      </w:r>
-      <w:r>
-        <w:t xml:space="preserve"> </w:t>
-      </w:r>
-      <w:r>
-        <w:t xml:space="preserve">- is evaluated against published physics-based and deep-learning pipelines on identical data,</w:t>
-      </w:r>
-      <w:r>
-        <w:t xml:space="preserve"> </w:t>
-      </w:r>
-      <w:r>
-        <w:t xml:space="preserve">under grouped cross-validation, with a zero-information baseline.</w:t>
-      </w:r>
-    </w:p>
-    <w:p>
-      <w:pPr>
-        <w:pStyle w:val="BodyText"/>
-      </w:pPr>
-      <w:r>
-        <w:t xml:space="preserve">To address this, we propose LUMEN (LUnar Mineralogy Estimation Network). The main contributions</w:t>
-      </w:r>
-      <w:r>
-        <w:t xml:space="preserve"> </w:t>
-      </w:r>
-      <w:r>
-        <w:t xml:space="preserve">are:</w:t>
+        <w:t xml:space="preserve">A hybrid method, LUMEN.</w:t>
+      </w:r>
+      <w:r>
+        <w:t xml:space="preserve"> </w:t>
+      </w:r>
+      <w:r>
+        <w:t xml:space="preserve">It joins physics simulation and supervised learning for lunar</w:t>
+      </w:r>
+      <w:r>
+        <w:t xml:space="preserve"> </w:t>
+      </w:r>
+      <w:r>
+        <w:t xml:space="preserve">soil composition.</w:t>
       </w:r>
     </w:p>
     <w:p>
@@ -954,23 +856,73 @@
         </w:numPr>
       </w:pPr>
       <w:r>
-        <w:rPr>
-          <w:b/>
-          <w:bCs/>
-        </w:rPr>
-        <w:t xml:space="preserve">A hybrid method, LUMEN.</w:t>
-      </w:r>
-      <w:r>
-        <w:t xml:space="preserve"> </w:t>
-      </w:r>
-      <w:r>
-        <w:t xml:space="preserve">It joins physics simulation and supervised learning for lunar</w:t>
-      </w:r>
-      <w:r>
-        <w:t xml:space="preserve"> </w:t>
-      </w:r>
-      <w:r>
-        <w:t xml:space="preserve">soil composition.</w:t>
+        <w:t xml:space="preserve">A domain-randomised Hapke simulator generates 400,000 synthetic soils. It uses 49 lunar mineral</w:t>
+      </w:r>
+      <w:r>
+        <w:t xml:space="preserve"> </w:t>
+      </w:r>
+      <w:r>
+        <w:t xml:space="preserve">and glass end-members (none taken from an evaluation soil) and physically modelled nanophase-</w:t>
+      </w:r>
+      <w:r>
+        <w:t xml:space="preserve"> </w:t>
+      </w:r>
+      <w:r>
+        <w:t xml:space="preserve">and microphase-iron weathering.</w:t>
+      </w:r>
+    </w:p>
+    <w:p>
+      <w:pPr>
+        <w:pStyle w:val="Compact"/>
+        <w:numPr>
+          <w:ilvl w:val="0"/>
+          <w:numId w:val="1004"/>
+        </w:numPr>
+      </w:pPr>
+      <w:r>
+        <w:t xml:space="preserve">A compact one-dimensional convolutional network is pretrained on them and fine-tuned on</w:t>
+      </w:r>
+      <w:r>
+        <w:t xml:space="preserve"> </w:t>
+      </w:r>
+      <w:r>
+        <w:t xml:space="preserve">returned soils.</w:t>
+      </w:r>
+    </w:p>
+    <w:p>
+      <w:pPr>
+        <w:pStyle w:val="Compact"/>
+        <w:numPr>
+          <w:ilvl w:val="0"/>
+          <w:numId w:val="1004"/>
+        </w:numPr>
+      </w:pPr>
+      <w:r>
+        <w:t xml:space="preserve">From one spectrum the network predicts seven-part modal mineralogy, five oxides and maturity.</w:t>
+      </w:r>
+    </w:p>
+    <w:p>
+      <w:pPr>
+        <w:pStyle w:val="Compact"/>
+        <w:numPr>
+          <w:ilvl w:val="0"/>
+          <w:numId w:val="1004"/>
+        </w:numPr>
+      </w:pPr>
+      <w:r>
+        <w:t xml:space="preserve">A deep ensemble with conformal calibration supplies intervals with verified coverage. An</w:t>
+      </w:r>
+      <w:r>
+        <w:t xml:space="preserve"> </w:t>
+      </w:r>
+      <w:r>
+        <w:t xml:space="preserve">identifiability gate withholds every target whose skill over a zero-information baseline is not</w:t>
+      </w:r>
+      <w:r>
+        <w:t xml:space="preserve"> </w:t>
+      </w:r>
+      <w:r>
+        <w:t xml:space="preserve">demonstrable.</w:t>
       </w:r>
     </w:p>
     <w:p>
@@ -982,73 +934,29 @@
         </w:numPr>
       </w:pPr>
       <w:r>
-        <w:t xml:space="preserve">A domain-randomised Hapke simulator generates 400,000 synthetic soils. It uses 49 lunar mineral</w:t>
-      </w:r>
-      <w:r>
-        <w:t xml:space="preserve"> </w:t>
-      </w:r>
-      <w:r>
-        <w:t xml:space="preserve">and glass end-members (none taken from an evaluation soil) and physically modelled nanophase-</w:t>
-      </w:r>
-      <w:r>
-        <w:t xml:space="preserve"> </w:t>
-      </w:r>
-      <w:r>
-        <w:t xml:space="preserve">and microphase-iron weathering.</w:t>
-      </w:r>
-    </w:p>
-    <w:p>
-      <w:pPr>
-        <w:pStyle w:val="Compact"/>
-        <w:numPr>
-          <w:ilvl w:val="0"/>
-          <w:numId w:val="1005"/>
-        </w:numPr>
-      </w:pPr>
-      <w:r>
-        <w:t xml:space="preserve">A compact one-dimensional convolutional network is pretrained on them and fine-tuned on</w:t>
-      </w:r>
-      <w:r>
-        <w:t xml:space="preserve"> </w:t>
-      </w:r>
-      <w:r>
-        <w:t xml:space="preserve">returned soils.</w:t>
-      </w:r>
-    </w:p>
-    <w:p>
-      <w:pPr>
-        <w:pStyle w:val="Compact"/>
-        <w:numPr>
-          <w:ilvl w:val="0"/>
-          <w:numId w:val="1005"/>
-        </w:numPr>
-      </w:pPr>
-      <w:r>
-        <w:t xml:space="preserve">From one spectrum the network predicts seven-part modal mineralogy, five oxides and maturity.</w:t>
-      </w:r>
-    </w:p>
-    <w:p>
-      <w:pPr>
-        <w:pStyle w:val="Compact"/>
-        <w:numPr>
-          <w:ilvl w:val="0"/>
-          <w:numId w:val="1005"/>
-        </w:numPr>
-      </w:pPr>
-      <w:r>
-        <w:t xml:space="preserve">A deep ensemble with conformal calibration supplies intervals with verified coverage. An</w:t>
-      </w:r>
-      <w:r>
-        <w:t xml:space="preserve"> </w:t>
-      </w:r>
-      <w:r>
-        <w:t xml:space="preserve">identifiability gate withholds every target whose skill over a zero-information baseline is not</w:t>
-      </w:r>
-      <w:r>
-        <w:t xml:space="preserve"> </w:t>
-      </w:r>
-      <w:r>
-        <w:t xml:space="preserve">demonstrable.</w:t>
+        <w:rPr>
+          <w:b/>
+          <w:bCs/>
+        </w:rPr>
+        <w:t xml:space="preserve">An identical-data, protocol-fixed comparison.</w:t>
+      </w:r>
+      <w:r>
+        <w:t xml:space="preserve"> </w:t>
+      </w:r>
+      <w:r>
+        <w:t xml:space="preserve">LUMEN is compared with three published</w:t>
+      </w:r>
+      <w:r>
+        <w:t xml:space="preserve"> </w:t>
+      </w:r>
+      <w:r>
+        <w:t xml:space="preserve">methods (wavelet–autoencoder regression [16], Shkuratov-model inversion</w:t>
+      </w:r>
+      <w:r>
+        <w:t xml:space="preserve"> </w:t>
+      </w:r>
+      <w:r>
+        <w:t xml:space="preserve">[25] and Hapke–Bayesian inversion [26]) and with classical regressors.</w:t>
       </w:r>
     </w:p>
     <w:p>
@@ -1060,29 +968,43 @@
         </w:numPr>
       </w:pPr>
       <w:r>
-        <w:rPr>
-          <w:b/>
-          <w:bCs/>
-        </w:rPr>
-        <w:t xml:space="preserve">An identical-data, protocol-fixed comparison.</w:t>
-      </w:r>
-      <w:r>
-        <w:t xml:space="preserve"> </w:t>
-      </w:r>
-      <w:r>
-        <w:t xml:space="preserve">LUMEN is compared with three published</w:t>
-      </w:r>
-      <w:r>
-        <w:t xml:space="preserve"> </w:t>
-      </w:r>
-      <w:r>
-        <w:t xml:space="preserve">methods (wavelet–autoencoder regression [16], Shkuratov-model inversion</w:t>
-      </w:r>
-      <w:r>
-        <w:t xml:space="preserve"> </w:t>
-      </w:r>
-      <w:r>
-        <w:t xml:space="preserve">[25] and Hapke–Bayesian inversion [26]) and with classical regressors.</w:t>
+        <w:t xml:space="preserve">All methods use the same 75 laboratory spectra and the same leave-one-soil-out and</w:t>
+      </w:r>
+      <w:r>
+        <w:t xml:space="preserve"> </w:t>
+      </w:r>
+      <w:r>
+        <w:t xml:space="preserve">leave-one-mission-out folds.</w:t>
+      </w:r>
+    </w:p>
+    <w:p>
+      <w:pPr>
+        <w:pStyle w:val="Compact"/>
+        <w:numPr>
+          <w:ilvl w:val="0"/>
+          <w:numId w:val="1006"/>
+        </w:numPr>
+      </w:pPr>
+      <w:r>
+        <w:t xml:space="preserve">The tests are paired and corrected for multiple comparisons.</w:t>
+      </w:r>
+    </w:p>
+    <w:p>
+      <w:pPr>
+        <w:pStyle w:val="Compact"/>
+        <w:numPr>
+          <w:ilvl w:val="0"/>
+          <w:numId w:val="1006"/>
+        </w:numPr>
+      </w:pPr>
+      <w:r>
+        <w:t xml:space="preserve">Every evaluation choice was committed to version control before the first score was computed.</w:t>
+      </w:r>
+      <w:r>
+        <w:t xml:space="preserve"> </w:t>
+      </w:r>
+      <w:r>
+        <w:t xml:space="preserve">Negative and null results are reported alongside the positive ones.</w:t>
       </w:r>
     </w:p>
     <w:p>
@@ -1094,43 +1016,23 @@
         </w:numPr>
       </w:pPr>
       <w:r>
-        <w:t xml:space="preserve">All methods use the same 75 laboratory spectra and the same leave-one-soil-out and</w:t>
-      </w:r>
-      <w:r>
-        <w:t xml:space="preserve"> </w:t>
-      </w:r>
-      <w:r>
-        <w:t xml:space="preserve">leave-one-mission-out folds.</w:t>
-      </w:r>
-    </w:p>
-    <w:p>
-      <w:pPr>
-        <w:pStyle w:val="Compact"/>
-        <w:numPr>
-          <w:ilvl w:val="0"/>
-          <w:numId w:val="1007"/>
-        </w:numPr>
-      </w:pPr>
-      <w:r>
-        <w:t xml:space="preserve">The tests are paired and corrected for multiple comparisons.</w:t>
-      </w:r>
-    </w:p>
-    <w:p>
-      <w:pPr>
-        <w:pStyle w:val="Compact"/>
-        <w:numPr>
-          <w:ilvl w:val="0"/>
-          <w:numId w:val="1007"/>
-        </w:numPr>
-      </w:pPr>
-      <w:r>
-        <w:t xml:space="preserve">Every evaluation choice was committed to version control before the first score was computed.</w:t>
-      </w:r>
-      <w:r>
-        <w:t xml:space="preserve"> </w:t>
-      </w:r>
-      <w:r>
-        <w:t xml:space="preserve">Negative and null results are reported alongside the positive ones.</w:t>
+        <w:rPr>
+          <w:b/>
+          <w:bCs/>
+        </w:rPr>
+        <w:t xml:space="preserve">A test of laboratory-to-orbit transfer.</w:t>
+      </w:r>
+      <w:r>
+        <w:t xml:space="preserve"> </w:t>
+      </w:r>
+      <w:r>
+        <w:t xml:space="preserve">It uses M³ spectra at the returned-sample sites</w:t>
+      </w:r>
+      <w:r>
+        <w:t xml:space="preserve"> </w:t>
+      </w:r>
+      <w:r>
+        <w:t xml:space="preserve">on which the base method was calibrated [16,31].</w:t>
       </w:r>
     </w:p>
     <w:p>
@@ -1142,23 +1044,13 @@
         </w:numPr>
       </w:pPr>
       <w:r>
-        <w:rPr>
-          <w:b/>
-          <w:bCs/>
-        </w:rPr>
-        <w:t xml:space="preserve">A test of laboratory-to-orbit transfer.</w:t>
-      </w:r>
-      <w:r>
-        <w:t xml:space="preserve"> </w:t>
-      </w:r>
-      <w:r>
-        <w:t xml:space="preserve">It uses M³ spectra at the returned-sample sites</w:t>
-      </w:r>
-      <w:r>
-        <w:t xml:space="preserve"> </w:t>
-      </w:r>
-      <w:r>
-        <w:t xml:space="preserve">on which the base method was calibrated [16,31].</w:t>
+        <w:t xml:space="preserve">It uses both that method’s own cross-validation and a spatially honest leave-one-landing-site-out</w:t>
+      </w:r>
+      <w:r>
+        <w:t xml:space="preserve"> </w:t>
+      </w:r>
+      <w:r>
+        <w:t xml:space="preserve">protocol.</w:t>
       </w:r>
     </w:p>
     <w:p>
@@ -1166,28 +1058,10 @@
         <w:pStyle w:val="Compact"/>
         <w:numPr>
           <w:ilvl w:val="0"/>
-          <w:numId w:val="1009"/>
+          <w:numId w:val="1008"/>
         </w:numPr>
       </w:pPr>
       <w:r>
-        <w:t xml:space="preserve">It uses both that method’s own cross-validation and a spatially honest leave-one-landing-site-out</w:t>
-      </w:r>
-      <w:r>
-        <w:t xml:space="preserve"> </w:t>
-      </w:r>
-      <w:r>
-        <w:t xml:space="preserve">protocol.</w:t>
-      </w:r>
-    </w:p>
-    <w:p>
-      <w:pPr>
-        <w:pStyle w:val="Compact"/>
-        <w:numPr>
-          <w:ilvl w:val="0"/>
-          <w:numId w:val="1009"/>
-        </w:numPr>
-      </w:pPr>
-      <w:r>
         <w:t xml:space="preserve">It shows that laboratory accuracy does not carry over to orbit without orbital labels, how</w:t>
       </w:r>
       <w:r>
@@ -1236,7 +1110,7 @@
       </w:r>
     </w:p>
     <w:bookmarkEnd w:id="11"/>
-    <w:bookmarkStart w:id="31" w:name="materials-and-methods"/>
+    <w:bookmarkStart w:id="32" w:name="materials-and-methods"/>
     <w:p>
       <w:pPr>
         <w:pStyle w:val="Heading2"/>
@@ -6578,8 +6452,26 @@
     </w:p>
     <w:bookmarkEnd w:id="29"/>
     <w:bookmarkEnd w:id="30"/>
+    <w:bookmarkStart w:id="31" w:name="X662c2d66dd1eda3268d2087202c966cd73b2601"/>
+    <w:p>
+      <w:pPr>
+        <w:pStyle w:val="Heading3"/>
+      </w:pPr>
+      <w:r>
+        <w:t xml:space="preserve">2.4. Use of Generative Artificial Intelligence</w:t>
+      </w:r>
+    </w:p>
+    <w:p>
+      <w:pPr>
+        <w:pStyle w:val="FirstParagraph"/>
+      </w:pPr>
+      <w:r>
+        <w:t xml:space="preserve">Parts of the analysis code and of the manuscript text were drafted with the assistance of a generative AI system (Anthropic Claude). The AI system was not used to generate data. Every reported number was produced by the released code from the staged input data, and the evaluation protocol was fixed in version control before scoring. The authors reviewed the code, the analysis and the text, and take full responsibility for the content.</w:t>
+      </w:r>
+    </w:p>
     <w:bookmarkEnd w:id="31"/>
-    <w:bookmarkStart w:id="61" w:name="results"/>
+    <w:bookmarkEnd w:id="32"/>
+    <w:bookmarkStart w:id="62" w:name="results"/>
     <w:p>
       <w:pPr>
         <w:pStyle w:val="Heading2"/>
@@ -6588,7 +6480,7 @@
         <w:t xml:space="preserve">3. Results</w:t>
       </w:r>
     </w:p>
-    <w:bookmarkStart w:id="35" w:name="experimental-setup"/>
+    <w:bookmarkStart w:id="36" w:name="experimental-setup"/>
     <w:p>
       <w:pPr>
         <w:pStyle w:val="Heading3"/>
@@ -6597,7 +6489,7 @@
         <w:t xml:space="preserve">3.1. Experimental Setup</w:t>
       </w:r>
     </w:p>
-    <w:bookmarkStart w:id="32" w:name="comparison-algorithms"/>
+    <w:bookmarkStart w:id="33" w:name="comparison-algorithms"/>
     <w:p>
       <w:pPr>
         <w:pStyle w:val="Heading4"/>
@@ -6932,8 +6824,8 @@
         <w:t xml:space="preserve">- The training-fold mean.</w:t>
       </w:r>
     </w:p>
-    <w:bookmarkEnd w:id="32"/>
-    <w:bookmarkStart w:id="33" w:name="parameter-settings"/>
+    <w:bookmarkEnd w:id="33"/>
+    <w:bookmarkStart w:id="34" w:name="parameter-settings"/>
     <w:p>
       <w:pPr>
         <w:pStyle w:val="Heading4"/>
@@ -7259,8 +7151,8 @@
         </w:tc>
       </w:tr>
     </w:tbl>
-    <w:bookmarkEnd w:id="33"/>
-    <w:bookmarkStart w:id="34" w:name="evaluation-protocols-and-metrics"/>
+    <w:bookmarkEnd w:id="34"/>
+    <w:bookmarkStart w:id="35" w:name="evaluation-protocols-and-metrics"/>
     <w:p>
       <w:pPr>
         <w:pStyle w:val="Heading4"/>
@@ -7397,9 +7289,9 @@
         <w:t xml:space="preserve">- Bootstrap confidence intervals are computed over soils.</w:t>
       </w:r>
     </w:p>
-    <w:bookmarkEnd w:id="34"/>
     <w:bookmarkEnd w:id="35"/>
-    <w:bookmarkStart w:id="36" w:name="simulator-validation"/>
+    <w:bookmarkEnd w:id="36"/>
+    <w:bookmarkStart w:id="37" w:name="simulator-validation"/>
     <w:p>
       <w:pPr>
         <w:pStyle w:val="Heading3"/>
@@ -7643,8 +7535,8 @@
         <w:t xml:space="preserve">close.</w:t>
       </w:r>
     </w:p>
-    <w:bookmarkEnd w:id="36"/>
-    <w:bookmarkStart w:id="40" w:name="accuracy-on-the-lscc-soils"/>
+    <w:bookmarkEnd w:id="37"/>
+    <w:bookmarkStart w:id="41" w:name="accuracy-on-the-lscc-soils"/>
     <w:p>
       <w:pPr>
         <w:pStyle w:val="Heading3"/>
@@ -9222,18 +9114,18 @@
           <wp:inline>
             <wp:extent cx="5334000" cy="2774108"/>
             <wp:effectExtent b="0" l="0" r="0" t="0"/>
-            <wp:docPr descr="Figure 2" title="" id="38" name="Picture"/>
+            <wp:docPr descr="Figure 2" title="" id="39" name="Picture"/>
             <a:graphic>
               <a:graphicData uri="http://schemas.openxmlformats.org/drawingml/2006/picture">
                 <pic:pic>
                   <pic:nvPicPr>
-                    <pic:cNvPr descr="../figures/step06_pred_vs_true.png" id="39" name="Picture"/>
+                    <pic:cNvPr descr="../figures/step06_pred_vs_true.png" id="40" name="Picture"/>
                     <pic:cNvPicPr>
                       <a:picLocks noChangeArrowheads="1" noChangeAspect="1"/>
                     </pic:cNvPicPr>
                   </pic:nvPicPr>
                   <pic:blipFill>
-                    <a:blip r:embed="rId37"/>
+                    <a:blip r:embed="rId38"/>
                     <a:stretch>
                       <a:fillRect/>
                     </a:stretch>
@@ -9286,8 +9178,8 @@
         <w:t xml:space="preserve">LUMEN (A4) predictions against measured values for the 19 LSCC soils under LOSO.</w:t>
       </w:r>
     </w:p>
-    <w:bookmarkEnd w:id="40"/>
-    <w:bookmarkStart w:id="47" w:name="comparison-with-published-methods"/>
+    <w:bookmarkEnd w:id="41"/>
+    <w:bookmarkStart w:id="48" w:name="comparison-with-published-methods"/>
     <w:p>
       <w:pPr>
         <w:pStyle w:val="Heading3"/>
@@ -9296,7 +9188,7 @@
         <w:t xml:space="preserve">3.4. Comparison with Published Methods</w:t>
       </w:r>
     </w:p>
-    <w:bookmarkStart w:id="44" w:name="waveletautoencoder-feo-regression-16"/>
+    <w:bookmarkStart w:id="45" w:name="waveletautoencoder-feo-regression-16"/>
     <w:p>
       <w:pPr>
         <w:pStyle w:val="Heading4"/>
@@ -10288,18 +10180,18 @@
           <wp:inline>
             <wp:extent cx="5334000" cy="2171785"/>
             <wp:effectExtent b="0" l="0" r="0" t="0"/>
-            <wp:docPr descr="Figure 3" title="" id="42" name="Picture"/>
+            <wp:docPr descr="Figure 3" title="" id="43" name="Picture"/>
             <a:graphic>
               <a:graphicData uri="http://schemas.openxmlformats.org/drawingml/2006/picture">
                 <pic:pic>
                   <pic:nvPicPr>
-                    <pic:cNvPr descr="../figures/step06_fernandez_feo.png" id="43" name="Picture"/>
+                    <pic:cNvPr descr="../figures/step06_fernandez_feo.png" id="44" name="Picture"/>
                     <pic:cNvPicPr>
                       <a:picLocks noChangeArrowheads="1" noChangeAspect="1"/>
                     </pic:cNvPicPr>
                   </pic:nvPicPr>
                   <pic:blipFill>
-                    <a:blip r:embed="rId41"/>
+                    <a:blip r:embed="rId42"/>
                     <a:stretch>
                       <a:fillRect/>
                     </a:stretch>
@@ -10352,8 +10244,8 @@
         <w:t xml:space="preserve">FeO error of LUMEN and of the Fernández-Díaz et al. variants on identical folds.</w:t>
       </w:r>
     </w:p>
-    <w:bookmarkEnd w:id="44"/>
-    <w:bookmarkStart w:id="45" w:name="shkuratov-model-inversion-25"/>
+    <w:bookmarkEnd w:id="45"/>
+    <w:bookmarkStart w:id="46" w:name="shkuratov-model-inversion-25"/>
     <w:p>
       <w:pPr>
         <w:pStyle w:val="Heading4"/>
@@ -11010,8 +10902,8 @@
         </w:tc>
       </w:tr>
     </w:tbl>
-    <w:bookmarkEnd w:id="45"/>
-    <w:bookmarkStart w:id="46" w:name="hapkebayesian-inversion-26"/>
+    <w:bookmarkEnd w:id="46"/>
+    <w:bookmarkStart w:id="47" w:name="hapkebayesian-inversion-26"/>
     <w:p>
       <w:pPr>
         <w:pStyle w:val="Heading4"/>
@@ -11140,9 +11032,9 @@
         <w:t xml:space="preserve">r = 0.99, against r ≈ 0.00 for the inversion’s maturity index.</w:t>
       </w:r>
     </w:p>
-    <w:bookmarkEnd w:id="46"/>
     <w:bookmarkEnd w:id="47"/>
-    <w:bookmarkStart w:id="51" w:name="uncertainty-and-identifiability-1"/>
+    <w:bookmarkEnd w:id="48"/>
+    <w:bookmarkStart w:id="52" w:name="uncertainty-and-identifiability-1"/>
     <w:p>
       <w:pPr>
         <w:pStyle w:val="Heading3"/>
@@ -11993,18 +11885,18 @@
           <wp:inline>
             <wp:extent cx="5334000" cy="2425810"/>
             <wp:effectExtent b="0" l="0" r="0" t="0"/>
-            <wp:docPr descr="Figure 4" title="" id="49" name="Picture"/>
+            <wp:docPr descr="Figure 4" title="" id="50" name="Picture"/>
             <a:graphic>
               <a:graphicData uri="http://schemas.openxmlformats.org/drawingml/2006/picture">
                 <pic:pic>
                   <pic:nvPicPr>
-                    <pic:cNvPr descr="../figures/step05_coverage.png" id="50" name="Picture"/>
+                    <pic:cNvPr descr="../figures/step05_coverage.png" id="51" name="Picture"/>
                     <pic:cNvPicPr>
                       <a:picLocks noChangeArrowheads="1" noChangeAspect="1"/>
                     </pic:cNvPicPr>
                   </pic:nvPicPr>
                   <pic:blipFill>
-                    <a:blip r:embed="rId48"/>
+                    <a:blip r:embed="rId49"/>
                     <a:stretch>
                       <a:fillRect/>
                     </a:stretch>
@@ -12063,8 +11955,8 @@
         <w:t xml:space="preserve">conformal calibration, under LOSO and LOMO.</w:t>
       </w:r>
     </w:p>
-    <w:bookmarkEnd w:id="51"/>
-    <w:bookmarkStart w:id="55" w:name="X034a0d09804bb4b649341f37bd1cca15b9e3449"/>
+    <w:bookmarkEnd w:id="52"/>
+    <w:bookmarkStart w:id="56" w:name="X034a0d09804bb4b649341f37bd1cca15b9e3449"/>
     <w:p>
       <w:pPr>
         <w:pStyle w:val="Heading3"/>
@@ -14335,18 +14227,18 @@
           <wp:inline>
             <wp:extent cx="5334000" cy="1879600"/>
             <wp:effectExtent b="0" l="0" r="0" t="0"/>
-            <wp:docPr descr="Figure 5" title="" id="53" name="Picture"/>
+            <wp:docPr descr="Figure 5" title="" id="54" name="Picture"/>
             <a:graphic>
               <a:graphicData uri="http://schemas.openxmlformats.org/drawingml/2006/picture">
                 <pic:pic>
                   <pic:nvPicPr>
-                    <pic:cNvPr descr="../figures/fig05_m3_sites.png" id="54" name="Picture"/>
+                    <pic:cNvPr descr="../figures/fig05_m3_sites.png" id="55" name="Picture"/>
                     <pic:cNvPicPr>
                       <a:picLocks noChangeArrowheads="1" noChangeAspect="1"/>
                     </pic:cNvPicPr>
                   </pic:nvPicPr>
                   <pic:blipFill>
-                    <a:blip r:embed="rId52"/>
+                    <a:blip r:embed="rId53"/>
                     <a:stretch>
                       <a:fillRect/>
                     </a:stretch>
@@ -14411,8 +14303,8 @@
         <w:t xml:space="preserve">Marker shape gives the landing site; the line is 1:1.</w:t>
       </w:r>
     </w:p>
-    <w:bookmarkEnd w:id="55"/>
-    <w:bookmarkStart w:id="56" w:name="ablations-and-parameter-analysis"/>
+    <w:bookmarkEnd w:id="56"/>
+    <w:bookmarkStart w:id="57" w:name="ablations-and-parameter-analysis"/>
     <w:p>
       <w:pPr>
         <w:pStyle w:val="Heading3"/>
@@ -16529,8 +16421,8 @@
         </w:tc>
       </w:tr>
     </w:tbl>
-    <w:bookmarkEnd w:id="56"/>
-    <w:bookmarkStart w:id="60" w:name="application-to-m³-scenes"/>
+    <w:bookmarkEnd w:id="57"/>
+    <w:bookmarkStart w:id="61" w:name="application-to-m³-scenes"/>
     <w:p>
       <w:pPr>
         <w:pStyle w:val="Heading3"/>
@@ -16708,18 +16600,18 @@
           <wp:inline>
             <wp:extent cx="5334000" cy="3146822"/>
             <wp:effectExtent b="0" l="0" r="0" t="0"/>
-            <wp:docPr descr="Figure 6" title="" id="58" name="Picture"/>
+            <wp:docPr descr="Figure 6" title="" id="59" name="Picture"/>
             <a:graphic>
               <a:graphicData uri="http://schemas.openxmlformats.org/drawingml/2006/picture">
                 <pic:pic>
                   <pic:nvPicPr>
-                    <pic:cNvPr descr="../figures/step07_shapley_maps.png" id="59" name="Picture"/>
+                    <pic:cNvPr descr="../figures/step07_shapley_maps.png" id="60" name="Picture"/>
                     <pic:cNvPicPr>
                       <a:picLocks noChangeArrowheads="1" noChangeAspect="1"/>
                     </pic:cNvPicPr>
                   </pic:nvPicPr>
                   <pic:blipFill>
-                    <a:blip r:embed="rId57"/>
+                    <a:blip r:embed="rId58"/>
                     <a:stretch>
                       <a:fillRect/>
                     </a:stretch>
@@ -16784,9 +16676,9 @@
         <w:t xml:space="preserve">are withheld by the identifiability gate.</w:t>
       </w:r>
     </w:p>
-    <w:bookmarkEnd w:id="60"/>
     <w:bookmarkEnd w:id="61"/>
-    <w:bookmarkStart w:id="67" w:name="discussion"/>
+    <w:bookmarkEnd w:id="62"/>
+    <w:bookmarkStart w:id="68" w:name="discussion"/>
     <w:p>
       <w:pPr>
         <w:pStyle w:val="Heading2"/>
@@ -16795,7 +16687,7 @@
         <w:t xml:space="preserve">4. Discussion</w:t>
       </w:r>
     </w:p>
-    <w:bookmarkStart w:id="62" w:name="Xe6bde06f441fb128f62d0026fd42eb65b450b2f"/>
+    <w:bookmarkStart w:id="63" w:name="Xe6bde06f441fb128f62d0026fd42eb65b450b2f"/>
     <w:p>
       <w:pPr>
         <w:pStyle w:val="Heading3"/>
@@ -17094,8 +16986,8 @@
         <w:t xml:space="preserve">seeing the results.</w:t>
       </w:r>
     </w:p>
-    <w:bookmarkEnd w:id="62"/>
-    <w:bookmarkStart w:id="63" w:name="X89b6e2467fefe970bb4c0345a8d1bb09cf146cc"/>
+    <w:bookmarkEnd w:id="63"/>
+    <w:bookmarkStart w:id="64" w:name="X89b6e2467fefe970bb4c0345a8d1bb09cf146cc"/>
     <w:p>
       <w:pPr>
         <w:pStyle w:val="Heading3"/>
@@ -17228,8 +17120,8 @@
         <w:t xml:space="preserve">This is a concrete and practically relevant difference.</w:t>
       </w:r>
     </w:p>
-    <w:bookmarkEnd w:id="63"/>
-    <w:bookmarkStart w:id="64" w:name="X239668b55a24bc6056d13e4b7f00680a51642c0"/>
+    <w:bookmarkEnd w:id="64"/>
+    <w:bookmarkStart w:id="65" w:name="X239668b55a24bc6056d13e4b7f00680a51642c0"/>
     <w:p>
       <w:pPr>
         <w:pStyle w:val="Heading3"/>
@@ -17600,8 +17492,8 @@
         <w:t xml:space="preserve">- on the unflagged targets, LUMEN reproduces the expected mare–highland contrasts.</w:t>
       </w:r>
     </w:p>
-    <w:bookmarkEnd w:id="64"/>
-    <w:bookmarkStart w:id="65" w:name="uncertainty-and-identifiability-2"/>
+    <w:bookmarkEnd w:id="65"/>
+    <w:bookmarkStart w:id="66" w:name="uncertainty-and-identifiability-2"/>
     <w:p>
       <w:pPr>
         <w:pStyle w:val="Heading3"/>
@@ -17724,8 +17616,8 @@
         <w:t xml:space="preserve">claim that olivine is undetectable where it is abundant.</w:t>
       </w:r>
     </w:p>
-    <w:bookmarkEnd w:id="65"/>
-    <w:bookmarkStart w:id="66" w:name="limitations"/>
+    <w:bookmarkEnd w:id="66"/>
+    <w:bookmarkStart w:id="67" w:name="limitations"/>
     <w:p>
       <w:pPr>
         <w:pStyle w:val="Heading3"/>
@@ -17926,9 +17818,9 @@
         <w:t xml:space="preserve">Chandrayaan-2 IIRS, whose radiometry and band set differ, is not tested here.</w:t>
       </w:r>
     </w:p>
-    <w:bookmarkEnd w:id="66"/>
     <w:bookmarkEnd w:id="67"/>
-    <w:bookmarkStart w:id="68" w:name="conclusions"/>
+    <w:bookmarkEnd w:id="68"/>
+    <w:bookmarkStart w:id="69" w:name="conclusions"/>
     <w:p>
       <w:pPr>
         <w:pStyle w:val="Heading2"/>
@@ -18201,133 +18093,25 @@
         <w:t xml:space="preserve"> </w:t>
       </w:r>
       <w:r>
-        <w:t xml:space="preserve">-</w:t>
-      </w:r>
-      <w:r>
-        <w:t xml:space="preserve"> </w:t>
-      </w:r>
+        <w:t xml:space="preserve">All code, the version-controlled evaluation protocol, every intermediate table and the staged input data, with their SHA-256 manifests, are available at https://github.com/DSheth2004/lumen-lunar-dl. RELAB spectra are available from the PDS Geosciences Node spectral library, and M³ data from the NASA Planetary Data System. The returned-sample FeO table is Supplementary Table 1 of Qiu et al. [31].</w:t>
+      </w:r>
+    </w:p>
+    <w:p>
+      <w:pPr>
+        <w:pStyle w:val="BodyText"/>
+      </w:pPr>
       <w:r>
         <w:rPr>
           <w:b/>
           <w:bCs/>
         </w:rPr>
-        <w:t xml:space="preserve">Code and data.</w:t>
-      </w:r>
-      <w:r>
-        <w:t xml:space="preserve"> </w:t>
-      </w:r>
-      <w:r>
-        <w:t xml:space="preserve">All code, the version-controlled evaluation protocol, every intermediate</w:t>
-      </w:r>
-      <w:r>
-        <w:t xml:space="preserve"> </w:t>
-      </w:r>
-      <w:r>
-        <w:t xml:space="preserve">table and the staged input data, with their SHA-256 manifests, are available at</w:t>
-      </w:r>
-      <w:r>
-        <w:t xml:space="preserve"> </w:t>
-      </w:r>
-      <w:r>
-        <w:t xml:space="preserve">https://github.com/DSheth2004/lumen-lunar-dl.</w:t>
-      </w:r>
-      <w:r>
-        <w:t xml:space="preserve"> </w:t>
-      </w:r>
-      <w:r>
-        <w:t xml:space="preserve">-</w:t>
-      </w:r>
-      <w:r>
-        <w:t xml:space="preserve"> </w:t>
-      </w:r>
-      <w:r>
-        <w:rPr>
-          <w:b/>
-          <w:bCs/>
-        </w:rPr>
-        <w:t xml:space="preserve">Source data.</w:t>
-      </w:r>
-      <w:r>
-        <w:t xml:space="preserve"> </w:t>
-      </w:r>
-      <w:r>
-        <w:t xml:space="preserve">RELAB spectra are available from the PDS Geosciences Node spectral library. M³</w:t>
-      </w:r>
-      <w:r>
-        <w:t xml:space="preserve"> </w:t>
-      </w:r>
-      <w:r>
-        <w:t xml:space="preserve">data are available from the NASA Planetary Data System. The returned-sample FeO table is</w:t>
-      </w:r>
-      <w:r>
-        <w:t xml:space="preserve"> </w:t>
-      </w:r>
-      <w:r>
-        <w:t xml:space="preserve">Supplementary Table 1 of Qiu et al. [31].</w:t>
-      </w:r>
-    </w:p>
-    <w:p>
-      <w:pPr>
-        <w:pStyle w:val="BodyText"/>
-      </w:pPr>
-      <w:r>
-        <w:rPr>
-          <w:b/>
-          <w:bCs/>
-        </w:rPr>
         <w:t xml:space="preserve">Acknowledgments:</w:t>
       </w:r>
       <w:r>
         <w:t xml:space="preserve"> </w:t>
       </w:r>
       <w:r>
-        <w:t xml:space="preserve">- We thank the RELAB facility at Brown University and the Lunar Soil Characterization Consortium</w:t>
-      </w:r>
-      <w:r>
-        <w:t xml:space="preserve"> </w:t>
-      </w:r>
-      <w:r>
-        <w:t xml:space="preserve">for the laboratory data, and the M³ team and the Planetary Data System for the orbital data.</w:t>
-      </w:r>
-      <w:r>
-        <w:t xml:space="preserve"> </w:t>
-      </w:r>
-      <w:r>
-        <w:t xml:space="preserve">-</w:t>
-      </w:r>
-      <w:r>
-        <w:t xml:space="preserve"> </w:t>
-      </w:r>
-      <w:r>
-        <w:rPr>
-          <w:b/>
-          <w:bCs/>
-        </w:rPr>
-        <w:t xml:space="preserve">AI-assisted work.</w:t>
-      </w:r>
-      <w:r>
-        <w:t xml:space="preserve"> </w:t>
-      </w:r>
-      <w:r>
-        <w:t xml:space="preserve">Parts of the analysis code and the text were drafted with the assistance</w:t>
-      </w:r>
-      <w:r>
-        <w:t xml:space="preserve"> </w:t>
-      </w:r>
-      <w:r>
-        <w:t xml:space="preserve">of an AI system (Anthropic Claude). All results were generated by the released code, and the</w:t>
-      </w:r>
-      <w:r>
-        <w:t xml:space="preserve"> </w:t>
-      </w:r>
-      <w:r>
-        <w:t xml:space="preserve">authors reviewed and take responsibility for the content. [Authors to confirm and adapt to the</w:t>
-      </w:r>
-      <w:r>
-        <w:t xml:space="preserve"> </w:t>
-      </w:r>
-      <w:r>
-        <w:t xml:space="preserve">journal’s policy.]</w:t>
+        <w:t xml:space="preserve">We thank the RELAB facility at Brown University and the Lunar Soil Characterization Consortium for the laboratory data, and the M³ team and the Planetary Data System for the orbital data.</w:t>
       </w:r>
     </w:p>
     <w:p>
@@ -18782,8 +18566,8 @@
         </w:tc>
       </w:tr>
     </w:tbl>
-    <w:bookmarkEnd w:id="68"/>
-    <w:bookmarkStart w:id="69" w:name="references"/>
+    <w:bookmarkEnd w:id="69"/>
+    <w:bookmarkStart w:id="70" w:name="references"/>
     <w:p>
       <w:pPr>
         <w:pStyle w:val="Heading2"/>
@@ -18797,7 +18581,7 @@
         <w:pStyle w:val="Compact"/>
         <w:numPr>
           <w:ilvl w:val="0"/>
-          <w:numId w:val="1010"/>
+          <w:numId w:val="1009"/>
         </w:numPr>
       </w:pPr>
       <w:r>
@@ -18845,7 +18629,7 @@
         <w:pStyle w:val="Compact"/>
         <w:numPr>
           <w:ilvl w:val="0"/>
-          <w:numId w:val="1010"/>
+          <w:numId w:val="1009"/>
         </w:numPr>
       </w:pPr>
       <w:r>
@@ -18893,7 +18677,7 @@
         <w:pStyle w:val="Compact"/>
         <w:numPr>
           <w:ilvl w:val="0"/>
-          <w:numId w:val="1010"/>
+          <w:numId w:val="1009"/>
         </w:numPr>
       </w:pPr>
       <w:r>
@@ -18941,7 +18725,7 @@
         <w:pStyle w:val="Compact"/>
         <w:numPr>
           <w:ilvl w:val="0"/>
-          <w:numId w:val="1010"/>
+          <w:numId w:val="1009"/>
         </w:numPr>
       </w:pPr>
       <w:r>
@@ -18989,7 +18773,7 @@
         <w:pStyle w:val="Compact"/>
         <w:numPr>
           <w:ilvl w:val="0"/>
-          <w:numId w:val="1010"/>
+          <w:numId w:val="1009"/>
         </w:numPr>
       </w:pPr>
       <w:r>
@@ -19037,7 +18821,7 @@
         <w:pStyle w:val="Compact"/>
         <w:numPr>
           <w:ilvl w:val="0"/>
-          <w:numId w:val="1010"/>
+          <w:numId w:val="1009"/>
         </w:numPr>
       </w:pPr>
       <w:r>
@@ -19085,7 +18869,7 @@
         <w:pStyle w:val="Compact"/>
         <w:numPr>
           <w:ilvl w:val="0"/>
-          <w:numId w:val="1010"/>
+          <w:numId w:val="1009"/>
         </w:numPr>
       </w:pPr>
       <w:r>
@@ -19133,7 +18917,7 @@
         <w:pStyle w:val="Compact"/>
         <w:numPr>
           <w:ilvl w:val="0"/>
-          <w:numId w:val="1010"/>
+          <w:numId w:val="1009"/>
         </w:numPr>
       </w:pPr>
       <w:r>
@@ -19181,7 +18965,7 @@
         <w:pStyle w:val="Compact"/>
         <w:numPr>
           <w:ilvl w:val="0"/>
-          <w:numId w:val="1010"/>
+          <w:numId w:val="1009"/>
         </w:numPr>
       </w:pPr>
       <w:r>
@@ -19229,7 +19013,7 @@
         <w:pStyle w:val="Compact"/>
         <w:numPr>
           <w:ilvl w:val="0"/>
-          <w:numId w:val="1010"/>
+          <w:numId w:val="1009"/>
         </w:numPr>
       </w:pPr>
       <w:r>
@@ -19277,7 +19061,7 @@
         <w:pStyle w:val="Compact"/>
         <w:numPr>
           <w:ilvl w:val="0"/>
-          <w:numId w:val="1010"/>
+          <w:numId w:val="1009"/>
         </w:numPr>
       </w:pPr>
       <w:r>
@@ -19325,7 +19109,7 @@
         <w:pStyle w:val="Compact"/>
         <w:numPr>
           <w:ilvl w:val="0"/>
-          <w:numId w:val="1010"/>
+          <w:numId w:val="1009"/>
         </w:numPr>
       </w:pPr>
       <w:r>
@@ -19373,7 +19157,7 @@
         <w:pStyle w:val="Compact"/>
         <w:numPr>
           <w:ilvl w:val="0"/>
-          <w:numId w:val="1010"/>
+          <w:numId w:val="1009"/>
         </w:numPr>
       </w:pPr>
       <w:r>
@@ -19421,7 +19205,7 @@
         <w:pStyle w:val="Compact"/>
         <w:numPr>
           <w:ilvl w:val="0"/>
-          <w:numId w:val="1010"/>
+          <w:numId w:val="1009"/>
         </w:numPr>
       </w:pPr>
       <w:r>
@@ -19469,7 +19253,7 @@
         <w:pStyle w:val="Compact"/>
         <w:numPr>
           <w:ilvl w:val="0"/>
-          <w:numId w:val="1010"/>
+          <w:numId w:val="1009"/>
         </w:numPr>
       </w:pPr>
       <w:r>
@@ -19517,7 +19301,7 @@
         <w:pStyle w:val="Compact"/>
         <w:numPr>
           <w:ilvl w:val="0"/>
-          <w:numId w:val="1010"/>
+          <w:numId w:val="1009"/>
         </w:numPr>
       </w:pPr>
       <w:r>
@@ -19565,7 +19349,7 @@
         <w:pStyle w:val="Compact"/>
         <w:numPr>
           <w:ilvl w:val="0"/>
-          <w:numId w:val="1010"/>
+          <w:numId w:val="1009"/>
         </w:numPr>
       </w:pPr>
       <w:r>
@@ -19590,7 +19374,7 @@
         <w:pStyle w:val="Compact"/>
         <w:numPr>
           <w:ilvl w:val="0"/>
-          <w:numId w:val="1010"/>
+          <w:numId w:val="1009"/>
         </w:numPr>
       </w:pPr>
       <w:r>
@@ -19638,7 +19422,7 @@
         <w:pStyle w:val="Compact"/>
         <w:numPr>
           <w:ilvl w:val="0"/>
-          <w:numId w:val="1010"/>
+          <w:numId w:val="1009"/>
         </w:numPr>
       </w:pPr>
       <w:r>
@@ -19686,7 +19470,7 @@
         <w:pStyle w:val="Compact"/>
         <w:numPr>
           <w:ilvl w:val="0"/>
-          <w:numId w:val="1010"/>
+          <w:numId w:val="1009"/>
         </w:numPr>
       </w:pPr>
       <w:r>
@@ -19734,7 +19518,7 @@
         <w:pStyle w:val="Compact"/>
         <w:numPr>
           <w:ilvl w:val="0"/>
-          <w:numId w:val="1010"/>
+          <w:numId w:val="1009"/>
         </w:numPr>
       </w:pPr>
       <w:r>
@@ -19782,7 +19566,7 @@
         <w:pStyle w:val="Compact"/>
         <w:numPr>
           <w:ilvl w:val="0"/>
-          <w:numId w:val="1010"/>
+          <w:numId w:val="1009"/>
         </w:numPr>
       </w:pPr>
       <w:r>
@@ -19830,7 +19614,7 @@
         <w:pStyle w:val="Compact"/>
         <w:numPr>
           <w:ilvl w:val="0"/>
-          <w:numId w:val="1010"/>
+          <w:numId w:val="1009"/>
         </w:numPr>
       </w:pPr>
       <w:r>
@@ -19878,7 +19662,7 @@
         <w:pStyle w:val="Compact"/>
         <w:numPr>
           <w:ilvl w:val="0"/>
-          <w:numId w:val="1010"/>
+          <w:numId w:val="1009"/>
         </w:numPr>
       </w:pPr>
       <w:r>
@@ -19926,7 +19710,7 @@
         <w:pStyle w:val="Compact"/>
         <w:numPr>
           <w:ilvl w:val="0"/>
-          <w:numId w:val="1010"/>
+          <w:numId w:val="1009"/>
         </w:numPr>
       </w:pPr>
       <w:r>
@@ -19974,7 +19758,7 @@
         <w:pStyle w:val="Compact"/>
         <w:numPr>
           <w:ilvl w:val="0"/>
-          <w:numId w:val="1010"/>
+          <w:numId w:val="1009"/>
         </w:numPr>
       </w:pPr>
       <w:r>
@@ -20022,7 +19806,7 @@
         <w:pStyle w:val="Compact"/>
         <w:numPr>
           <w:ilvl w:val="0"/>
-          <w:numId w:val="1010"/>
+          <w:numId w:val="1009"/>
         </w:numPr>
       </w:pPr>
       <w:r>
@@ -20070,7 +19854,7 @@
         <w:pStyle w:val="Compact"/>
         <w:numPr>
           <w:ilvl w:val="0"/>
-          <w:numId w:val="1010"/>
+          <w:numId w:val="1009"/>
         </w:numPr>
       </w:pPr>
       <w:r>
@@ -20118,7 +19902,7 @@
         <w:pStyle w:val="Compact"/>
         <w:numPr>
           <w:ilvl w:val="0"/>
-          <w:numId w:val="1010"/>
+          <w:numId w:val="1009"/>
         </w:numPr>
       </w:pPr>
       <w:r>
@@ -20166,7 +19950,7 @@
         <w:pStyle w:val="Compact"/>
         <w:numPr>
           <w:ilvl w:val="0"/>
-          <w:numId w:val="1010"/>
+          <w:numId w:val="1009"/>
         </w:numPr>
       </w:pPr>
       <w:r>
@@ -20214,7 +19998,7 @@
         <w:pStyle w:val="Compact"/>
         <w:numPr>
           <w:ilvl w:val="0"/>
-          <w:numId w:val="1010"/>
+          <w:numId w:val="1009"/>
         </w:numPr>
       </w:pPr>
       <w:r>
@@ -20262,7 +20046,7 @@
         <w:pStyle w:val="Compact"/>
         <w:numPr>
           <w:ilvl w:val="0"/>
-          <w:numId w:val="1010"/>
+          <w:numId w:val="1009"/>
         </w:numPr>
       </w:pPr>
       <w:r>
@@ -20310,7 +20094,7 @@
         <w:pStyle w:val="Compact"/>
         <w:numPr>
           <w:ilvl w:val="0"/>
-          <w:numId w:val="1010"/>
+          <w:numId w:val="1009"/>
         </w:numPr>
       </w:pPr>
       <w:r>
@@ -20358,7 +20142,7 @@
         <w:pStyle w:val="Compact"/>
         <w:numPr>
           <w:ilvl w:val="0"/>
-          <w:numId w:val="1010"/>
+          <w:numId w:val="1009"/>
         </w:numPr>
       </w:pPr>
       <w:r>
@@ -20370,7 +20154,7 @@
         <w:pStyle w:val="Compact"/>
         <w:numPr>
           <w:ilvl w:val="0"/>
-          <w:numId w:val="1010"/>
+          <w:numId w:val="1009"/>
         </w:numPr>
       </w:pPr>
       <w:r>
@@ -20418,7 +20202,7 @@
         <w:pStyle w:val="Compact"/>
         <w:numPr>
           <w:ilvl w:val="0"/>
-          <w:numId w:val="1010"/>
+          <w:numId w:val="1009"/>
         </w:numPr>
       </w:pPr>
       <w:r>
@@ -20430,7 +20214,7 @@
         <w:pStyle w:val="Compact"/>
         <w:numPr>
           <w:ilvl w:val="0"/>
-          <w:numId w:val="1010"/>
+          <w:numId w:val="1009"/>
         </w:numPr>
       </w:pPr>
       <w:r>
@@ -20455,7 +20239,7 @@
         <w:pStyle w:val="Compact"/>
         <w:numPr>
           <w:ilvl w:val="0"/>
-          <w:numId w:val="1010"/>
+          <w:numId w:val="1009"/>
         </w:numPr>
       </w:pPr>
       <w:r>
@@ -20503,7 +20287,7 @@
         <w:pStyle w:val="Compact"/>
         <w:numPr>
           <w:ilvl w:val="0"/>
-          <w:numId w:val="1010"/>
+          <w:numId w:val="1009"/>
         </w:numPr>
       </w:pPr>
       <w:r>
@@ -20551,7 +20335,7 @@
         <w:pStyle w:val="Compact"/>
         <w:numPr>
           <w:ilvl w:val="0"/>
-          <w:numId w:val="1010"/>
+          <w:numId w:val="1009"/>
         </w:numPr>
       </w:pPr>
       <w:r>
@@ -20594,8 +20378,8 @@
         <w:t xml:space="preserve">, 65–70.</w:t>
       </w:r>
     </w:p>
-    <w:bookmarkEnd w:id="69"/>
     <w:bookmarkEnd w:id="70"/>
+    <w:bookmarkEnd w:id="71"/>
     <w:sectPr>
       <w:footnotePr>
         <w:numRestart w:val="eachSect"/>
@@ -21159,9 +20943,6 @@
     <w:abstractNumId w:val="991"/>
   </w:num>
   <w:num w:numId="1003">
-    <w:abstractNumId w:val="991"/>
-  </w:num>
-  <w:num w:numId="1004">
     <w:abstractNumId w:val="99431"/>
     <w:lvlOverride w:ilvl="0">
       <w:startOverride w:val="1"/>
@@ -21191,10 +20972,10 @@
       <w:startOverride w:val="1"/>
     </w:lvlOverride>
   </w:num>
-  <w:num w:numId="1005">
+  <w:num w:numId="1004">
     <w:abstractNumId w:val="991"/>
   </w:num>
-  <w:num w:numId="1006">
+  <w:num w:numId="1005">
     <w:abstractNumId w:val="99432"/>
     <w:lvlOverride w:ilvl="0">
       <w:startOverride w:val="2"/>
@@ -21224,10 +21005,10 @@
       <w:startOverride w:val="2"/>
     </w:lvlOverride>
   </w:num>
-  <w:num w:numId="1007">
+  <w:num w:numId="1006">
     <w:abstractNumId w:val="991"/>
   </w:num>
-  <w:num w:numId="1008">
+  <w:num w:numId="1007">
     <w:abstractNumId w:val="99433"/>
     <w:lvlOverride w:ilvl="0">
       <w:startOverride w:val="3"/>
@@ -21257,10 +21038,10 @@
       <w:startOverride w:val="3"/>
     </w:lvlOverride>
   </w:num>
-  <w:num w:numId="1009">
+  <w:num w:numId="1008">
     <w:abstractNumId w:val="991"/>
   </w:num>
-  <w:num w:numId="1010">
+  <w:num w:numId="1009">
     <w:abstractNumId w:val="99411"/>
     <w:lvlOverride w:ilvl="0">
       <w:startOverride w:val="1"/>

--- a/LUMEN_HybridDL/paper/MANUSCRIPT.docx
+++ b/LUMEN_HybridDL/paper/MANUSCRIPT.docx
@@ -2,7 +2,7 @@
 <file path=word/document.xml><?xml version="1.0" encoding="utf-8"?>
 <w:document xmlns:w="http://schemas.openxmlformats.org/wordprocessingml/2006/main" xmlns:m="http://schemas.openxmlformats.org/officeDocument/2006/math" xmlns:r="http://schemas.openxmlformats.org/officeDocument/2006/relationships" xmlns:o="urn:schemas-microsoft-com:office:office" xmlns:v="urn:schemas-microsoft-com:vml" xmlns:w10="urn:schemas-microsoft-com:office:word" xmlns:a="http://schemas.openxmlformats.org/drawingml/2006/main" xmlns:pic="http://schemas.openxmlformats.org/drawingml/2006/picture" xmlns:wp="http://schemas.openxmlformats.org/drawingml/2006/wordprocessingDrawing">
   <w:body>
-    <w:bookmarkStart w:id="71" w:name="X1b940ee9ca712b8874ab3c96a4cef274b19d27e"/>
+    <w:bookmarkStart w:id="70" w:name="X1b940ee9ca712b8874ab3c96a4cef274b19d27e"/>
     <w:p>
       <w:pPr>
         <w:pStyle w:val="Heading1"/>
@@ -1110,7 +1110,7 @@
       </w:r>
     </w:p>
     <w:bookmarkEnd w:id="11"/>
-    <w:bookmarkStart w:id="32" w:name="materials-and-methods"/>
+    <w:bookmarkStart w:id="31" w:name="materials-and-methods"/>
     <w:p>
       <w:pPr>
         <w:pStyle w:val="Heading2"/>
@@ -6452,44 +6452,26 @@
     </w:p>
     <w:bookmarkEnd w:id="29"/>
     <w:bookmarkEnd w:id="30"/>
-    <w:bookmarkStart w:id="31" w:name="X662c2d66dd1eda3268d2087202c966cd73b2601"/>
+    <w:bookmarkEnd w:id="31"/>
+    <w:bookmarkStart w:id="61" w:name="results"/>
+    <w:p>
+      <w:pPr>
+        <w:pStyle w:val="Heading2"/>
+      </w:pPr>
+      <w:r>
+        <w:t xml:space="preserve">3. Results</w:t>
+      </w:r>
+    </w:p>
+    <w:bookmarkStart w:id="35" w:name="experimental-setup"/>
     <w:p>
       <w:pPr>
         <w:pStyle w:val="Heading3"/>
       </w:pPr>
       <w:r>
-        <w:t xml:space="preserve">2.4. Use of Generative Artificial Intelligence</w:t>
-      </w:r>
-    </w:p>
-    <w:p>
-      <w:pPr>
-        <w:pStyle w:val="FirstParagraph"/>
-      </w:pPr>
-      <w:r>
-        <w:t xml:space="preserve">Parts of the analysis code and of the manuscript text were drafted with the assistance of a generative AI system (Anthropic Claude). The AI system was not used to generate data. Every reported number was produced by the released code from the staged input data, and the evaluation protocol was fixed in version control before scoring. The authors reviewed the code, the analysis and the text, and take full responsibility for the content.</w:t>
-      </w:r>
-    </w:p>
-    <w:bookmarkEnd w:id="31"/>
-    <w:bookmarkEnd w:id="32"/>
-    <w:bookmarkStart w:id="62" w:name="results"/>
-    <w:p>
-      <w:pPr>
-        <w:pStyle w:val="Heading2"/>
-      </w:pPr>
-      <w:r>
-        <w:t xml:space="preserve">3. Results</w:t>
-      </w:r>
-    </w:p>
-    <w:bookmarkStart w:id="36" w:name="experimental-setup"/>
-    <w:p>
-      <w:pPr>
-        <w:pStyle w:val="Heading3"/>
-      </w:pPr>
-      <w:r>
         <w:t xml:space="preserve">3.1. Experimental Setup</w:t>
       </w:r>
     </w:p>
-    <w:bookmarkStart w:id="33" w:name="comparison-algorithms"/>
+    <w:bookmarkStart w:id="32" w:name="comparison-algorithms"/>
     <w:p>
       <w:pPr>
         <w:pStyle w:val="Heading4"/>
@@ -6824,8 +6806,8 @@
         <w:t xml:space="preserve">- The training-fold mean.</w:t>
       </w:r>
     </w:p>
-    <w:bookmarkEnd w:id="33"/>
-    <w:bookmarkStart w:id="34" w:name="parameter-settings"/>
+    <w:bookmarkEnd w:id="32"/>
+    <w:bookmarkStart w:id="33" w:name="parameter-settings"/>
     <w:p>
       <w:pPr>
         <w:pStyle w:val="Heading4"/>
@@ -7151,8 +7133,8 @@
         </w:tc>
       </w:tr>
     </w:tbl>
-    <w:bookmarkEnd w:id="34"/>
-    <w:bookmarkStart w:id="35" w:name="evaluation-protocols-and-metrics"/>
+    <w:bookmarkEnd w:id="33"/>
+    <w:bookmarkStart w:id="34" w:name="evaluation-protocols-and-metrics"/>
     <w:p>
       <w:pPr>
         <w:pStyle w:val="Heading4"/>
@@ -7289,9 +7271,9 @@
         <w:t xml:space="preserve">- Bootstrap confidence intervals are computed over soils.</w:t>
       </w:r>
     </w:p>
+    <w:bookmarkEnd w:id="34"/>
     <w:bookmarkEnd w:id="35"/>
-    <w:bookmarkEnd w:id="36"/>
-    <w:bookmarkStart w:id="37" w:name="simulator-validation"/>
+    <w:bookmarkStart w:id="36" w:name="simulator-validation"/>
     <w:p>
       <w:pPr>
         <w:pStyle w:val="Heading3"/>
@@ -7535,8 +7517,8 @@
         <w:t xml:space="preserve">close.</w:t>
       </w:r>
     </w:p>
-    <w:bookmarkEnd w:id="37"/>
-    <w:bookmarkStart w:id="41" w:name="accuracy-on-the-lscc-soils"/>
+    <w:bookmarkEnd w:id="36"/>
+    <w:bookmarkStart w:id="40" w:name="accuracy-on-the-lscc-soils"/>
     <w:p>
       <w:pPr>
         <w:pStyle w:val="Heading3"/>
@@ -9114,18 +9096,18 @@
           <wp:inline>
             <wp:extent cx="5334000" cy="2774108"/>
             <wp:effectExtent b="0" l="0" r="0" t="0"/>
-            <wp:docPr descr="Figure 2" title="" id="39" name="Picture"/>
+            <wp:docPr descr="Figure 2" title="" id="38" name="Picture"/>
             <a:graphic>
               <a:graphicData uri="http://schemas.openxmlformats.org/drawingml/2006/picture">
                 <pic:pic>
                   <pic:nvPicPr>
-                    <pic:cNvPr descr="../figures/step06_pred_vs_true.png" id="40" name="Picture"/>
+                    <pic:cNvPr descr="../figures/step06_pred_vs_true.png" id="39" name="Picture"/>
                     <pic:cNvPicPr>
                       <a:picLocks noChangeArrowheads="1" noChangeAspect="1"/>
                     </pic:cNvPicPr>
                   </pic:nvPicPr>
                   <pic:blipFill>
-                    <a:blip r:embed="rId38"/>
+                    <a:blip r:embed="rId37"/>
                     <a:stretch>
                       <a:fillRect/>
                     </a:stretch>
@@ -9178,8 +9160,8 @@
         <w:t xml:space="preserve">LUMEN (A4) predictions against measured values for the 19 LSCC soils under LOSO.</w:t>
       </w:r>
     </w:p>
-    <w:bookmarkEnd w:id="41"/>
-    <w:bookmarkStart w:id="48" w:name="comparison-with-published-methods"/>
+    <w:bookmarkEnd w:id="40"/>
+    <w:bookmarkStart w:id="47" w:name="comparison-with-published-methods"/>
     <w:p>
       <w:pPr>
         <w:pStyle w:val="Heading3"/>
@@ -9188,7 +9170,7 @@
         <w:t xml:space="preserve">3.4. Comparison with Published Methods</w:t>
       </w:r>
     </w:p>
-    <w:bookmarkStart w:id="45" w:name="waveletautoencoder-feo-regression-16"/>
+    <w:bookmarkStart w:id="44" w:name="waveletautoencoder-feo-regression-16"/>
     <w:p>
       <w:pPr>
         <w:pStyle w:val="Heading4"/>
@@ -10180,18 +10162,18 @@
           <wp:inline>
             <wp:extent cx="5334000" cy="2171785"/>
             <wp:effectExtent b="0" l="0" r="0" t="0"/>
-            <wp:docPr descr="Figure 3" title="" id="43" name="Picture"/>
+            <wp:docPr descr="Figure 3" title="" id="42" name="Picture"/>
             <a:graphic>
               <a:graphicData uri="http://schemas.openxmlformats.org/drawingml/2006/picture">
                 <pic:pic>
                   <pic:nvPicPr>
-                    <pic:cNvPr descr="../figures/step06_fernandez_feo.png" id="44" name="Picture"/>
+                    <pic:cNvPr descr="../figures/step06_fernandez_feo.png" id="43" name="Picture"/>
                     <pic:cNvPicPr>
                       <a:picLocks noChangeArrowheads="1" noChangeAspect="1"/>
                     </pic:cNvPicPr>
                   </pic:nvPicPr>
                   <pic:blipFill>
-                    <a:blip r:embed="rId42"/>
+                    <a:blip r:embed="rId41"/>
                     <a:stretch>
                       <a:fillRect/>
                     </a:stretch>
@@ -10244,8 +10226,8 @@
         <w:t xml:space="preserve">FeO error of LUMEN and of the Fernández-Díaz et al. variants on identical folds.</w:t>
       </w:r>
     </w:p>
-    <w:bookmarkEnd w:id="45"/>
-    <w:bookmarkStart w:id="46" w:name="shkuratov-model-inversion-25"/>
+    <w:bookmarkEnd w:id="44"/>
+    <w:bookmarkStart w:id="45" w:name="shkuratov-model-inversion-25"/>
     <w:p>
       <w:pPr>
         <w:pStyle w:val="Heading4"/>
@@ -10902,8 +10884,8 @@
         </w:tc>
       </w:tr>
     </w:tbl>
-    <w:bookmarkEnd w:id="46"/>
-    <w:bookmarkStart w:id="47" w:name="hapkebayesian-inversion-26"/>
+    <w:bookmarkEnd w:id="45"/>
+    <w:bookmarkStart w:id="46" w:name="hapkebayesian-inversion-26"/>
     <w:p>
       <w:pPr>
         <w:pStyle w:val="Heading4"/>
@@ -11032,9 +11014,9 @@
         <w:t xml:space="preserve">r = 0.99, against r ≈ 0.00 for the inversion’s maturity index.</w:t>
       </w:r>
     </w:p>
+    <w:bookmarkEnd w:id="46"/>
     <w:bookmarkEnd w:id="47"/>
-    <w:bookmarkEnd w:id="48"/>
-    <w:bookmarkStart w:id="52" w:name="uncertainty-and-identifiability-1"/>
+    <w:bookmarkStart w:id="51" w:name="uncertainty-and-identifiability-1"/>
     <w:p>
       <w:pPr>
         <w:pStyle w:val="Heading3"/>
@@ -11885,18 +11867,18 @@
           <wp:inline>
             <wp:extent cx="5334000" cy="2425810"/>
             <wp:effectExtent b="0" l="0" r="0" t="0"/>
-            <wp:docPr descr="Figure 4" title="" id="50" name="Picture"/>
+            <wp:docPr descr="Figure 4" title="" id="49" name="Picture"/>
             <a:graphic>
               <a:graphicData uri="http://schemas.openxmlformats.org/drawingml/2006/picture">
                 <pic:pic>
                   <pic:nvPicPr>
-                    <pic:cNvPr descr="../figures/step05_coverage.png" id="51" name="Picture"/>
+                    <pic:cNvPr descr="../figures/step05_coverage.png" id="50" name="Picture"/>
                     <pic:cNvPicPr>
                       <a:picLocks noChangeArrowheads="1" noChangeAspect="1"/>
                     </pic:cNvPicPr>
                   </pic:nvPicPr>
                   <pic:blipFill>
-                    <a:blip r:embed="rId49"/>
+                    <a:blip r:embed="rId48"/>
                     <a:stretch>
                       <a:fillRect/>
                     </a:stretch>
@@ -11955,8 +11937,8 @@
         <w:t xml:space="preserve">conformal calibration, under LOSO and LOMO.</w:t>
       </w:r>
     </w:p>
-    <w:bookmarkEnd w:id="52"/>
-    <w:bookmarkStart w:id="56" w:name="X034a0d09804bb4b649341f37bd1cca15b9e3449"/>
+    <w:bookmarkEnd w:id="51"/>
+    <w:bookmarkStart w:id="55" w:name="X034a0d09804bb4b649341f37bd1cca15b9e3449"/>
     <w:p>
       <w:pPr>
         <w:pStyle w:val="Heading3"/>
@@ -14227,18 +14209,18 @@
           <wp:inline>
             <wp:extent cx="5334000" cy="1879600"/>
             <wp:effectExtent b="0" l="0" r="0" t="0"/>
-            <wp:docPr descr="Figure 5" title="" id="54" name="Picture"/>
+            <wp:docPr descr="Figure 5" title="" id="53" name="Picture"/>
             <a:graphic>
               <a:graphicData uri="http://schemas.openxmlformats.org/drawingml/2006/picture">
                 <pic:pic>
                   <pic:nvPicPr>
-                    <pic:cNvPr descr="../figures/fig05_m3_sites.png" id="55" name="Picture"/>
+                    <pic:cNvPr descr="../figures/fig05_m3_sites.png" id="54" name="Picture"/>
                     <pic:cNvPicPr>
                       <a:picLocks noChangeArrowheads="1" noChangeAspect="1"/>
                     </pic:cNvPicPr>
                   </pic:nvPicPr>
                   <pic:blipFill>
-                    <a:blip r:embed="rId53"/>
+                    <a:blip r:embed="rId52"/>
                     <a:stretch>
                       <a:fillRect/>
                     </a:stretch>
@@ -14303,8 +14285,8 @@
         <w:t xml:space="preserve">Marker shape gives the landing site; the line is 1:1.</w:t>
       </w:r>
     </w:p>
-    <w:bookmarkEnd w:id="56"/>
-    <w:bookmarkStart w:id="57" w:name="ablations-and-parameter-analysis"/>
+    <w:bookmarkEnd w:id="55"/>
+    <w:bookmarkStart w:id="56" w:name="ablations-and-parameter-analysis"/>
     <w:p>
       <w:pPr>
         <w:pStyle w:val="Heading3"/>
@@ -16421,8 +16403,8 @@
         </w:tc>
       </w:tr>
     </w:tbl>
-    <w:bookmarkEnd w:id="57"/>
-    <w:bookmarkStart w:id="61" w:name="application-to-m³-scenes"/>
+    <w:bookmarkEnd w:id="56"/>
+    <w:bookmarkStart w:id="60" w:name="application-to-m³-scenes"/>
     <w:p>
       <w:pPr>
         <w:pStyle w:val="Heading3"/>
@@ -16600,18 +16582,18 @@
           <wp:inline>
             <wp:extent cx="5334000" cy="3146822"/>
             <wp:effectExtent b="0" l="0" r="0" t="0"/>
-            <wp:docPr descr="Figure 6" title="" id="59" name="Picture"/>
+            <wp:docPr descr="Figure 6" title="" id="58" name="Picture"/>
             <a:graphic>
               <a:graphicData uri="http://schemas.openxmlformats.org/drawingml/2006/picture">
                 <pic:pic>
                   <pic:nvPicPr>
-                    <pic:cNvPr descr="../figures/step07_shapley_maps.png" id="60" name="Picture"/>
+                    <pic:cNvPr descr="../figures/step07_shapley_maps.png" id="59" name="Picture"/>
                     <pic:cNvPicPr>
                       <a:picLocks noChangeArrowheads="1" noChangeAspect="1"/>
                     </pic:cNvPicPr>
                   </pic:nvPicPr>
                   <pic:blipFill>
-                    <a:blip r:embed="rId58"/>
+                    <a:blip r:embed="rId57"/>
                     <a:stretch>
                       <a:fillRect/>
                     </a:stretch>
@@ -16676,9 +16658,9 @@
         <w:t xml:space="preserve">are withheld by the identifiability gate.</w:t>
       </w:r>
     </w:p>
+    <w:bookmarkEnd w:id="60"/>
     <w:bookmarkEnd w:id="61"/>
-    <w:bookmarkEnd w:id="62"/>
-    <w:bookmarkStart w:id="68" w:name="discussion"/>
+    <w:bookmarkStart w:id="67" w:name="discussion"/>
     <w:p>
       <w:pPr>
         <w:pStyle w:val="Heading2"/>
@@ -16687,7 +16669,7 @@
         <w:t xml:space="preserve">4. Discussion</w:t>
       </w:r>
     </w:p>
-    <w:bookmarkStart w:id="63" w:name="Xe6bde06f441fb128f62d0026fd42eb65b450b2f"/>
+    <w:bookmarkStart w:id="62" w:name="Xe6bde06f441fb128f62d0026fd42eb65b450b2f"/>
     <w:p>
       <w:pPr>
         <w:pStyle w:val="Heading3"/>
@@ -16986,8 +16968,8 @@
         <w:t xml:space="preserve">seeing the results.</w:t>
       </w:r>
     </w:p>
-    <w:bookmarkEnd w:id="63"/>
-    <w:bookmarkStart w:id="64" w:name="X89b6e2467fefe970bb4c0345a8d1bb09cf146cc"/>
+    <w:bookmarkEnd w:id="62"/>
+    <w:bookmarkStart w:id="63" w:name="X89b6e2467fefe970bb4c0345a8d1bb09cf146cc"/>
     <w:p>
       <w:pPr>
         <w:pStyle w:val="Heading3"/>
@@ -17120,8 +17102,8 @@
         <w:t xml:space="preserve">This is a concrete and practically relevant difference.</w:t>
       </w:r>
     </w:p>
-    <w:bookmarkEnd w:id="64"/>
-    <w:bookmarkStart w:id="65" w:name="X239668b55a24bc6056d13e4b7f00680a51642c0"/>
+    <w:bookmarkEnd w:id="63"/>
+    <w:bookmarkStart w:id="64" w:name="X239668b55a24bc6056d13e4b7f00680a51642c0"/>
     <w:p>
       <w:pPr>
         <w:pStyle w:val="Heading3"/>
@@ -17492,8 +17474,8 @@
         <w:t xml:space="preserve">- on the unflagged targets, LUMEN reproduces the expected mare–highland contrasts.</w:t>
       </w:r>
     </w:p>
-    <w:bookmarkEnd w:id="65"/>
-    <w:bookmarkStart w:id="66" w:name="uncertainty-and-identifiability-2"/>
+    <w:bookmarkEnd w:id="64"/>
+    <w:bookmarkStart w:id="65" w:name="uncertainty-and-identifiability-2"/>
     <w:p>
       <w:pPr>
         <w:pStyle w:val="Heading3"/>
@@ -17616,8 +17598,8 @@
         <w:t xml:space="preserve">claim that olivine is undetectable where it is abundant.</w:t>
       </w:r>
     </w:p>
-    <w:bookmarkEnd w:id="66"/>
-    <w:bookmarkStart w:id="67" w:name="limitations"/>
+    <w:bookmarkEnd w:id="65"/>
+    <w:bookmarkStart w:id="66" w:name="limitations"/>
     <w:p>
       <w:pPr>
         <w:pStyle w:val="Heading3"/>
@@ -17818,9 +17800,9 @@
         <w:t xml:space="preserve">Chandrayaan-2 IIRS, whose radiometry and band set differ, is not tested here.</w:t>
       </w:r>
     </w:p>
+    <w:bookmarkEnd w:id="66"/>
     <w:bookmarkEnd w:id="67"/>
-    <w:bookmarkEnd w:id="68"/>
-    <w:bookmarkStart w:id="69" w:name="conclusions"/>
+    <w:bookmarkStart w:id="68" w:name="conclusions"/>
     <w:p>
       <w:pPr>
         <w:pStyle w:val="Heading2"/>
@@ -18566,8 +18548,8 @@
         </w:tc>
       </w:tr>
     </w:tbl>
-    <w:bookmarkEnd w:id="69"/>
-    <w:bookmarkStart w:id="70" w:name="references"/>
+    <w:bookmarkEnd w:id="68"/>
+    <w:bookmarkStart w:id="69" w:name="references"/>
     <w:p>
       <w:pPr>
         <w:pStyle w:val="Heading2"/>
@@ -20378,8 +20360,8 @@
         <w:t xml:space="preserve">, 65–70.</w:t>
       </w:r>
     </w:p>
+    <w:bookmarkEnd w:id="69"/>
     <w:bookmarkEnd w:id="70"/>
-    <w:bookmarkEnd w:id="71"/>
     <w:sectPr>
       <w:footnotePr>
         <w:numRestart w:val="eachSect"/>

--- a/LUMEN_HybridDL/paper/MANUSCRIPT.docx
+++ b/LUMEN_HybridDL/paper/MANUSCRIPT.docx
@@ -2,59 +2,13 @@
 <file path=word/document.xml><?xml version="1.0" encoding="utf-8"?>
 <w:document xmlns:w="http://schemas.openxmlformats.org/wordprocessingml/2006/main" xmlns:m="http://schemas.openxmlformats.org/officeDocument/2006/math" xmlns:r="http://schemas.openxmlformats.org/officeDocument/2006/relationships" xmlns:o="urn:schemas-microsoft-com:office:office" xmlns:v="urn:schemas-microsoft-com:vml" xmlns:w10="urn:schemas-microsoft-com:office:word" xmlns:a="http://schemas.openxmlformats.org/drawingml/2006/main" xmlns:pic="http://schemas.openxmlformats.org/drawingml/2006/picture" xmlns:wp="http://schemas.openxmlformats.org/drawingml/2006/wordprocessingDrawing">
   <w:body>
-    <w:bookmarkStart w:id="70" w:name="X1b940ee9ca712b8874ab3c96a4cef274b19d27e"/>
+    <w:bookmarkStart w:id="75" w:name="X1b940ee9ca712b8874ab3c96a4cef274b19d27e"/>
     <w:p>
       <w:pPr>
         <w:pStyle w:val="Heading1"/>
       </w:pPr>
       <w:r>
         <w:t xml:space="preserve">Physics-Pretrained, Sample-Calibrated Deep Learning for Lunar Soil FeO, Mineralogy and Maturity from Moon Mineralogy Mapper Spectra</w:t>
-      </w:r>
-    </w:p>
-    <w:p>
-      <w:pPr>
-        <w:pStyle w:val="FirstParagraph"/>
-      </w:pPr>
-      <w:r>
-        <w:rPr>
-          <w:i/>
-          <w:iCs/>
-        </w:rPr>
-        <w:t xml:space="preserve">[Author list, affiliations and correspondence to be completed by the authors.]</w:t>
-      </w:r>
-    </w:p>
-    <w:p>
-      <w:pPr>
-        <w:pStyle w:val="BodyText"/>
-      </w:pPr>
-      <w:r>
-        <w:rPr>
-          <w:b/>
-          <w:bCs/>
-        </w:rPr>
-        <w:t xml:space="preserve">Article type:</w:t>
-      </w:r>
-      <w:r>
-        <w:t xml:space="preserve"> </w:t>
-      </w:r>
-      <w:r>
-        <w:t xml:space="preserve">Article —</w:t>
-      </w:r>
-      <w:r>
-        <w:t xml:space="preserve"> </w:t>
-      </w:r>
-      <w:r>
-        <w:rPr>
-          <w:i/>
-          <w:iCs/>
-        </w:rPr>
-        <w:t xml:space="preserve">Remote Sensing</w:t>
-      </w:r>
-      <w:r>
-        <w:t xml:space="preserve"> </w:t>
-      </w:r>
-      <w:r>
-        <w:t xml:space="preserve">(MDPI)</w:t>
       </w:r>
     </w:p>
     <w:bookmarkStart w:id="9" w:name="highlights"/>
@@ -87,7 +41,7 @@
         </w:numPr>
       </w:pPr>
       <w:r>
-        <w:t xml:space="preserve">LUMEN, a one-dimensional network pretrained on 400,000 Hapke-simulated lunar soils and fine-tuned on 19 returned soils, predicts FeO, four other oxides, seven-part mineralogy and maturity from M³-band spectra. On identical laboratory data it cuts FeO error by 42% relative to a published wavelet–autoencoder pipeline, and it is significantly more accurate than a tuned random forest on 8 of 13 targets.</w:t>
+        <w:t xml:space="preserve">A one-dimensional network pretrained on 400,000 Hapke-simulated lunar soils and fine-tuned on 19 returned soils predicts FeO, four other oxides, seven-part mineralogy and maturity. On identical laboratory data it cuts FeO error by 42% relative to a published wavelet–autoencoder pipeline and is significantly more accurate than a tuned random forest on 8 of 13 targets.</w:t>
       </w:r>
     </w:p>
     <w:p>
@@ -99,7 +53,7 @@
         </w:numPr>
       </w:pPr>
       <w:r>
-        <w:t xml:space="preserve">Conformal intervals reach nominal coverage. An identifiability gate withholds olivine and minor glasses, which no method predicts better than a zero-information baseline.</w:t>
+        <w:t xml:space="preserve">Conformal intervals reach nominal coverage, and an identifiability gate withholds olivine and minor glasses, which no tested method predicts better than a zero-information baseline.</w:t>
       </w:r>
     </w:p>
     <w:p>
@@ -123,7 +77,7 @@
         </w:numPr>
       </w:pPr>
       <w:r>
-        <w:t xml:space="preserve">Most of the error of physics-only inversions is removed by calibrating against returned soils, not by adding model complexity.</w:t>
+        <w:t xml:space="preserve">Most of the error of physics-only inversions is removed by calibrating against returned soils, not by added model complexity.</w:t>
       </w:r>
     </w:p>
     <w:p>
@@ -135,7 +89,7 @@
         </w:numPr>
       </w:pPr>
       <w:r>
-        <w:t xml:space="preserve">Laboratory skill does not transfer to orbit. At 49 returned-sample sites, orbitally fine-tuned LUMEN (3.27 wt% FeO) is not significantly better than the published pipeline (3.58 wt%) and is outperformed by a two-band linear regression (2.11 wt%).</w:t>
+        <w:t xml:space="preserve">Laboratory skill does not transfer to orbit: at 49 returned-sample sites, orbitally fine-tuned LUMEN (3.27 wt% FeO) does not significantly improve on the published pipeline (3.58 wt%) and is outperformed by a two-band linear regression (2.11 wt%).</w:t>
       </w:r>
     </w:p>
     <w:bookmarkEnd w:id="9"/>
@@ -171,13 +125,7 @@
         <w:t xml:space="preserve"> </w:t>
       </w:r>
       <w:r>
-        <w:t xml:space="preserve">lunar regolith; FeO; mineral abundance; space weathering; Moon Mineralogy Mapper;</w:t>
-      </w:r>
-      <w:r>
-        <w:t xml:space="preserve"> </w:t>
-      </w:r>
-      <w:r>
-        <w:t xml:space="preserve">Hapke model; deep learning; transfer learning; conformal prediction; uncertainty quantification</w:t>
+        <w:t xml:space="preserve">lunar regolith; FeO; mineral abundance; space weathering; Moon Mineralogy Mapper; Hapke model; deep learning; transfer learning; conformal prediction; uncertainty quantification</w:t>
       </w:r>
     </w:p>
     <w:bookmarkEnd w:id="10"/>
@@ -195,31 +143,7 @@
         <w:pStyle w:val="FirstParagraph"/>
       </w:pPr>
       <w:r>
-        <w:t xml:space="preserve">Some properties of the lunar regolith can be read remotely, and they are central to lunar science</w:t>
-      </w:r>
-      <w:r>
-        <w:t xml:space="preserve"> </w:t>
-      </w:r>
-      <w:r>
-        <w:t xml:space="preserve">and to planning in situ resource use:</w:t>
-      </w:r>
-      <w:r>
-        <w:t xml:space="preserve"> </w:t>
-      </w:r>
-      <w:r>
-        <w:t xml:space="preserve">- its iron and titanium content;</w:t>
-      </w:r>
-      <w:r>
-        <w:t xml:space="preserve"> </w:t>
-      </w:r>
-      <w:r>
-        <w:t xml:space="preserve">- its modal mineralogy;</w:t>
-      </w:r>
-      <w:r>
-        <w:t xml:space="preserve"> </w:t>
-      </w:r>
-      <w:r>
-        <w:t xml:space="preserve">- its exposure to space weathering.</w:t>
+        <w:t xml:space="preserve">The iron and titanium content, modal mineralogy and space-weathering maturity of the lunar regolith record the Moon’s crustal and volcanic history and constrain the use of its resources. The Moon Mineralogy Mapper (M³) on Chandrayaan-1 acquired visible to near-infrared reflectance spectra over most of the surface [1,2]. These spectra carry the crystal-field absorptions of Fe²⁺ in pyroxene and olivine near 1 and 2 µm, overprinted by the darkening and reddening of nanophase metallic iron, and turning them into quantitative composition remains an inverse problem with little ground truth.</w:t>
       </w:r>
     </w:p>
     <w:p>
@@ -227,710 +151,59 @@
         <w:pStyle w:val="BodyText"/>
       </w:pPr>
       <w:r>
-        <w:t xml:space="preserve">The Moon Mineralogy Mapper (M³) on Chandrayaan-1 acquired visible to near-infrared reflectance</w:t>
-      </w:r>
-      <w:r>
-        <w:t xml:space="preserve"> </w:t>
-      </w:r>
-      <w:r>
-        <w:t xml:space="preserve">spectra over most of the lunar surface [1,2]. These spectra carry the</w:t>
-      </w:r>
-      <w:r>
-        <w:t xml:space="preserve"> </w:t>
-      </w:r>
-      <w:r>
-        <w:t xml:space="preserve">crystal-field absorptions of Fe²⁺ in pyroxene and olivine near 1 and 2 µm, together with the</w:t>
-      </w:r>
-      <w:r>
-        <w:t xml:space="preserve"> </w:t>
-      </w:r>
-      <w:r>
-        <w:t xml:space="preserve">darkening and reddening produced by nanophase metallic iron. Turning such spectra into</w:t>
-      </w:r>
-      <w:r>
-        <w:t xml:space="preserve"> </w:t>
-      </w:r>
-      <w:r>
-        <w:t xml:space="preserve">quantitative composition remains an inverse problem with little ground truth.</w:t>
+        <w:t xml:space="preserve">Empirical methods relate spectral parameters to the composition of returned samples at their landing sites. The Clementine band-ratio algorithms of Lucey et al. [3] remain the reference for FeO and TiO₂, and band parameters of the 1 and 2 µm absorptions have been calibrated for M³ [4,5]. Regressions range from partial least squares [6], neural networks [7] and support vector machines [8] to systematic comparisons of regressors [9], and convolutional networks on Kaguya Multiband Imager spectra produced global oxide maps once Chang’e-5 [10,11] and Chang’e-6 [12] samples were added; Diviner data [13], gradient boosting [14] and random forests [15] have also been used. The method this study builds on, by Fernández-Díaz et al. [16], combines a db4 wavelet decomposition, a deep autoencoder and a random-forest regressor into a global M³ FeO map at 150 m per pixel. All of these methods are trained on about 50 sampling sites and evaluated on random splits or small hold-out sets, rarely on identical data alongside competing methods or against a zero-information baseline.</w:t>
       </w:r>
     </w:p>
     <w:p>
       <w:pPr>
         <w:pStyle w:val="BodyText"/>
+      </w:pPr>
+      <w:r>
+        <w:t xml:space="preserve">Physics-based methods model reflectance with radiative transfer. The Hapke model [17] and its treatment of nanophase iron [18–20] support inversions for mineral abundance, grain size and submicroscopic iron [21–23]; the Shkuratov model [24] has been inverted on M³ by a network trained on synthetic spectra [25]; Hapke inversions have been embedded in Bayesian samplers [26]; and PGU-Net [27] placed a Hapke single-scattering-albedo mixing layer inside a deep autoencoder for unsupervised unmixing, validated on M³ only indirectly, against Kaguya products, with sample-informed priors named as the next step. Such inversions are interpretable but non-unique and sensitive to the end-member set and optical constants. Laboratory studies of the Lunar Soil Characterization Consortium (LSCC) soils have also combined spectra with measured mineralogy [28–30].</w:t>
+      </w:r>
+    </w:p>
+    <w:p>
+      <w:pPr>
+        <w:pStyle w:val="BodyText"/>
+      </w:pPr>
+      <w:r>
+        <w:t xml:space="preserve">Our independent reproductions of three recent methods [16,25,26] show where these approaches fall short. The network of Korokhin et al. recovers orthopyroxene, olivine and the grey absorber on its own synthetic test set with R² of only 0.06, 0.17 and 0.32, yet these quantities are mapped; in Jung et al., abundances drawn from the prior alone already meet two of the three published accuracy bounds; and in Fernández-Díaz et al., a random forest on the raw wavelet coefficients is more accurate than one on the autoencoder codes. Each point concerns how much of a retrieved number the spectrum determines and how that is tested, not the physical models themselves. What is missing is a method that uses physics as a source of training data, lets returned soils correct it, states its uncertainty and which outputs it cannot identify, and is evaluated against published pipelines on identical data, under grouped cross-validation and against a zero-information baseline.</w:t>
+      </w:r>
+    </w:p>
+    <w:p>
+      <w:pPr>
+        <w:pStyle w:val="BodyText"/>
+      </w:pPr>
+      <w:r>
+        <w:t xml:space="preserve">We propose LUMEN (LUnar Mineralogy Estimation Network) to fill this gap. The main contributions are:</w:t>
+      </w:r>
+    </w:p>
+    <w:p>
+      <w:pPr>
+        <w:numPr>
+          <w:ilvl w:val="0"/>
+          <w:numId w:val="1003"/>
+        </w:numPr>
       </w:pPr>
       <w:r>
         <w:rPr>
           <w:b/>
           <w:bCs/>
         </w:rPr>
-        <w:t xml:space="preserve">Empirical methods</w:t>
-      </w:r>
-      <w:r>
-        <w:t xml:space="preserve"> </w:t>
-      </w:r>
-      <w:r>
-        <w:t xml:space="preserve">relate spectral parameters to the composition of returned samples at their</w:t>
-      </w:r>
-      <w:r>
-        <w:t xml:space="preserve"> </w:t>
-      </w:r>
-      <w:r>
-        <w:t xml:space="preserve">landing sites.</w:t>
-      </w:r>
-      <w:r>
-        <w:t xml:space="preserve"> </w:t>
-      </w:r>
-      <w:r>
-        <w:t xml:space="preserve">-</w:t>
-      </w:r>
-      <w:r>
-        <w:t xml:space="preserve"> </w:t>
-      </w:r>
-      <w:r>
-        <w:rPr>
-          <w:i/>
-          <w:iCs/>
-        </w:rPr>
-        <w:t xml:space="preserve">Band ratios and band parameters.</w:t>
-      </w:r>
-      <w:r>
-        <w:t xml:space="preserve"> </w:t>
-      </w:r>
-      <w:r>
-        <w:t xml:space="preserve">The Clementine band-ratio algorithms of Lucey et al.</w:t>
-      </w:r>
-      <w:r>
-        <w:t xml:space="preserve"> </w:t>
-      </w:r>
-      <w:r>
-        <w:t xml:space="preserve">[3] remain the reference for FeO and TiO₂. Band-depth and band-centre parameters of</w:t>
-      </w:r>
-      <w:r>
-        <w:t xml:space="preserve"> </w:t>
-      </w:r>
-      <w:r>
-        <w:t xml:space="preserve">the 1 and 2 µm absorptions have been calibrated for M³ [4,5].</w:t>
-      </w:r>
-      <w:r>
-        <w:t xml:space="preserve"> </w:t>
-      </w:r>
-      <w:r>
-        <w:t xml:space="preserve">-</w:t>
-      </w:r>
-      <w:r>
-        <w:t xml:space="preserve"> </w:t>
-      </w:r>
-      <w:r>
-        <w:rPr>
-          <w:i/>
-          <w:iCs/>
-        </w:rPr>
-        <w:t xml:space="preserve">Regression and machine learning.</w:t>
-      </w:r>
-      <w:r>
-        <w:t xml:space="preserve"> </w:t>
-      </w:r>
-      <w:r>
-        <w:t xml:space="preserve">Methods range from partial least squares [6] and</w:t>
-      </w:r>
-      <w:r>
-        <w:t xml:space="preserve"> </w:t>
-      </w:r>
-      <w:r>
-        <w:t xml:space="preserve">neural networks [7] to support vector machines [8] and systematic comparisons of</w:t>
-      </w:r>
-      <w:r>
-        <w:t xml:space="preserve"> </w:t>
-      </w:r>
-      <w:r>
-        <w:t xml:space="preserve">regressors [9].</w:t>
-      </w:r>
-      <w:r>
-        <w:t xml:space="preserve"> </w:t>
-      </w:r>
-      <w:r>
-        <w:t xml:space="preserve">-</w:t>
-      </w:r>
-      <w:r>
-        <w:t xml:space="preserve"> </w:t>
-      </w:r>
-      <w:r>
-        <w:rPr>
-          <w:i/>
-          <w:iCs/>
-        </w:rPr>
-        <w:t xml:space="preserve">Deep learning with new ground truth.</w:t>
-      </w:r>
-      <w:r>
-        <w:t xml:space="preserve"> </w:t>
-      </w:r>
-      <w:r>
-        <w:t xml:space="preserve">Convolutional networks trained on Kaguya Multiband Imager</w:t>
-      </w:r>
-      <w:r>
-        <w:t xml:space="preserve"> </w:t>
-      </w:r>
-      <w:r>
-        <w:t xml:space="preserve">spectra produced global oxide maps once Chang’e-5 [10,11] and Chang’e-6</w:t>
-      </w:r>
-      <w:r>
-        <w:t xml:space="preserve"> </w:t>
-      </w:r>
-      <w:r>
-        <w:t xml:space="preserve">[12] samples were added. Comparable approaches use Diviner thermal data [13],</w:t>
-      </w:r>
-      <w:r>
-        <w:t xml:space="preserve"> </w:t>
-      </w:r>
-      <w:r>
-        <w:t xml:space="preserve">gradient boosting [14] and random forests [15].</w:t>
-      </w:r>
-      <w:r>
-        <w:t xml:space="preserve"> </w:t>
-      </w:r>
-      <w:r>
-        <w:t xml:space="preserve">-</w:t>
-      </w:r>
-      <w:r>
-        <w:t xml:space="preserve"> </w:t>
-      </w:r>
-      <w:r>
-        <w:rPr>
-          <w:i/>
-          <w:iCs/>
-        </w:rPr>
-        <w:t xml:space="preserve">The method this study builds on.</w:t>
-      </w:r>
-      <w:r>
-        <w:t xml:space="preserve"> </w:t>
-      </w:r>
-      <w:r>
-        <w:t xml:space="preserve">Fernández-Díaz et al. [16] combined a db4</w:t>
-      </w:r>
-      <w:r>
-        <w:t xml:space="preserve"> </w:t>
-      </w:r>
-      <w:r>
-        <w:t xml:space="preserve">wavelet decomposition, a deep autoencoder and a random-forest regressor to produce a global M³</w:t>
-      </w:r>
-      <w:r>
-        <w:t xml:space="preserve"> </w:t>
-      </w:r>
-      <w:r>
-        <w:t xml:space="preserve">FeO map at 150 m per pixel.</w:t>
-      </w:r>
-    </w:p>
-    <w:p>
-      <w:pPr>
-        <w:pStyle w:val="BodyText"/>
-      </w:pPr>
-      <w:r>
-        <w:t xml:space="preserve">All of these methods are trained on about 50 sampling sites. Their accuracy is reported from</w:t>
-      </w:r>
-      <w:r>
-        <w:t xml:space="preserve"> </w:t>
-      </w:r>
-      <w:r>
-        <w:t xml:space="preserve">random splits or small hold-out sets, rarely on identical data alongside competing methods, and</w:t>
-      </w:r>
-      <w:r>
-        <w:t xml:space="preserve"> </w:t>
-      </w:r>
-      <w:r>
-        <w:t xml:space="preserve">rarely against a zero-information baseline.</w:t>
-      </w:r>
-    </w:p>
-    <w:p>
-      <w:pPr>
-        <w:pStyle w:val="BodyText"/>
-      </w:pPr>
-      <w:r>
-        <w:rPr>
-          <w:b/>
-          <w:bCs/>
-        </w:rPr>
-        <w:t xml:space="preserve">Physics-based methods</w:t>
-      </w:r>
-      <w:r>
-        <w:t xml:space="preserve"> </w:t>
-      </w:r>
-      <w:r>
-        <w:t xml:space="preserve">model reflectance with radiative transfer.</w:t>
-      </w:r>
-      <w:r>
-        <w:t xml:space="preserve"> </w:t>
-      </w:r>
-      <w:r>
-        <w:t xml:space="preserve">-</w:t>
-      </w:r>
-      <w:r>
-        <w:t xml:space="preserve"> </w:t>
-      </w:r>
-      <w:r>
-        <w:rPr>
-          <w:i/>
-          <w:iCs/>
-        </w:rPr>
-        <w:t xml:space="preserve">Models.</w:t>
-      </w:r>
-      <w:r>
-        <w:t xml:space="preserve"> </w:t>
-      </w:r>
-      <w:r>
-        <w:t xml:space="preserve">The Hapke model [17] and its treatment of nanophase iron</w:t>
-      </w:r>
-      <w:r>
-        <w:t xml:space="preserve"> </w:t>
-      </w:r>
-      <w:r>
-        <w:t xml:space="preserve">[18–20] support inversions for mineral abundance, grain size and</w:t>
-      </w:r>
-      <w:r>
-        <w:t xml:space="preserve"> </w:t>
-      </w:r>
-      <w:r>
-        <w:t xml:space="preserve">submicroscopic iron [21–23].</w:t>
-      </w:r>
-      <w:r>
-        <w:t xml:space="preserve"> </w:t>
-      </w:r>
-      <w:r>
-        <w:t xml:space="preserve">-</w:t>
-      </w:r>
-      <w:r>
-        <w:t xml:space="preserve"> </w:t>
-      </w:r>
-      <w:r>
-        <w:rPr>
-          <w:i/>
-          <w:iCs/>
-        </w:rPr>
-        <w:t xml:space="preserve">Fast inversion with networks.</w:t>
-      </w:r>
-      <w:r>
-        <w:t xml:space="preserve"> </w:t>
-      </w:r>
-      <w:r>
-        <w:t xml:space="preserve">The Shkuratov model [24] was inverted on M³ with a</w:t>
-      </w:r>
-      <w:r>
-        <w:t xml:space="preserve"> </w:t>
-      </w:r>
-      <w:r>
-        <w:t xml:space="preserve">neural network trained on synthetic spectra [25].</w:t>
-      </w:r>
-      <w:r>
-        <w:t xml:space="preserve"> </w:t>
-      </w:r>
-      <w:r>
-        <w:t xml:space="preserve">-</w:t>
-      </w:r>
-      <w:r>
-        <w:t xml:space="preserve"> </w:t>
-      </w:r>
-      <w:r>
-        <w:rPr>
-          <w:i/>
-          <w:iCs/>
-        </w:rPr>
-        <w:t xml:space="preserve">Posteriors.</w:t>
-      </w:r>
-      <w:r>
-        <w:t xml:space="preserve"> </w:t>
-      </w:r>
-      <w:r>
-        <w:t xml:space="preserve">Hapke inversions have been embedded in Bayesian samplers to obtain posterior</w:t>
-      </w:r>
-      <w:r>
-        <w:t xml:space="preserve"> </w:t>
-      </w:r>
-      <w:r>
-        <w:t xml:space="preserve">abundances [26].</w:t>
-      </w:r>
-      <w:r>
-        <w:t xml:space="preserve"> </w:t>
-      </w:r>
-      <w:r>
-        <w:t xml:space="preserve">-</w:t>
-      </w:r>
-      <w:r>
-        <w:t xml:space="preserve"> </w:t>
-      </w:r>
-      <w:r>
-        <w:rPr>
-          <w:i/>
-          <w:iCs/>
-        </w:rPr>
-        <w:t xml:space="preserve">Physics-guided unmixing.</w:t>
-      </w:r>
-      <w:r>
-        <w:t xml:space="preserve"> </w:t>
-      </w:r>
-      <w:r>
-        <w:t xml:space="preserve">PGU-Net [27] placed a Hapke single-scattering-albedo mixing</w:t>
-      </w:r>
-      <w:r>
-        <w:t xml:space="preserve"> </w:t>
-      </w:r>
-      <w:r>
-        <w:t xml:space="preserve">layer inside a deep autoencoder for unsupervised unmixing. Its M³ results were validated</w:t>
-      </w:r>
-      <w:r>
-        <w:t xml:space="preserve"> </w:t>
-      </w:r>
-      <w:r>
-        <w:t xml:space="preserve">indirectly, against Kaguya products, and the authors name sample-informed priors from returned</w:t>
-      </w:r>
-      <w:r>
-        <w:t xml:space="preserve"> </w:t>
-      </w:r>
-      <w:r>
-        <w:t xml:space="preserve">materials as the next step.</w:t>
-      </w:r>
-    </w:p>
-    <w:p>
-      <w:pPr>
-        <w:pStyle w:val="BodyText"/>
-      </w:pPr>
-      <w:r>
-        <w:t xml:space="preserve">Physics inversions are interpretable but non-unique, and they are sensitive to the end-member set</w:t>
-      </w:r>
-      <w:r>
-        <w:t xml:space="preserve"> </w:t>
-      </w:r>
-      <w:r>
-        <w:t xml:space="preserve">and to the optical-constant model. Laboratory studies of the Lunar Soil Characterization</w:t>
-      </w:r>
-      <w:r>
-        <w:t xml:space="preserve"> </w:t>
-      </w:r>
-      <w:r>
-        <w:t xml:space="preserve">Consortium (LSCC) soils have also combined spectra with measured mineralogy:</w:t>
-      </w:r>
-      <w:r>
-        <w:t xml:space="preserve"> </w:t>
-      </w:r>
-      <w:r>
-        <w:t xml:space="preserve">- hybrid partial-least-squares and neural-network models [28];</w:t>
-      </w:r>
-      <w:r>
-        <w:t xml:space="preserve"> </w:t>
-      </w:r>
-      <w:r>
-        <w:t xml:space="preserve">- conversion of unmixing weights to mass fractions [29];</w:t>
-      </w:r>
-      <w:r>
-        <w:t xml:space="preserve"> </w:t>
-      </w:r>
-      <w:r>
-        <w:t xml:space="preserve">- multilayer-perceptron abundance mapping [30].</w:t>
-      </w:r>
-    </w:p>
-    <w:p>
-      <w:pPr>
-        <w:pStyle w:val="BodyText"/>
-      </w:pPr>
-      <w:r>
-        <w:rPr>
-          <w:b/>
-          <w:bCs/>
-        </w:rPr>
-        <w:t xml:space="preserve">Our reproductions of three recent methods [16,25,26]</w:t>
-      </w:r>
-      <w:r>
-        <w:t xml:space="preserve">, made</w:t>
-      </w:r>
-      <w:r>
-        <w:t xml:space="preserve"> </w:t>
-      </w:r>
-      <w:r>
-        <w:t xml:space="preserve">independently of this study, show where these approaches fall short.</w:t>
-      </w:r>
-      <w:r>
-        <w:t xml:space="preserve"> </w:t>
-      </w:r>
-      <w:r>
-        <w:t xml:space="preserve">-</w:t>
-      </w:r>
-      <w:r>
-        <w:t xml:space="preserve"> </w:t>
-      </w:r>
-      <w:r>
-        <w:rPr>
-          <w:i/>
-          <w:iCs/>
-        </w:rPr>
-        <w:t xml:space="preserve">Korokhin et al. [25].</w:t>
-      </w:r>
-      <w:r>
-        <w:t xml:space="preserve"> </w:t>
-      </w:r>
-      <w:r>
-        <w:t xml:space="preserve">On its own synthetic test set, the network recovers</w:t>
-      </w:r>
-      <w:r>
-        <w:t xml:space="preserve"> </w:t>
-      </w:r>
-      <w:r>
-        <w:t xml:space="preserve">orthopyroxene, olivine and the grey absorber with R² of only 0.06, 0.17 and 0.32. Yet these</w:t>
-      </w:r>
-      <w:r>
-        <w:t xml:space="preserve"> </w:t>
-      </w:r>
-      <w:r>
-        <w:t xml:space="preserve">quantities are mapped.</w:t>
-      </w:r>
-      <w:r>
-        <w:t xml:space="preserve"> </w:t>
-      </w:r>
-      <w:r>
-        <w:t xml:space="preserve">-</w:t>
-      </w:r>
-      <w:r>
-        <w:t xml:space="preserve"> </w:t>
-      </w:r>
-      <w:r>
-        <w:rPr>
-          <w:i/>
-          <w:iCs/>
-        </w:rPr>
-        <w:t xml:space="preserve">Jung et al. [26].</w:t>
-      </w:r>
-      <w:r>
-        <w:t xml:space="preserve"> </w:t>
-      </w:r>
-      <w:r>
-        <w:t xml:space="preserve">Abundances drawn from the prior alone, using no spectral data,</w:t>
-      </w:r>
-      <w:r>
-        <w:t xml:space="preserve"> </w:t>
-      </w:r>
-      <w:r>
-        <w:t xml:space="preserve">already meet two of the three published accuracy bounds.</w:t>
-      </w:r>
-      <w:r>
-        <w:t xml:space="preserve"> </w:t>
-      </w:r>
-      <w:r>
-        <w:t xml:space="preserve">-</w:t>
-      </w:r>
-      <w:r>
-        <w:t xml:space="preserve"> </w:t>
-      </w:r>
-      <w:r>
-        <w:rPr>
-          <w:i/>
-          <w:iCs/>
-        </w:rPr>
-        <w:t xml:space="preserve">Fernández-Díaz et al. [16].</w:t>
-      </w:r>
-      <w:r>
-        <w:t xml:space="preserve"> </w:t>
-      </w:r>
-      <w:r>
-        <w:t xml:space="preserve">The autoencoder lowers rather than raises regression</w:t>
-      </w:r>
-      <w:r>
-        <w:t xml:space="preserve"> </w:t>
-      </w:r>
-      <w:r>
-        <w:t xml:space="preserve">accuracy: a random forest on the raw wavelet coefficients is more accurate than one on the</w:t>
-      </w:r>
-      <w:r>
-        <w:t xml:space="preserve"> </w:t>
-      </w:r>
-      <w:r>
-        <w:t xml:space="preserve">autoencoder codes.</w:t>
-      </w:r>
-    </w:p>
-    <w:p>
-      <w:pPr>
-        <w:pStyle w:val="BodyText"/>
-      </w:pPr>
-      <w:r>
-        <w:t xml:space="preserve">None of these points is a criticism of the physical models themselves. Each concerns how much of</w:t>
-      </w:r>
-      <w:r>
-        <w:t xml:space="preserve"> </w:t>
-      </w:r>
-      <w:r>
-        <w:t xml:space="preserve">a retrieved number is determined by the spectrum, and how that is tested.</w:t>
-      </w:r>
-    </w:p>
-    <w:p>
-      <w:pPr>
-        <w:pStyle w:val="BodyText"/>
-      </w:pPr>
-      <w:r>
-        <w:rPr>
-          <w:b/>
-          <w:bCs/>
-        </w:rPr>
-        <w:t xml:space="preserve">What is missing</w:t>
-      </w:r>
-      <w:r>
-        <w:t xml:space="preserve"> </w:t>
-      </w:r>
-      <w:r>
-        <w:t xml:space="preserve">is a method that does four things at once:</w:t>
-      </w:r>
-      <w:r>
-        <w:t xml:space="preserve"> </w:t>
-      </w:r>
-      <w:r>
-        <w:t xml:space="preserve">- uses physics where it helps, as a source of training data;</w:t>
-      </w:r>
-      <w:r>
-        <w:t xml:space="preserve"> </w:t>
-      </w:r>
-      <w:r>
-        <w:t xml:space="preserve">- lets returned soils correct the physics;</w:t>
-      </w:r>
-      <w:r>
-        <w:t xml:space="preserve"> </w:t>
-      </w:r>
-      <w:r>
-        <w:t xml:space="preserve">- states its uncertainty and which outputs it cannot identify;</w:t>
-      </w:r>
-      <w:r>
-        <w:t xml:space="preserve"> </w:t>
-      </w:r>
-      <w:r>
-        <w:t xml:space="preserve">- is evaluated against published physics-based and deep-learning pipelines on identical data,</w:t>
-      </w:r>
-      <w:r>
-        <w:t xml:space="preserve"> </w:t>
-      </w:r>
-      <w:r>
-        <w:t xml:space="preserve">under grouped cross-validation, with a zero-information baseline.</w:t>
-      </w:r>
-    </w:p>
-    <w:p>
-      <w:pPr>
-        <w:pStyle w:val="BodyText"/>
-      </w:pPr>
-      <w:r>
-        <w:t xml:space="preserve">To address this, we propose LUMEN (LUnar Mineralogy Estimation Network). The main contributions</w:t>
-      </w:r>
-      <w:r>
-        <w:t xml:space="preserve"> </w:t>
-      </w:r>
-      <w:r>
-        <w:t xml:space="preserve">are:</w:t>
-      </w:r>
-    </w:p>
-    <w:p>
-      <w:pPr>
-        <w:pStyle w:val="Compact"/>
+        <w:t xml:space="preserve">A hybrid physics–learning method.</w:t>
+      </w:r>
+      <w:r>
+        <w:t xml:space="preserve"> </w:t>
+      </w:r>
+      <w:r>
+        <w:t xml:space="preserve">A domain-randomised Hapke simulator, built from 49 lunar mineral and glass end-members (none taken from an evaluation soil) with physically modelled nanophase- and microphase-iron weathering, generates 400,000 synthetic soils. A compact one-dimensional convolutional network is pretrained on them and fine-tuned on returned soils, and from one spectrum predicts seven-part modal mineralogy, five oxides and maturity. A deep ensemble with conformal calibration supplies intervals with verified coverage, and an identifiability gate withholds every target whose skill over a zero-information baseline is not demonstrable.</w:t>
+      </w:r>
+    </w:p>
+    <w:p>
+      <w:pPr>
         <w:numPr>
           <w:ilvl w:val="0"/>
           <w:numId w:val="1003"/>
-        </w:numPr>
-      </w:pPr>
-      <w:r>
-        <w:rPr>
-          <w:b/>
-          <w:bCs/>
-        </w:rPr>
-        <w:t xml:space="preserve">A hybrid method, LUMEN.</w:t>
-      </w:r>
-      <w:r>
-        <w:t xml:space="preserve"> </w:t>
-      </w:r>
-      <w:r>
-        <w:t xml:space="preserve">It joins physics simulation and supervised learning for lunar</w:t>
-      </w:r>
-      <w:r>
-        <w:t xml:space="preserve"> </w:t>
-      </w:r>
-      <w:r>
-        <w:t xml:space="preserve">soil composition.</w:t>
-      </w:r>
-    </w:p>
-    <w:p>
-      <w:pPr>
-        <w:pStyle w:val="Compact"/>
-        <w:numPr>
-          <w:ilvl w:val="0"/>
-          <w:numId w:val="1004"/>
-        </w:numPr>
-      </w:pPr>
-      <w:r>
-        <w:t xml:space="preserve">A domain-randomised Hapke simulator generates 400,000 synthetic soils. It uses 49 lunar mineral</w:t>
-      </w:r>
-      <w:r>
-        <w:t xml:space="preserve"> </w:t>
-      </w:r>
-      <w:r>
-        <w:t xml:space="preserve">and glass end-members (none taken from an evaluation soil) and physically modelled nanophase-</w:t>
-      </w:r>
-      <w:r>
-        <w:t xml:space="preserve"> </w:t>
-      </w:r>
-      <w:r>
-        <w:t xml:space="preserve">and microphase-iron weathering.</w:t>
-      </w:r>
-    </w:p>
-    <w:p>
-      <w:pPr>
-        <w:pStyle w:val="Compact"/>
-        <w:numPr>
-          <w:ilvl w:val="0"/>
-          <w:numId w:val="1004"/>
-        </w:numPr>
-      </w:pPr>
-      <w:r>
-        <w:t xml:space="preserve">A compact one-dimensional convolutional network is pretrained on them and fine-tuned on</w:t>
-      </w:r>
-      <w:r>
-        <w:t xml:space="preserve"> </w:t>
-      </w:r>
-      <w:r>
-        <w:t xml:space="preserve">returned soils.</w:t>
-      </w:r>
-    </w:p>
-    <w:p>
-      <w:pPr>
-        <w:pStyle w:val="Compact"/>
-        <w:numPr>
-          <w:ilvl w:val="0"/>
-          <w:numId w:val="1004"/>
-        </w:numPr>
-      </w:pPr>
-      <w:r>
-        <w:t xml:space="preserve">From one spectrum the network predicts seven-part modal mineralogy, five oxides and maturity.</w:t>
-      </w:r>
-    </w:p>
-    <w:p>
-      <w:pPr>
-        <w:pStyle w:val="Compact"/>
-        <w:numPr>
-          <w:ilvl w:val="0"/>
-          <w:numId w:val="1004"/>
-        </w:numPr>
-      </w:pPr>
-      <w:r>
-        <w:t xml:space="preserve">A deep ensemble with conformal calibration supplies intervals with verified coverage. An</w:t>
-      </w:r>
-      <w:r>
-        <w:t xml:space="preserve"> </w:t>
-      </w:r>
-      <w:r>
-        <w:t xml:space="preserve">identifiability gate withholds every target whose skill over a zero-information baseline is not</w:t>
-      </w:r>
-      <w:r>
-        <w:t xml:space="preserve"> </w:t>
-      </w:r>
-      <w:r>
-        <w:t xml:space="preserve">demonstrable.</w:t>
-      </w:r>
-    </w:p>
-    <w:p>
-      <w:pPr>
-        <w:pStyle w:val="Compact"/>
-        <w:numPr>
-          <w:ilvl w:val="0"/>
-          <w:numId w:val="1005"/>
         </w:numPr>
       </w:pPr>
       <w:r>
@@ -944,75 +217,14 @@
         <w:t xml:space="preserve"> </w:t>
       </w:r>
       <w:r>
-        <w:t xml:space="preserve">LUMEN is compared with three published</w:t>
-      </w:r>
-      <w:r>
-        <w:t xml:space="preserve"> </w:t>
-      </w:r>
-      <w:r>
-        <w:t xml:space="preserve">methods (wavelet–autoencoder regression [16], Shkuratov-model inversion</w:t>
-      </w:r>
-      <w:r>
-        <w:t xml:space="preserve"> </w:t>
-      </w:r>
-      <w:r>
-        <w:t xml:space="preserve">[25] and Hapke–Bayesian inversion [26]) and with classical regressors.</w:t>
-      </w:r>
-    </w:p>
-    <w:p>
-      <w:pPr>
-        <w:pStyle w:val="Compact"/>
+        <w:t xml:space="preserve">LUMEN is compared with wavelet–autoencoder regression [16], Shkuratov-model inversion [25], Hapke–Bayesian inversion [26] and classical regressors on the same 75 laboratory spectra and the same leave-one-soil-out and leave-one-mission-out folds, with paired tests corrected for multiple comparisons. Every evaluation choice was committed to version control before the first score was computed, and negative and null results are reported alongside positive ones.</w:t>
+      </w:r>
+    </w:p>
+    <w:p>
+      <w:pPr>
         <w:numPr>
           <w:ilvl w:val="0"/>
-          <w:numId w:val="1006"/>
-        </w:numPr>
-      </w:pPr>
-      <w:r>
-        <w:t xml:space="preserve">All methods use the same 75 laboratory spectra and the same leave-one-soil-out and</w:t>
-      </w:r>
-      <w:r>
-        <w:t xml:space="preserve"> </w:t>
-      </w:r>
-      <w:r>
-        <w:t xml:space="preserve">leave-one-mission-out folds.</w:t>
-      </w:r>
-    </w:p>
-    <w:p>
-      <w:pPr>
-        <w:pStyle w:val="Compact"/>
-        <w:numPr>
-          <w:ilvl w:val="0"/>
-          <w:numId w:val="1006"/>
-        </w:numPr>
-      </w:pPr>
-      <w:r>
-        <w:t xml:space="preserve">The tests are paired and corrected for multiple comparisons.</w:t>
-      </w:r>
-    </w:p>
-    <w:p>
-      <w:pPr>
-        <w:pStyle w:val="Compact"/>
-        <w:numPr>
-          <w:ilvl w:val="0"/>
-          <w:numId w:val="1006"/>
-        </w:numPr>
-      </w:pPr>
-      <w:r>
-        <w:t xml:space="preserve">Every evaluation choice was committed to version control before the first score was computed.</w:t>
-      </w:r>
-      <w:r>
-        <w:t xml:space="preserve"> </w:t>
-      </w:r>
-      <w:r>
-        <w:t xml:space="preserve">Negative and null results are reported alongside the positive ones.</w:t>
-      </w:r>
-    </w:p>
-    <w:p>
-      <w:pPr>
-        <w:pStyle w:val="Compact"/>
-        <w:numPr>
-          <w:ilvl w:val="0"/>
-          <w:numId w:val="1007"/>
+          <w:numId w:val="1003"/>
         </w:numPr>
       </w:pPr>
       <w:r>
@@ -1026,55 +238,7 @@
         <w:t xml:space="preserve"> </w:t>
       </w:r>
       <w:r>
-        <w:t xml:space="preserve">It uses M³ spectra at the returned-sample sites</w:t>
-      </w:r>
-      <w:r>
-        <w:t xml:space="preserve"> </w:t>
-      </w:r>
-      <w:r>
-        <w:t xml:space="preserve">on which the base method was calibrated [16,31].</w:t>
-      </w:r>
-    </w:p>
-    <w:p>
-      <w:pPr>
-        <w:pStyle w:val="Compact"/>
-        <w:numPr>
-          <w:ilvl w:val="0"/>
-          <w:numId w:val="1008"/>
-        </w:numPr>
-      </w:pPr>
-      <w:r>
-        <w:t xml:space="preserve">It uses both that method’s own cross-validation and a spatially honest leave-one-landing-site-out</w:t>
-      </w:r>
-      <w:r>
-        <w:t xml:space="preserve"> </w:t>
-      </w:r>
-      <w:r>
-        <w:t xml:space="preserve">protocol.</w:t>
-      </w:r>
-    </w:p>
-    <w:p>
-      <w:pPr>
-        <w:pStyle w:val="Compact"/>
-        <w:numPr>
-          <w:ilvl w:val="0"/>
-          <w:numId w:val="1008"/>
-        </w:numPr>
-      </w:pPr>
-      <w:r>
-        <w:t xml:space="preserve">It shows that laboratory accuracy does not carry over to orbit without orbital labels, how</w:t>
-      </w:r>
-      <w:r>
-        <w:t xml:space="preserve"> </w:t>
-      </w:r>
-      <w:r>
-        <w:t xml:space="preserve">much a small orbital fine-tuning set recovers, and that simple two-band regressions remain more</w:t>
-      </w:r>
-      <w:r>
-        <w:t xml:space="preserve"> </w:t>
-      </w:r>
-      <w:r>
-        <w:t xml:space="preserve">accurate on orbit.</w:t>
+        <w:t xml:space="preserve">Using M³ spectra at the returned-sample sites on which the base method was calibrated [16,31], under both that method’s own cross-validation and a spatially honest leave-one-landing-site-out protocol, we show that laboratory accuracy does not carry over to orbit without orbital labels, how much a small orbital fine-tuning set recovers, and that simple two-band regressions remain more accurate on orbit.</w:t>
       </w:r>
     </w:p>
     <w:p>
@@ -1082,35 +246,11 @@
         <w:pStyle w:val="FirstParagraph"/>
       </w:pPr>
       <w:r>
-        <w:t xml:space="preserve">The remainder of this article is organised as follows:</w:t>
-      </w:r>
-      <w:r>
-        <w:t xml:space="preserve"> </w:t>
-      </w:r>
-      <w:r>
-        <w:t xml:space="preserve">- Section 2 describes the data, the physical preliminaries and the proposed method.</w:t>
-      </w:r>
-      <w:r>
-        <w:t xml:space="preserve"> </w:t>
-      </w:r>
-      <w:r>
-        <w:t xml:space="preserve">- Section 3 details the experimental settings and reports the results.</w:t>
-      </w:r>
-      <w:r>
-        <w:t xml:space="preserve"> </w:t>
-      </w:r>
-      <w:r>
-        <w:t xml:space="preserve">- Section 4 discusses them, including limitations.</w:t>
-      </w:r>
-      <w:r>
-        <w:t xml:space="preserve"> </w:t>
-      </w:r>
-      <w:r>
-        <w:t xml:space="preserve">- Section 5 concludes.</w:t>
+        <w:t xml:space="preserve">Section 2 describes the data, the physical preliminaries and the method; Section 3 reports the experiments; Section 4 discusses them, including limitations; and Section 5 concludes.</w:t>
       </w:r>
     </w:p>
     <w:bookmarkEnd w:id="11"/>
-    <w:bookmarkStart w:id="31" w:name="materials-and-methods"/>
+    <w:bookmarkStart w:id="33" w:name="materials-and-methods"/>
     <w:p>
       <w:pPr>
         <w:pStyle w:val="Heading2"/>
@@ -1142,185 +282,7 @@
         <w:pStyle w:val="FirstParagraph"/>
       </w:pPr>
       <w:r>
-        <w:t xml:space="preserve">We use the LSCC suite [32,33]: nine mare soils (Apollo 11, 12, 15 and 17) and</w:t>
-      </w:r>
-      <w:r>
-        <w:t xml:space="preserve"> </w:t>
-      </w:r>
-      <w:r>
-        <w:t xml:space="preserve">ten highland soils (Apollo 14 and 16).</w:t>
-      </w:r>
-      <w:r>
-        <w:t xml:space="preserve"> </w:t>
-      </w:r>
-      <w:r>
-        <w:t xml:space="preserve">-</w:t>
-      </w:r>
-      <w:r>
-        <w:t xml:space="preserve"> </w:t>
-      </w:r>
-      <w:r>
-        <w:rPr>
-          <w:b/>
-          <w:bCs/>
-        </w:rPr>
-        <w:t xml:space="preserve">Spectra.</w:t>
-      </w:r>
-      <w:r>
-        <w:t xml:space="preserve"> </w:t>
-      </w:r>
-      <w:r>
-        <w:t xml:space="preserve">Each soil was sieved into &lt;10, 10–20, 20–45 and &lt;45 µm fractions. Each fraction</w:t>
-      </w:r>
-      <w:r>
-        <w:t xml:space="preserve"> </w:t>
-      </w:r>
-      <w:r>
-        <w:t xml:space="preserve">was measured at the Reflectance Experiment Laboratory (RELAB) [34] at an incidence of</w:t>
-      </w:r>
-      <w:r>
-        <w:t xml:space="preserve"> </w:t>
-      </w:r>
-      <w:r>
-        <w:t xml:space="preserve">30° and emission of 0°. The 10–20 µm spectrum of soil 70181 is absent from the archive, leaving</w:t>
-      </w:r>
-      <w:r>
-        <w:t xml:space="preserve"> </w:t>
-      </w:r>
-      <w:r>
-        <w:t xml:space="preserve">75 spectra.</w:t>
-      </w:r>
-      <w:r>
-        <w:t xml:space="preserve"> </w:t>
-      </w:r>
-      <w:r>
-        <w:t xml:space="preserve">-</w:t>
-      </w:r>
-      <w:r>
-        <w:t xml:space="preserve"> </w:t>
-      </w:r>
-      <w:r>
-        <w:rPr>
-          <w:b/>
-          <w:bCs/>
-        </w:rPr>
-        <w:t xml:space="preserve">Modal mineralogy.</w:t>
-      </w:r>
-      <w:r>
-        <w:t xml:space="preserve"> </w:t>
-      </w:r>
-      <w:r>
-        <w:t xml:space="preserve">Point-count modal mineralogy (vol%) is available for the three finer</w:t>
-      </w:r>
-      <w:r>
-        <w:t xml:space="preserve"> </w:t>
-      </w:r>
-      <w:r>
-        <w:t xml:space="preserve">fractions (56 spectra). It is merged into seven parts:</w:t>
-      </w:r>
-      <w:r>
-        <w:t xml:space="preserve"> </w:t>
-      </w:r>
-      <w:r>
-        <w:t xml:space="preserve">- plagioclase (PLG);</w:t>
-      </w:r>
-      <w:r>
-        <w:t xml:space="preserve"> </w:t>
-      </w:r>
-      <w:r>
-        <w:t xml:space="preserve">- low-Ca pyroxene (LCP: orthopyroxene plus pigeonite);</w:t>
-      </w:r>
-      <w:r>
-        <w:t xml:space="preserve"> </w:t>
-      </w:r>
-      <w:r>
-        <w:t xml:space="preserve">- high-Ca pyroxene (HCP);</w:t>
-      </w:r>
-      <w:r>
-        <w:t xml:space="preserve"> </w:t>
-      </w:r>
-      <w:r>
-        <w:t xml:space="preserve">- olivine (OLV);</w:t>
-      </w:r>
-      <w:r>
-        <w:t xml:space="preserve"> </w:t>
-      </w:r>
-      <w:r>
-        <w:t xml:space="preserve">- ilmenite (ILM);</w:t>
-      </w:r>
-      <w:r>
-        <w:t xml:space="preserve"> </w:t>
-      </w:r>
-      <w:r>
-        <w:t xml:space="preserve">- agglutinitic glass (AGG);</w:t>
-      </w:r>
-      <w:r>
-        <w:t xml:space="preserve"> </w:t>
-      </w:r>
-      <w:r>
-        <w:t xml:space="preserve">- other (volcanic glass, K-rich phases and minor phases; OTH).</w:t>
-      </w:r>
-      <w:r>
-        <w:t xml:space="preserve"> </w:t>
-      </w:r>
-      <w:r>
-        <w:t xml:space="preserve">-</w:t>
-      </w:r>
-      <w:r>
-        <w:t xml:space="preserve"> </w:t>
-      </w:r>
-      <w:r>
-        <w:rPr>
-          <w:b/>
-          <w:bCs/>
-        </w:rPr>
-        <w:t xml:space="preserve">Chemistry and maturity.</w:t>
-      </w:r>
-      <w:r>
-        <w:t xml:space="preserve"> </w:t>
-      </w:r>
-      <w:r>
-        <w:t xml:space="preserve">Bulk FeO, TiO₂, Al₂O₃, CaO and MgO (wt%) and the ferromagnetic</w:t>
-      </w:r>
-      <w:r>
-        <w:t xml:space="preserve"> </w:t>
-      </w:r>
-      <w:r>
-        <w:t xml:space="preserve">resonance maturity index Is/FeO are available for all 75 spectra.</w:t>
-      </w:r>
-    </w:p>
-    <w:p>
-      <w:pPr>
-        <w:pStyle w:val="BodyText"/>
-      </w:pPr>
-      <w:r>
-        <w:t xml:space="preserve">The tables were transcribed from the published sources and checked against their own column sums</w:t>
-      </w:r>
-      <w:r>
-        <w:t xml:space="preserve"> </w:t>
-      </w:r>
-      <w:r>
-        <w:t xml:space="preserve">and totals (81 checks for the mare tables).</w:t>
-      </w:r>
-    </w:p>
-    <w:p>
-      <w:pPr>
-        <w:pStyle w:val="BodyText"/>
-      </w:pPr>
-      <w:r>
-        <w:t xml:space="preserve">Every spectrum is convolved to the 71 M³ global-mode bands between 540.8 and 2497.1 nm, using</w:t>
-      </w:r>
-      <w:r>
-        <w:t xml:space="preserve"> </w:t>
-      </w:r>
-      <w:r>
-        <w:t xml:space="preserve">Gaussian responses with a full width at half maximum equal to the band spacing. These 71 bands</w:t>
-      </w:r>
-      <w:r>
-        <w:t xml:space="preserve"> </w:t>
-      </w:r>
-      <w:r>
-        <w:t xml:space="preserve">exclude the shortest-wavelength channels and the thermally affected channels beyond 2.5 µm.</w:t>
+        <w:t xml:space="preserve">We use the LSCC suite [32,33] of nine mare soils (Apollo 11, 12, 15 and 17) and ten highland soils (Apollo 14 and 16), each sieved into &lt;10, 10–20, 20–45 and &lt;45 µm fractions and measured at the Reflectance Experiment Laboratory (RELAB) [34] at 30° incidence and 0° emission; the 10–20 µm spectrum of soil 70181 is absent, leaving 75 spectra. Point-count modal mineralogy (vol%), available for the three finer fractions (56 spectra), is merged into seven parts: plagioclase (PLG), low-Ca pyroxene (LCP, orthopyroxene plus pigeonite), high-Ca pyroxene (HCP), olivine (OLV), ilmenite (ILM), agglutinitic glass (AGG) and other phases (OTH). Bulk FeO, TiO₂, Al₂O₃, CaO and MgO (wt%) and the maturity index Is/FeO are available for all 75 spectra; the tables were checked against their own column sums and totals. Every spectrum is convolved to the 71 M³ global-mode bands between 540.8 and 2497.1 nm with Gaussian responses whose width equals the band spacing, excluding the thermally affected channels beyond 2.5 µm.</w:t>
       </w:r>
     </w:p>
     <w:bookmarkEnd w:id="12"/>
@@ -1338,76 +300,7 @@
         <w:pStyle w:val="FirstParagraph"/>
       </w:pPr>
       <w:r>
-        <w:t xml:space="preserve">The simulator draws on 49 RELAB spectra of lunar mineral separates and glasses: 17 plagioclase,</w:t>
-      </w:r>
-      <w:r>
-        <w:t xml:space="preserve"> </w:t>
-      </w:r>
-      <w:r>
-        <w:t xml:space="preserve">7 low-Ca and 11 high-Ca pyroxene, 6 olivine, 4 ilmenite, 2 volcanic and 2 synthetic lunar</w:t>
-      </w:r>
-      <w:r>
-        <w:t xml:space="preserve"> </w:t>
-      </w:r>
-      <w:r>
-        <w:t xml:space="preserve">glasses.</w:t>
-      </w:r>
-      <w:r>
-        <w:t xml:space="preserve"> </w:t>
-      </w:r>
-      <w:r>
-        <w:t xml:space="preserve">- They come from mare basalts, highland rocks, one non-LSCC soil (62241) and synthetic glasses.</w:t>
-      </w:r>
-      <w:r>
-        <w:t xml:space="preserve"> </w:t>
-      </w:r>
-      <w:r>
-        <w:t xml:space="preserve">- Every label was verified against its PDS4 metadata.</w:t>
-      </w:r>
-      <w:r>
-        <w:t xml:space="preserve"> </w:t>
-      </w:r>
-      <w:r>
-        <w:t xml:space="preserve">- A rule checked automatically at staging ensures that</w:t>
-      </w:r>
-      <w:r>
-        <w:t xml:space="preserve"> </w:t>
-      </w:r>
-      <w:r>
-        <w:rPr>
-          <w:b/>
-          <w:bCs/>
-        </w:rPr>
-        <w:t xml:space="preserve">no end-member derives from any of the 19</w:t>
-      </w:r>
-      <w:r>
-        <w:rPr>
-          <w:b/>
-          <w:bCs/>
-        </w:rPr>
-        <w:t xml:space="preserve"> </w:t>
-      </w:r>
-      <w:r>
-        <w:rPr>
-          <w:b/>
-          <w:bCs/>
-        </w:rPr>
-        <w:t xml:space="preserve">evaluation soils</w:t>
-      </w:r>
-      <w:r>
-        <w:t xml:space="preserve">.</w:t>
-      </w:r>
-      <w:r>
-        <w:t xml:space="preserve"> </w:t>
-      </w:r>
-      <w:r>
-        <w:t xml:space="preserve">- Because every RELAB agglutinate separate comes from an LSCC soil, agglutinates are not taken</w:t>
-      </w:r>
-      <w:r>
-        <w:t xml:space="preserve"> </w:t>
-      </w:r>
-      <w:r>
-        <w:t xml:space="preserve">from the library. They are modelled physically (Section 2.3.1).</w:t>
+        <w:t xml:space="preserve">The simulator draws on 49 RELAB spectra of lunar mineral separates and glasses (17 plagioclase, 7 low-Ca and 11 high-Ca pyroxene, 6 olivine, 4 ilmenite, 2 volcanic and 2 synthetic glasses) from mare basalts, highland rocks, one non-LSCC soil (62241) and synthetic glasses, each verified against its PDS4 metadata. An automatic check ensures that no end-member derives from any of the 19 evaluation soils; because every RELAB agglutinate separate comes from an LSCC soil, agglutinates are modelled physically instead (Section 2.3.1).</w:t>
       </w:r>
     </w:p>
     <w:bookmarkEnd w:id="13"/>
@@ -1425,13 +318,7 @@
         <w:pStyle w:val="FirstParagraph"/>
       </w:pPr>
       <w:r>
-        <w:t xml:space="preserve">All orbital data are M³ Level-2 global-mode reflectance [2]. Two kinds of M³ data are</w:t>
-      </w:r>
-      <w:r>
-        <w:t xml:space="preserve"> </w:t>
-      </w:r>
-      <w:r>
-        <w:t xml:space="preserve">used.</w:t>
+        <w:t xml:space="preserve">All orbital data are M³ Level-2 global-mode reflectance [2]. For mapping we use the Shapley-region strip M3G20090728T214215 analysed by Korokhin et al. [25], a block around the Apollo 16 landing site (M3G20090607T110414) and the two Aristarchus regions of interest of Jung et al. [26].</w:t>
       </w:r>
     </w:p>
     <w:p>
@@ -1439,184 +326,12 @@
         <w:pStyle w:val="BodyText"/>
       </w:pPr>
       <w:r>
-        <w:rPr>
-          <w:b/>
-          <w:bCs/>
-        </w:rPr>
-        <w:t xml:space="preserve">Scenes for mapping:</w:t>
-      </w:r>
-      <w:r>
-        <w:t xml:space="preserve"> </w:t>
-      </w:r>
-      <w:r>
-        <w:t xml:space="preserve">- the Shapley-region strip M3G20090728T214215 analysed by Korokhin et al. [25];</w:t>
-      </w:r>
-      <w:r>
-        <w:t xml:space="preserve"> </w:t>
-      </w:r>
-      <w:r>
-        <w:t xml:space="preserve">- a block around the Apollo 16 landing site (M3G20090607T110414);</w:t>
-      </w:r>
-      <w:r>
-        <w:t xml:space="preserve"> </w:t>
-      </w:r>
-      <w:r>
-        <w:t xml:space="preserve">- the two Aristarchus regions of interest of Jung et al. [26].</w:t>
-      </w:r>
-    </w:p>
-    <w:p>
-      <w:pPr>
-        <w:pStyle w:val="BodyText"/>
-      </w:pPr>
-      <w:r>
-        <w:rPr>
-          <w:b/>
-          <w:bCs/>
-        </w:rPr>
-        <w:t xml:space="preserve">Returned-sample sites.</w:t>
-      </w:r>
-      <w:r>
-        <w:t xml:space="preserve"> </w:t>
-      </w:r>
-      <w:r>
-        <w:t xml:space="preserve">The FeO ground truth of the base method [16] is the</w:t>
-      </w:r>
-      <w:r>
-        <w:t xml:space="preserve"> </w:t>
-      </w:r>
-      <w:r>
-        <w:t xml:space="preserve">compilation of Qiu et al. [35], available in open access as Supplementary Table 1 of</w:t>
-      </w:r>
-      <w:r>
-        <w:t xml:space="preserve"> </w:t>
-      </w:r>
-      <w:r>
-        <w:t xml:space="preserve">Qiu et al. [31]. It lists 49 distinct, station-level sampling sites with laboratory FeO:</w:t>
-      </w:r>
-      <w:r>
-        <w:t xml:space="preserve"> </w:t>
-      </w:r>
-      <w:r>
-        <w:t xml:space="preserve">- Apollo 11, 12, 14, 15, 16 and 17 landing sites and traverse stations;</w:t>
-      </w:r>
-      <w:r>
-        <w:t xml:space="preserve"> </w:t>
-      </w:r>
-      <w:r>
-        <w:t xml:space="preserve">- Luna 16, 20 and 24;</w:t>
-      </w:r>
-      <w:r>
-        <w:t xml:space="preserve"> </w:t>
-      </w:r>
-      <w:r>
-        <w:t xml:space="preserve">- Chang’e-3, -5 and -6.</w:t>
-      </w:r>
-    </w:p>
-    <w:p>
-      <w:pPr>
-        <w:pStyle w:val="BodyText"/>
-      </w:pPr>
-      <w:r>
-        <w:t xml:space="preserve">The table also gives Clementine reflectances at 415, 750, 900, 950 and 1000 nm for each site. We</w:t>
-      </w:r>
-      <w:r>
-        <w:t xml:space="preserve"> </w:t>
-      </w:r>
-      <w:r>
-        <w:t xml:space="preserve">verified it against the worked example in [16] (Apollo 17 LRV-12, 17.4 wt% FeO, at the</w:t>
-      </w:r>
-      <w:r>
-        <w:t xml:space="preserve"> </w:t>
-      </w:r>
-      <w:r>
-        <w:t xml:space="preserve">coordinates given in that paper).</w:t>
-      </w:r>
-    </w:p>
-    <w:p>
-      <w:pPr>
-        <w:pStyle w:val="BodyText"/>
-      </w:pPr>
-      <w:r>
-        <w:rPr>
-          <w:b/>
-          <w:bCs/>
-        </w:rPr>
-        <w:t xml:space="preserve">Site spectra.</w:t>
-      </w:r>
-      <w:r>
-        <w:t xml:space="preserve"> </w:t>
-      </w:r>
-      <w:r>
-        <w:t xml:space="preserve">For each site:</w:t>
-      </w:r>
-      <w:r>
-        <w:t xml:space="preserve"> </w:t>
-      </w:r>
-      <w:r>
-        <w:t xml:space="preserve">- every M³ strip whose nearest pixel lies within 0.01° of the site, and at least five samples from</w:t>
-      </w:r>
-      <w:r>
-        <w:t xml:space="preserve"> </w:t>
-      </w:r>
-      <w:r>
-        <w:t xml:space="preserve">either swath edge, contributes the 3 × 3-pixel block around that pixel;</w:t>
-      </w:r>
-      <w:r>
-        <w:t xml:space="preserve"> </w:t>
-      </w:r>
-      <w:r>
-        <w:t xml:space="preserve">- pixels with any non-finite, non-positive or ≥1 reflectance are dropped;</w:t>
-      </w:r>
-      <w:r>
-        <w:t xml:space="preserve"> </w:t>
-      </w:r>
-      <w:r>
-        <w:t xml:space="preserve">- a strip contributes only if at least 5 of its 9 pixels remain;</w:t>
-      </w:r>
-      <w:r>
-        <w:t xml:space="preserve"> </w:t>
-      </w:r>
-      <w:r>
-        <w:t xml:space="preserve">- the site spectrum is the per-band median over the contributing strips.</w:t>
-      </w:r>
-    </w:p>
-    <w:p>
-      <w:pPr>
-        <w:pStyle w:val="BodyText"/>
-      </w:pPr>
-      <w:r>
-        <w:t xml:space="preserve">All 49 sites are covered, Chang’e-5 included: 183 strips contribute, between one and six per site</w:t>
-      </w:r>
-      <w:r>
-        <w:t xml:space="preserve"> </w:t>
-      </w:r>
-      <w:r>
-        <w:t xml:space="preserve">(median four). Validity is assessed on M³ bands 3–85, the band set of [16].</w:t>
-      </w:r>
-    </w:p>
-    <w:p>
-      <w:pPr>
-        <w:pStyle w:val="BodyText"/>
-      </w:pPr>
-      <w:r>
-        <w:t xml:space="preserve">Only the required image lines are downloaded, with HTTP range requests to the Planetary Data</w:t>
-      </w:r>
-      <w:r>
-        <w:t xml:space="preserve"> </w:t>
-      </w:r>
-      <w:r>
-        <w:t xml:space="preserve">System. Every input file is listed in a SHA-256 manifest, which each processing stage verifies at</w:t>
-      </w:r>
-      <w:r>
-        <w:t xml:space="preserve"> </w:t>
-      </w:r>
-      <w:r>
-        <w:t xml:space="preserve">start and end.</w:t>
+        <w:t xml:space="preserve">The FeO ground truth of the base method [16] is the compilation of Qiu et al. [35], available in open access as Supplementary Table 1 of Qiu et al. [31]: 49 distinct, station-level sampling sites (Apollo 11–17 landing sites and traverse stations, Luna 16, 20 and 24, and Chang’e-3, -5 and -6) with laboratory FeO and Clementine reflectances at 415–1000 nm, which we verified against the worked example in [16] (Apollo 17 LRV-12, 17.4 wt% FeO). For each site, every M³ strip whose nearest pixel lies within 0.01° of the site, at least five samples from the swath edge, contributes its 3 × 3-pixel block if at least 5 of the 9 pixels are valid (finite, 0 &lt; R &lt; 1 on M³ bands 3–85, the band set of [16]); the site spectrum is the per-band median over contributing strips. All 49 sites are covered, Chang’e-5 included, by 183 strips (one to six per site, median four). Every input file is listed in a SHA-256 manifest that each processing stage verifies at start and end.</w:t>
       </w:r>
     </w:p>
     <w:bookmarkEnd w:id="14"/>
     <w:bookmarkEnd w:id="15"/>
-    <w:bookmarkStart w:id="20" w:name="Xe6f117c6a3007b72ae1e90931f274e068affcb0"/>
+    <w:bookmarkStart w:id="16" w:name="Xe6f117c6a3007b72ae1e90931f274e068affcb0"/>
     <w:p>
       <w:pPr>
         <w:pStyle w:val="Heading3"/>
@@ -1625,27 +340,12 @@
         <w:t xml:space="preserve">2.2. Preliminaries: Hapke Model, Single-Scattering Albedo and Space Weathering</w:t>
       </w:r>
     </w:p>
-    <w:bookmarkStart w:id="16" w:name="reflectance-and-single-scattering-albedo"/>
-    <w:p>
-      <w:pPr>
-        <w:pStyle w:val="Heading4"/>
-      </w:pPr>
-      <w:r>
-        <w:t xml:space="preserve">2.2.1. Reflectance and Single-Scattering Albedo</w:t>
-      </w:r>
-    </w:p>
     <w:p>
       <w:pPr>
         <w:pStyle w:val="FirstParagraph"/>
       </w:pPr>
       <w:r>
-        <w:t xml:space="preserve">For an intimate particulate mixture we use the Hapke bidirectional reflectance [17] in the</w:t>
-      </w:r>
-      <w:r>
-        <w:t xml:space="preserve"> </w:t>
-      </w:r>
-      <w:r>
-        <w:t xml:space="preserve">form</w:t>
+        <w:t xml:space="preserve">For an intimate particulate mixture we use the Hapke bidirectional reflectance [17],</w:t>
       </w:r>
     </w:p>
     <w:p>
@@ -1812,13 +512,7 @@
         <w:pStyle w:val="FirstParagraph"/>
       </w:pPr>
       <w:r>
-        <w:t xml:space="preserve">where:</w:t>
-      </w:r>
-      <w:r>
-        <w:t xml:space="preserve"> </w:t>
-      </w:r>
-      <w:r>
-        <w:t xml:space="preserve">-</w:t>
+        <w:t xml:space="preserve">where</w:t>
       </w:r>
       <w:r>
         <w:t xml:space="preserve"> </w:t>
@@ -1832,13 +526,7 @@
         <w:t xml:space="preserve"> </w:t>
       </w:r>
       <w:r>
-        <w:t xml:space="preserve">is the single-scattering albedo (SSA);</w:t>
-      </w:r>
-      <w:r>
-        <w:t xml:space="preserve"> </w:t>
-      </w:r>
-      <w:r>
-        <w:t xml:space="preserve">-</w:t>
+        <w:t xml:space="preserve">is the single-scattering albedo (SSA) and</w:t>
       </w:r>
       <w:r>
         <w:t xml:space="preserve"> </w:t>
@@ -1875,25 +563,7 @@
         <w:t xml:space="preserve"> </w:t>
       </w:r>
       <w:r>
-        <w:t xml:space="preserve">are the cosines of the incidence and emission angles (30° and 0° for RELAB);</w:t>
-      </w:r>
-      <w:r>
-        <w:t xml:space="preserve"> </w:t>
-      </w:r>
-      <w:r>
-        <w:t xml:space="preserve">- the phase function is isotropic and the opposition effect is neglected, which suits RELAB</w:t>
-      </w:r>
-      <w:r>
-        <w:t xml:space="preserve"> </w:t>
-      </w:r>
-      <w:r>
-        <w:t xml:space="preserve">geometry;</w:t>
-      </w:r>
-      <w:r>
-        <w:t xml:space="preserve"> </w:t>
-      </w:r>
-      <w:r>
-        <w:t xml:space="preserve">-</w:t>
+        <w:t xml:space="preserve">are the cosines of the incidence and emission angles (30° and 0° for RELAB). The phase function is isotropic and the opposition effect is neglected, which suits RELAB geometry, and</w:t>
       </w:r>
       <w:r>
         <w:t xml:space="preserve"> </w:t>
@@ -1907,7 +577,7 @@
         <w:t xml:space="preserve"> </w:t>
       </w:r>
       <w:r>
-        <w:t xml:space="preserve">is the approximate Chandrasekhar function,</w:t>
+        <w:t xml:space="preserve">is the approximate Chandrasekhar function</w:t>
       </w:r>
     </w:p>
     <w:p>
@@ -2215,22 +885,15 @@
         </m:r>
       </m:oMath>
       <w:r>
-        <w:t xml:space="preserve">. It is inverted numerically from a dense table.</w:t>
-      </w:r>
-    </w:p>
-    <w:bookmarkEnd w:id="16"/>
-    <w:bookmarkStart w:id="17" w:name="equivalent-slab-grain-optics"/>
-    <w:p>
-      <w:pPr>
-        <w:pStyle w:val="Heading4"/>
-      </w:pPr>
-      <w:r>
-        <w:t xml:space="preserve">2.2.2. Equivalent-Slab Grain Optics</w:t>
-      </w:r>
-    </w:p>
-    <w:p>
-      <w:pPr>
-        <w:pStyle w:val="FirstParagraph"/>
+        <w:t xml:space="preserve"> </w:t>
+      </w:r>
+      <w:r>
+        <w:t xml:space="preserve">and is inverted numerically from a dense table.</w:t>
+      </w:r>
+    </w:p>
+    <w:p>
+      <w:pPr>
+        <w:pStyle w:val="BodyText"/>
       </w:pPr>
       <w:r>
         <w:t xml:space="preserve">The SSA of a grain population with absorption coefficient</w:t>
@@ -2255,13 +918,7 @@
         </m:r>
       </m:oMath>
       <w:r>
-        <w:t xml:space="preserve">, imaginary</w:t>
-      </w:r>
-      <w:r>
-        <w:t xml:space="preserve"> </w:t>
-      </w:r>
-      <w:r>
-        <w:t xml:space="preserve">index</w:t>
+        <w:t xml:space="preserve">, imaginary index</w:t>
       </w:r>
       <w:r>
         <w:t xml:space="preserve"> </w:t>
@@ -2289,7 +946,7 @@
         <w:t xml:space="preserve"> </w:t>
       </w:r>
       <w:r>
-        <w:t xml:space="preserve">follows the equivalent-slab model [17]:</w:t>
+        <w:t xml:space="preserve">follows the equivalent-slab model [17],</w:t>
       </w:r>
     </w:p>
     <w:p>
@@ -2941,15 +1598,7 @@
         <w:t xml:space="preserve"> </w:t>
       </w:r>
       <w:r>
-        <w:t xml:space="preserve">for a pure phase.</w:t>
-      </w:r>
-    </w:p>
-    <w:p>
-      <w:pPr>
-        <w:pStyle w:val="BodyText"/>
-      </w:pPr>
-      <w:r>
-        <w:t xml:space="preserve">For each end-member we invert Equations (1)–(4) at the separate’s nominal grain size to obtain</w:t>
+        <w:t xml:space="preserve">for a pure phase. For each end-member we invert Equations (1)–(4) at the separate’s nominal grain size to obtain</w:t>
       </w:r>
       <w:r>
         <w:t xml:space="preserve"> </w:t>
@@ -2975,13 +1624,7 @@
         </m:r>
       </m:oMath>
       <w:r>
-        <w:t xml:space="preserve">.</w:t>
-      </w:r>
-      <w:r>
-        <w:t xml:space="preserve"> </w:t>
-      </w:r>
-      <w:r>
-        <w:t xml:space="preserve">- The reflectance is not monotonic in</w:t>
+        <w:t xml:space="preserve">. Because the reflectance is not monotonic in</w:t>
       </w:r>
       <w:r>
         <w:t xml:space="preserve"> </w:t>
@@ -2992,40 +1635,12 @@
         </m:r>
       </m:oMath>
       <w:r>
-        <w:t xml:space="preserve">: it falls to an opacity floor and then rises as surface</w:t>
-      </w:r>
-      <w:r>
-        <w:t xml:space="preserve"> </w:t>
-      </w:r>
-      <w:r>
-        <w:t xml:space="preserve">reflection grows. The root is therefore bracketed on the physical, falling branch.</w:t>
-      </w:r>
-      <w:r>
-        <w:t xml:space="preserve"> </w:t>
-      </w:r>
-      <w:r>
-        <w:t xml:space="preserve">- After this correction, every end-member reproduces its own measured reflectance to</w:t>
-      </w:r>
-      <w:r>
-        <w:t xml:space="preserve"> </w:t>
-      </w:r>
-      <w:r>
-        <w:t xml:space="preserve">&lt; 10⁻¹⁰.</w:t>
-      </w:r>
-    </w:p>
-    <w:bookmarkEnd w:id="17"/>
-    <w:bookmarkStart w:id="18" w:name="space-weathering"/>
-    <w:p>
-      <w:pPr>
-        <w:pStyle w:val="Heading4"/>
-      </w:pPr>
-      <w:r>
-        <w:t xml:space="preserve">2.2.3. Space Weathering</w:t>
-      </w:r>
-    </w:p>
-    <w:p>
-      <w:pPr>
-        <w:pStyle w:val="FirstParagraph"/>
+        <w:t xml:space="preserve">, falling to an opacity floor and then rising as surface reflection grows, the root is bracketed on the physical, falling branch; every end-member then reproduces its own measured reflectance to &lt; 10⁻¹⁰.</w:t>
+      </w:r>
+    </w:p>
+    <w:p>
+      <w:pPr>
+        <w:pStyle w:val="BodyText"/>
       </w:pPr>
       <w:r>
         <w:t xml:space="preserve">Nanophase metallic iron (npFe⁰) at volume fraction</w:t>
@@ -3065,13 +1680,7 @@
         <w:t xml:space="preserve"> </w:t>
       </w:r>
       <w:r>
-        <w:t xml:space="preserve">adds</w:t>
-      </w:r>
-      <w:r>
-        <w:t xml:space="preserve"> </w:t>
-      </w:r>
-      <w:r>
-        <w:t xml:space="preserve">an absorption [18,19]</w:t>
+        <w:t xml:space="preserve">adds an absorption [18,19]</w:t>
       </w:r>
     </w:p>
     <w:p>
@@ -3459,13 +2068,7 @@
         <w:t xml:space="preserve"> </w:t>
       </w:r>
       <w:r>
-        <w:t xml:space="preserve">are the optical constants of iron. Microphase iron (mpFe⁰) is a grey</w:t>
-      </w:r>
-      <w:r>
-        <w:t xml:space="preserve"> </w:t>
-      </w:r>
-      <w:r>
-        <w:t xml:space="preserve">absorber,</w:t>
+        <w:t xml:space="preserve">are the optical constants of iron. Microphase iron (mpFe⁰) is a grey absorber,</w:t>
       </w:r>
       <w:r>
         <w:t xml:space="preserve"> </w:t>
@@ -3586,31 +2189,7 @@
         <w:t xml:space="preserve"> </w:t>
       </w:r>
       <w:r>
-        <w:t xml:space="preserve">µm. It darkens without</w:t>
-      </w:r>
-      <w:r>
-        <w:t xml:space="preserve"> </w:t>
-      </w:r>
-      <w:r>
-        <w:t xml:space="preserve">reddening [19].</w:t>
-      </w:r>
-    </w:p>
-    <w:bookmarkEnd w:id="18"/>
-    <w:bookmarkStart w:id="19" w:name="intimate-mixing"/>
-    <w:p>
-      <w:pPr>
-        <w:pStyle w:val="Heading4"/>
-      </w:pPr>
-      <w:r>
-        <w:t xml:space="preserve">2.2.4. Intimate Mixing</w:t>
-      </w:r>
-    </w:p>
-    <w:p>
-      <w:pPr>
-        <w:pStyle w:val="FirstParagraph"/>
-      </w:pPr>
-      <w:r>
-        <w:t xml:space="preserve">Components with volume fractions</w:t>
+        <w:t xml:space="preserve">µm, which darkens without reddening [19]. Components with volume fractions</w:t>
       </w:r>
       <w:r>
         <w:t xml:space="preserve"> </w:t>
@@ -3676,13 +2255,7 @@
         <w:t xml:space="preserve"> </w:t>
       </w:r>
       <w:r>
-        <w:t xml:space="preserve">mix in SSA with</w:t>
-      </w:r>
-      <w:r>
-        <w:t xml:space="preserve"> </w:t>
-      </w:r>
-      <w:r>
-        <w:t xml:space="preserve">cross-section weights:</w:t>
+        <w:t xml:space="preserve">mix in SSA with cross-section weights,</w:t>
       </w:r>
     </w:p>
     <w:p>
@@ -3858,7 +2431,7 @@
             <m:rPr>
               <m:sty m:val="p"/>
             </m:rPr>
-            <m:t>.</m:t>
+            <m:t>,</m:t>
           </m:r>
         </m:oMath>
       </m:oMathPara>
@@ -3868,12 +2441,11 @@
         <w:pStyle w:val="FirstParagraph"/>
       </w:pPr>
       <w:r>
-        <w:t xml:space="preserve">The mixed SSA is then converted to reflectance with Equation (1).</w:t>
-      </w:r>
-    </w:p>
-    <w:bookmarkEnd w:id="19"/>
-    <w:bookmarkEnd w:id="20"/>
-    <w:bookmarkStart w:id="30" w:name="proposed-method-lumen"/>
+        <w:t xml:space="preserve">and the mixed SSA is converted to reflectance with Equation (1).</w:t>
+      </w:r>
+    </w:p>
+    <w:bookmarkEnd w:id="16"/>
+    <w:bookmarkStart w:id="32" w:name="proposed-method-lumen"/>
     <w:p>
       <w:pPr>
         <w:pStyle w:val="Heading3"/>
@@ -3887,31 +2459,7 @@
         <w:pStyle w:val="FirstParagraph"/>
       </w:pPr>
       <w:r>
-        <w:t xml:space="preserve">Figure 1 summarises the method. It has four stages:</w:t>
-      </w:r>
-      <w:r>
-        <w:t xml:space="preserve"> </w:t>
-      </w:r>
-      <w:r>
-        <w:t xml:space="preserve">1. a physics simulator generates labelled synthetic soils;</w:t>
-      </w:r>
-      <w:r>
-        <w:t xml:space="preserve"> </w:t>
-      </w:r>
-      <w:r>
-        <w:t xml:space="preserve">2. a network is pretrained on them;</w:t>
-      </w:r>
-      <w:r>
-        <w:t xml:space="preserve"> </w:t>
-      </w:r>
-      <w:r>
-        <w:t xml:space="preserve">3. it is fine-tuned on returned soils (and, for orbital use, on orbital spectra);</w:t>
-      </w:r>
-      <w:r>
-        <w:t xml:space="preserve"> </w:t>
-      </w:r>
-      <w:r>
-        <w:t xml:space="preserve">4. an uncertainty and identifiability layer decides what is reported.</w:t>
+        <w:t xml:space="preserve">LUMEN has four stages (Figure 1): a physics simulator generates labelled synthetic soils; a network is pretrained on them; it is fine-tuned on returned soils and, for orbital use, on M³ spectra; and an uncertainty and identifiability layer decides what is reported.</w:t>
       </w:r>
     </w:p>
     <w:p>
@@ -3921,20 +2469,20 @@
       <w:r>
         <w:drawing>
           <wp:inline>
-            <wp:extent cx="5334000" cy="2567656"/>
+            <wp:extent cx="5334000" cy="2072281"/>
             <wp:effectExtent b="0" l="0" r="0" t="0"/>
-            <wp:docPr descr="Figure 1" title="" id="22" name="Picture"/>
+            <wp:docPr descr="Figure 1" title="" id="18" name="Picture"/>
             <a:graphic>
               <a:graphicData uri="http://schemas.openxmlformats.org/drawingml/2006/picture">
                 <pic:pic>
                   <pic:nvPicPr>
-                    <pic:cNvPr descr="../figures/fig01_workflow.png" id="23" name="Picture"/>
+                    <pic:cNvPr descr="../figures/fig01_framework.png" id="19" name="Picture"/>
                     <pic:cNvPicPr>
                       <a:picLocks noChangeArrowheads="1" noChangeAspect="1"/>
                     </pic:cNvPicPr>
                   </pic:nvPicPr>
                   <pic:blipFill>
-                    <a:blip r:embed="rId21"/>
+                    <a:blip r:embed="rId17"/>
                     <a:stretch>
                       <a:fillRect/>
                     </a:stretch>
@@ -3942,7 +2490,7 @@
                   <pic:spPr bwMode="auto">
                     <a:xfrm>
                       <a:off x="0" y="0"/>
-                      <a:ext cx="5334000" cy="2567656"/>
+                      <a:ext cx="5334000" cy="2072281"/>
                     </a:xfrm>
                     <a:prstGeom prst="rect">
                       <a:avLst/>
@@ -3984,34 +2532,10 @@
         <w:t xml:space="preserve"> </w:t>
       </w:r>
       <w:r>
-        <w:t xml:space="preserve">LUMEN workflow. The simulator (left) produces labelled synthetic spectra from 49</w:t>
-      </w:r>
-      <w:r>
-        <w:t xml:space="preserve"> </w:t>
-      </w:r>
-      <w:r>
-        <w:t xml:space="preserve">lunar end-members with physically modelled space weathering. The network is pretrained on them,</w:t>
-      </w:r>
-      <w:r>
-        <w:t xml:space="preserve"> </w:t>
-      </w:r>
-      <w:r>
-        <w:t xml:space="preserve">then fine-tuned on laboratory spectra of returned soils, and optionally on M³ spectra at</w:t>
-      </w:r>
-      <w:r>
-        <w:t xml:space="preserve"> </w:t>
-      </w:r>
-      <w:r>
-        <w:t xml:space="preserve">returned-sample sites. A five-member ensemble with conformal calibration gives the intervals, and</w:t>
-      </w:r>
-      <w:r>
-        <w:t xml:space="preserve"> </w:t>
-      </w:r>
-      <w:r>
-        <w:t xml:space="preserve">the identifiability gate decides which targets are mapped.</w:t>
-      </w:r>
-    </w:p>
-    <w:bookmarkStart w:id="24" w:name="domain-randomised-physics-simulator"/>
+        <w:t xml:space="preserve">Overview of LUMEN. Synthetic soils from the physics simulator (Figure 2) pretrain the network (Figure 3), which is then fine-tuned on laboratory spectra of returned soils and, optionally, on M³ spectra at returned-sample sites. A five-member ensemble with conformal calibration provides prediction intervals, and the identifiability gate decides which targets are mapped.</w:t>
+      </w:r>
+    </w:p>
+    <w:bookmarkStart w:id="23" w:name="domain-randomised-physics-simulator"/>
     <w:p>
       <w:pPr>
         <w:pStyle w:val="Heading4"/>
@@ -4025,7 +2549,74 @@
         <w:pStyle w:val="FirstParagraph"/>
       </w:pPr>
       <w:r>
-        <w:t xml:space="preserve">Each synthetic soil draws the following.</w:t>
+        <w:t xml:space="preserve">Each synthetic soil draws a petrological regime (feldspathic, basaltic or broad: Dirichlet priors on the crystalline proportions, truncated at ≤20% ilmenite and ≤60% olivine), a maturity that sets the agglutinate fraction, AGG = clip(0.65 · maturity + N(0, 0.12), 0, 0.75), and the npFe⁰ and mpFe⁰ loads, an</w:t>
+      </w:r>
+      <w:r>
+        <w:t xml:space="preserve"> </w:t>
+      </w:r>
+      <w:r>
+        <w:t xml:space="preserve">“other”</w:t>
+      </w:r>
+      <w:r>
+        <w:t xml:space="preserve"> </w:t>
+      </w:r>
+      <w:r>
+        <w:t xml:space="preserve">fraction, grain sizes of 4–150 µm and one end-member per phase (Figure 2). Agglutinates are a feldspathic–mafic synthetic-glass host carrying the iron loads, and a calibration tilt, a ±7% scale factor and 0.2–0.8% noise represent instrument effects. Chemistry labels follow from stoichiometry, with ±15% jitter and molar Fe–Mg exchange on the nominal phase chemistry, and the maturity target is set by Is/FeO = 2270 · npFe⁰ (wt%)/FeO (wt%), a constant that fixes only the scale, which fine-tuning re-learns. Four hundred thousand spectra are generated with a fixed seed.</w:t>
+      </w:r>
+    </w:p>
+    <w:p>
+      <w:pPr>
+        <w:pStyle w:val="CaptionedFigure"/>
+      </w:pPr>
+      <w:r>
+        <w:drawing>
+          <wp:inline>
+            <wp:extent cx="5334000" cy="2214172"/>
+            <wp:effectExtent b="0" l="0" r="0" t="0"/>
+            <wp:docPr descr="Figure 2" title="" id="21" name="Picture"/>
+            <a:graphic>
+              <a:graphicData uri="http://schemas.openxmlformats.org/drawingml/2006/picture">
+                <pic:pic>
+                  <pic:nvPicPr>
+                    <pic:cNvPr descr="../figures/fig02_simulator.png" id="22" name="Picture"/>
+                    <pic:cNvPicPr>
+                      <a:picLocks noChangeArrowheads="1" noChangeAspect="1"/>
+                    </pic:cNvPicPr>
+                  </pic:nvPicPr>
+                  <pic:blipFill>
+                    <a:blip r:embed="rId20"/>
+                    <a:stretch>
+                      <a:fillRect/>
+                    </a:stretch>
+                  </pic:blipFill>
+                  <pic:spPr bwMode="auto">
+                    <a:xfrm>
+                      <a:off x="0" y="0"/>
+                      <a:ext cx="5334000" cy="2214172"/>
+                    </a:xfrm>
+                    <a:prstGeom prst="rect">
+                      <a:avLst/>
+                    </a:prstGeom>
+                    <a:noFill/>
+                    <a:ln w="9525">
+                      <a:noFill/>
+                      <a:headEnd/>
+                      <a:tailEnd/>
+                    </a:ln>
+                  </pic:spPr>
+                </pic:pic>
+              </a:graphicData>
+            </a:graphic>
+          </wp:inline>
+        </w:drawing>
+      </w:r>
+    </w:p>
+    <w:p>
+      <w:pPr>
+        <w:pStyle w:val="ImageCaption"/>
+      </w:pPr>
+      <w:r>
+        <w:t xml:space="preserve">Figure 2</w:t>
       </w:r>
     </w:p>
     <w:p>
@@ -4037,167 +2628,17 @@
           <w:b/>
           <w:bCs/>
         </w:rPr>
-        <w:t xml:space="preserve">Composition.</w:t>
-      </w:r>
-      <w:r>
-        <w:t xml:space="preserve"> </w:t>
-      </w:r>
-      <w:r>
-        <w:t xml:space="preserve">- A petrological regime: feldspathic, basaltic or broad. Each is a Dirichlet prior on the</w:t>
-      </w:r>
-      <w:r>
-        <w:t xml:space="preserve"> </w:t>
-      </w:r>
-      <w:r>
-        <w:t xml:space="preserve">crystalline proportions (PLG, LCP, HCP, OLV, ILM), truncated at ≤20% ilmenite and ≤60% olivine</w:t>
-      </w:r>
-      <w:r>
-        <w:t xml:space="preserve"> </w:t>
-      </w:r>
-      <w:r>
-        <w:t xml:space="preserve">of the crystalline fraction.</w:t>
-      </w:r>
-      <w:r>
-        <w:t xml:space="preserve"> </w:t>
-      </w:r>
-      <w:r>
-        <w:t xml:space="preserve">- A maturity, which sets the agglutinate fraction (AGG = clip(0.65 · maturity + N(0, 0.12), 0,</w:t>
-      </w:r>
-      <w:r>
-        <w:t xml:space="preserve"> </w:t>
-      </w:r>
-      <w:r>
-        <w:t xml:space="preserve">0.75)) and the npFe⁰ and mpFe⁰ loads. Agglutinates are a glass host (a mixture of a feldspathic</w:t>
-      </w:r>
-      <w:r>
-        <w:t xml:space="preserve"> </w:t>
-      </w:r>
-      <w:r>
-        <w:t xml:space="preserve">and a mafic synthetic glass) carrying these iron loads.</w:t>
-      </w:r>
-      <w:r>
-        <w:t xml:space="preserve"> </w:t>
-      </w:r>
-      <w:r>
-        <w:t xml:space="preserve">- An</w:t>
-      </w:r>
-      <w:r>
-        <w:t xml:space="preserve"> </w:t>
-      </w:r>
-      <w:r>
-        <w:t xml:space="preserve">“other”</w:t>
-      </w:r>
-      <w:r>
-        <w:t xml:space="preserve"> </w:t>
-      </w:r>
-      <w:r>
-        <w:t xml:space="preserve">fraction.</w:t>
-      </w:r>
-      <w:r>
-        <w:t xml:space="preserve"> </w:t>
-      </w:r>
-      <w:r>
-        <w:t xml:space="preserve">- One end-member per mineral phase.</w:t>
-      </w:r>
-    </w:p>
-    <w:p>
-      <w:pPr>
-        <w:pStyle w:val="BodyText"/>
-      </w:pPr>
-      <w:r>
-        <w:rPr>
-          <w:b/>
-          <w:bCs/>
-        </w:rPr>
-        <w:t xml:space="preserve">Physical and instrumental variation.</w:t>
-      </w:r>
-      <w:r>
-        <w:t xml:space="preserve"> </w:t>
-      </w:r>
-      <w:r>
-        <w:t xml:space="preserve">- Grain sizes between 4 and 150 µm.</w:t>
-      </w:r>
-      <w:r>
-        <w:t xml:space="preserve"> </w:t>
-      </w:r>
-      <w:r>
-        <w:t xml:space="preserve">- A calibration tilt, a ±7% scale factor and 0.2–0.8% noise.</w:t>
-      </w:r>
-    </w:p>
-    <w:p>
-      <w:pPr>
-        <w:pStyle w:val="BodyText"/>
-      </w:pPr>
-      <w:r>
-        <w:rPr>
-          <w:b/>
-          <w:bCs/>
-        </w:rPr>
-        <w:t xml:space="preserve">Labels.</w:t>
-      </w:r>
-      <w:r>
-        <w:t xml:space="preserve"> </w:t>
-      </w:r>
-      <w:r>
-        <w:t xml:space="preserve">Chemistry labels follow from stoichiometry. Each end-member carries a nominal phase</w:t>
-      </w:r>
-      <w:r>
-        <w:t xml:space="preserve"> </w:t>
-      </w:r>
-      <w:r>
-        <w:t xml:space="preserve">chemistry with ±15% jitter and molar Fe–Mg exchange. Agglutinates carry the bulk composition of</w:t>
-      </w:r>
-      <w:r>
-        <w:t xml:space="preserve"> </w:t>
-      </w:r>
-      <w:r>
-        <w:t xml:space="preserve">the non-agglutinate fraction.</w:t>
-      </w:r>
-    </w:p>
-    <w:p>
-      <w:pPr>
-        <w:pStyle w:val="BodyText"/>
-      </w:pPr>
-      <w:r>
-        <w:rPr>
-          <w:b/>
-          <w:bCs/>
-        </w:rPr>
-        <w:t xml:space="preserve">Maturity scale.</w:t>
-      </w:r>
-      <w:r>
-        <w:t xml:space="preserve"> </w:t>
-      </w:r>
-      <w:r>
-        <w:t xml:space="preserve">The pretraining maturity target is set by Is/FeO = 2270 · npFe⁰ (wt%)/FeO</w:t>
-      </w:r>
-      <w:r>
-        <w:t xml:space="preserve"> </w:t>
-      </w:r>
-      <w:r>
-        <w:t xml:space="preserve">(wt%). This constant fixes only the scale, which fine-tuning re-learns.</w:t>
-      </w:r>
-    </w:p>
-    <w:p>
-      <w:pPr>
-        <w:pStyle w:val="BodyText"/>
-      </w:pPr>
-      <w:r>
-        <w:rPr>
-          <w:b/>
-          <w:bCs/>
-        </w:rPr>
-        <w:t xml:space="preserve">Set size.</w:t>
-      </w:r>
-      <w:r>
-        <w:t xml:space="preserve"> </w:t>
-      </w:r>
-      <w:r>
-        <w:t xml:space="preserve">Four hundred thousand spectra are generated with a fixed seed.</w:t>
-      </w:r>
-    </w:p>
-    <w:bookmarkEnd w:id="24"/>
-    <w:bookmarkStart w:id="25" w:name="network"/>
+        <w:t xml:space="preserve">Figure 2.</w:t>
+      </w:r>
+      <w:r>
+        <w:t xml:space="preserve"> </w:t>
+      </w:r>
+      <w:r>
+        <w:t xml:space="preserve">The domain-randomised physics simulator. Each end-member’s imaginary index k(λ) is obtained by inverting the equivalent-slab model; space weathering adds npFe⁰ and mpFe⁰ absorption; components mix in single-scattering albedo with cross-section weights and are converted to reflectance with the Hapke model; the spectrum is resampled to the 71 M³ bands. Composition, grain size, maturity and instrument effects are randomised, and labels follow from stoichiometry.</w:t>
+      </w:r>
+    </w:p>
+    <w:bookmarkEnd w:id="23"/>
+    <w:bookmarkStart w:id="27" w:name="network"/>
     <w:p>
       <w:pPr>
         <w:pStyle w:val="Heading4"/>
@@ -4211,129 +2652,7 @@
         <w:pStyle w:val="FirstParagraph"/>
       </w:pPr>
       <w:r>
-        <w:rPr>
-          <w:b/>
-          <w:bCs/>
-        </w:rPr>
-        <w:t xml:space="preserve">Input.</w:t>
-      </w:r>
-      <w:r>
-        <w:t xml:space="preserve"> </w:t>
-      </w:r>
-      <w:r>
-        <w:t xml:space="preserve">Two channels on the 71 bands: log reflectance, and convex-hull continuum-removed</w:t>
-      </w:r>
-      <w:r>
-        <w:t xml:space="preserve"> </w:t>
-      </w:r>
-      <w:r>
-        <w:t xml:space="preserve">reflectance. Each is standardised per band with statistics of the synthetic set only, so no</w:t>
-      </w:r>
-      <w:r>
-        <w:t xml:space="preserve"> </w:t>
-      </w:r>
-      <w:r>
-        <w:t xml:space="preserve">real-data statistic enters the input.</w:t>
-      </w:r>
-    </w:p>
-    <w:p>
-      <w:pPr>
-        <w:pStyle w:val="BodyText"/>
-      </w:pPr>
-      <w:r>
-        <w:rPr>
-          <w:b/>
-          <w:bCs/>
-        </w:rPr>
-        <w:t xml:space="preserve">Body.</w:t>
-      </w:r>
-      <w:r>
-        <w:t xml:space="preserve"> </w:t>
-      </w:r>
-      <w:r>
-        <w:t xml:space="preserve">- Five one-dimensional convolutions with 32, 32, 64, 64 and 64 channels and kernel sizes 7, 5, 5,</w:t>
-      </w:r>
-      <w:r>
-        <w:t xml:space="preserve"> </w:t>
-      </w:r>
-      <w:r>
-        <w:t xml:space="preserve">3 and 3.</w:t>
-      </w:r>
-      <w:r>
-        <w:t xml:space="preserve"> </w:t>
-      </w:r>
-      <w:r>
-        <w:t xml:space="preserve">- Each is followed by group normalisation (8 groups) and a GELU activation.</w:t>
-      </w:r>
-      <w:r>
-        <w:t xml:space="preserve"> </w:t>
-      </w:r>
-      <w:r>
-        <w:t xml:space="preserve">- Max-pooling after the second and fourth convolutions.</w:t>
-      </w:r>
-      <w:r>
-        <w:t xml:space="preserve"> </w:t>
-      </w:r>
-      <w:r>
-        <w:t xml:space="preserve">- Group normalisation replaces batch normalisation because fine-tuning batches are small.</w:t>
-      </w:r>
-    </w:p>
-    <w:p>
-      <w:pPr>
-        <w:pStyle w:val="BodyText"/>
-      </w:pPr>
-      <w:r>
-        <w:rPr>
-          <w:b/>
-          <w:bCs/>
-        </w:rPr>
-        <w:t xml:space="preserve">Trunk.</w:t>
-      </w:r>
-      <w:r>
-        <w:t xml:space="preserve"> </w:t>
-      </w:r>
-      <w:r>
-        <w:t xml:space="preserve">The 64 × 17 feature map is flattened and mapped through layers of 256 and 128 units</w:t>
-      </w:r>
-      <w:r>
-        <w:t xml:space="preserve"> </w:t>
-      </w:r>
-      <w:r>
-        <w:t xml:space="preserve">(GELU, dropout 0.1). The network has 0.36 M parameters.</w:t>
-      </w:r>
-    </w:p>
-    <w:p>
-      <w:pPr>
-        <w:pStyle w:val="BodyText"/>
-      </w:pPr>
-      <w:r>
-        <w:rPr>
-          <w:b/>
-          <w:bCs/>
-        </w:rPr>
-        <w:t xml:space="preserve">Heads.</w:t>
-      </w:r>
-      <w:r>
-        <w:t xml:space="preserve"> </w:t>
-      </w:r>
-      <w:r>
-        <w:t xml:space="preserve">- A</w:t>
-      </w:r>
-      <w:r>
-        <w:t xml:space="preserve"> </w:t>
-      </w:r>
-      <w:r>
-        <w:rPr>
-          <w:b/>
-          <w:bCs/>
-        </w:rPr>
-        <w:t xml:space="preserve">Dirichlet head</w:t>
-      </w:r>
-      <w:r>
-        <w:t xml:space="preserve"> </w:t>
-      </w:r>
-      <w:r>
-        <w:t xml:space="preserve">outputs concentrations</w:t>
+        <w:t xml:space="preserve">The network (Figure 3, Table 1) reads two channels on the 71 bands, log reflectance and convex-hull continuum-removed reflectance, each standardised with statistics of the synthetic set only. Five one-dimensional convolutions, each followed by group normalisation (preferred to batch normalisation because fine-tuning batches are small) and GELU, with two max-pooling steps, feed a 256–128 trunk (0.36 M parameters). A Dirichlet head outputs concentrations</w:t>
       </w:r>
       <w:r>
         <w:t xml:space="preserve"> </w:t>
@@ -4431,7 +2750,7 @@
         <w:t xml:space="preserve"> </w:t>
       </w:r>
       <w:r>
-        <w:t xml:space="preserve">for the seven-part composition. Its mean</w:t>
+        <w:t xml:space="preserve">whose mean</w:t>
       </w:r>
       <w:r>
         <w:t xml:space="preserve"> </w:t>
@@ -4521,61 +2840,84 @@
         </m:nary>
       </m:oMath>
       <w:r>
-        <w:t xml:space="preserve">, is the predicted composition.</w:t>
-      </w:r>
-      <w:r>
-        <w:t xml:space="preserve"> </w:t>
-      </w:r>
-      <w:r>
-        <w:t xml:space="preserve">-</w:t>
-      </w:r>
-      <w:r>
-        <w:t xml:space="preserve"> </w:t>
-      </w:r>
+        <w:t xml:space="preserve">, is the seven-part composition; heteroscedastic Gaussian heads give a mean and log-variance for each oxide and log₁₀(Is/FeO); and auxiliary heads for grain size and npFe⁰ are used during pretraining only.</w:t>
+      </w:r>
+    </w:p>
+    <w:p>
+      <w:pPr>
+        <w:pStyle w:val="CaptionedFigure"/>
+      </w:pPr>
+      <w:r>
+        <w:drawing>
+          <wp:inline>
+            <wp:extent cx="5334000" cy="1622626"/>
+            <wp:effectExtent b="0" l="0" r="0" t="0"/>
+            <wp:docPr descr="Figure 3" title="" id="25" name="Picture"/>
+            <a:graphic>
+              <a:graphicData uri="http://schemas.openxmlformats.org/drawingml/2006/picture">
+                <pic:pic>
+                  <pic:nvPicPr>
+                    <pic:cNvPr descr="../figures/fig03_architecture.png" id="26" name="Picture"/>
+                    <pic:cNvPicPr>
+                      <a:picLocks noChangeArrowheads="1" noChangeAspect="1"/>
+                    </pic:cNvPicPr>
+                  </pic:nvPicPr>
+                  <pic:blipFill>
+                    <a:blip r:embed="rId24"/>
+                    <a:stretch>
+                      <a:fillRect/>
+                    </a:stretch>
+                  </pic:blipFill>
+                  <pic:spPr bwMode="auto">
+                    <a:xfrm>
+                      <a:off x="0" y="0"/>
+                      <a:ext cx="5334000" cy="1622626"/>
+                    </a:xfrm>
+                    <a:prstGeom prst="rect">
+                      <a:avLst/>
+                    </a:prstGeom>
+                    <a:noFill/>
+                    <a:ln w="9525">
+                      <a:noFill/>
+                      <a:headEnd/>
+                      <a:tailEnd/>
+                    </a:ln>
+                  </pic:spPr>
+                </pic:pic>
+              </a:graphicData>
+            </a:graphic>
+          </wp:inline>
+        </w:drawing>
+      </w:r>
+    </w:p>
+    <w:p>
+      <w:pPr>
+        <w:pStyle w:val="ImageCaption"/>
+      </w:pPr>
+      <w:r>
+        <w:t xml:space="preserve">Figure 3</w:t>
+      </w:r>
+    </w:p>
+    <w:p>
+      <w:pPr>
+        <w:pStyle w:val="BodyText"/>
+      </w:pPr>
       <w:r>
         <w:rPr>
           <w:b/>
           <w:bCs/>
         </w:rPr>
-        <w:t xml:space="preserve">Heteroscedastic Gaussian heads</w:t>
-      </w:r>
-      <w:r>
-        <w:t xml:space="preserve"> </w:t>
-      </w:r>
-      <w:r>
-        <w:t xml:space="preserve">output a mean and a log-variance for each oxide and for</w:t>
-      </w:r>
-      <w:r>
-        <w:t xml:space="preserve"> </w:t>
-      </w:r>
-      <w:r>
-        <w:t xml:space="preserve">log₁₀(Is/FeO).</w:t>
-      </w:r>
-      <w:r>
-        <w:t xml:space="preserve"> </w:t>
-      </w:r>
-      <w:r>
-        <w:t xml:space="preserve">-</w:t>
-      </w:r>
-      <w:r>
-        <w:t xml:space="preserve"> </w:t>
-      </w:r>
-      <w:r>
-        <w:rPr>
-          <w:b/>
-          <w:bCs/>
-        </w:rPr>
-        <w:t xml:space="preserve">Auxiliary heads</w:t>
-      </w:r>
-      <w:r>
-        <w:t xml:space="preserve"> </w:t>
-      </w:r>
-      <w:r>
-        <w:t xml:space="preserve">for log grain size and npFe⁰ are used during pretraining only.</w:t>
-      </w:r>
-    </w:p>
-    <w:bookmarkEnd w:id="25"/>
-    <w:bookmarkStart w:id="26" w:name="objective-functions"/>
+        <w:t xml:space="preserve">Figure 3.</w:t>
+      </w:r>
+      <w:r>
+        <w:t xml:space="preserve"> </w:t>
+      </w:r>
+      <w:r>
+        <w:t xml:space="preserve">Network architecture. Tensor shapes are given as channels × bands. Each convolution is followed by group normalisation (8 groups) and GELU. The auxiliary heads are used during pretraining only.</w:t>
+      </w:r>
+    </w:p>
+    <w:bookmarkEnd w:id="27"/>
+    <w:bookmarkStart w:id="28" w:name="objective-functions"/>
     <w:p>
       <w:pPr>
         <w:pStyle w:val="Heading4"/>
@@ -5099,7 +3441,7 @@
             <m:rPr>
               <m:sty m:val="p"/>
             </m:rPr>
-            <m:t>.</m:t>
+            <m:t>,</m:t>
           </m:r>
         </m:oMath>
       </m:oMathPara>
@@ -5109,7 +3451,7 @@
         <w:pStyle w:val="FirstParagraph"/>
       </w:pPr>
       <w:r>
-        <w:t xml:space="preserve">The weight</w:t>
+        <w:t xml:space="preserve">with</w:t>
       </w:r>
       <w:r>
         <w:t xml:space="preserve"> </w:t>
@@ -5141,15 +3483,7 @@
         <w:t xml:space="preserve"> </w:t>
       </w:r>
       <w:r>
-        <w:t xml:space="preserve">was fixed on synthetic data only.</w:t>
-      </w:r>
-    </w:p>
-    <w:p>
-      <w:pPr>
-        <w:pStyle w:val="BodyText"/>
-      </w:pPr>
-      <w:r>
-        <w:t xml:space="preserve">The scalar targets use the β-negative log-likelihood [36], with</w:t>
+        <w:t xml:space="preserve">fixed on synthetic data only. The scalar targets use the β-negative log-likelihood [36] with</w:t>
       </w:r>
       <w:r>
         <w:t xml:space="preserve"> </w:t>
@@ -5169,13 +3503,7 @@
         </m:r>
       </m:oMath>
       <w:r>
-        <w:t xml:space="preserve">. It avoids</w:t>
-      </w:r>
-      <w:r>
-        <w:t xml:space="preserve"> </w:t>
-      </w:r>
-      <w:r>
-        <w:t xml:space="preserve">the under-fitting of high-variance points that the plain Gaussian likelihood causes:</w:t>
+        <w:t xml:space="preserve">, which avoids the under-fitting of high-variance points caused by the plain Gaussian likelihood,</w:t>
       </w:r>
     </w:p>
     <w:p>
@@ -5484,13 +3812,7 @@
         <w:pStyle w:val="FirstParagraph"/>
       </w:pPr>
       <w:r>
-        <w:t xml:space="preserve">where:</w:t>
-      </w:r>
-      <w:r>
-        <w:t xml:space="preserve"> </w:t>
-      </w:r>
-      <w:r>
-        <w:t xml:space="preserve">-</w:t>
+        <w:t xml:space="preserve">where</w:t>
       </w:r>
       <w:r>
         <w:t xml:space="preserve"> </w:t>
@@ -5513,13 +3835,7 @@
         <w:t xml:space="preserve"> </w:t>
       </w:r>
       <w:r>
-        <w:t xml:space="preserve">stops the gradient;</w:t>
-      </w:r>
-      <w:r>
-        <w:t xml:space="preserve"> </w:t>
-      </w:r>
-      <w:r>
-        <w:t xml:space="preserve">-</w:t>
+        <w:t xml:space="preserve">stops the gradient and</w:t>
       </w:r>
       <w:r>
         <w:t xml:space="preserve"> </w:t>
@@ -5542,21 +3858,7 @@
         <w:t xml:space="preserve"> </w:t>
       </w:r>
       <w:r>
-        <w:t xml:space="preserve">masks targets that are unavailable for a sample (modal mineralogy for the &lt;45 µm</w:t>
-      </w:r>
-      <w:r>
-        <w:t xml:space="preserve"> </w:t>
-      </w:r>
-      <w:r>
-        <w:t xml:space="preserve">fraction; all targets except FeO for orbital spectra).</w:t>
-      </w:r>
-    </w:p>
-    <w:p>
-      <w:pPr>
-        <w:pStyle w:val="BodyText"/>
-      </w:pPr>
-      <w:r>
-        <w:t xml:space="preserve">The total loss is</w:t>
+        <w:t xml:space="preserve">masks targets that are unavailable for a sample (modal mineralogy for the &lt;45 µm fraction; all targets except FeO for orbital spectra). The total loss is</w:t>
       </w:r>
       <w:r>
         <w:t xml:space="preserve"> </w:t>
@@ -5620,17 +3922,11 @@
         </m:sSub>
       </m:oMath>
       <w:r>
-        <w:t xml:space="preserve">. During pretraining it also includes the</w:t>
-      </w:r>
-      <w:r>
-        <w:t xml:space="preserve"> </w:t>
-      </w:r>
-      <w:r>
-        <w:t xml:space="preserve">auxiliary β-NLL terms.</w:t>
-      </w:r>
-    </w:p>
-    <w:bookmarkEnd w:id="26"/>
-    <w:bookmarkStart w:id="27" w:name="training"/>
+        <w:t xml:space="preserve">, plus the auxiliary β-NLL terms during pretraining.</w:t>
+      </w:r>
+    </w:p>
+    <w:bookmarkEnd w:id="28"/>
+    <w:bookmarkStart w:id="29" w:name="training"/>
     <w:p>
       <w:pPr>
         <w:pStyle w:val="Heading4"/>
@@ -5644,131 +3940,11 @@
         <w:pStyle w:val="FirstParagraph"/>
       </w:pPr>
       <w:r>
-        <w:rPr>
-          <w:b/>
-          <w:bCs/>
-        </w:rPr>
-        <w:t xml:space="preserve">Pretraining.</w:t>
-      </w:r>
-      <w:r>
-        <w:t xml:space="preserve"> </w:t>
-      </w:r>
-      <w:r>
-        <w:t xml:space="preserve">Five ensemble members are pretrained on the synthetic set with different seeds:</w:t>
-      </w:r>
-      <w:r>
-        <w:t xml:space="preserve"> </w:t>
-      </w:r>
-      <w:r>
-        <w:t xml:space="preserve">15 epochs, AdamW, a one-cycle learning-rate schedule, and 20,000 spectra held out for validation.</w:t>
-      </w:r>
-    </w:p>
-    <w:p>
-      <w:pPr>
-        <w:pStyle w:val="BodyText"/>
-      </w:pPr>
-      <w:r>
-        <w:rPr>
-          <w:b/>
-          <w:bCs/>
-        </w:rPr>
-        <w:t xml:space="preserve">Fine-tuning.</w:t>
-      </w:r>
-      <w:r>
-        <w:t xml:space="preserve"> </w:t>
-      </w:r>
-      <w:r>
-        <w:t xml:space="preserve">Each member is fine-tuned per cross-validation fold for 1500 steps: AdamW,</w:t>
-      </w:r>
-      <w:r>
-        <w:t xml:space="preserve"> </w:t>
-      </w:r>
-      <w:r>
-        <w:t xml:space="preserve">learning rate 3 × 10⁻⁴, weight decay 10⁻⁴, 100 warm-up steps, then cosine decay. The full</w:t>
-      </w:r>
-      <w:r>
-        <w:t xml:space="preserve"> </w:t>
-      </w:r>
-      <w:r>
-        <w:t xml:space="preserve">configuration (A4) draws each step:</w:t>
-      </w:r>
-      <w:r>
-        <w:t xml:space="preserve"> </w:t>
-      </w:r>
-      <w:r>
-        <w:t xml:space="preserve">- 16 real training spectra;</w:t>
-      </w:r>
-      <w:r>
-        <w:t xml:space="preserve"> </w:t>
-      </w:r>
-      <w:r>
-        <w:t xml:space="preserve">- 32</w:t>
-      </w:r>
-      <w:r>
-        <w:t xml:space="preserve"> </w:t>
-      </w:r>
-      <w:r>
-        <w:rPr>
-          <w:b/>
-          <w:bCs/>
-        </w:rPr>
-        <w:t xml:space="preserve">SSA-space mixup</w:t>
-      </w:r>
-      <w:r>
-        <w:t xml:space="preserve"> </w:t>
-      </w:r>
-      <w:r>
-        <w:t xml:space="preserve">spectra. Each is a Dirichlet-weighted mixture of 2–3 training spectra,</w:t>
-      </w:r>
-      <w:r>
-        <w:t xml:space="preserve"> </w:t>
-      </w:r>
-      <w:r>
-        <w:t xml:space="preserve">mixed with Equation (6) using their nominal fraction sizes. Labels are mixed exactly:</w:t>
-      </w:r>
-      <w:r>
-        <w:t xml:space="preserve"> </w:t>
-      </w:r>
-      <w:r>
-        <w:t xml:space="preserve">composition by volume, chemistry by mass, and Is/FeO weighted by mass × FeO;</w:t>
-      </w:r>
-      <w:r>
-        <w:t xml:space="preserve"> </w:t>
-      </w:r>
-      <w:r>
-        <w:t xml:space="preserve">- 16 synthetic replay spectra.</w:t>
-      </w:r>
-    </w:p>
-    <w:p>
-      <w:pPr>
-        <w:pStyle w:val="BodyText"/>
-      </w:pPr>
-      <w:r>
-        <w:t xml:space="preserve">Real and mixed spectra receive the simulator’s calibration and noise randomisation. The simpler</w:t>
-      </w:r>
-      <w:r>
-        <w:t xml:space="preserve"> </w:t>
-      </w:r>
-      <w:r>
-        <w:t xml:space="preserve">configuration A2 uses the real spectra only.</w:t>
-      </w:r>
-    </w:p>
-    <w:p>
-      <w:pPr>
-        <w:pStyle w:val="BodyText"/>
-      </w:pPr>
-      <w:r>
-        <w:t xml:space="preserve">All hyperparameters were fixed from synthetic-only development runs and committed before any</w:t>
-      </w:r>
-      <w:r>
-        <w:t xml:space="preserve"> </w:t>
-      </w:r>
-      <w:r>
-        <w:t xml:space="preserve">model was scored on real folds.</w:t>
-      </w:r>
-    </w:p>
-    <w:bookmarkEnd w:id="27"/>
-    <w:bookmarkStart w:id="28" w:name="uncertainty-and-identifiability"/>
+        <w:t xml:space="preserve">Five ensemble members are pretrained on the synthetic set with different seeds (15 epochs, AdamW, one-cycle schedule, 20,000 spectra held out) and fine-tuned per cross-validation fold for 1500 steps (Table 1). In the full configuration (A4) each step combines 16 real training spectra, 16 synthetic replay spectra and 32 SSA-space mixup spectra, each a Dirichlet-weighted mixture of 2–3 training spectra combined with Equation (6) and labelled exactly (composition by volume, chemistry by mass, Is/FeO weighted by mass × FeO); real and mixed spectra receive the simulator’s calibration and noise randomisation. The simpler configuration A2 uses the real spectra only. All hyperparameters were fixed from synthetic-only development runs and committed before any model was scored on real folds.</w:t>
+      </w:r>
+    </w:p>
+    <w:bookmarkEnd w:id="29"/>
+    <w:bookmarkStart w:id="30" w:name="uncertainty-and-identifiability"/>
     <w:p>
       <w:pPr>
         <w:pStyle w:val="Heading4"/>
@@ -5782,53 +3958,7 @@
         <w:pStyle w:val="FirstParagraph"/>
       </w:pPr>
       <w:r>
-        <w:rPr>
-          <w:b/>
-          <w:bCs/>
-        </w:rPr>
-        <w:t xml:space="preserve">Ensemble.</w:t>
-      </w:r>
-      <w:r>
-        <w:t xml:space="preserve"> </w:t>
-      </w:r>
-      <w:r>
-        <w:t xml:space="preserve">The ensemble mean is the mean of the member means. The ensemble variance is the mean</w:t>
-      </w:r>
-      <w:r>
-        <w:t xml:space="preserve"> </w:t>
-      </w:r>
-      <w:r>
-        <w:t xml:space="preserve">of the member variances plus the variance of the member means [37].</w:t>
-      </w:r>
-    </w:p>
-    <w:p>
-      <w:pPr>
-        <w:pStyle w:val="BodyText"/>
-      </w:pPr>
-      <w:r>
-        <w:rPr>
-          <w:b/>
-          <w:bCs/>
-        </w:rPr>
-        <w:t xml:space="preserve">Conformal intervals.</w:t>
-      </w:r>
-      <w:r>
-        <w:t xml:space="preserve"> </w:t>
-      </w:r>
-      <w:r>
-        <w:t xml:space="preserve">Raw ensemble intervals are over-confident (Section 3.5), so we calibrate</w:t>
-      </w:r>
-      <w:r>
-        <w:t xml:space="preserve"> </w:t>
-      </w:r>
-      <w:r>
-        <w:t xml:space="preserve">them conformally [38].</w:t>
-      </w:r>
-      <w:r>
-        <w:t xml:space="preserve"> </w:t>
-      </w:r>
-      <w:r>
-        <w:t xml:space="preserve">- The normalised score</w:t>
+        <w:t xml:space="preserve">The ensemble mean is the mean of the member means, and the ensemble variance is the mean of the member variances plus the variance of the member means [37]. Because raw ensemble intervals are over-confident (Section 3.5), we calibrate them conformally [38]: the normalised score</w:t>
       </w:r>
       <w:r>
         <w:t xml:space="preserve"> </w:t>
@@ -5917,19 +4047,7 @@
         <w:t xml:space="preserve"> </w:t>
       </w:r>
       <w:r>
-        <w:t xml:space="preserve">is computed from out-of-fold predictions of</w:t>
-      </w:r>
-      <w:r>
-        <w:t xml:space="preserve"> </w:t>
-      </w:r>
-      <w:r>
-        <w:t xml:space="preserve">the other soils.</w:t>
-      </w:r>
-      <w:r>
-        <w:t xml:space="preserve"> </w:t>
-      </w:r>
-      <w:r>
-        <w:t xml:space="preserve">- Its</w:t>
+        <w:t xml:space="preserve">is computed from out-of-fold predictions of the other soils, and its</w:t>
       </w:r>
       <w:r>
         <w:t xml:space="preserve"> </w:t>
@@ -6073,37 +4191,7 @@
         </m:r>
       </m:oMath>
       <w:r>
-        <w:t xml:space="preserve">.</w:t>
-      </w:r>
-      <w:r>
-        <w:t xml:space="preserve"> </w:t>
-      </w:r>
-      <w:r>
-        <w:t xml:space="preserve">- The exact CV+ variant uses models from which both the calibration soil and the test soil were</w:t>
-      </w:r>
-      <w:r>
-        <w:t xml:space="preserve"> </w:t>
-      </w:r>
-      <w:r>
-        <w:t xml:space="preserve">held out (930 additional fine-tunes).</w:t>
-      </w:r>
-    </w:p>
-    <w:p>
-      <w:pPr>
-        <w:pStyle w:val="BodyText"/>
-      </w:pPr>
-      <w:r>
-        <w:rPr>
-          <w:b/>
-          <w:bCs/>
-        </w:rPr>
-        <w:t xml:space="preserve">Identifiability gate.</w:t>
-      </w:r>
-      <w:r>
-        <w:t xml:space="preserve"> </w:t>
-      </w:r>
-      <w:r>
-        <w:t xml:space="preserve">For each target, the skill is</w:t>
+        <w:t xml:space="preserve">. The exact CV+ variant uses models from which both the calibration soil and the test soil were held out (930 additional fine-tunes). For each target, the identifiability gate computes the skill</w:t>
       </w:r>
     </w:p>
     <w:p>
@@ -6251,23 +4339,11 @@
         <w:t xml:space="preserve"> </w:t>
       </w:r>
       <w:r>
-        <w:t xml:space="preserve">is the error of the fraction-matched mean of the other soils, a</w:t>
-      </w:r>
-      <w:r>
-        <w:t xml:space="preserve"> </w:t>
-      </w:r>
-      <w:r>
-        <w:t xml:space="preserve">zero-information reference. A 95% bootstrap interval is computed over soils. A target is mapped</w:t>
-      </w:r>
-      <w:r>
-        <w:t xml:space="preserve"> </w:t>
-      </w:r>
-      <w:r>
-        <w:t xml:space="preserve">only if the lower bound of that interval is above zero under leave-one-soil-out evaluation.</w:t>
-      </w:r>
-    </w:p>
-    <w:bookmarkEnd w:id="28"/>
-    <w:bookmarkStart w:id="29" w:name="transfer-to-m³"/>
+        <w:t xml:space="preserve">is the error of the fraction-matched mean of the other soils, a zero-information reference, with a 95% bootstrap interval over soils. A target is mapped only if the lower bound of that interval is above zero under leave-one-soil-out evaluation.</w:t>
+      </w:r>
+    </w:p>
+    <w:bookmarkEnd w:id="30"/>
+    <w:bookmarkStart w:id="31" w:name="transfer-to-m³"/>
     <w:p>
       <w:pPr>
         <w:pStyle w:val="Heading4"/>
@@ -6281,31 +4357,7 @@
         <w:pStyle w:val="FirstParagraph"/>
       </w:pPr>
       <w:r>
-        <w:t xml:space="preserve">Laboratory and M³ reflectance differ in absolute scale.</w:t>
-      </w:r>
-    </w:p>
-    <w:p>
-      <w:pPr>
-        <w:pStyle w:val="BodyText"/>
-      </w:pPr>
-      <w:r>
-        <w:rPr>
-          <w:b/>
-          <w:bCs/>
-        </w:rPr>
-        <w:t xml:space="preserve">Zero-shot application.</w:t>
-      </w:r>
-      <w:r>
-        <w:t xml:space="preserve"> </w:t>
-      </w:r>
-      <w:r>
-        <w:t xml:space="preserve">M³ spectra are brought to the laboratory scale with the linear</w:t>
-      </w:r>
-      <w:r>
-        <w:t xml:space="preserve"> </w:t>
-      </w:r>
-      <w:r>
-        <w:t xml:space="preserve">calibration of Korokhin et al. [25]:</w:t>
+        <w:t xml:space="preserve">Laboratory and M³ reflectance differ in absolute scale. For zero-shot application, M³ spectra are brought to the laboratory scale with the linear calibration of Korokhin et al. [25],</w:t>
       </w:r>
     </w:p>
     <w:p>
@@ -6381,7 +4433,7 @@
             <m:rPr>
               <m:sty m:val="p"/>
             </m:rPr>
-            <m:t>.</m:t>
+            <m:t>,</m:t>
           </m:r>
         </m:oMath>
       </m:oMathPara>
@@ -6391,13 +4443,57 @@
         <w:pStyle w:val="FirstParagraph"/>
       </w:pPr>
       <w:r>
-        <w:t xml:space="preserve">For a site of Apollo mission X, the zero-shot model is the ensemble fine-tuned with all of mission</w:t>
-      </w:r>
-      <w:r>
-        <w:t xml:space="preserve"> </w:t>
-      </w:r>
-      <w:r>
-        <w:t xml:space="preserve">X’s soils held out. For the Luna and Chang’e sites it is the ensemble fine-tuned on all 19 soils.</w:t>
+        <w:t xml:space="preserve">and a site of Apollo mission X is predicted by the ensemble fine-tuned with all of mission X’s soils held out (for the Luna and Chang’e sites, by the ensemble fine-tuned on all 19 soils). For orbital fine-tuning (LUMEN-M3-FT), the network is further trained for 600 steps (AdamW, learning rate 10⁻⁴, weight decay 10⁻⁴, cosine decay) on batches of 16 M³ pixel spectra from the training sites, labelled with their site FeO and all other targets masked, and 16 laboratory spectra from that model’s own training soils with all targets. The held-out site is predicted from its site spectrum.</w:t>
+      </w:r>
+    </w:p>
+    <w:bookmarkEnd w:id="31"/>
+    <w:bookmarkEnd w:id="32"/>
+    <w:bookmarkEnd w:id="33"/>
+    <w:bookmarkStart w:id="66" w:name="results"/>
+    <w:p>
+      <w:pPr>
+        <w:pStyle w:val="Heading2"/>
+      </w:pPr>
+      <w:r>
+        <w:t xml:space="preserve">3. Results</w:t>
+      </w:r>
+    </w:p>
+    <w:bookmarkStart w:id="40" w:name="experimental-setup"/>
+    <w:p>
+      <w:pPr>
+        <w:pStyle w:val="Heading3"/>
+      </w:pPr>
+      <w:r>
+        <w:t xml:space="preserve">3.1. Experimental Setup</w:t>
+      </w:r>
+    </w:p>
+    <w:bookmarkStart w:id="34" w:name="comparison-algorithms"/>
+    <w:p>
+      <w:pPr>
+        <w:pStyle w:val="Heading4"/>
+      </w:pPr>
+      <w:r>
+        <w:t xml:space="preserve">3.1.1. Comparison Algorithms</w:t>
+      </w:r>
+    </w:p>
+    <w:p>
+      <w:pPr>
+        <w:pStyle w:val="FirstParagraph"/>
+      </w:pPr>
+      <w:r>
+        <w:t xml:space="preserve">On the laboratory spectra every method uses identical spectra and folds. The classical baselines are the fraction-matched mean of the training soils (a zero-information reference); partial least squares (PLS), ridge regression and a random forest (RF) on LUMEN’s 142 input values; and an RF on raw reflectance, all tuned by inner grouped cross-validation. The Fernández-Díaz et al. pipeline [16] is re-implemented in full on the same spectra (db4 A2 + D2 wavelet coefficients; a 42 → 32 → 16 → 6 → 16 → 32 → 42 autoencoder trained on M³ pixels as published or on our synthetic spectra; Lasso, linear SVR, RBF SVR and RF with the paper’s search grids; and the no-autoencoder variant), giving twelve variants, of which</w:t>
+      </w:r>
+      <w:r>
+        <w:t xml:space="preserve"> </w:t>
+      </w:r>
+      <w:r>
+        <w:t xml:space="preserve">“FD as published”</w:t>
+      </w:r>
+      <w:r>
+        <w:t xml:space="preserve"> </w:t>
+      </w:r>
+      <w:r>
+        <w:t xml:space="preserve">is the M³-trained autoencoder with RF. The outputs of Korokhin et al. [25] and Jung et al. [26] come from independent reproductions validated against the papers’ printed numbers (46 of 65 and 32 of 34 gated targets), each scored as the paper scores itself.</w:t>
       </w:r>
     </w:p>
     <w:p>
@@ -6405,309 +4501,7 @@
         <w:pStyle w:val="BodyText"/>
       </w:pPr>
       <w:r>
-        <w:rPr>
-          <w:b/>
-          <w:bCs/>
-        </w:rPr>
-        <w:t xml:space="preserve">Orbital fine-tuning (LUMEN-M3-FT).</w:t>
-      </w:r>
-      <w:r>
-        <w:t xml:space="preserve"> </w:t>
-      </w:r>
-      <w:r>
-        <w:t xml:space="preserve">The network is further fine-tuned for 600 steps (AdamW,</w:t>
-      </w:r>
-      <w:r>
-        <w:t xml:space="preserve"> </w:t>
-      </w:r>
-      <w:r>
-        <w:t xml:space="preserve">learning rate 10⁻⁴, weight decay 10⁻⁴, cosine decay). Each batch holds:</w:t>
-      </w:r>
-      <w:r>
-        <w:t xml:space="preserve"> </w:t>
-      </w:r>
-      <w:r>
-        <w:t xml:space="preserve">- 16 M³ pixel spectra from the training sites, labelled with their site FeO, with every other</w:t>
-      </w:r>
-      <w:r>
-        <w:t xml:space="preserve"> </w:t>
-      </w:r>
-      <w:r>
-        <w:t xml:space="preserve">target masked;</w:t>
-      </w:r>
-      <w:r>
-        <w:t xml:space="preserve"> </w:t>
-      </w:r>
-      <w:r>
-        <w:t xml:space="preserve">- 16 laboratory spectra from that model’s own training soils, with all targets.</w:t>
-      </w:r>
-    </w:p>
-    <w:p>
-      <w:pPr>
-        <w:pStyle w:val="BodyText"/>
-      </w:pPr>
-      <w:r>
-        <w:t xml:space="preserve">The held-out site is predicted from its site spectrum.</w:t>
-      </w:r>
-    </w:p>
-    <w:bookmarkEnd w:id="29"/>
-    <w:bookmarkEnd w:id="30"/>
-    <w:bookmarkEnd w:id="31"/>
-    <w:bookmarkStart w:id="61" w:name="results"/>
-    <w:p>
-      <w:pPr>
-        <w:pStyle w:val="Heading2"/>
-      </w:pPr>
-      <w:r>
-        <w:t xml:space="preserve">3. Results</w:t>
-      </w:r>
-    </w:p>
-    <w:bookmarkStart w:id="35" w:name="experimental-setup"/>
-    <w:p>
-      <w:pPr>
-        <w:pStyle w:val="Heading3"/>
-      </w:pPr>
-      <w:r>
-        <w:t xml:space="preserve">3.1. Experimental Setup</w:t>
-      </w:r>
-    </w:p>
-    <w:bookmarkStart w:id="32" w:name="comparison-algorithms"/>
-    <w:p>
-      <w:pPr>
-        <w:pStyle w:val="Heading4"/>
-      </w:pPr>
-      <w:r>
-        <w:t xml:space="preserve">3.1.1. Comparison Algorithms</w:t>
-      </w:r>
-    </w:p>
-    <w:p>
-      <w:pPr>
-        <w:pStyle w:val="FirstParagraph"/>
-      </w:pPr>
-      <w:r>
-        <w:t xml:space="preserve">On the laboratory spectra, LUMEN is compared with the following methods. All are trained and</w:t>
-      </w:r>
-      <w:r>
-        <w:t xml:space="preserve"> </w:t>
-      </w:r>
-      <w:r>
-        <w:t xml:space="preserve">scored on identical spectra and folds.</w:t>
-      </w:r>
-    </w:p>
-    <w:p>
-      <w:pPr>
-        <w:pStyle w:val="BodyText"/>
-      </w:pPr>
-      <w:r>
-        <w:rPr>
-          <w:b/>
-          <w:bCs/>
-        </w:rPr>
-        <w:t xml:space="preserve">Classical baselines</w:t>
-      </w:r>
-      <w:r>
-        <w:t xml:space="preserve"> </w:t>
-      </w:r>
-      <w:r>
-        <w:t xml:space="preserve">-</w:t>
-      </w:r>
-      <w:r>
-        <w:t xml:space="preserve"> </w:t>
-      </w:r>
-      <w:r>
-        <w:rPr>
-          <w:b/>
-          <w:bCs/>
-        </w:rPr>
-        <w:t xml:space="preserve">Mean of other soils.</w:t>
-      </w:r>
-      <w:r>
-        <w:t xml:space="preserve"> </w:t>
-      </w:r>
-      <w:r>
-        <w:t xml:space="preserve">The fraction-matched mean of the training soils, a zero-information</w:t>
-      </w:r>
-      <w:r>
-        <w:t xml:space="preserve"> </w:t>
-      </w:r>
-      <w:r>
-        <w:t xml:space="preserve">reference.</w:t>
-      </w:r>
-      <w:r>
-        <w:t xml:space="preserve"> </w:t>
-      </w:r>
-      <w:r>
-        <w:t xml:space="preserve">-</w:t>
-      </w:r>
-      <w:r>
-        <w:t xml:space="preserve"> </w:t>
-      </w:r>
-      <w:r>
-        <w:rPr>
-          <w:b/>
-          <w:bCs/>
-        </w:rPr>
-        <w:t xml:space="preserve">Classical regressors on LUMEN’s inputs.</w:t>
-      </w:r>
-      <w:r>
-        <w:t xml:space="preserve"> </w:t>
-      </w:r>
-      <w:r>
-        <w:t xml:space="preserve">Partial least squares (PLS), ridge regression and a</w:t>
-      </w:r>
-      <w:r>
-        <w:t xml:space="preserve"> </w:t>
-      </w:r>
-      <w:r>
-        <w:t xml:space="preserve">random forest (RF), all using the same 142 input values as LUMEN (2 channels × 71 bands).</w:t>
-      </w:r>
-      <w:r>
-        <w:t xml:space="preserve"> </w:t>
-      </w:r>
-      <w:r>
-        <w:t xml:space="preserve">-</w:t>
-      </w:r>
-      <w:r>
-        <w:t xml:space="preserve"> </w:t>
-      </w:r>
-      <w:r>
-        <w:rPr>
-          <w:b/>
-          <w:bCs/>
-        </w:rPr>
-        <w:t xml:space="preserve">RF on raw reflectance.</w:t>
-      </w:r>
-      <w:r>
-        <w:t xml:space="preserve"> </w:t>
-      </w:r>
-      <w:r>
-        <w:t xml:space="preserve">- Hyperparameters of every classical baseline are tuned by inner grouped cross-validation on the</w:t>
-      </w:r>
-      <w:r>
-        <w:t xml:space="preserve"> </w:t>
-      </w:r>
-      <w:r>
-        <w:t xml:space="preserve">training soils only.</w:t>
-      </w:r>
-    </w:p>
-    <w:p>
-      <w:pPr>
-        <w:pStyle w:val="BodyText"/>
-      </w:pPr>
-      <w:r>
-        <w:rPr>
-          <w:b/>
-          <w:bCs/>
-        </w:rPr>
-        <w:t xml:space="preserve">Fernández-Díaz et al. [16], re-implemented in full on the same 71-band spectra</w:t>
-      </w:r>
-      <w:r>
-        <w:t xml:space="preserve"> </w:t>
-      </w:r>
-      <w:r>
-        <w:t xml:space="preserve">- A two-level db4 wavelet decomposition (periodisation), keeping the A2 and D2 coefficients.</w:t>
-      </w:r>
-      <w:r>
-        <w:t xml:space="preserve"> </w:t>
-      </w:r>
-      <w:r>
-        <w:t xml:space="preserve">- An autoencoder 42 → 32 → 16 → 6 → 16 → 32 → 42, trained unsupervised either on M³ pixels (as</w:t>
-      </w:r>
-      <w:r>
-        <w:t xml:space="preserve"> </w:t>
-      </w:r>
-      <w:r>
-        <w:t xml:space="preserve">published) or on our synthetic spectra.</w:t>
-      </w:r>
-      <w:r>
-        <w:t xml:space="preserve"> </w:t>
-      </w:r>
-      <w:r>
-        <w:t xml:space="preserve">- Four regressors (Lasso, linear SVR, RBF SVR, RF), with the paper’s search grids, tuned by inner</w:t>
-      </w:r>
-      <w:r>
-        <w:t xml:space="preserve"> </w:t>
-      </w:r>
-      <w:r>
-        <w:t xml:space="preserve">cross-validation.</w:t>
-      </w:r>
-      <w:r>
-        <w:t xml:space="preserve"> </w:t>
-      </w:r>
-      <w:r>
-        <w:t xml:space="preserve">- The no-autoencoder variant (wavelet coefficients → regressor).</w:t>
-      </w:r>
-      <w:r>
-        <w:t xml:space="preserve"> </w:t>
-      </w:r>
-      <w:r>
-        <w:t xml:space="preserve">- Twelve variants in total.</w:t>
-      </w:r>
-      <w:r>
-        <w:t xml:space="preserve"> </w:t>
-      </w:r>
-      <w:r>
-        <w:t xml:space="preserve">“FD as published”</w:t>
-      </w:r>
-      <w:r>
-        <w:t xml:space="preserve"> </w:t>
-      </w:r>
-      <w:r>
-        <w:t xml:space="preserve">denotes the M³-trained autoencoder followed by RF.</w:t>
-      </w:r>
-    </w:p>
-    <w:p>
-      <w:pPr>
-        <w:pStyle w:val="BodyText"/>
-      </w:pPr>
-      <w:r>
-        <w:rPr>
-          <w:b/>
-          <w:bCs/>
-        </w:rPr>
-        <w:t xml:space="preserve">Korokhin et al. [25] and Jung et al. [26]</w:t>
-      </w:r>
-      <w:r>
-        <w:t xml:space="preserve"> </w:t>
-      </w:r>
-      <w:r>
-        <w:t xml:space="preserve">- Their outputs on the LSCC soils come from independent reproductions of each method. Each</w:t>
-      </w:r>
-      <w:r>
-        <w:t xml:space="preserve"> </w:t>
-      </w:r>
-      <w:r>
-        <w:t xml:space="preserve">reproduction was validated against the paper’s printed numbers: 46 of 65 and 32 of 34 gated</w:t>
-      </w:r>
-      <w:r>
-        <w:t xml:space="preserve"> </w:t>
-      </w:r>
-      <w:r>
-        <w:t xml:space="preserve">targets reproduced.</w:t>
-      </w:r>
-      <w:r>
-        <w:t xml:space="preserve"> </w:t>
-      </w:r>
-      <w:r>
-        <w:t xml:space="preserve">- Each method is scored exactly as the paper scores itself (Section 3.4).</w:t>
-      </w:r>
-    </w:p>
-    <w:p>
-      <w:pPr>
-        <w:pStyle w:val="BodyText"/>
-      </w:pPr>
-      <w:r>
-        <w:rPr>
-          <w:b/>
-          <w:bCs/>
-        </w:rPr>
-        <w:t xml:space="preserve">On M³ (Section 3.6)</w:t>
-      </w:r>
-      <w:r>
-        <w:t xml:space="preserve"> </w:t>
-      </w:r>
-      <w:r>
-        <w:t xml:space="preserve">- Four LUMEN variants: zero-shot (Section 2.3.6); zero-shot followed by a linear recalibration</w:t>
+        <w:t xml:space="preserve">On M³ (Section 3.6) we compare zero-shot LUMEN, zero-shot LUMEN with a linear recalibration</w:t>
       </w:r>
       <w:r>
         <w:t xml:space="preserve"> </w:t>
@@ -6749,65 +4543,17 @@
         <w:t xml:space="preserve"> </w:t>
       </w:r>
       <w:r>
-        <w:t xml:space="preserve">fitted on the training sites; LUMEN-M3-FT (Section 2.3.6); and a ridge</w:t>
-      </w:r>
-      <w:r>
-        <w:t xml:space="preserve"> </w:t>
-      </w:r>
-      <w:r>
-        <w:t xml:space="preserve">regression on the 128-dimensional trunk embedding, averaged over members (</w:t>
-      </w:r>
-      <w:r>
-        <w:t xml:space="preserve">“LUMEN-embed +</w:t>
-      </w:r>
-      <w:r>
-        <w:t xml:space="preserve"> </w:t>
-      </w:r>
-      <w:r>
-        <w:t xml:space="preserve">ridge”</w:t>
-      </w:r>
-      <w:r>
-        <w:t xml:space="preserve">, α chosen by inner leave-one-site-out).</w:t>
-      </w:r>
-      <w:r>
-        <w:t xml:space="preserve"> </w:t>
-      </w:r>
-      <w:r>
-        <w:t xml:space="preserve">- The Fernández-Díaz variants, retrained on M³ site spectra.</w:t>
-      </w:r>
-      <w:r>
-        <w:t xml:space="preserve"> </w:t>
-      </w:r>
-      <w:r>
-        <w:t xml:space="preserve">- A linear model on two M³ bands (R950/R750 and R750).</w:t>
-      </w:r>
-      <w:r>
-        <w:t xml:space="preserve"> </w:t>
-      </w:r>
-      <w:r>
-        <w:t xml:space="preserve">- The Lucey θ parameter [3], refitted on M³.</w:t>
-      </w:r>
-      <w:r>
-        <w:t xml:space="preserve"> </w:t>
-      </w:r>
-      <w:r>
-        <w:t xml:space="preserve">- The Lucey et al. published constants applied to the Clementine reflectances of the ground-truth</w:t>
-      </w:r>
-      <w:r>
-        <w:t xml:space="preserve"> </w:t>
-      </w:r>
-      <w:r>
-        <w:t xml:space="preserve">table, plus a two-band Clementine model refitted.</w:t>
-      </w:r>
-      <w:r>
-        <w:t xml:space="preserve"> </w:t>
-      </w:r>
-      <w:r>
-        <w:t xml:space="preserve">- The training-fold mean.</w:t>
-      </w:r>
-    </w:p>
-    <w:bookmarkEnd w:id="32"/>
-    <w:bookmarkStart w:id="33" w:name="parameter-settings"/>
+        <w:t xml:space="preserve">fitted on the training sites, LUMEN-M3-FT, and a ridge regression on the 128-dimensional trunk embedding (</w:t>
+      </w:r>
+      <w:r>
+        <w:t xml:space="preserve">“LUMEN-embed + ridge”</w:t>
+      </w:r>
+      <w:r>
+        <w:t xml:space="preserve">) with the Fernández-Díaz variants retrained on M³ site spectra, a linear model on two M³ bands (R950/R750 and R750), the Lucey θ parameter [3] refitted on M³, the published Lucey et al. constants and a refitted two-band model on the table’s Clementine reflectances, and the training-fold mean.</w:t>
+      </w:r>
+    </w:p>
+    <w:bookmarkEnd w:id="34"/>
+    <w:bookmarkStart w:id="35" w:name="parameter-settings"/>
     <w:p>
       <w:pPr>
         <w:pStyle w:val="Heading4"/>
@@ -6821,43 +4567,7 @@
         <w:pStyle w:val="FirstParagraph"/>
       </w:pPr>
       <w:r>
-        <w:t xml:space="preserve">Table 1 lists the fixed settings.</w:t>
-      </w:r>
-      <w:r>
-        <w:t xml:space="preserve"> </w:t>
-      </w:r>
-      <w:r>
-        <w:t xml:space="preserve">- All LUMEN hyperparameters were set from synthetic-only development runs.</w:t>
-      </w:r>
-      <w:r>
-        <w:t xml:space="preserve"> </w:t>
-      </w:r>
-      <w:r>
-        <w:t xml:space="preserve">- They were committed to version control, together with the evaluation protocol, before any model</w:t>
-      </w:r>
-      <w:r>
-        <w:t xml:space="preserve"> </w:t>
-      </w:r>
-      <w:r>
-        <w:t xml:space="preserve">was scored on real folds.</w:t>
-      </w:r>
-      <w:r>
-        <w:t xml:space="preserve"> </w:t>
-      </w:r>
-      <w:r>
-        <w:t xml:space="preserve">- No hyperparameter was tuned on a held-out soil.</w:t>
-      </w:r>
-      <w:r>
-        <w:t xml:space="preserve"> </w:t>
-      </w:r>
-      <w:r>
-        <w:t xml:space="preserve">- The later experiments (the nested selection of Section 3.3, Section 3.6 and the design</w:t>
-      </w:r>
-      <w:r>
-        <w:t xml:space="preserve"> </w:t>
-      </w:r>
-      <w:r>
-        <w:t xml:space="preserve">alternatives of Section 3.7) were committed in the same way before they were run.</w:t>
+        <w:t xml:space="preserve">Table 1 lists the fixed settings. All LUMEN hyperparameters were set from synthetic-only development runs and committed to version control with the evaluation protocol before any model was scored on real folds, and the later experiments (Sections 3.3, 3.6 and 3.7) were committed in the same way before they were run.</w:t>
       </w:r>
     </w:p>
     <w:p>
@@ -7133,8 +4843,8 @@
         </w:tc>
       </w:tr>
     </w:tbl>
-    <w:bookmarkEnd w:id="33"/>
-    <w:bookmarkStart w:id="34" w:name="evaluation-protocols-and-metrics"/>
+    <w:bookmarkEnd w:id="35"/>
+    <w:bookmarkStart w:id="39" w:name="evaluation-protocols-and-metrics"/>
     <w:p>
       <w:pPr>
         <w:pStyle w:val="Heading4"/>
@@ -7146,134 +4856,87 @@
     <w:p>
       <w:pPr>
         <w:pStyle w:val="FirstParagraph"/>
+      </w:pPr>
+      <w:r>
+        <w:t xml:space="preserve">Figure 4 summarises the evaluation design. Under leave-one-soil-out (LOSO, 19 folds), all four fractions of the held-out soil are excluded from fine-tuning, mixup and normalisation statistics. Leave-one-mission-out (LOMO, 6 folds: A11, A12, A14, A15, A16, A17) is the out-of-distribution test: holding out A16 removes every feldspathic soil, and holding out A17 every high-Ti soil. The primary metric is the per-soil mean absolute error (MAE): each soil’s labelled fractions are averaged and then the 19 soils are averaged, so the number of independent units is the number of soils, not of spectra. R² and RMSE are reported per spectrum. Methods are compared with paired Wilcoxon signed-rank tests over soils [39] with Holm correction [40] over the 13 targets or over the comparators, and bootstrap confidence intervals are computed over soils.</w:t>
+      </w:r>
+    </w:p>
+    <w:p>
+      <w:pPr>
+        <w:pStyle w:val="CaptionedFigure"/>
+      </w:pPr>
+      <w:r>
+        <w:drawing>
+          <wp:inline>
+            <wp:extent cx="5334000" cy="1912946"/>
+            <wp:effectExtent b="0" l="0" r="0" t="0"/>
+            <wp:docPr descr="Figure 4" title="" id="37" name="Picture"/>
+            <a:graphic>
+              <a:graphicData uri="http://schemas.openxmlformats.org/drawingml/2006/picture">
+                <pic:pic>
+                  <pic:nvPicPr>
+                    <pic:cNvPr descr="../figures/fig04_evaluation.png" id="38" name="Picture"/>
+                    <pic:cNvPicPr>
+                      <a:picLocks noChangeArrowheads="1" noChangeAspect="1"/>
+                    </pic:cNvPicPr>
+                  </pic:nvPicPr>
+                  <pic:blipFill>
+                    <a:blip r:embed="rId36"/>
+                    <a:stretch>
+                      <a:fillRect/>
+                    </a:stretch>
+                  </pic:blipFill>
+                  <pic:spPr bwMode="auto">
+                    <a:xfrm>
+                      <a:off x="0" y="0"/>
+                      <a:ext cx="5334000" cy="1912946"/>
+                    </a:xfrm>
+                    <a:prstGeom prst="rect">
+                      <a:avLst/>
+                    </a:prstGeom>
+                    <a:noFill/>
+                    <a:ln w="9525">
+                      <a:noFill/>
+                      <a:headEnd/>
+                      <a:tailEnd/>
+                    </a:ln>
+                  </pic:spPr>
+                </pic:pic>
+              </a:graphicData>
+            </a:graphic>
+          </wp:inline>
+        </w:drawing>
+      </w:r>
+    </w:p>
+    <w:p>
+      <w:pPr>
+        <w:pStyle w:val="ImageCaption"/>
+      </w:pPr>
+      <w:r>
+        <w:t xml:space="preserve">Figure 4</w:t>
+      </w:r>
+    </w:p>
+    <w:p>
+      <w:pPr>
+        <w:pStyle w:val="BodyText"/>
       </w:pPr>
       <w:r>
         <w:rPr>
           <w:b/>
           <w:bCs/>
         </w:rPr>
-        <w:t xml:space="preserve">Protocols</w:t>
-      </w:r>
-      <w:r>
-        <w:t xml:space="preserve"> </w:t>
-      </w:r>
-      <w:r>
-        <w:t xml:space="preserve">-</w:t>
-      </w:r>
-      <w:r>
-        <w:t xml:space="preserve"> </w:t>
-      </w:r>
-      <w:r>
-        <w:rPr>
-          <w:b/>
-          <w:bCs/>
-        </w:rPr>
-        <w:t xml:space="preserve">Leave-one-soil-out (LOSO, 19 folds).</w:t>
-      </w:r>
-      <w:r>
-        <w:t xml:space="preserve"> </w:t>
-      </w:r>
-      <w:r>
-        <w:t xml:space="preserve">All four fractions of the held-out soil are excluded</w:t>
-      </w:r>
-      <w:r>
-        <w:t xml:space="preserve"> </w:t>
-      </w:r>
-      <w:r>
-        <w:t xml:space="preserve">from fine-tuning, from mixup and from normalisation statistics.</w:t>
-      </w:r>
-      <w:r>
-        <w:t xml:space="preserve"> </w:t>
-      </w:r>
-      <w:r>
-        <w:t xml:space="preserve">-</w:t>
-      </w:r>
-      <w:r>
-        <w:t xml:space="preserve"> </w:t>
-      </w:r>
-      <w:r>
-        <w:rPr>
-          <w:b/>
-          <w:bCs/>
-        </w:rPr>
-        <w:t xml:space="preserve">Leave-one-mission-out (LOMO, 6 folds: A11, A12, A14, A15, A16, A17).</w:t>
-      </w:r>
-      <w:r>
-        <w:t xml:space="preserve"> </w:t>
-      </w:r>
-      <w:r>
-        <w:t xml:space="preserve">This is the</w:t>
-      </w:r>
-      <w:r>
-        <w:t xml:space="preserve"> </w:t>
-      </w:r>
-      <w:r>
-        <w:t xml:space="preserve">out-of-distribution test. Holding out A16 removes every feldspathic soil, and holding out A17</w:t>
-      </w:r>
-      <w:r>
-        <w:t xml:space="preserve"> </w:t>
-      </w:r>
-      <w:r>
-        <w:t xml:space="preserve">every high-Ti soil.</w:t>
-      </w:r>
-    </w:p>
-    <w:p>
-      <w:pPr>
-        <w:pStyle w:val="BodyText"/>
-      </w:pPr>
-      <w:r>
-        <w:rPr>
-          <w:b/>
-          <w:bCs/>
-        </w:rPr>
-        <w:t xml:space="preserve">Metrics</w:t>
-      </w:r>
-      <w:r>
-        <w:t xml:space="preserve"> </w:t>
-      </w:r>
-      <w:r>
-        <w:t xml:space="preserve">- The primary metric is the per-soil mean absolute error (MAE): each soil’s labelled fractions are</w:t>
-      </w:r>
-      <w:r>
-        <w:t xml:space="preserve"> </w:t>
-      </w:r>
-      <w:r>
-        <w:t xml:space="preserve">averaged, then the 19 soils are averaged. The number of independent units is therefore the</w:t>
-      </w:r>
-      <w:r>
-        <w:t xml:space="preserve"> </w:t>
-      </w:r>
-      <w:r>
-        <w:t xml:space="preserve">number of soils, not the number of spectra.</w:t>
-      </w:r>
-      <w:r>
-        <w:t xml:space="preserve"> </w:t>
-      </w:r>
-      <w:r>
-        <w:t xml:space="preserve">- R² and RMSE are reported per spectrum.</w:t>
-      </w:r>
-      <w:r>
-        <w:t xml:space="preserve"> </w:t>
-      </w:r>
-      <w:r>
-        <w:t xml:space="preserve">- Methods are compared with paired Wilcoxon signed-rank tests over soils [39], with</w:t>
-      </w:r>
-      <w:r>
-        <w:t xml:space="preserve"> </w:t>
-      </w:r>
-      <w:r>
-        <w:t xml:space="preserve">Holm correction [40] over the 13 targets or over the comparators.</w:t>
-      </w:r>
-      <w:r>
-        <w:t xml:space="preserve"> </w:t>
-      </w:r>
-      <w:r>
-        <w:t xml:space="preserve">- Bootstrap confidence intervals are computed over soils.</w:t>
-      </w:r>
-    </w:p>
-    <w:bookmarkEnd w:id="34"/>
-    <w:bookmarkEnd w:id="35"/>
-    <w:bookmarkStart w:id="36" w:name="simulator-validation"/>
+        <w:t xml:space="preserve">Figure 4.</w:t>
+      </w:r>
+      <w:r>
+        <w:t xml:space="preserve"> </w:t>
+      </w:r>
+      <w:r>
+        <w:t xml:space="preserve">Evaluation design. Laboratory models are evaluated by leave-one-soil-out and leave-one-mission-out cross-validation, with the A2/A4 configuration chosen by an inner grouped five-fold split of each outer training set. Orbital FeO is evaluated at the 49 returned-sample sites by ten-fold cross-validation over sites (P1, the protocol of [16]) and by leave-one-landing-site-out (P2).</w:t>
+      </w:r>
+    </w:p>
+    <w:bookmarkEnd w:id="39"/>
+    <w:bookmarkEnd w:id="40"/>
+    <w:bookmarkStart w:id="41" w:name="simulator-validation"/>
     <w:p>
       <w:pPr>
         <w:pStyle w:val="Heading3"/>
@@ -7287,238 +4950,11 @@
         <w:pStyle w:val="FirstParagraph"/>
       </w:pPr>
       <w:r>
-        <w:t xml:space="preserve">Every self-test of the simulator passes.</w:t>
-      </w:r>
-    </w:p>
-    <w:tbl>
-      <w:tblPr>
-        <w:tblStyle w:val="Table"/>
-        <w:tblW w:type="pct" w:w="5000"/>
-        <w:tblLayout w:type="fixed"/>
-        <w:tblLook w:firstRow="1" w:lastRow="0" w:firstColumn="0" w:lastColumn="0" w:noHBand="0" w:noVBand="0" w:val="0020"/>
-      </w:tblPr>
-      <w:tblGrid>
-        <w:gridCol w:w="3960"/>
-        <w:gridCol w:w="3960"/>
-      </w:tblGrid>
-      <w:tr>
-        <w:trPr>
-          <w:tblHeader w:val="on"/>
-        </w:trPr>
-        <w:tc>
-          <w:tcPr/>
-          <w:p>
-            <w:pPr>
-              <w:pStyle w:val="Compact"/>
-            </w:pPr>
-            <w:r>
-              <w:t xml:space="preserve">Test</w:t>
-            </w:r>
-          </w:p>
-        </w:tc>
-        <w:tc>
-          <w:tcPr/>
-          <w:p>
-            <w:pPr>
-              <w:pStyle w:val="Compact"/>
-            </w:pPr>
-            <w:r>
-              <w:t xml:space="preserve">Result</w:t>
-            </w:r>
-          </w:p>
-        </w:tc>
-      </w:tr>
-      <w:tr>
-        <w:tc>
-          <w:tcPr/>
-          <w:p>
-            <w:pPr>
-              <w:pStyle w:val="Compact"/>
-            </w:pPr>
-            <w:r>
-              <w:t xml:space="preserve">Round trip (each end-member’s k(λ) reproduces its measured reflectance)</w:t>
-            </w:r>
-          </w:p>
-        </w:tc>
-        <w:tc>
-          <w:tcPr/>
-          <w:p>
-            <w:pPr>
-              <w:pStyle w:val="Compact"/>
-            </w:pPr>
-            <w:r>
-              <w:t xml:space="preserve">to 7.8 × 10⁻¹¹</w:t>
-            </w:r>
-          </w:p>
-        </w:tc>
-      </w:tr>
-      <w:tr>
-        <w:tc>
-          <w:tcPr/>
-          <w:p>
-            <w:pPr>
-              <w:pStyle w:val="Compact"/>
-            </w:pPr>
-            <w:r>
-              <w:t xml:space="preserve">Truncated prior: 99th-percentile synthetic TiO₂</w:t>
-            </w:r>
-          </w:p>
-        </w:tc>
-        <w:tc>
-          <w:tcPr/>
-          <w:p>
-            <w:pPr>
-              <w:pStyle w:val="Compact"/>
-            </w:pPr>
-            <w:r>
-              <w:t xml:space="preserve">30.5 → 14.0 wt% (LSCC maximum 10.7)</w:t>
-            </w:r>
-          </w:p>
-        </w:tc>
-      </w:tr>
-      <w:tr>
-        <w:tc>
-          <w:tcPr/>
-          <w:p>
-            <w:pPr>
-              <w:pStyle w:val="Compact"/>
-            </w:pPr>
-            <w:r>
-              <w:t xml:space="preserve">Truncated prior: 99th-percentile synthetic FeO</w:t>
-            </w:r>
-          </w:p>
-        </w:tc>
-        <w:tc>
-          <w:tcPr/>
-          <w:p>
-            <w:pPr>
-              <w:pStyle w:val="Compact"/>
-            </w:pPr>
-            <w:r>
-              <w:t xml:space="preserve">31.8 → 24.4 wt%</w:t>
-            </w:r>
-          </w:p>
-        </w:tc>
-      </w:tr>
-      <w:tr>
-        <w:tc>
-          <w:tcPr/>
-          <w:p>
-            <w:pPr>
-              <w:pStyle w:val="Compact"/>
-            </w:pPr>
-            <w:r>
-              <w:t xml:space="preserve">Label model (modal composition × phase chemistry vs measured bulk oxides)</w:t>
-            </w:r>
-          </w:p>
-        </w:tc>
-        <w:tc>
-          <w:tcPr/>
-          <w:p>
-            <w:pPr>
-              <w:pStyle w:val="Compact"/>
-            </w:pPr>
-            <w:r>
-              <w:t xml:space="preserve">r = 0.93–0.98, but mare TiO₂ biased by +2.9 wt% (affects only the scale of the pretraining labels)</w:t>
-            </w:r>
-          </w:p>
-        </w:tc>
-      </w:tr>
-      <w:tr>
-        <w:tc>
-          <w:tcPr/>
-          <w:p>
-            <w:pPr>
-              <w:pStyle w:val="Compact"/>
-            </w:pPr>
-            <w:r>
-              <w:t xml:space="preserve">Coverage: median nearest-synthetic-neighbour distance of the 75 LSCC spectra</w:t>
-            </w:r>
-          </w:p>
-        </w:tc>
-        <w:tc>
-          <w:tcPr/>
-          <w:p>
-            <w:pPr>
-              <w:pStyle w:val="Compact"/>
-            </w:pPr>
-            <w:r>
-              <w:t xml:space="preserve">0.102, vs 0.144 between synthetic spectra; the real data lie inside the synthetic distribution</w:t>
-            </w:r>
-          </w:p>
-        </w:tc>
-      </w:tr>
-      <w:tr>
-        <w:tc>
-          <w:tcPr/>
-          <w:p>
-            <w:pPr>
-              <w:pStyle w:val="Compact"/>
-            </w:pPr>
-            <w:r>
-              <w:t xml:space="preserve">Separability: AUC of a classifier separating real from synthetic spectra</w:t>
-            </w:r>
-          </w:p>
-        </w:tc>
-        <w:tc>
-          <w:tcPr/>
-          <w:p>
-            <w:pPr>
-              <w:pStyle w:val="Compact"/>
-            </w:pPr>
-            <w:r>
-              <w:t xml:space="preserve">0.97 (0.99 against noise-free synthetics); real soils are redder than their nearest synthetic neighbours</w:t>
-            </w:r>
-          </w:p>
-        </w:tc>
-      </w:tr>
-      <w:tr>
-        <w:tc>
-          <w:tcPr/>
-          <w:p>
-            <w:pPr>
-              <w:pStyle w:val="Compact"/>
-            </w:pPr>
-            <w:r>
-              <w:t xml:space="preserve">Measured &lt;45 µm spectra reproduced by mixing their sieve fractions</w:t>
-            </w:r>
-          </w:p>
-        </w:tc>
-        <w:tc>
-          <w:tcPr/>
-          <w:p>
-            <w:pPr>
-              <w:pStyle w:val="Compact"/>
-            </w:pPr>
-            <w:r>
-              <w:t xml:space="preserve">to 0.6% RMS</w:t>
-            </w:r>
-          </w:p>
-        </w:tc>
-      </w:tr>
-    </w:tbl>
-    <w:p>
-      <w:pPr>
-        <w:pStyle w:val="BodyText"/>
-      </w:pPr>
-      <w:r>
-        <w:t xml:space="preserve">The last two rows matter for what follows. The real spectra sit inside the synthetic</w:t>
-      </w:r>
-      <w:r>
-        <w:t xml:space="preserve"> </w:t>
-      </w:r>
-      <w:r>
-        <w:t xml:space="preserve">distribution, yet remain separable from it: this is the sim-to-real gap that fine-tuning must</w:t>
-      </w:r>
-      <w:r>
-        <w:t xml:space="preserve"> </w:t>
-      </w:r>
-      <w:r>
-        <w:t xml:space="preserve">close.</w:t>
-      </w:r>
-    </w:p>
-    <w:bookmarkEnd w:id="36"/>
-    <w:bookmarkStart w:id="40" w:name="accuracy-on-the-lscc-soils"/>
+        <w:t xml:space="preserve">Every self-test of the simulator passes. Each end-member’s k(λ) reproduces its measured reflectance to 7.8 × 10⁻¹¹. Truncating the composition prior lowers the 99th-percentile synthetic TiO₂ from 30.5 to 14.0 wt% (LSCC maximum 10.7) and FeO from 31.8 to 24.4 wt%. Modal composition multiplied by class-average phase chemistry reproduces the LSCC bulk oxides with r = 0.93–0.98, but mare TiO₂ is biased by +2.9 wt%, which affects only the scale of the pretraining labels. The measured &lt;45 µm spectra are reproduced by mixing their sieve fractions to 0.6% RMS. The median nearest-synthetic-neighbour distance of the 75 LSCC spectra is 0.102, against 0.144 between synthetic spectra, so the real data lie inside the synthetic distribution; yet a classifier separates real from synthetic spectra with an AUC of 0.97 (0.99 against noise-free synthetics), real soils being redder than their nearest synthetic neighbours. This sim-to-real gap is what fine-tuning must close.</w:t>
+      </w:r>
+    </w:p>
+    <w:bookmarkEnd w:id="41"/>
+    <w:bookmarkStart w:id="45" w:name="accuracy-on-the-lscc-soils"/>
     <w:p>
       <w:pPr>
         <w:pStyle w:val="Heading3"/>
@@ -7532,142 +4968,7 @@
         <w:pStyle w:val="FirstParagraph"/>
       </w:pPr>
       <w:r>
-        <w:t xml:space="preserve">Table 2 gives per-soil MAEs.</w:t>
-      </w:r>
-    </w:p>
-    <w:p>
-      <w:pPr>
-        <w:pStyle w:val="BodyText"/>
-      </w:pPr>
-      <w:r>
-        <w:rPr>
-          <w:b/>
-          <w:bCs/>
-        </w:rPr>
-        <w:t xml:space="preserve">Leave-one-soil-out (LOSO)</w:t>
-      </w:r>
-      <w:r>
-        <w:t xml:space="preserve"> </w:t>
-      </w:r>
-      <w:r>
-        <w:t xml:space="preserve">-</w:t>
-      </w:r>
-      <w:r>
-        <w:t xml:space="preserve"> </w:t>
-      </w:r>
-      <w:r>
-        <w:rPr>
-          <w:b/>
-          <w:bCs/>
-        </w:rPr>
-        <w:t xml:space="preserve">Skill.</w:t>
-      </w:r>
-      <w:r>
-        <w:t xml:space="preserve"> </w:t>
-      </w:r>
-      <w:r>
-        <w:t xml:space="preserve">Against the zero-information reference, LUMEN (A4) has a skill of 0.50 for</w:t>
-      </w:r>
-      <w:r>
-        <w:t xml:space="preserve"> </w:t>
-      </w:r>
-      <w:r>
-        <w:t xml:space="preserve">composition and 0.72 for FeO.</w:t>
-      </w:r>
-      <w:r>
-        <w:t xml:space="preserve"> </w:t>
-      </w:r>
-      <w:r>
-        <w:t xml:space="preserve">-</w:t>
-      </w:r>
-      <w:r>
-        <w:t xml:space="preserve"> </w:t>
-      </w:r>
-      <w:r>
-        <w:rPr>
-          <w:b/>
-          <w:bCs/>
-        </w:rPr>
-        <w:t xml:space="preserve">Against classical baselines.</w:t>
-      </w:r>
-      <w:r>
-        <w:t xml:space="preserve"> </w:t>
-      </w:r>
-      <w:r>
-        <w:t xml:space="preserve">A4 has the lower error than each classical baseline on 12 of</w:t>
-      </w:r>
-      <w:r>
-        <w:t xml:space="preserve"> </w:t>
-      </w:r>
-      <w:r>
-        <w:t xml:space="preserve">13 targets; the exception is always olivine. After Holm correction it is significantly better</w:t>
-      </w:r>
-      <w:r>
-        <w:t xml:space="preserve"> </w:t>
-      </w:r>
-      <w:r>
-        <w:t xml:space="preserve">than PLS on 9 targets and than the mean of other soils on 10.</w:t>
-      </w:r>
-      <w:r>
-        <w:t xml:space="preserve"> </w:t>
-      </w:r>
-      <w:r>
-        <w:t xml:space="preserve">-</w:t>
-      </w:r>
-      <w:r>
-        <w:t xml:space="preserve"> </w:t>
-      </w:r>
-      <w:r>
-        <w:rPr>
-          <w:b/>
-          <w:bCs/>
-        </w:rPr>
-        <w:t xml:space="preserve">Against the strongest baseline</w:t>
-      </w:r>
-      <w:r>
-        <w:t xml:space="preserve">, a random forest on the same inputs, A4 is lower on 12 of 13</w:t>
-      </w:r>
-      <w:r>
-        <w:t xml:space="preserve"> </w:t>
-      </w:r>
-      <w:r>
-        <w:t xml:space="preserve">targets. Only maturity is significant after correction (for FeO, raw p = 0.005, Holm p = 0.064).</w:t>
-      </w:r>
-    </w:p>
-    <w:p>
-      <w:pPr>
-        <w:pStyle w:val="BodyText"/>
-      </w:pPr>
-      <w:r>
-        <w:rPr>
-          <w:b/>
-          <w:bCs/>
-        </w:rPr>
-        <w:t xml:space="preserve">Leave-one-mission-out (LOMO)</w:t>
-      </w:r>
-      <w:r>
-        <w:t xml:space="preserve"> </w:t>
-      </w:r>
-      <w:r>
-        <w:t xml:space="preserve">- Every method degrades. A4’s composition MAE rises from 2.66 to 4.70 vol% and its FeO MAE from</w:t>
-      </w:r>
-      <w:r>
-        <w:t xml:space="preserve"> </w:t>
-      </w:r>
-      <w:r>
-        <w:t xml:space="preserve">1.26 to 2.59 wt%.</w:t>
-      </w:r>
-      <w:r>
-        <w:t xml:space="preserve"> </w:t>
-      </w:r>
-      <w:r>
-        <w:t xml:space="preserve">- A4 remains lower than RF on 10 of 13 targets, and significantly so for LCP, HCP and TiO₂.</w:t>
-      </w:r>
-      <w:r>
-        <w:t xml:space="preserve"> </w:t>
-      </w:r>
-      <w:r>
-        <w:t xml:space="preserve">- For the</w:t>
+        <w:t xml:space="preserve">Table 2 gives per-soil MAEs. Under LOSO, LUMEN (A4) has a skill over the zero-information reference of 0.50 for composition and 0.72 for FeO. It has a lower error than each classical baseline on 12 of 13 targets, the exception always being olivine, and after Holm correction it is significantly better than PLS on 9 targets and than the mean of other soils on 10. Against the strongest baseline, a random forest on the same inputs, A4 is lower on 12 of 13 targets, but only maturity is significant after correction (for FeO, raw p = 0.005, Holm p = 0.064). Under LOMO every method degrades: A4’s composition MAE rises from 2.66 to 4.70 vol% and its FeO MAE from 1.26 to 2.59 wt%. A4 remains lower than RF on 10 of 13 targets, significantly so for LCP, HCP and TiO₂, while for the</w:t>
       </w:r>
       <w:r>
         <w:t xml:space="preserve"> </w:t>
@@ -7679,7 +4980,7 @@
         <w:t xml:space="preserve"> </w:t>
       </w:r>
       <w:r>
-        <w:t xml:space="preserve">class, no method beats the zero-information reference.</w:t>
+        <w:t xml:space="preserve">class no method beats the zero-information reference.</w:t>
       </w:r>
     </w:p>
     <w:p>
@@ -7697,13 +4998,7 @@
         <w:t xml:space="preserve"> </w:t>
       </w:r>
       <w:r>
-        <w:t xml:space="preserve">Per-soil MAE, LOSO / LOMO (composition in vol%, oxides in wt%, maturity in log₁₀</w:t>
-      </w:r>
-      <w:r>
-        <w:t xml:space="preserve"> </w:t>
-      </w:r>
-      <w:r>
-        <w:t xml:space="preserve">Is/FeO). Bold: lowest per row and protocol.</w:t>
+        <w:t xml:space="preserve">Per-soil MAE, LOSO / LOMO (composition in vol%, oxides in wt%, maturity in log₁₀ Is/FeO). Bold: lowest per row and protocol.</w:t>
       </w:r>
     </w:p>
     <w:tbl>
@@ -8838,253 +6133,7 @@
         <w:pStyle w:val="BodyText"/>
       </w:pPr>
       <w:r>
-        <w:rPr>
-          <w:b/>
-          <w:bCs/>
-        </w:rPr>
-        <w:t xml:space="preserve">Configuration chosen inside the cross-validation (E1).</w:t>
-      </w:r>
-      <w:r>
-        <w:t xml:space="preserve"> </w:t>
-      </w:r>
-      <w:r>
-        <w:t xml:space="preserve">The pre-registered primary model, A4,</w:t>
-      </w:r>
-      <w:r>
-        <w:t xml:space="preserve"> </w:t>
-      </w:r>
-      <w:r>
-        <w:t xml:space="preserve">is not the best configuration (Section 3.7). We therefore re-ran the choice between A4 and the</w:t>
-      </w:r>
-      <w:r>
-        <w:t xml:space="preserve"> </w:t>
-      </w:r>
-      <w:r>
-        <w:t xml:space="preserve">simpler A2 inside each outer training fold, by inner five-fold grouped cross-validation, so that</w:t>
-      </w:r>
-      <w:r>
-        <w:t xml:space="preserve"> </w:t>
-      </w:r>
-      <w:r>
-        <w:t xml:space="preserve">the outer-fold estimate stays confirmatory.</w:t>
-      </w:r>
-      <w:r>
-        <w:t xml:space="preserve"> </w:t>
-      </w:r>
-      <w:r>
-        <w:t xml:space="preserve">-</w:t>
-      </w:r>
-      <w:r>
-        <w:t xml:space="preserve"> </w:t>
-      </w:r>
-      <w:r>
-        <w:rPr>
-          <w:b/>
-          <w:bCs/>
-        </w:rPr>
-        <w:t xml:space="preserve">Selection.</w:t>
-      </w:r>
-      <w:r>
-        <w:t xml:space="preserve"> </w:t>
-      </w:r>
-      <w:r>
-        <w:t xml:space="preserve">The inner score favoured A2 in every outer fold: 19 of 19 under LOSO and 6 of 6</w:t>
-      </w:r>
-      <w:r>
-        <w:t xml:space="preserve"> </w:t>
-      </w:r>
-      <w:r>
-        <w:t xml:space="preserve">under LOMO.</w:t>
-      </w:r>
-      <w:r>
-        <w:t xml:space="preserve"> </w:t>
-      </w:r>
-      <w:r>
-        <w:t xml:space="preserve">“LUMEN-selected”</w:t>
-      </w:r>
-      <w:r>
-        <w:t xml:space="preserve"> </w:t>
-      </w:r>
-      <w:r>
-        <w:t xml:space="preserve">is therefore A2 throughout.</w:t>
-      </w:r>
-      <w:r>
-        <w:t xml:space="preserve"> </w:t>
-      </w:r>
-      <w:r>
-        <w:t xml:space="preserve">-</w:t>
-      </w:r>
-      <w:r>
-        <w:t xml:space="preserve"> </w:t>
-      </w:r>
-      <w:r>
-        <w:rPr>
-          <w:b/>
-          <w:bCs/>
-        </w:rPr>
-        <w:t xml:space="preserve">Outer errors (LOSO).</w:t>
-      </w:r>
-      <w:r>
-        <w:t xml:space="preserve"> </w:t>
-      </w:r>
-      <w:r>
-        <w:t xml:space="preserve">Composition 2.35 vol%, FeO 1.23 wt%, TiO₂ 0.55 wt% and maturity 0.12</w:t>
-      </w:r>
-      <w:r>
-        <w:t xml:space="preserve"> </w:t>
-      </w:r>
-      <w:r>
-        <w:t xml:space="preserve">(log₁₀ Is/FeO).</w:t>
-      </w:r>
-      <w:r>
-        <w:t xml:space="preserve"> </w:t>
-      </w:r>
-      <w:r>
-        <w:t xml:space="preserve">-</w:t>
-      </w:r>
-      <w:r>
-        <w:t xml:space="preserve"> </w:t>
-      </w:r>
-      <w:r>
-        <w:rPr>
-          <w:b/>
-          <w:bCs/>
-        </w:rPr>
-        <w:t xml:space="preserve">Primary test, LUMEN-selected vs RF (LOSO).</w:t>
-      </w:r>
-      <w:r>
-        <w:t xml:space="preserve"> </w:t>
-      </w:r>
-      <w:r>
-        <w:t xml:space="preserve">LUMEN-selected is lower on 12 of 13 targets; the</w:t>
-      </w:r>
-      <w:r>
-        <w:t xml:space="preserve"> </w:t>
-      </w:r>
-      <w:r>
-        <w:t xml:space="preserve">exception is again olivine (0.86 vs 0.84 vol%). After Holm correction over the 13 targets, it is</w:t>
-      </w:r>
-      <w:r>
-        <w:t xml:space="preserve"> </w:t>
-      </w:r>
-      <w:r>
-        <w:t xml:space="preserve">significantly better on 8: PLG, LCP, HCP, ILM, FeO, TiO₂, Al₂O₃ and maturity. For FeO, 1.23 vs</w:t>
-      </w:r>
-      <w:r>
-        <w:t xml:space="preserve"> </w:t>
-      </w:r>
-      <w:r>
-        <w:t xml:space="preserve">2.13 wt%, raw p = 0.001, Holm p = 0.011.</w:t>
-      </w:r>
-      <w:r>
-        <w:t xml:space="preserve"> </w:t>
-      </w:r>
-      <w:r>
-        <w:t xml:space="preserve">-</w:t>
-      </w:r>
-      <w:r>
-        <w:t xml:space="preserve"> </w:t>
-      </w:r>
-      <w:r>
-        <w:rPr>
-          <w:b/>
-          <w:bCs/>
-        </w:rPr>
-        <w:t xml:space="preserve">Other baselines (LOSO).</w:t>
-      </w:r>
-      <w:r>
-        <w:t xml:space="preserve"> </w:t>
-      </w:r>
-      <w:r>
-        <w:t xml:space="preserve">Significant on 11 of 13 targets against PLS and against ridge, and on</w:t>
-      </w:r>
-      <w:r>
-        <w:t xml:space="preserve"> </w:t>
-      </w:r>
-      <w:r>
-        <w:t xml:space="preserve">10 against the mean of other soils.</w:t>
-      </w:r>
-      <w:r>
-        <w:t xml:space="preserve"> </w:t>
-      </w:r>
-      <w:r>
-        <w:t xml:space="preserve">-</w:t>
-      </w:r>
-      <w:r>
-        <w:t xml:space="preserve"> </w:t>
-      </w:r>
-      <w:r>
-        <w:rPr>
-          <w:b/>
-          <w:bCs/>
-        </w:rPr>
-        <w:t xml:space="preserve">LOMO (secondary).</w:t>
-      </w:r>
-      <w:r>
-        <w:t xml:space="preserve"> </w:t>
-      </w:r>
-      <w:r>
-        <w:t xml:space="preserve">Composition 4.77 vol%, FeO 2.63 wt%. LUMEN-selected is lower than RF on</w:t>
-      </w:r>
-      <w:r>
-        <w:t xml:space="preserve"> </w:t>
-      </w:r>
-      <w:r>
-        <w:t xml:space="preserve">10 of 13 targets (not for OLV, OTH and MgO), and significantly so on 6: LCP, HCP, FeO, TiO₂,</w:t>
-      </w:r>
-      <w:r>
-        <w:t xml:space="preserve"> </w:t>
-      </w:r>
-      <w:r>
-        <w:t xml:space="preserve">Al₂O₃ and maturity.</w:t>
-      </w:r>
-      <w:r>
-        <w:t xml:space="preserve"> </w:t>
-      </w:r>
-      <w:r>
-        <w:t xml:space="preserve">-</w:t>
-      </w:r>
-      <w:r>
-        <w:t xml:space="preserve"> </w:t>
-      </w:r>
-      <w:r>
-        <w:rPr>
-          <w:b/>
-          <w:bCs/>
-        </w:rPr>
-        <w:t xml:space="preserve">A4 vs A2, re-run.</w:t>
-      </w:r>
-      <w:r>
-        <w:t xml:space="preserve"> </w:t>
-      </w:r>
-      <w:r>
-        <w:t xml:space="preserve">No difference is significant under either protocol; A4 is lower on 1 of</w:t>
-      </w:r>
-      <w:r>
-        <w:t xml:space="preserve"> </w:t>
-      </w:r>
-      <w:r>
-        <w:t xml:space="preserve">13 targets under LOSO and 5 of 13 under LOMO.</w:t>
-      </w:r>
-    </w:p>
-    <w:p>
-      <w:pPr>
-        <w:pStyle w:val="BodyText"/>
-      </w:pPr>
-      <w:r>
-        <w:t xml:space="preserve">These runs use pretrained members regenerated on a different machine. Re-running A2 and A4 with</w:t>
-      </w:r>
-      <w:r>
-        <w:t xml:space="preserve"> </w:t>
-      </w:r>
-      <w:r>
-        <w:t xml:space="preserve">them reproduces the stored per-soil MAEs to within 0.06 (in each target’s unit) for every target,</w:t>
-      </w:r>
-      <w:r>
-        <w:t xml:space="preserve"> </w:t>
-      </w:r>
-      <w:r>
-        <w:t xml:space="preserve">configuration and protocol.</w:t>
+        <w:t xml:space="preserve">Because the pre-registered primary model A4 is not the best configuration (Section 3.7), we repeated the choice between A4 and the simpler A2 inside each outer training fold by inner five-fold grouped cross-validation, keeping the outer estimate confirmatory. A2 was selected in every fold (19 of 19 under LOSO, 6 of 6 under LOMO). The selected model reaches 1.23 wt% FeO, 0.55 wt% TiO₂ and 2.35 vol% composition under LOSO and, against RF, is lower on 12 of 13 targets (not olivine, 0.86 vs 0.84 vol%) and significantly better after Holm correction on 8: PLG, LCP, HCP, ILM, FeO, TiO₂, Al₂O₃ and maturity (FeO 1.23 vs 2.13 wt%, Holm p = 0.011). It is significant on 11 of 13 targets against PLS and ridge and on 10 against the mean of other soils. Under LOMO it is significantly better than RF on 6 targets (LCP, HCP, FeO, TiO₂, Al₂O₃ and maturity; FeO 2.63 wt%). No A4–A2 difference is significant under either protocol. These runs use pretrained members regenerated on a different machine, which reproduce the stored per-soil MAEs to within 0.06 for every target, configuration and protocol. Figure 5 shows the LOSO predictions for four headline targets.</w:t>
       </w:r>
     </w:p>
     <w:p>
@@ -9094,20 +6143,20 @@
       <w:r>
         <w:drawing>
           <wp:inline>
-            <wp:extent cx="5334000" cy="2774108"/>
+            <wp:extent cx="5334000" cy="1540098"/>
             <wp:effectExtent b="0" l="0" r="0" t="0"/>
-            <wp:docPr descr="Figure 2" title="" id="38" name="Picture"/>
+            <wp:docPr descr="Figure 5" title="" id="43" name="Picture"/>
             <a:graphic>
               <a:graphicData uri="http://schemas.openxmlformats.org/drawingml/2006/picture">
                 <pic:pic>
                   <pic:nvPicPr>
-                    <pic:cNvPr descr="../figures/step06_pred_vs_true.png" id="39" name="Picture"/>
+                    <pic:cNvPr descr="../figures/fig05_pred_true.png" id="44" name="Picture"/>
                     <pic:cNvPicPr>
                       <a:picLocks noChangeArrowheads="1" noChangeAspect="1"/>
                     </pic:cNvPicPr>
                   </pic:nvPicPr>
                   <pic:blipFill>
-                    <a:blip r:embed="rId37"/>
+                    <a:blip r:embed="rId42"/>
                     <a:stretch>
                       <a:fillRect/>
                     </a:stretch>
@@ -9115,7 +6164,7 @@
                   <pic:spPr bwMode="auto">
                     <a:xfrm>
                       <a:off x="0" y="0"/>
-                      <a:ext cx="5334000" cy="2774108"/>
+                      <a:ext cx="5334000" cy="1540098"/>
                     </a:xfrm>
                     <a:prstGeom prst="rect">
                       <a:avLst/>
@@ -9139,7 +6188,7 @@
         <w:pStyle w:val="ImageCaption"/>
       </w:pPr>
       <w:r>
-        <w:t xml:space="preserve">Figure 2</w:t>
+        <w:t xml:space="preserve">Figure 5</w:t>
       </w:r>
     </w:p>
     <w:p>
@@ -9151,17 +6200,17 @@
           <w:b/>
           <w:bCs/>
         </w:rPr>
-        <w:t xml:space="preserve">Figure 2.</w:t>
-      </w:r>
-      <w:r>
-        <w:t xml:space="preserve"> </w:t>
-      </w:r>
-      <w:r>
-        <w:t xml:space="preserve">LUMEN (A4) predictions against measured values for the 19 LSCC soils under LOSO.</w:t>
-      </w:r>
-    </w:p>
-    <w:bookmarkEnd w:id="40"/>
-    <w:bookmarkStart w:id="47" w:name="comparison-with-published-methods"/>
+        <w:t xml:space="preserve">Figure 5.</w:t>
+      </w:r>
+      <w:r>
+        <w:t xml:space="preserve"> </w:t>
+      </w:r>
+      <w:r>
+        <w:t xml:space="preserve">LUMEN (A4) predictions against measured values for the 19 LSCC soils under leave-one-soil-out, for FeO, TiO₂, plagioclase and maturity. Each point is one sieve fraction; the line is 1:1.</w:t>
+      </w:r>
+    </w:p>
+    <w:bookmarkEnd w:id="45"/>
+    <w:bookmarkStart w:id="52" w:name="comparison-with-published-methods"/>
     <w:p>
       <w:pPr>
         <w:pStyle w:val="Heading3"/>
@@ -9170,7 +6219,7 @@
         <w:t xml:space="preserve">3.4. Comparison with Published Methods</w:t>
       </w:r>
     </w:p>
-    <w:bookmarkStart w:id="44" w:name="waveletautoencoder-feo-regression-16"/>
+    <w:bookmarkStart w:id="49" w:name="waveletautoencoder-feo-regression-16"/>
     <w:p>
       <w:pPr>
         <w:pStyle w:val="Heading4"/>
@@ -9184,121 +6233,7 @@
         <w:pStyle w:val="FirstParagraph"/>
       </w:pPr>
       <w:r>
-        <w:t xml:space="preserve">This is the fairest comparison: the pipeline is trained on exactly the same spectra and folds as</w:t>
-      </w:r>
-      <w:r>
-        <w:t xml:space="preserve"> </w:t>
-      </w:r>
-      <w:r>
-        <w:t xml:space="preserve">LUMEN (Table 3).</w:t>
-      </w:r>
-    </w:p>
-    <w:p>
-      <w:pPr>
-        <w:pStyle w:val="BodyText"/>
-      </w:pPr>
-      <w:r>
-        <w:rPr>
-          <w:b/>
-          <w:bCs/>
-        </w:rPr>
-        <w:t xml:space="preserve">LOSO</w:t>
-      </w:r>
-      <w:r>
-        <w:t xml:space="preserve"> </w:t>
-      </w:r>
-      <w:r>
-        <w:t xml:space="preserve">- LUMEN’s FeO MAE is 1.26 wt% (R² = 0.85).</w:t>
-      </w:r>
-      <w:r>
-        <w:t xml:space="preserve"> </w:t>
-      </w:r>
-      <w:r>
-        <w:t xml:space="preserve">- FD as published has 2.17 wt% (R² = 0.62), so LUMEN’s error is 42% lower.</w:t>
-      </w:r>
-      <w:r>
-        <w:t xml:space="preserve"> </w:t>
-      </w:r>
-      <w:r>
-        <w:t xml:space="preserve">- The best FD variant on these data, wavelet → RBF SVR without the autoencoder, has 1.91 wt%.</w:t>
-      </w:r>
-      <w:r>
-        <w:t xml:space="preserve"> </w:t>
-      </w:r>
-      <w:r>
-        <w:t xml:space="preserve">- LUMEN is lower than all twelve variants. Each paired test has p &lt; 0.05, which is the test fixed</w:t>
-      </w:r>
-      <w:r>
-        <w:t xml:space="preserve"> </w:t>
-      </w:r>
-      <w:r>
-        <w:t xml:space="preserve">in the protocol. With the additional, more conservative Holm correction over the twelve</w:t>
-      </w:r>
-      <w:r>
-        <w:t xml:space="preserve"> </w:t>
-      </w:r>
-      <w:r>
-        <w:t xml:space="preserve">variants, 3 of 12 remain significant (vs FD as published: Holm p = 0.069).</w:t>
-      </w:r>
-    </w:p>
-    <w:p>
-      <w:pPr>
-        <w:pStyle w:val="BodyText"/>
-      </w:pPr>
-      <w:r>
-        <w:rPr>
-          <w:b/>
-          <w:bCs/>
-        </w:rPr>
-        <w:t xml:space="preserve">LOMO</w:t>
-      </w:r>
-      <w:r>
-        <w:t xml:space="preserve"> </w:t>
-      </w:r>
-      <w:r>
-        <w:t xml:space="preserve">- LUMEN has 2.59 wt%, against 3.48 for FD as published (p = 0.018) and 2.91 for the best variant</w:t>
-      </w:r>
-      <w:r>
-        <w:t xml:space="preserve"> </w:t>
-      </w:r>
-      <w:r>
-        <w:t xml:space="preserve">(p = 0.49).</w:t>
-      </w:r>
-    </w:p>
-    <w:p>
-      <w:pPr>
-        <w:pStyle w:val="BodyText"/>
-      </w:pPr>
-      <w:r>
-        <w:rPr>
-          <w:b/>
-          <w:bCs/>
-        </w:rPr>
-        <w:t xml:space="preserve">The effect of the autoencoder depends on the protocol</w:t>
-      </w:r>
-      <w:r>
-        <w:t xml:space="preserve"> </w:t>
-      </w:r>
-      <w:r>
-        <w:t xml:space="preserve">- Under LOSO, the M³-trained autoencoder is worse than the raw wavelet coefficients for 4 of 4</w:t>
-      </w:r>
-      <w:r>
-        <w:t xml:space="preserve"> </w:t>
-      </w:r>
-      <w:r>
-        <w:t xml:space="preserve">regressors. This agrees with our reproduction of the original study, where RF on the raw</w:t>
-      </w:r>
-      <w:r>
-        <w:t xml:space="preserve"> </w:t>
-      </w:r>
-      <w:r>
-        <w:t xml:space="preserve">coefficients reached 1.55 wt% against 1.95 wt% with the autoencoder.</w:t>
-      </w:r>
-      <w:r>
-        <w:t xml:space="preserve"> </w:t>
-      </w:r>
-      <w:r>
-        <w:t xml:space="preserve">- Under LOMO, the autoencoder helps the two linear regressors.</w:t>
+        <w:t xml:space="preserve">This is the fairest comparison, because the pipeline is trained on exactly the same spectra and folds (Table 3, Figure 6). Under LOSO, LUMEN’s FeO error (1.26 wt%, R² = 0.85) is 42% lower than that of FD as published (2.17 wt%, R² = 0.62) and lower than all twelve variants, the best being wavelet → RBF SVR without the autoencoder (1.91 wt%). Each paired test has p &lt; 0.05, the test fixed in the protocol; with an additional Holm correction over the twelve variants, 3 of 12 remain significant (vs FD as published, Holm p = 0.069). Under LOMO, LUMEN has 2.59 wt% against 3.48 for FD as published (p = 0.018) and 2.91 for the best variant (p = 0.49). Under LOSO the M³-trained autoencoder is worse than the raw wavelet coefficients for 4 of 4 regressors, as in our reproduction of the original study (RF 1.55 vs 1.95 wt% with the autoencoder), whereas under LOMO it helps the two linear regressors.</w:t>
       </w:r>
     </w:p>
     <w:p>
@@ -9328,13 +6263,7 @@
         <w:t xml:space="preserve"> </w:t>
       </w:r>
       <w:r>
-        <w:t xml:space="preserve">is the published autoencoder,</w:t>
-      </w:r>
-      <w:r>
-        <w:t xml:space="preserve"> </w:t>
-      </w:r>
-      <w:r>
-        <w:t xml:space="preserve">trained on M³ pixels;</w:t>
+        <w:t xml:space="preserve">is the published autoencoder, trained on M³ pixels;</w:t>
       </w:r>
       <w:r>
         <w:t xml:space="preserve"> </w:t>
@@ -9358,13 +6287,7 @@
         <w:t xml:space="preserve"> </w:t>
       </w:r>
       <w:r>
-        <w:t xml:space="preserve">has no</w:t>
-      </w:r>
-      <w:r>
-        <w:t xml:space="preserve"> </w:t>
-      </w:r>
-      <w:r>
-        <w:t xml:space="preserve">autoencoder.</w:t>
+        <w:t xml:space="preserve">has no autoencoder. The remaining FD variants are in the repository tables.</w:t>
       </w:r>
     </w:p>
     <w:tbl>
@@ -10143,37 +7066,25 @@
     </w:tbl>
     <w:p>
       <w:pPr>
-        <w:pStyle w:val="BodyText"/>
-      </w:pPr>
-      <w:r>
-        <w:rPr>
-          <w:i/>
-          <w:iCs/>
-        </w:rPr>
-        <w:t xml:space="preserve">(The remaining FD variants are in the repository tables.)</w:t>
-      </w:r>
-    </w:p>
-    <w:p>
-      <w:pPr>
         <w:pStyle w:val="CaptionedFigure"/>
       </w:pPr>
       <w:r>
         <w:drawing>
           <wp:inline>
-            <wp:extent cx="5334000" cy="2171785"/>
+            <wp:extent cx="5334000" cy="2929943"/>
             <wp:effectExtent b="0" l="0" r="0" t="0"/>
-            <wp:docPr descr="Figure 3" title="" id="42" name="Picture"/>
+            <wp:docPr descr="Figure 6" title="" id="47" name="Picture"/>
             <a:graphic>
               <a:graphicData uri="http://schemas.openxmlformats.org/drawingml/2006/picture">
                 <pic:pic>
                   <pic:nvPicPr>
-                    <pic:cNvPr descr="../figures/step06_fernandez_feo.png" id="43" name="Picture"/>
+                    <pic:cNvPr descr="../figures/fig06_fd_feo.png" id="48" name="Picture"/>
                     <pic:cNvPicPr>
                       <a:picLocks noChangeArrowheads="1" noChangeAspect="1"/>
                     </pic:cNvPicPr>
                   </pic:nvPicPr>
                   <pic:blipFill>
-                    <a:blip r:embed="rId41"/>
+                    <a:blip r:embed="rId46"/>
                     <a:stretch>
                       <a:fillRect/>
                     </a:stretch>
@@ -10181,7 +7092,7 @@
                   <pic:spPr bwMode="auto">
                     <a:xfrm>
                       <a:off x="0" y="0"/>
-                      <a:ext cx="5334000" cy="2171785"/>
+                      <a:ext cx="5334000" cy="2929943"/>
                     </a:xfrm>
                     <a:prstGeom prst="rect">
                       <a:avLst/>
@@ -10205,7 +7116,7 @@
         <w:pStyle w:val="ImageCaption"/>
       </w:pPr>
       <w:r>
-        <w:t xml:space="preserve">Figure 3</w:t>
+        <w:t xml:space="preserve">Figure 6</w:t>
       </w:r>
     </w:p>
     <w:p>
@@ -10217,17 +7128,17 @@
           <w:b/>
           <w:bCs/>
         </w:rPr>
-        <w:t xml:space="preserve">Figure 3.</w:t>
-      </w:r>
-      <w:r>
-        <w:t xml:space="preserve"> </w:t>
-      </w:r>
-      <w:r>
-        <w:t xml:space="preserve">FeO error of LUMEN and of the Fernández-Díaz et al. variants on identical folds.</w:t>
-      </w:r>
-    </w:p>
-    <w:bookmarkEnd w:id="44"/>
-    <w:bookmarkStart w:id="45" w:name="shkuratov-model-inversion-25"/>
+        <w:t xml:space="preserve">Figure 6.</w:t>
+      </w:r>
+      <w:r>
+        <w:t xml:space="preserve"> </w:t>
+      </w:r>
+      <w:r>
+        <w:t xml:space="preserve">Per-soil FeO error of LUMEN, the Fernández-Díaz et al. variants and the classical baselines on identical folds, under leave-one-soil-out (left) and leave-one-mission-out (right).</w:t>
+      </w:r>
+    </w:p>
+    <w:bookmarkEnd w:id="49"/>
+    <w:bookmarkStart w:id="50" w:name="shkuratov-model-inversion-25"/>
     <w:p>
       <w:pPr>
         <w:pStyle w:val="Heading4"/>
@@ -10241,115 +7152,7 @@
         <w:pStyle w:val="FirstParagraph"/>
       </w:pPr>
       <w:r>
-        <w:t xml:space="preserve">Each method is scored on five-mineral proportions (CPX, OPX, OLV, PLG, ILM, renormalised to 100%)</w:t>
-      </w:r>
-      <w:r>
-        <w:t xml:space="preserve"> </w:t>
-      </w:r>
-      <w:r>
-        <w:t xml:space="preserve">over the three sieved fractions, as the reproduction of Korokhin et al. scores itself (Table 4).</w:t>
-      </w:r>
-    </w:p>
-    <w:p>
-      <w:pPr>
-        <w:pStyle w:val="BodyText"/>
-      </w:pPr>
-      <w:r>
-        <w:rPr>
-          <w:b/>
-          <w:bCs/>
-        </w:rPr>
-        <w:t xml:space="preserve">LOSO</w:t>
-      </w:r>
-      <w:r>
-        <w:t xml:space="preserve"> </w:t>
-      </w:r>
-      <w:r>
-        <w:t xml:space="preserve">- LUMEN reduces the error for every mineral by 54–74%. Every difference is Holm-significant.</w:t>
-      </w:r>
-      <w:r>
-        <w:t xml:space="preserve"> </w:t>
-      </w:r>
-      <w:r>
-        <w:t xml:space="preserve">- For example: olivine 1.91 vs 7.44 points, and plagioclase 5.55 vs 12.08.</w:t>
-      </w:r>
-    </w:p>
-    <w:p>
-      <w:pPr>
-        <w:pStyle w:val="BodyText"/>
-      </w:pPr>
-      <w:r>
-        <w:rPr>
-          <w:b/>
-          <w:bCs/>
-        </w:rPr>
-        <w:t xml:space="preserve">LOMO</w:t>
-      </w:r>
-      <w:r>
-        <w:t xml:space="preserve"> </w:t>
-      </w:r>
-      <w:r>
-        <w:t xml:space="preserve">- LUMEN is still lower on four of five minerals, but significantly so only for olivine. It is</w:t>
-      </w:r>
-      <w:r>
-        <w:t xml:space="preserve"> </w:t>
-      </w:r>
-      <w:r>
-        <w:t xml:space="preserve">slightly worse for plagioclase (12.64 vs 12.08).</w:t>
-      </w:r>
-    </w:p>
-    <w:p>
-      <w:pPr>
-        <w:pStyle w:val="BodyText"/>
-      </w:pPr>
-      <w:r>
-        <w:rPr>
-          <w:b/>
-          <w:bCs/>
-        </w:rPr>
-        <w:t xml:space="preserve">Caveat</w:t>
-      </w:r>
-      <w:r>
-        <w:t xml:space="preserve"> </w:t>
-      </w:r>
-      <w:r>
-        <w:t xml:space="preserve">- The inversion never sees an LSCC soil, whereas LUMEN is fine-tuned on the others.</w:t>
-      </w:r>
-      <w:r>
-        <w:t xml:space="preserve"> </w:t>
-      </w:r>
-      <w:r>
-        <w:t xml:space="preserve">- The like-for-like comparison is therefore LUMEN’s zero-shot model (A0, physics-trained only). It</w:t>
-      </w:r>
-      <w:r>
-        <w:t xml:space="preserve"> </w:t>
-      </w:r>
-      <w:r>
-        <w:t xml:space="preserve">is lower on three of five minerals, but significantly so only for olivine.</w:t>
-      </w:r>
-    </w:p>
-    <w:p>
-      <w:pPr>
-        <w:pStyle w:val="BodyText"/>
-      </w:pPr>
-      <w:r>
-        <w:rPr>
-          <w:b/>
-          <w:bCs/>
-        </w:rPr>
-        <w:t xml:space="preserve">Maturity.</w:t>
-      </w:r>
-      <w:r>
-        <w:t xml:space="preserve"> </w:t>
-      </w:r>
-      <w:r>
-        <w:t xml:space="preserve">LUMEN’s Is/FeO ranks the soils better than the inversion’s nFe parameter. Spearman ρ</w:t>
-      </w:r>
-      <w:r>
-        <w:t xml:space="preserve"> </w:t>
-      </w:r>
-      <w:r>
-        <w:t xml:space="preserve">is 0.72, 0.81 and 0.96 for the &lt;10, 10–20 and 20–45 µm fractions, against 0.55, 0.37 and 0.44.</w:t>
+        <w:t xml:space="preserve">Each method is scored on five-mineral proportions (CPX, OPX, OLV, PLG, ILM, renormalised to 100%) over the three sieved fractions, as the reproduction of Korokhin et al. scores itself (Table 4). Under LOSO, LUMEN reduces the error for every mineral by 54–74%, every difference being Holm-significant; for example, olivine is 1.91 against 7.44 points and plagioclase 5.55 against 12.08. Under LOMO, LUMEN is still lower on four of five minerals, significantly only for olivine, and slightly worse for plagioclase (12.64 vs 12.08). The inversion never sees an LSCC soil, whereas LUMEN is fine-tuned on the others, so the like-for-like comparison is LUMEN’s zero-shot model (A0, physics-trained only): it is lower on three of five minerals, significantly only for olivine. LUMEN’s Is/FeO also ranks the soils better than the inversion’s nFe parameter, with Spearman ρ of 0.72, 0.81 and 0.96 for the &lt;10, 10–20 and 20–45 µm fractions against 0.55, 0.37 and 0.44.</w:t>
       </w:r>
     </w:p>
     <w:p>
@@ -10884,8 +7687,8 @@
         </w:tc>
       </w:tr>
     </w:tbl>
-    <w:bookmarkEnd w:id="45"/>
-    <w:bookmarkStart w:id="46" w:name="hapkebayesian-inversion-26"/>
+    <w:bookmarkEnd w:id="50"/>
+    <w:bookmarkStart w:id="51" w:name="hapkebayesian-inversion-26"/>
     <w:p>
       <w:pPr>
         <w:pStyle w:val="Heading4"/>
@@ -10899,124 +7702,12 @@
         <w:pStyle w:val="FirstParagraph"/>
       </w:pPr>
       <w:r>
-        <w:t xml:space="preserve">The comparison uses the four test soils of Jung et al. (12001, 12030, 15071 and 71061, 20–45 µm),</w:t>
-      </w:r>
-      <w:r>
-        <w:t xml:space="preserve"> </w:t>
-      </w:r>
-      <w:r>
-        <w:t xml:space="preserve">and their crystalline proportions.</w:t>
-      </w:r>
-      <w:r>
-        <w:t xml:space="preserve"> </w:t>
-      </w:r>
-      <w:r>
-        <w:t xml:space="preserve">-</w:t>
-      </w:r>
-      <w:r>
-        <w:t xml:space="preserve"> </w:t>
-      </w:r>
-      <w:r>
-        <w:rPr>
-          <w:b/>
-          <w:bCs/>
-        </w:rPr>
-        <w:t xml:space="preserve">LUMEN.</w:t>
-      </w:r>
-      <w:r>
-        <w:t xml:space="preserve"> </w:t>
-      </w:r>
-      <w:r>
-        <w:t xml:space="preserve">Its worst-case LOSO errors are 1.00 points (olivine), 1.24 (ilmenite) and 7.95</w:t>
-      </w:r>
-      <w:r>
-        <w:t xml:space="preserve"> </w:t>
-      </w:r>
-      <w:r>
-        <w:t xml:space="preserve">(plagioclase). All three published accuracy bounds (7, 10 and 30 points) are met.</w:t>
-      </w:r>
-      <w:r>
-        <w:t xml:space="preserve"> </w:t>
-      </w:r>
-      <w:r>
-        <w:t xml:space="preserve">-</w:t>
-      </w:r>
-      <w:r>
-        <w:t xml:space="preserve"> </w:t>
-      </w:r>
-      <w:r>
-        <w:rPr>
-          <w:b/>
-          <w:bCs/>
-        </w:rPr>
-        <w:t xml:space="preserve">The converged inversion</w:t>
-      </w:r>
-      <w:r>
-        <w:t xml:space="preserve"> </w:t>
-      </w:r>
-      <w:r>
-        <w:t xml:space="preserve">reaches 17.56 points for ilmenite.</w:t>
-      </w:r>
-      <w:r>
-        <w:t xml:space="preserve"> </w:t>
-      </w:r>
-      <w:r>
-        <w:t xml:space="preserve">-</w:t>
-      </w:r>
-      <w:r>
-        <w:t xml:space="preserve"> </w:t>
-      </w:r>
-      <w:r>
-        <w:rPr>
-          <w:b/>
-          <w:bCs/>
-        </w:rPr>
-        <w:t xml:space="preserve">Caveat.</w:t>
-      </w:r>
-      <w:r>
-        <w:t xml:space="preserve"> </w:t>
-      </w:r>
-      <w:r>
-        <w:t xml:space="preserve">With four soils this is weak evidence. The zero-shot model also meets every bound,</w:t>
-      </w:r>
-      <w:r>
-        <w:t xml:space="preserve"> </w:t>
-      </w:r>
-      <w:r>
-        <w:t xml:space="preserve">while the mean of other soils misses the ilmenite and plagioclase bounds.</w:t>
-      </w:r>
-      <w:r>
-        <w:t xml:space="preserve"> </w:t>
-      </w:r>
-      <w:r>
-        <w:t xml:space="preserve">-</w:t>
-      </w:r>
-      <w:r>
-        <w:t xml:space="preserve"> </w:t>
-      </w:r>
-      <w:r>
-        <w:rPr>
-          <w:b/>
-          <w:bCs/>
-        </w:rPr>
-        <w:t xml:space="preserve">Maturity.</w:t>
-      </w:r>
-      <w:r>
-        <w:t xml:space="preserve"> </w:t>
-      </w:r>
-      <w:r>
-        <w:t xml:space="preserve">Across the four soils, LUMEN’s Is/FeO correlates with the measured value at</w:t>
-      </w:r>
-      <w:r>
-        <w:t xml:space="preserve"> </w:t>
-      </w:r>
-      <w:r>
-        <w:t xml:space="preserve">r = 0.99, against r ≈ 0.00 for the inversion’s maturity index.</w:t>
-      </w:r>
-    </w:p>
-    <w:bookmarkEnd w:id="46"/>
-    <w:bookmarkEnd w:id="47"/>
-    <w:bookmarkStart w:id="51" w:name="uncertainty-and-identifiability-1"/>
+        <w:t xml:space="preserve">On the four test soils of Jung et al. (12001, 12030, 15071 and 71061, 20–45 µm), scored on crystalline proportions, LUMEN’s worst-case LOSO errors are 1.00 points for olivine, 1.24 for ilmenite and 7.95 for plagioclase, meeting all three published accuracy bounds (7, 10 and 30 points), whereas the converged inversion reaches 17.56 points for ilmenite. With four soils this is weak evidence: the zero-shot model also meets every bound, while the mean of other soils misses the ilmenite and plagioclase bounds. Across the four soils, LUMEN’s Is/FeO correlates with the measured value at r = 0.99, against r ≈ 0.00 for the inversion’s maturity index.</w:t>
+      </w:r>
+    </w:p>
+    <w:bookmarkEnd w:id="51"/>
+    <w:bookmarkEnd w:id="52"/>
+    <w:bookmarkStart w:id="56" w:name="uncertainty-and-identifiability-1"/>
     <w:p>
       <w:pPr>
         <w:pStyle w:val="Heading3"/>
@@ -11030,146 +7721,19 @@
         <w:pStyle w:val="FirstParagraph"/>
       </w:pPr>
       <w:r>
-        <w:rPr>
-          <w:b/>
-          <w:bCs/>
-        </w:rPr>
-        <w:t xml:space="preserve">Raw ensemble intervals are over-confident</w:t>
-      </w:r>
-      <w:r>
-        <w:t xml:space="preserve"> </w:t>
-      </w:r>
-      <w:r>
-        <w:t xml:space="preserve">(Figure 4). For nominal 68/90/95% intervals, mean</w:t>
-      </w:r>
-      <w:r>
-        <w:t xml:space="preserve"> </w:t>
-      </w:r>
-      <w:r>
-        <w:t xml:space="preserve">empirical coverage is:</w:t>
-      </w:r>
-      <w:r>
-        <w:t xml:space="preserve"> </w:t>
-      </w:r>
-      <w:r>
-        <w:t xml:space="preserve">- 0.59/0.82/0.89 under LOSO;</w:t>
-      </w:r>
-      <w:r>
-        <w:t xml:space="preserve"> </w:t>
-      </w:r>
-      <w:r>
-        <w:t xml:space="preserve">- 0.33/0.55/0.64 under LOMO.</w:t>
-      </w:r>
-    </w:p>
-    <w:p>
-      <w:pPr>
-        <w:pStyle w:val="BodyText"/>
-      </w:pPr>
-      <w:r>
-        <w:rPr>
-          <w:b/>
-          <w:bCs/>
-        </w:rPr>
-        <w:t xml:space="preserve">Normalised conformal calibration fixes this:</w:t>
-      </w:r>
-      <w:r>
-        <w:t xml:space="preserve"> </w:t>
-      </w:r>
-      <w:r>
-        <w:t xml:space="preserve">- 0.68/0.90/0.95 under LOSO;</w:t>
-      </w:r>
-      <w:r>
-        <w:t xml:space="preserve"> </w:t>
-      </w:r>
-      <w:r>
-        <w:t xml:space="preserve">- 0.64/0.86/0.92 under LOMO.</w:t>
-      </w:r>
-    </w:p>
-    <w:p>
-      <w:pPr>
-        <w:pStyle w:val="BodyText"/>
-      </w:pPr>
-      <w:r>
-        <w:t xml:space="preserve">Exact CV+ uses models that saw neither the calibration soil nor the test soil. It gives</w:t>
-      </w:r>
-      <w:r>
-        <w:t xml:space="preserve"> </w:t>
-      </w:r>
-      <w:r>
-        <w:t xml:space="preserve">0.69/0.90/0.96 (LOSO) and 0.70/0.88/0.93 (LOMO), so the approximation is slightly conservative out</w:t>
-      </w:r>
-      <w:r>
-        <w:t xml:space="preserve"> </w:t>
-      </w:r>
-      <w:r>
-        <w:t xml:space="preserve">of distribution.</w:t>
-      </w:r>
-    </w:p>
-    <w:p>
-      <w:pPr>
-        <w:pStyle w:val="BodyText"/>
-      </w:pPr>
-      <w:r>
-        <w:rPr>
-          <w:b/>
-          <w:bCs/>
-        </w:rPr>
-        <w:t xml:space="preserve">The identifiability gate passes 11 of 13 targets</w:t>
-      </w:r>
-      <w:r>
-        <w:t xml:space="preserve"> </w:t>
-      </w:r>
-      <w:r>
-        <w:t xml:space="preserve">(Table 5). It withholds:</w:t>
-      </w:r>
-      <w:r>
-        <w:t xml:space="preserve"> </w:t>
-      </w:r>
-      <w:r>
-        <w:t xml:space="preserve">-</w:t>
-      </w:r>
-      <w:r>
-        <w:t xml:space="preserve"> </w:t>
-      </w:r>
-      <w:r>
-        <w:rPr>
-          <w:b/>
-          <w:bCs/>
-        </w:rPr>
-        <w:t xml:space="preserve">olivine</w:t>
-      </w:r>
-      <w:r>
-        <w:t xml:space="preserve">, whose LOSO skill is −0.06 (CI −0.40 to 0.22);</w:t>
-      </w:r>
-      <w:r>
-        <w:t xml:space="preserve"> </w:t>
-      </w:r>
-      <w:r>
-        <w:t xml:space="preserve">- the</w:t>
-      </w:r>
-      <w:r>
-        <w:t xml:space="preserve"> </w:t>
-      </w:r>
-      <w:r>
-        <w:rPr>
-          <w:b/>
-          <w:bCs/>
-        </w:rPr>
+        <w:t xml:space="preserve">Raw ensemble intervals are over-confident (Figure 7): for nominal 68/90/95% intervals, mean empirical coverage is 0.59/0.82/0.89 under LOSO and 0.33/0.55/0.64 under LOMO. Normalised conformal calibration restores 0.68/0.90/0.95 under LOSO and 0.64/0.86/0.92 under LOMO. Exact CV+, which uses models that saw neither the calibration soil nor the test soil, gives 0.69/0.90/0.96 (LOSO) and 0.70/0.88/0.93 (LOMO), so the approximation is slightly conservative out of distribution. The identifiability gate passes 11 of 13 targets (Table 5). It withholds olivine, whose LOSO skill is −0.06 (CI −0.40 to 0.22), and the</w:t>
+      </w:r>
+      <w:r>
+        <w:t xml:space="preserve"> </w:t>
+      </w:r>
+      <w:r>
         <w:t xml:space="preserve">“other”</w:t>
       </w:r>
       <w:r>
         <w:t xml:space="preserve"> </w:t>
       </w:r>
       <w:r>
-        <w:t xml:space="preserve">class (0.22, CI −0.03 to 0.42).</w:t>
-      </w:r>
-    </w:p>
-    <w:p>
-      <w:pPr>
-        <w:pStyle w:val="BodyText"/>
-      </w:pPr>
-      <w:r>
-        <w:t xml:space="preserve">Under LOMO, the agglutinate fraction also loses significance (0.04, CI −0.34 to 0.25).</w:t>
+        <w:t xml:space="preserve">class (0.22, CI −0.03 to 0.42); under LOMO the agglutinate fraction also loses significance (0.04, CI −0.34 to 0.25).</w:t>
       </w:r>
     </w:p>
     <w:p>
@@ -11867,18 +8431,18 @@
           <wp:inline>
             <wp:extent cx="5334000" cy="2425810"/>
             <wp:effectExtent b="0" l="0" r="0" t="0"/>
-            <wp:docPr descr="Figure 4" title="" id="49" name="Picture"/>
+            <wp:docPr descr="Figure 7" title="" id="54" name="Picture"/>
             <a:graphic>
               <a:graphicData uri="http://schemas.openxmlformats.org/drawingml/2006/picture">
                 <pic:pic>
                   <pic:nvPicPr>
-                    <pic:cNvPr descr="../figures/step05_coverage.png" id="50" name="Picture"/>
+                    <pic:cNvPr descr="../figures/step05_coverage.png" id="55" name="Picture"/>
                     <pic:cNvPicPr>
                       <a:picLocks noChangeArrowheads="1" noChangeAspect="1"/>
                     </pic:cNvPicPr>
                   </pic:nvPicPr>
                   <pic:blipFill>
-                    <a:blip r:embed="rId48"/>
+                    <a:blip r:embed="rId53"/>
                     <a:stretch>
                       <a:fillRect/>
                     </a:stretch>
@@ -11910,7 +8474,7 @@
         <w:pStyle w:val="ImageCaption"/>
       </w:pPr>
       <w:r>
-        <w:t xml:space="preserve">Figure 4</w:t>
+        <w:t xml:space="preserve">Figure 7</w:t>
       </w:r>
     </w:p>
     <w:p>
@@ -11922,23 +8486,17 @@
           <w:b/>
           <w:bCs/>
         </w:rPr>
-        <w:t xml:space="preserve">Figure 4.</w:t>
-      </w:r>
-      <w:r>
-        <w:t xml:space="preserve"> </w:t>
-      </w:r>
-      <w:r>
-        <w:t xml:space="preserve">Empirical against nominal interval coverage, for the raw ensemble and after</w:t>
-      </w:r>
-      <w:r>
-        <w:t xml:space="preserve"> </w:t>
-      </w:r>
-      <w:r>
-        <w:t xml:space="preserve">conformal calibration, under LOSO and LOMO.</w:t>
-      </w:r>
-    </w:p>
-    <w:bookmarkEnd w:id="51"/>
-    <w:bookmarkStart w:id="55" w:name="X034a0d09804bb4b649341f37bd1cca15b9e3449"/>
+        <w:t xml:space="preserve">Figure 7.</w:t>
+      </w:r>
+      <w:r>
+        <w:t xml:space="preserve"> </w:t>
+      </w:r>
+      <w:r>
+        <w:t xml:space="preserve">Empirical against nominal interval coverage for the raw ensemble and after conformal calibration, under leave-one-soil-out and leave-one-mission-out.</w:t>
+      </w:r>
+    </w:p>
+    <w:bookmarkEnd w:id="56"/>
+    <w:bookmarkStart w:id="60" w:name="X034a0d09804bb4b649341f37bd1cca15b9e3449"/>
     <w:p>
       <w:pPr>
         <w:pStyle w:val="Heading3"/>
@@ -11952,95 +8510,7 @@
         <w:pStyle w:val="FirstParagraph"/>
       </w:pPr>
       <w:r>
-        <w:t xml:space="preserve">This experiment tests the base method on its own task, orbital FeO, against the ground truth it</w:t>
-      </w:r>
-      <w:r>
-        <w:t xml:space="preserve"> </w:t>
-      </w:r>
-      <w:r>
-        <w:t xml:space="preserve">was calibrated on [16,31].</w:t>
-      </w:r>
-    </w:p>
-    <w:p>
-      <w:pPr>
-        <w:pStyle w:val="BodyText"/>
-      </w:pPr>
-      <w:r>
-        <w:rPr>
-          <w:b/>
-          <w:bCs/>
-        </w:rPr>
-        <w:t xml:space="preserve">Protocols</w:t>
-      </w:r>
-      <w:r>
-        <w:t xml:space="preserve"> </w:t>
-      </w:r>
-      <w:r>
-        <w:t xml:space="preserve">-</w:t>
-      </w:r>
-      <w:r>
-        <w:t xml:space="preserve"> </w:t>
-      </w:r>
-      <w:r>
-        <w:rPr>
-          <w:b/>
-          <w:bCs/>
-        </w:rPr>
-        <w:t xml:space="preserve">P1.</w:t>
-      </w:r>
-      <w:r>
-        <w:t xml:space="preserve"> </w:t>
-      </w:r>
-      <w:r>
-        <w:t xml:space="preserve">The base study’s own 10-fold cross-validation over sites, so the numbers are comparable</w:t>
-      </w:r>
-      <w:r>
-        <w:t xml:space="preserve"> </w:t>
-      </w:r>
-      <w:r>
-        <w:t xml:space="preserve">with the published MAE of 2.29 wt%.</w:t>
-      </w:r>
-      <w:r>
-        <w:t xml:space="preserve"> </w:t>
-      </w:r>
-      <w:r>
-        <w:t xml:space="preserve">-</w:t>
-      </w:r>
-      <w:r>
-        <w:t xml:space="preserve"> </w:t>
-      </w:r>
-      <w:r>
-        <w:rPr>
-          <w:b/>
-          <w:bCs/>
-        </w:rPr>
-        <w:t xml:space="preserve">P2.</w:t>
-      </w:r>
-      <w:r>
-        <w:t xml:space="preserve"> </w:t>
-      </w:r>
-      <w:r>
-        <w:t xml:space="preserve">Leave-one-landing-site-out, where all stations of a mission are held out together. Those</w:t>
-      </w:r>
-      <w:r>
-        <w:t xml:space="preserve"> </w:t>
-      </w:r>
-      <w:r>
-        <w:t xml:space="preserve">stations share terrain and are spatially autocorrelated, so this is the spatially honest test.</w:t>
-      </w:r>
-    </w:p>
-    <w:p>
-      <w:pPr>
-        <w:pStyle w:val="BodyText"/>
-      </w:pPr>
-      <w:r>
-        <w:t xml:space="preserve">All 49 sites have M³ coverage and are scored. Table 6 gives the errors and Figure 5 shows the</w:t>
-      </w:r>
-      <w:r>
-        <w:t xml:space="preserve"> </w:t>
-      </w:r>
-      <w:r>
-        <w:t xml:space="preserve">P2 predictions.</w:t>
+        <w:t xml:space="preserve">This experiment tests the base method on its own task, orbital FeO, against the ground truth it was calibrated on [16,31], under two protocols (Figure 4): P1, the base study’s own 10-fold cross-validation over sites, comparable with its published MAE of 2.29 wt%; and P2, leave-one-landing-site-out, in which all stations of a mission are held out together because they share terrain and are spatially autocorrelated. All 49 sites have M³ coverage and are scored (Table 6, Figure 8).</w:t>
       </w:r>
     </w:p>
     <w:p>
@@ -12058,25 +8528,7 @@
         <w:t xml:space="preserve"> </w:t>
       </w:r>
       <w:r>
-        <w:t xml:space="preserve">FeO (wt%) at the 49 returned-sample sites, P1 (10-fold, seed 42) / P2</w:t>
-      </w:r>
-      <w:r>
-        <w:t xml:space="preserve"> </w:t>
-      </w:r>
-      <w:r>
-        <w:t xml:space="preserve">(leave-one-landing-site-out), 3 × 3-pixel site spectra. Bias is predicted minus laboratory FeO.</w:t>
-      </w:r>
-      <w:r>
-        <w:t xml:space="preserve"> </w:t>
-      </w:r>
-      <w:r>
-        <w:t xml:space="preserve">Every method except the zero-shot model and the Lucey et al. constants is fitted inside each</w:t>
-      </w:r>
-      <w:r>
-        <w:t xml:space="preserve"> </w:t>
-      </w:r>
-      <w:r>
-        <w:t xml:space="preserve">training fold.</w:t>
+        <w:t xml:space="preserve">FeO (wt%) at the 49 returned-sample sites, P1 (10-fold, seed 42) / P2 (leave-one-landing-site-out), 3 × 3-pixel site spectra. Bias is predicted minus laboratory FeO. Every method except the zero-shot model and the Lucey et al. constants is fitted inside each training fold.</w:t>
       </w:r>
     </w:p>
     <w:tbl>
@@ -13928,19 +10380,7 @@
         <w:pStyle w:val="BodyText"/>
       </w:pPr>
       <w:r>
-        <w:t xml:space="preserve">ᵃ In-sample. The published constants [3] were derived from returned-sample sites, and</w:t>
-      </w:r>
-      <w:r>
-        <w:t xml:space="preserve"> </w:t>
-      </w:r>
-      <w:r>
-        <w:t xml:space="preserve">nothing is fitted here, so this row is not a held-out estimate and is not comparable with the</w:t>
-      </w:r>
-      <w:r>
-        <w:t xml:space="preserve"> </w:t>
-      </w:r>
-      <w:r>
-        <w:t xml:space="preserve">others.</w:t>
+        <w:t xml:space="preserve">ᵃ In-sample. The published constants [3] were derived from returned-sample sites, and nothing is fitted here, so this row is not a held-out estimate and is not comparable with the others.</w:t>
       </w:r>
     </w:p>
     <w:p>
@@ -13948,29 +10388,7 @@
         <w:pStyle w:val="BodyText"/>
       </w:pPr>
       <w:r>
-        <w:rPr>
-          <w:b/>
-          <w:bCs/>
-        </w:rPr>
-        <w:t xml:space="preserve">Primary test (P2).</w:t>
-      </w:r>
-      <w:r>
-        <w:t xml:space="preserve"> </w:t>
-      </w:r>
-      <w:r>
-        <w:t xml:space="preserve">LUMEN-M3-FT has a lower MAE than FD as published (3.27 vs 3.58 wt%), but</w:t>
-      </w:r>
-      <w:r>
-        <w:t xml:space="preserve"> </w:t>
-      </w:r>
-      <w:r>
-        <w:t xml:space="preserve">it is the more accurate of the two at only 24 of the 49 sites. The difference is not significant</w:t>
-      </w:r>
-      <w:r>
-        <w:t xml:space="preserve"> </w:t>
-      </w:r>
-      <w:r>
-        <w:t xml:space="preserve">(Wilcoxon p = 0.74; Holm p = 1.00 over the 13 comparators).</w:t>
+        <w:t xml:space="preserve">In the primary test (P2), LUMEN-M3-FT has a lower MAE than FD as published (3.27 vs 3.58 wt%) but is the more accurate of the two at only 24 of the 49 sites, and the difference is not significant (Wilcoxon p = 0.74; Holm p = 1.00 over 13 comparators). It is significantly better only than the training-fold mean (Holm p &lt; 0.001) and significantly worse than the two M³ bands (Holm p = 0.009), FD-AE-M3 / SVR-lin (Holm p = 0.029), the two Clementine bands (Holm p = 0.001) and the in-sample Lucey et al. constants (Holm p &lt; 0.001). Under P1, FD as published (1.90 wt%) is close to our reproduction of the original study (1.95 wt%) and below its published 2.29 wt% [16]; LUMEN-M3-FT (2.20 wt%) differs significantly from no FD variant and not from the two M³ bands, is significantly less accurate than the two Clementine bands (Holm p = 0.020) and significantly more accurate than the refitted Lucey θ on M³ (Holm p = 0.020).</w:t>
       </w:r>
     </w:p>
     <w:p>
@@ -13978,226 +10396,7 @@
         <w:pStyle w:val="BodyText"/>
       </w:pPr>
       <w:r>
-        <w:rPr>
-          <w:b/>
-          <w:bCs/>
-        </w:rPr>
-        <w:t xml:space="preserve">LUMEN-M3-FT against the other comparators (P2, Holm).</w:t>
-      </w:r>
-      <w:r>
-        <w:t xml:space="preserve"> </w:t>
-      </w:r>
-      <w:r>
-        <w:t xml:space="preserve">- It is significantly better only than the training-fold mean (Holm p &lt; 0.001).</w:t>
-      </w:r>
-      <w:r>
-        <w:t xml:space="preserve"> </w:t>
-      </w:r>
-      <w:r>
-        <w:t xml:space="preserve">- It is significantly worse than four methods:</w:t>
-      </w:r>
-      <w:r>
-        <w:t xml:space="preserve"> </w:t>
-      </w:r>
-      <w:r>
-        <w:t xml:space="preserve">- two M³ bands (2.11 wt%, Holm p = 0.009);</w:t>
-      </w:r>
-      <w:r>
-        <w:t xml:space="preserve"> </w:t>
-      </w:r>
-      <w:r>
-        <w:t xml:space="preserve">- FD-AE-M3 / SVR-lin (2.27 wt%, Holm p = 0.029);</w:t>
-      </w:r>
-      <w:r>
-        <w:t xml:space="preserve"> </w:t>
-      </w:r>
-      <w:r>
-        <w:t xml:space="preserve">- two Clementine bands (1.82 wt%, Holm p = 0.001);</w:t>
-      </w:r>
-      <w:r>
-        <w:t xml:space="preserve"> </w:t>
-      </w:r>
-      <w:r>
-        <w:t xml:space="preserve">- the in-sample Lucey et al. constants (1.25 wt%, Holm p &lt; 0.001).</w:t>
-      </w:r>
-      <w:r>
-        <w:t xml:space="preserve"> </w:t>
-      </w:r>
-      <w:r>
-        <w:t xml:space="preserve">- No other difference is significant.</w:t>
-      </w:r>
-    </w:p>
-    <w:p>
-      <w:pPr>
-        <w:pStyle w:val="BodyText"/>
-      </w:pPr>
-      <w:r>
-        <w:rPr>
-          <w:b/>
-          <w:bCs/>
-        </w:rPr>
-        <w:t xml:space="preserve">Under P1</w:t>
-      </w:r>
-      <w:r>
-        <w:t xml:space="preserve">, the base study’s own protocol:</w:t>
-      </w:r>
-      <w:r>
-        <w:t xml:space="preserve"> </w:t>
-      </w:r>
-      <w:r>
-        <w:t xml:space="preserve">- FD as published reaches 1.90 wt%. That is close to our reproduction of the original study</w:t>
-      </w:r>
-      <w:r>
-        <w:t xml:space="preserve"> </w:t>
-      </w:r>
-      <w:r>
-        <w:t xml:space="preserve">(1.95 wt%) and below the published 2.29 wt% [16].</w:t>
-      </w:r>
-      <w:r>
-        <w:t xml:space="preserve"> </w:t>
-      </w:r>
-      <w:r>
-        <w:t xml:space="preserve">- LUMEN-M3-FT has a higher error, 2.20 wt%. The difference is not significant (Holm p = 1.00).</w:t>
-      </w:r>
-      <w:r>
-        <w:t xml:space="preserve"> </w:t>
-      </w:r>
-      <w:r>
-        <w:t xml:space="preserve">- No FD variant differs significantly from LUMEN-M3-FT. The two-M³-band model does not either</w:t>
-      </w:r>
-      <w:r>
-        <w:t xml:space="preserve"> </w:t>
-      </w:r>
-      <w:r>
-        <w:t xml:space="preserve">(1.99 wt%, Holm p = 1.00).</w:t>
-      </w:r>
-      <w:r>
-        <w:t xml:space="preserve"> </w:t>
-      </w:r>
-      <w:r>
-        <w:t xml:space="preserve">- Two Clementine bands are significantly more accurate than LUMEN-M3-FT (1.34 wt%, Holm</w:t>
-      </w:r>
-      <w:r>
-        <w:t xml:space="preserve"> </w:t>
-      </w:r>
-      <w:r>
-        <w:t xml:space="preserve">p = 0.020). LUMEN-M3-FT is significantly more accurate than the refitted Lucey θ on M³ (3.26 wt%,</w:t>
-      </w:r>
-      <w:r>
-        <w:t xml:space="preserve"> </w:t>
-      </w:r>
-      <w:r>
-        <w:t xml:space="preserve">Holm p = 0.020).</w:t>
-      </w:r>
-    </w:p>
-    <w:p>
-      <w:pPr>
-        <w:pStyle w:val="BodyText"/>
-      </w:pPr>
-      <w:r>
-        <w:rPr>
-          <w:b/>
-          <w:bCs/>
-        </w:rPr>
-        <w:t xml:space="preserve">Sensitivity.</w:t>
-      </w:r>
-      <w:r>
-        <w:t xml:space="preserve"> </w:t>
-      </w:r>
-      <w:r>
-        <w:t xml:space="preserve">-</w:t>
-      </w:r>
-      <w:r>
-        <w:t xml:space="preserve"> </w:t>
-      </w:r>
-      <w:r>
-        <w:rPr>
-          <w:i/>
-          <w:iCs/>
-        </w:rPr>
-        <w:t xml:space="preserve">P1 seed.</w:t>
-      </w:r>
-      <w:r>
-        <w:t xml:space="preserve"> </w:t>
-      </w:r>
-      <w:r>
-        <w:t xml:space="preserve">Over six P1 seeds, LUMEN-M3-FT averages 2.13 wt% (2.08–2.20) and FD as published</w:t>
-      </w:r>
-      <w:r>
-        <w:t xml:space="preserve"> </w:t>
-      </w:r>
-      <w:r>
-        <w:t xml:space="preserve">1.91 wt% (1.81–1.97), so FD as published has the lower error under every seed.</w:t>
-      </w:r>
-      <w:r>
-        <w:t xml:space="preserve"> </w:t>
-      </w:r>
-      <w:r>
-        <w:t xml:space="preserve">-</w:t>
-      </w:r>
-      <w:r>
-        <w:t xml:space="preserve"> </w:t>
-      </w:r>
-      <w:r>
-        <w:rPr>
-          <w:i/>
-          <w:iCs/>
-        </w:rPr>
-        <w:t xml:space="preserve">Single pixel.</w:t>
-      </w:r>
-      <w:r>
-        <w:t xml:space="preserve"> </w:t>
-      </w:r>
-      <w:r>
-        <w:t xml:space="preserve">Using each strip’s centre pixel instead of the 3 × 3 block leaves the P2 picture</w:t>
-      </w:r>
-      <w:r>
-        <w:t xml:space="preserve"> </w:t>
-      </w:r>
-      <w:r>
-        <w:t xml:space="preserve">unchanged. LUMEN-M3-FT has 3.26 wt% against 3.35 wt% for FD as published (Holm p = 1.00), and</w:t>
-      </w:r>
-      <w:r>
-        <w:t xml:space="preserve"> </w:t>
-      </w:r>
-      <w:r>
-        <w:t xml:space="preserve">it remains significantly worse than the two M³ bands (2.02 wt%, Holm p = 0.006).</w:t>
-      </w:r>
-    </w:p>
-    <w:p>
-      <w:pPr>
-        <w:pStyle w:val="BodyText"/>
-      </w:pPr>
-      <w:r>
-        <w:rPr>
-          <w:b/>
-          <w:bCs/>
-        </w:rPr>
-        <w:t xml:space="preserve">Intervals (E6).</w:t>
-      </w:r>
-      <w:r>
-        <w:t xml:space="preserve"> </w:t>
-      </w:r>
-      <w:r>
-        <w:t xml:space="preserve">Under P2, normalised conformal intervals for LUMEN-M3-FT cover 0.63, 0.92 and</w:t>
-      </w:r>
-      <w:r>
-        <w:t xml:space="preserve"> </w:t>
-      </w:r>
-      <w:r>
-        <w:t xml:space="preserve">0.98 of the 49 sites at nominal 68, 90 and 95%. The raw ensemble intervals cover 0.51, 0.76 and</w:t>
-      </w:r>
-      <w:r>
-        <w:t xml:space="preserve"> </w:t>
-      </w:r>
-      <w:r>
-        <w:t xml:space="preserve">0.86. The calibrated intervals are wide: the mean half-width is 4.6 wt% at 68% and 10.6 wt% at</w:t>
-      </w:r>
-      <w:r>
-        <w:t xml:space="preserve"> </w:t>
-      </w:r>
-      <w:r>
-        <w:t xml:space="preserve">95%.</w:t>
+        <w:t xml:space="preserve">The result is robust. Over six P1 seeds LUMEN-M3-FT averages 2.13 wt% (2.08–2.20) and FD as published 1.91 wt% (1.81–1.97), FD being lower under every seed, and with each strip’s centre pixel instead of the 3 × 3 block LUMEN-M3-FT has 3.26 wt% against 3.35 wt% (Holm p = 1.00) and remains significantly worse than the two M³ bands (2.02 wt%, Holm p = 0.006). Under P2, conformal intervals for LUMEN-M3-FT cover 0.63, 0.92 and 0.98 of the sites at nominal 68, 90 and 95% (raw ensemble 0.51, 0.76 and 0.86), with mean half-widths of 4.6 wt% at 68% and 10.6 wt% at 95%.</w:t>
       </w:r>
     </w:p>
     <w:p>
@@ -14209,18 +10408,18 @@
           <wp:inline>
             <wp:extent cx="5334000" cy="1879600"/>
             <wp:effectExtent b="0" l="0" r="0" t="0"/>
-            <wp:docPr descr="Figure 5" title="" id="53" name="Picture"/>
+            <wp:docPr descr="Figure 8" title="" id="58" name="Picture"/>
             <a:graphic>
               <a:graphicData uri="http://schemas.openxmlformats.org/drawingml/2006/picture">
                 <pic:pic>
                   <pic:nvPicPr>
-                    <pic:cNvPr descr="../figures/fig05_m3_sites.png" id="54" name="Picture"/>
+                    <pic:cNvPr descr="../figures/fig05_m3_sites.png" id="59" name="Picture"/>
                     <pic:cNvPicPr>
                       <a:picLocks noChangeArrowheads="1" noChangeAspect="1"/>
                     </pic:cNvPicPr>
                   </pic:nvPicPr>
                   <pic:blipFill>
-                    <a:blip r:embed="rId52"/>
+                    <a:blip r:embed="rId57"/>
                     <a:stretch>
                       <a:fillRect/>
                     </a:stretch>
@@ -14252,7 +10451,7 @@
         <w:pStyle w:val="ImageCaption"/>
       </w:pPr>
       <w:r>
-        <w:t xml:space="preserve">Figure 5</w:t>
+        <w:t xml:space="preserve">Figure 8</w:t>
       </w:r>
     </w:p>
     <w:p>
@@ -14264,29 +10463,17 @@
           <w:b/>
           <w:bCs/>
         </w:rPr>
-        <w:t xml:space="preserve">Figure 5.</w:t>
-      </w:r>
-      <w:r>
-        <w:t xml:space="preserve"> </w:t>
-      </w:r>
-      <w:r>
-        <w:t xml:space="preserve">Predicted against laboratory FeO at the 49 returned-sample sites under P2</w:t>
-      </w:r>
-      <w:r>
-        <w:t xml:space="preserve"> </w:t>
-      </w:r>
-      <w:r>
-        <w:t xml:space="preserve">(leave-one-landing-site-out), for LUMEN-M3-FT, FD as published and the two-M³-band linear model.</w:t>
-      </w:r>
-      <w:r>
-        <w:t xml:space="preserve"> </w:t>
-      </w:r>
-      <w:r>
-        <w:t xml:space="preserve">Marker shape gives the landing site; the line is 1:1.</w:t>
-      </w:r>
-    </w:p>
-    <w:bookmarkEnd w:id="55"/>
-    <w:bookmarkStart w:id="56" w:name="ablations-and-parameter-analysis"/>
+        <w:t xml:space="preserve">Figure 8.</w:t>
+      </w:r>
+      <w:r>
+        <w:t xml:space="preserve"> </w:t>
+      </w:r>
+      <w:r>
+        <w:t xml:space="preserve">Predicted against laboratory FeO at the 49 returned-sample sites under P2 (leave-one-landing-site-out), for LUMEN-M3-FT, FD as published and the two-M³-band linear model. Marker shape gives the landing site; the line is 1:1.</w:t>
+      </w:r>
+    </w:p>
+    <w:bookmarkEnd w:id="60"/>
+    <w:bookmarkStart w:id="61" w:name="ablations-and-parameter-analysis"/>
     <w:p>
       <w:pPr>
         <w:pStyle w:val="Heading3"/>
@@ -14300,153 +10487,7 @@
         <w:pStyle w:val="FirstParagraph"/>
       </w:pPr>
       <w:r>
-        <w:rPr>
-          <w:b/>
-          <w:bCs/>
-        </w:rPr>
-        <w:t xml:space="preserve">Pretraining helps, but the pre-registered primary model is not the best configuration</w:t>
-      </w:r>
-      <w:r>
-        <w:t xml:space="preserve"> </w:t>
-      </w:r>
-      <w:r>
-        <w:t xml:space="preserve">(Table 7).</w:t>
-      </w:r>
-      <w:r>
-        <w:t xml:space="preserve"> </w:t>
-      </w:r>
-      <w:r>
-        <w:t xml:space="preserve">-</w:t>
-      </w:r>
-      <w:r>
-        <w:t xml:space="preserve"> </w:t>
-      </w:r>
-      <w:r>
-        <w:rPr>
-          <w:b/>
-          <w:bCs/>
-        </w:rPr>
-        <w:t xml:space="preserve">Pretraining.</w:t>
-      </w:r>
-      <w:r>
-        <w:t xml:space="preserve"> </w:t>
-      </w:r>
-      <w:r>
-        <w:t xml:space="preserve">A2 (pretrained, fine-tuned on real spectra) has a lower error than A1 (the same</w:t>
-      </w:r>
-      <w:r>
-        <w:t xml:space="preserve"> </w:t>
-      </w:r>
-      <w:r>
-        <w:t xml:space="preserve">network trained from scratch on real spectra) on all 13 targets under LOSO. The 13 targets are</w:t>
-      </w:r>
-      <w:r>
-        <w:t xml:space="preserve"> </w:t>
-      </w:r>
-      <w:r>
-        <w:t xml:space="preserve">correlated, however, and no single target’s difference is significant after Holm correction.</w:t>
-      </w:r>
-      <w:r>
-        <w:t xml:space="preserve"> </w:t>
-      </w:r>
-      <w:r>
-        <w:t xml:space="preserve">Under LOMO, two targets are (HCP and maturity).</w:t>
-      </w:r>
-      <w:r>
-        <w:t xml:space="preserve"> </w:t>
-      </w:r>
-      <w:r>
-        <w:t xml:space="preserve">-</w:t>
-      </w:r>
-      <w:r>
-        <w:t xml:space="preserve"> </w:t>
-      </w:r>
-      <w:r>
-        <w:rPr>
-          <w:b/>
-          <w:bCs/>
-        </w:rPr>
-        <w:t xml:space="preserve">SSA-mixup and synthetic replay.</w:t>
-      </w:r>
-      <w:r>
-        <w:t xml:space="preserve"> </w:t>
-      </w:r>
-      <w:r>
-        <w:t xml:space="preserve">These were meant to enlarge the 18-soil training set. Added</w:t>
-      </w:r>
-      <w:r>
-        <w:t xml:space="preserve"> </w:t>
-      </w:r>
-      <w:r>
-        <w:t xml:space="preserve">to the pretrained network (A4 vs A2), they lower the error on only 1 of 13 targets. No A4–A2</w:t>
-      </w:r>
-      <w:r>
-        <w:t xml:space="preserve"> </w:t>
-      </w:r>
-      <w:r>
-        <w:t xml:space="preserve">difference is significant.</w:t>
-      </w:r>
-      <w:r>
-        <w:t xml:space="preserve"> </w:t>
-      </w:r>
-      <w:r>
-        <w:t xml:space="preserve">-</w:t>
-      </w:r>
-      <w:r>
-        <w:t xml:space="preserve"> </w:t>
-      </w:r>
-      <w:r>
-        <w:rPr>
-          <w:b/>
-          <w:bCs/>
-        </w:rPr>
-        <w:t xml:space="preserve">Mixup without pretraining.</w:t>
-      </w:r>
-      <w:r>
-        <w:t xml:space="preserve"> </w:t>
-      </w:r>
-      <w:r>
-        <w:t xml:space="preserve">Mixup does help a network trained from scratch under LOSO (lower</w:t>
-      </w:r>
-      <w:r>
-        <w:t xml:space="preserve"> </w:t>
-      </w:r>
-      <w:r>
-        <w:t xml:space="preserve">on 12 of 13 targets), but not under LOMO (2 of 13).</w:t>
-      </w:r>
-      <w:r>
-        <w:t xml:space="preserve"> </w:t>
-      </w:r>
-      <w:r>
-        <w:t xml:space="preserve">-</w:t>
-      </w:r>
-      <w:r>
-        <w:t xml:space="preserve"> </w:t>
-      </w:r>
-      <w:r>
-        <w:rPr>
-          <w:b/>
-          <w:bCs/>
-        </w:rPr>
-        <w:t xml:space="preserve">Zero-shot model (A0).</w:t>
-      </w:r>
-      <w:r>
-        <w:t xml:space="preserve"> </w:t>
-      </w:r>
-      <w:r>
-        <w:t xml:space="preserve">The physics-only analogue of a simulator-trained inversion has a</w:t>
-      </w:r>
-      <w:r>
-        <w:t xml:space="preserve"> </w:t>
-      </w:r>
-      <w:r>
-        <w:t xml:space="preserve">composition MAE of 9.1 vol%, far above every fine-tuned variant. This is the sim-to-real gap made</w:t>
-      </w:r>
-      <w:r>
-        <w:t xml:space="preserve"> </w:t>
-      </w:r>
-      <w:r>
-        <w:t xml:space="preserve">concrete.</w:t>
+        <w:t xml:space="preserve">Pretraining helps, but the pre-registered primary model is not the best configuration (Table 7). The pretrained A2 has a lower error than the same network trained from scratch (A1) on all 13 targets under LOSO, although, the targets being correlated, no single difference is significant after Holm correction; under LOMO two are (HCP and maturity). SSA-mixup and synthetic replay lower the error of the pretrained network (A4 vs A2) on only 1 of 13 targets, with no significant difference, and help a network trained from scratch under LOSO (12 of 13 targets) but not under LOMO (2 of 13). The zero-shot A0, the physics-only analogue of a simulator-trained inversion, has a composition MAE of 9.1 vol%, far above every fine-tuned variant.</w:t>
       </w:r>
     </w:p>
     <w:p>
@@ -15677,47 +11718,7 @@
         <w:pStyle w:val="BodyText"/>
       </w:pPr>
       <w:r>
-        <w:rPr>
-          <w:b/>
-          <w:bCs/>
-        </w:rPr>
-        <w:t xml:space="preserve">Is the network itself better than classical regression?</w:t>
-      </w:r>
-      <w:r>
-        <w:t xml:space="preserve"> </w:t>
-      </w:r>
-      <w:r>
-        <w:t xml:space="preserve">A1 is the same network trained from</w:t>
-      </w:r>
-      <w:r>
-        <w:t xml:space="preserve"> </w:t>
-      </w:r>
-      <w:r>
-        <w:t xml:space="preserve">scratch, without the physics. Against RF it is already significantly better (Holm) on 5 of 13</w:t>
-      </w:r>
-      <w:r>
-        <w:t xml:space="preserve"> </w:t>
-      </w:r>
-      <w:r>
-        <w:t xml:space="preserve">targets under LOSO (PLG, ILM, FeO, TiO₂ and Al₂O₃), and on 3 of 13 under LOMO. The simpler</w:t>
-      </w:r>
-      <w:r>
-        <w:t xml:space="preserve"> </w:t>
-      </w:r>
-      <w:r>
-        <w:t xml:space="preserve">pretrained variant A2 is significantly better than RF on 8 of 13 targets under LOSO and 6 of 13</w:t>
-      </w:r>
-      <w:r>
-        <w:t xml:space="preserve"> </w:t>
-      </w:r>
-      <w:r>
-        <w:t xml:space="preserve">under LOMO. A2 was identified after the fact, which is why its choice is moved inside the</w:t>
-      </w:r>
-      <w:r>
-        <w:t xml:space="preserve"> </w:t>
-      </w:r>
-      <w:r>
-        <w:t xml:space="preserve">cross-validation in Section 3.3 (E1).</w:t>
+        <w:t xml:space="preserve">Without the physics, the network already improves on classical regression: A1 is significantly better than RF on 5 of 13 targets under LOSO (PLG, ILM, FeO, TiO₂ and Al₂O₃) and 3 under LOMO, and the pretrained A2 on 8 and 6 targets, which is why its choice is moved inside the cross-validation (Section 3.3).</w:t>
       </w:r>
     </w:p>
     <w:p>
@@ -15725,201 +11726,7 @@
         <w:pStyle w:val="BodyText"/>
       </w:pPr>
       <w:r>
-        <w:rPr>
-          <w:b/>
-          <w:bCs/>
-        </w:rPr>
-        <w:t xml:space="preserve">Input representation and architecture (E4).</w:t>
-      </w:r>
-      <w:r>
-        <w:t xml:space="preserve"> </w:t>
-      </w:r>
-      <w:r>
-        <w:t xml:space="preserve">Four alternatives were each pretrained and</w:t>
-      </w:r>
-      <w:r>
-        <w:t xml:space="preserve"> </w:t>
-      </w:r>
-      <w:r>
-        <w:t xml:space="preserve">fine-tuned with the A4 recipe:</w:t>
-      </w:r>
-      <w:r>
-        <w:t xml:space="preserve"> </w:t>
-      </w:r>
-      <w:r>
-        <w:t xml:space="preserve">- the log-reflectance channel only;</w:t>
-      </w:r>
-      <w:r>
-        <w:t xml:space="preserve"> </w:t>
-      </w:r>
-      <w:r>
-        <w:t xml:space="preserve">- the continuum-removed channel only;</w:t>
-      </w:r>
-      <w:r>
-        <w:t xml:space="preserve"> </w:t>
-      </w:r>
-      <w:r>
-        <w:t xml:space="preserve">- an MLP with the same trunk and heads;</w:t>
-      </w:r>
-      <w:r>
-        <w:t xml:space="preserve"> </w:t>
-      </w:r>
-      <w:r>
-        <w:t xml:space="preserve">- a 1-D ResNet (three residual blocks, 64 channels).</w:t>
-      </w:r>
-    </w:p>
-    <w:p>
-      <w:pPr>
-        <w:pStyle w:val="BodyText"/>
-      </w:pPr>
-      <w:r>
-        <w:t xml:space="preserve">Each uses two members and is compared with members 0–1 of the main network, so ensemble size is</w:t>
-      </w:r>
-      <w:r>
-        <w:t xml:space="preserve"> </w:t>
-      </w:r>
-      <w:r>
-        <w:t xml:space="preserve">equal (Table 8). With two members, the main network’s FeO MAE is 1.32 wt% (LOSO) and 2.62 wt%</w:t>
-      </w:r>
-      <w:r>
-        <w:t xml:space="preserve"> </w:t>
-      </w:r>
-      <w:r>
-        <w:t xml:space="preserve">(LOMO).</w:t>
-      </w:r>
-      <w:r>
-        <w:t xml:space="preserve"> </w:t>
-      </w:r>
-      <w:r>
-        <w:t xml:space="preserve">-</w:t>
-      </w:r>
-      <w:r>
-        <w:t xml:space="preserve"> </w:t>
-      </w:r>
-      <w:r>
-        <w:rPr>
-          <w:b/>
-          <w:bCs/>
-        </w:rPr>
-        <w:t xml:space="preserve">Log reflectance only</w:t>
-      </w:r>
-      <w:r>
-        <w:t xml:space="preserve"> </w:t>
-      </w:r>
-      <w:r>
-        <w:t xml:space="preserve">is lower on 10 of 13 targets under LOSO and 5 of 13 under LOMO. No</w:t>
-      </w:r>
-      <w:r>
-        <w:t xml:space="preserve"> </w:t>
-      </w:r>
-      <w:r>
-        <w:t xml:space="preserve">difference is significant, so the continuum-removed channel adds nothing measurable.</w:t>
-      </w:r>
-      <w:r>
-        <w:t xml:space="preserve"> </w:t>
-      </w:r>
-      <w:r>
-        <w:t xml:space="preserve">-</w:t>
-      </w:r>
-      <w:r>
-        <w:t xml:space="preserve"> </w:t>
-      </w:r>
-      <w:r>
-        <w:rPr>
-          <w:b/>
-          <w:bCs/>
-        </w:rPr>
-        <w:t xml:space="preserve">Continuum-removed only</w:t>
-      </w:r>
-      <w:r>
-        <w:t xml:space="preserve"> </w:t>
-      </w:r>
-      <w:r>
-        <w:t xml:space="preserve">is clearly worse. It is significantly worse on 6 targets under LOSO</w:t>
-      </w:r>
-      <w:r>
-        <w:t xml:space="preserve"> </w:t>
-      </w:r>
-      <w:r>
-        <w:t xml:space="preserve">and 8 under LOMO; for FeO, 2.09 vs 1.32 wt% (LOSO) and 3.86 vs 2.62 wt% (LOMO).</w:t>
-      </w:r>
-      <w:r>
-        <w:t xml:space="preserve"> </w:t>
-      </w:r>
-      <w:r>
-        <w:t xml:space="preserve">-</w:t>
-      </w:r>
-      <w:r>
-        <w:t xml:space="preserve"> </w:t>
-      </w:r>
-      <w:r>
-        <w:rPr>
-          <w:b/>
-          <w:bCs/>
-        </w:rPr>
-        <w:t xml:space="preserve">MLP.</w:t>
-      </w:r>
-      <w:r>
-        <w:t xml:space="preserve"> </w:t>
-      </w:r>
-      <w:r>
-        <w:t xml:space="preserve">Under LOSO it is lower on no target, and significantly worse for LCP. Under LOMO,</w:t>
-      </w:r>
-      <w:r>
-        <w:t xml:space="preserve"> </w:t>
-      </w:r>
-      <w:r>
-        <w:t xml:space="preserve">however, it is lower on 9 of 13 targets and</w:t>
-      </w:r>
-      <w:r>
-        <w:t xml:space="preserve"> </w:t>
-      </w:r>
-      <w:r>
-        <w:rPr>
-          <w:b/>
-          <w:bCs/>
-        </w:rPr>
-        <w:t xml:space="preserve">significantly better</w:t>
-      </w:r>
-      <w:r>
-        <w:t xml:space="preserve"> </w:t>
-      </w:r>
-      <w:r>
-        <w:t xml:space="preserve">on 4: PLG, FeO, Al₂O₃ and</w:t>
-      </w:r>
-      <w:r>
-        <w:t xml:space="preserve"> </w:t>
-      </w:r>
-      <w:r>
-        <w:t xml:space="preserve">CaO. For FeO, 2.30 vs 2.62 wt%.</w:t>
-      </w:r>
-      <w:r>
-        <w:t xml:space="preserve"> </w:t>
-      </w:r>
-      <w:r>
-        <w:t xml:space="preserve">-</w:t>
-      </w:r>
-      <w:r>
-        <w:t xml:space="preserve"> </w:t>
-      </w:r>
-      <w:r>
-        <w:rPr>
-          <w:b/>
-          <w:bCs/>
-        </w:rPr>
-        <w:t xml:space="preserve">1-D ResNet</w:t>
-      </w:r>
-      <w:r>
-        <w:t xml:space="preserve"> </w:t>
-      </w:r>
-      <w:r>
-        <w:t xml:space="preserve">is lower on 7 of 13 targets under LOSO and 8 of 13 under LOMO. No difference is</w:t>
-      </w:r>
-      <w:r>
-        <w:t xml:space="preserve"> </w:t>
-      </w:r>
-      <w:r>
-        <w:t xml:space="preserve">significant.</w:t>
+        <w:t xml:space="preserve">Four design alternatives were pretrained and fine-tuned with the A4 recipe and two members each, against members 0–1 of the main network (Table 8; FeO 1.32 wt% under LOSO and 2.62 wt% under LOMO). Log reflectance alone performs on par (no significant difference), so the continuum-removed channel adds nothing measurable, whereas the continuum-removed channel alone is significantly worse on 6 targets under LOSO and 8 under LOMO (FeO 2.09 and 3.86 wt%). The MLP is significantly worse for LCP under LOSO but significantly better on 4 targets under LOMO (PLG, FeO, Al₂O₃ and CaO; FeO 2.30 wt%), and the 1-D ResNet shows no significant difference.</w:t>
       </w:r>
     </w:p>
     <w:p>
@@ -15937,13 +11744,7 @@
         <w:t xml:space="preserve"> </w:t>
       </w:r>
       <w:r>
-        <w:t xml:space="preserve">Design alternatives against the main network (2 members each, 13 targets, Holm</w:t>
-      </w:r>
-      <w:r>
-        <w:t xml:space="preserve"> </w:t>
-      </w:r>
-      <w:r>
-        <w:t xml:space="preserve">correction over targets).</w:t>
+        <w:t xml:space="preserve">Design alternatives against the main network (2 members each, 13 targets, Holm correction over targets).</w:t>
       </w:r>
       <w:r>
         <w:t xml:space="preserve"> </w:t>
@@ -15952,13 +11753,7 @@
         <w:t xml:space="preserve">“Lower MAE”</w:t>
       </w:r>
       <w:r>
-        <w:t xml:space="preserve">: number of targets on which the variant’s per-soil MAE is</w:t>
-      </w:r>
-      <w:r>
-        <w:t xml:space="preserve"> </w:t>
-      </w:r>
-      <w:r>
-        <w:t xml:space="preserve">below the main network’s.</w:t>
+        <w:t xml:space="preserve">: number of targets on which the variant’s per-soil MAE is below the main network’s.</w:t>
       </w:r>
       <w:r>
         <w:t xml:space="preserve"> </w:t>
@@ -15967,13 +11762,7 @@
         <w:t xml:space="preserve">“Better / worse”</w:t>
       </w:r>
       <w:r>
-        <w:t xml:space="preserve">: number of targets with a Holm-significant difference</w:t>
-      </w:r>
-      <w:r>
-        <w:t xml:space="preserve"> </w:t>
-      </w:r>
-      <w:r>
-        <w:t xml:space="preserve">in the variant’s favour or against it.</w:t>
+        <w:t xml:space="preserve">: number of targets with a Holm-significant difference in the variant’s favour or against it.</w:t>
       </w:r>
     </w:p>
     <w:tbl>
@@ -16403,8 +12192,8 @@
         </w:tc>
       </w:tr>
     </w:tbl>
-    <w:bookmarkEnd w:id="56"/>
-    <w:bookmarkStart w:id="60" w:name="application-to-m³-scenes"/>
+    <w:bookmarkEnd w:id="61"/>
+    <w:bookmarkStart w:id="65" w:name="application-to-m³-scenes"/>
     <w:p>
       <w:pPr>
         <w:pStyle w:val="Heading3"/>
@@ -16418,159 +12207,7 @@
         <w:pStyle w:val="FirstParagraph"/>
       </w:pPr>
       <w:r>
-        <w:rPr>
-          <w:b/>
-          <w:bCs/>
-        </w:rPr>
-        <w:t xml:space="preserve">Calibration</w:t>
-      </w:r>
-      <w:r>
-        <w:t xml:space="preserve"> </w:t>
-      </w:r>
-      <w:r>
-        <w:t xml:space="preserve">- On the Apollo 16 landing-site pixel, the published laboratory-scale calibration (Equation (10))</w:t>
-      </w:r>
-      <w:r>
-        <w:t xml:space="preserve"> </w:t>
-      </w:r>
-      <w:r>
-        <w:t xml:space="preserve">reproduces the LSCC 62231 spectrum to 9.1% RMS.</w:t>
-      </w:r>
-      <w:r>
-        <w:t xml:space="preserve"> </w:t>
-      </w:r>
-      <w:r>
-        <w:t xml:space="preserve">- A line re-derived from that pixel reproduces it to 1.4%.</w:t>
-      </w:r>
-      <w:r>
-        <w:t xml:space="preserve"> </w:t>
-      </w:r>
-      <w:r>
-        <w:t xml:space="preserve">- LUMEN estimates FeO there at 5.0 wt%, against 4.9 wt% measured for 62231 and 4.6 wt% for the</w:t>
-      </w:r>
-      <w:r>
-        <w:t xml:space="preserve"> </w:t>
-      </w:r>
-      <w:r>
-        <w:t xml:space="preserve">Apollo 16 mean. It over-estimates TiO₂ (2.1 vs 0.6 wt%).</w:t>
-      </w:r>
-      <w:r>
-        <w:t xml:space="preserve"> </w:t>
-      </w:r>
-      <w:r>
-        <w:t xml:space="preserve">- Because 62231 is in the final training set, this is a sanity check, not a validation.</w:t>
-      </w:r>
-    </w:p>
-    <w:p>
-      <w:pPr>
-        <w:pStyle w:val="BodyText"/>
-      </w:pPr>
-      <w:r>
-        <w:rPr>
-          <w:b/>
-          <w:bCs/>
-        </w:rPr>
-        <w:t xml:space="preserve">Shapley scene</w:t>
-      </w:r>
-      <w:r>
-        <w:t xml:space="preserve"> </w:t>
-      </w:r>
-      <w:r>
-        <w:t xml:space="preserve">(Figure 6). The maps of the 11 identifiable targets show the expected contrasts:</w:t>
-      </w:r>
-      <w:r>
-        <w:t xml:space="preserve"> </w:t>
-      </w:r>
-      <w:r>
-        <w:t xml:space="preserve">- FeO is 10.2 wt% on mare and 6.6 wt% on highland; Al₂O₃ is 20.0 and 24.3 wt%.</w:t>
-      </w:r>
-      <w:r>
-        <w:t xml:space="preserve"> </w:t>
-      </w:r>
-      <w:r>
-        <w:t xml:space="preserve">- Fresh craters stand out as immature.</w:t>
-      </w:r>
-    </w:p>
-    <w:p>
-      <w:pPr>
-        <w:pStyle w:val="BodyText"/>
-      </w:pPr>
-      <w:r>
-        <w:t xml:space="preserve">Comparison with the published maps of the same strip [25]:</w:t>
-      </w:r>
-      <w:r>
-        <w:t xml:space="preserve"> </w:t>
-      </w:r>
-      <w:r>
-        <w:t xml:space="preserve">- Their high-Ca pyroxene map is anti-correlated with LUMEN’s (r = −0.79), and places more</w:t>
-      </w:r>
-      <w:r>
-        <w:t xml:space="preserve"> </w:t>
-      </w:r>
-      <w:r>
-        <w:t xml:space="preserve">clinopyroxene in the highlands than in the mare.</w:t>
-      </w:r>
-      <w:r>
-        <w:t xml:space="preserve"> </w:t>
-      </w:r>
-      <w:r>
-        <w:t xml:space="preserve">- Their maturity parameter is nearly unrelated to LUMEN’s Is/FeO across the scene (r = −0.28).</w:t>
-      </w:r>
-    </w:p>
-    <w:p>
-      <w:pPr>
-        <w:pStyle w:val="BodyText"/>
-      </w:pPr>
-      <w:r>
-        <w:t xml:space="preserve">Destriping the strip lowers stripe amplitude by 26–47%. It leaves the maps correlated at</w:t>
-      </w:r>
-      <w:r>
-        <w:t xml:space="preserve"> </w:t>
-      </w:r>
-      <w:r>
-        <w:t xml:space="preserve">r = 0.90–0.99 with the undestriped ones.</w:t>
-      </w:r>
-    </w:p>
-    <w:p>
-      <w:pPr>
-        <w:pStyle w:val="BodyText"/>
-      </w:pPr>
-      <w:r>
-        <w:rPr>
-          <w:b/>
-          <w:bCs/>
-        </w:rPr>
-        <w:t xml:space="preserve">Aristarchus.</w:t>
-      </w:r>
-      <w:r>
-        <w:t xml:space="preserve"> </w:t>
-      </w:r>
-      <w:r>
-        <w:t xml:space="preserve">LUMEN finds much less olivine and much more plagioclase in the crystalline</w:t>
-      </w:r>
-      <w:r>
-        <w:t xml:space="preserve"> </w:t>
-      </w:r>
-      <w:r>
-        <w:t xml:space="preserve">fraction than the posterior abundances of Jung et al. [26] (plagioclase 52% vs 29% in</w:t>
-      </w:r>
-      <w:r>
-        <w:t xml:space="preserve"> </w:t>
-      </w:r>
-      <w:r>
-        <w:t xml:space="preserve">region B). LUMEN’s olivine output fails the identifiability gate, and the training soils contain</w:t>
-      </w:r>
-      <w:r>
-        <w:t xml:space="preserve"> </w:t>
-      </w:r>
-      <w:r>
-        <w:t xml:space="preserve">little olivine. The disagreement is therefore a domain-shift warning, not evidence against that</w:t>
-      </w:r>
-      <w:r>
-        <w:t xml:space="preserve"> </w:t>
-      </w:r>
-      <w:r>
-        <w:t xml:space="preserve">study.</w:t>
+        <w:t xml:space="preserve">On the Apollo 16 landing-site pixel the published calibration (Equation (10)) reproduces the LSCC 62231 spectrum to 9.1% RMS, and a line re-derived from that pixel to 1.4%; LUMEN estimates 5.0 wt% FeO there (62231: 4.9 wt%; Apollo 16 mean: 4.6 wt%) and over-estimates TiO₂ (2.1 vs 0.6 wt%), a sanity check only, since 62231 is in the final training set. In the Shapley scene (Figure 9) the 11 identifiable targets show the expected contrasts (FeO 10.2 wt% on mare and 6.6 wt% on highland; Al₂O₃ 20.0 and 24.3 wt%) and fresh craters stand out as immature. The published high-Ca pyroxene map of the same strip [25] is anti-correlated with LUMEN’s (r = −0.79), placing more clinopyroxene in the highlands than in the mare, and its maturity parameter is nearly unrelated to LUMEN’s Is/FeO (r = −0.28). Destriping lowers stripe amplitude by 26–47% and leaves the maps correlated at r = 0.90–0.99 with the undestriped ones. At Aristarchus, LUMEN finds much less olivine and more plagioclase in the crystalline fraction than the posterior abundances of Jung et al. [26] (52% vs 29% plagioclase in region B); since LUMEN’s olivine output fails the identifiability gate, this is a domain-shift warning, not evidence against that study.</w:t>
       </w:r>
     </w:p>
     <w:p>
@@ -16582,18 +12219,18 @@
           <wp:inline>
             <wp:extent cx="5334000" cy="3146822"/>
             <wp:effectExtent b="0" l="0" r="0" t="0"/>
-            <wp:docPr descr="Figure 6" title="" id="58" name="Picture"/>
+            <wp:docPr descr="Figure 9" title="" id="63" name="Picture"/>
             <a:graphic>
               <a:graphicData uri="http://schemas.openxmlformats.org/drawingml/2006/picture">
                 <pic:pic>
                   <pic:nvPicPr>
-                    <pic:cNvPr descr="../figures/step07_shapley_maps.png" id="59" name="Picture"/>
+                    <pic:cNvPr descr="../figures/step07_shapley_maps.png" id="64" name="Picture"/>
                     <pic:cNvPicPr>
                       <a:picLocks noChangeArrowheads="1" noChangeAspect="1"/>
                     </pic:cNvPicPr>
                   </pic:nvPicPr>
                   <pic:blipFill>
-                    <a:blip r:embed="rId57"/>
+                    <a:blip r:embed="rId62"/>
                     <a:stretch>
                       <a:fillRect/>
                     </a:stretch>
@@ -16625,7 +12262,7 @@
         <w:pStyle w:val="ImageCaption"/>
       </w:pPr>
       <w:r>
-        <w:t xml:space="preserve">Figure 6</w:t>
+        <w:t xml:space="preserve">Figure 9</w:t>
       </w:r>
     </w:p>
     <w:p>
@@ -16637,13 +12274,13 @@
           <w:b/>
           <w:bCs/>
         </w:rPr>
-        <w:t xml:space="preserve">Figure 6.</w:t>
-      </w:r>
-      <w:r>
-        <w:t xml:space="preserve"> </w:t>
-      </w:r>
-      <w:r>
-        <w:t xml:space="preserve">LUMEN maps of the Shapley-region M³ strip for identifiable targets. Olivine and</w:t>
+        <w:t xml:space="preserve">Figure 9.</w:t>
+      </w:r>
+      <w:r>
+        <w:t xml:space="preserve"> </w:t>
+      </w:r>
+      <w:r>
+        <w:t xml:space="preserve">LUMEN maps of the Shapley-region M³ strip for identifiable targets, with conformal interval half-widths. Olivine and</w:t>
       </w:r>
       <w:r>
         <w:t xml:space="preserve"> </w:t>
@@ -16658,9 +12295,9 @@
         <w:t xml:space="preserve">are withheld by the identifiability gate.</w:t>
       </w:r>
     </w:p>
-    <w:bookmarkEnd w:id="60"/>
-    <w:bookmarkEnd w:id="61"/>
-    <w:bookmarkStart w:id="67" w:name="discussion"/>
+    <w:bookmarkEnd w:id="65"/>
+    <w:bookmarkEnd w:id="66"/>
+    <w:bookmarkStart w:id="72" w:name="discussion"/>
     <w:p>
       <w:pPr>
         <w:pStyle w:val="Heading2"/>
@@ -16669,13 +12306,13 @@
         <w:t xml:space="preserve">4. Discussion</w:t>
       </w:r>
     </w:p>
-    <w:bookmarkStart w:id="62" w:name="Xe6bde06f441fb128f62d0026fd42eb65b450b2f"/>
+    <w:bookmarkStart w:id="67" w:name="Xe133e397f2f18e7c86a203207df3b27adf4ed32"/>
     <w:p>
       <w:pPr>
         <w:pStyle w:val="Heading3"/>
       </w:pPr>
       <w:r>
-        <w:t xml:space="preserve">4.1. Discussion of the Laboratory Results: What Carries the Gain</w:t>
+        <w:t xml:space="preserve">4.1. What Carries the Gain on Laboratory Spectra</w:t>
       </w:r>
     </w:p>
     <w:p>
@@ -16683,29 +12320,7 @@
         <w:pStyle w:val="FirstParagraph"/>
       </w:pPr>
       <w:r>
-        <w:rPr>
-          <w:b/>
-          <w:bCs/>
-        </w:rPr>
-        <w:t xml:space="preserve">The decisive step is calibration against real soils, not the physics alone.</w:t>
-      </w:r>
-      <w:r>
-        <w:t xml:space="preserve"> </w:t>
-      </w:r>
-      <w:r>
-        <w:t xml:space="preserve">- The zero-shot network, trained only on simulated soils, is the weakest LUMEN variant. For</w:t>
-      </w:r>
-      <w:r>
-        <w:t xml:space="preserve"> </w:t>
-      </w:r>
-      <w:r>
-        <w:t xml:space="preserve">composition it is worse than the zero-information reference (MAE 9.1 vs 5.3 vol%).</w:t>
-      </w:r>
-      <w:r>
-        <w:t xml:space="preserve"> </w:t>
-      </w:r>
-      <w:r>
-        <w:t xml:space="preserve">- Any fine-tuning on the returned soils cuts the error by a factor of two to four.</w:t>
+        <w:t xml:space="preserve">The decisive step is calibration against real soils. The zero-shot network is the weakest LUMEN variant and, for composition, worse than the zero-information reference, whereas any fine-tuning on returned soils cuts the error by a factor of two to four. Together with the simulator analysis, in which the LSCC spectra lie inside the synthetic distribution yet remain separable from it, this shows that a physics model good enough to cover the data is not, by itself, good enough to be inverted.</w:t>
       </w:r>
     </w:p>
     <w:p>
@@ -16713,19 +12328,43 @@
         <w:pStyle w:val="BodyText"/>
       </w:pPr>
       <w:r>
-        <w:t xml:space="preserve">This matches the simulator analysis: the 75 LSCC spectra lie inside the synthetic distribution,</w:t>
-      </w:r>
-      <w:r>
-        <w:t xml:space="preserve"> </w:t>
-      </w:r>
-      <w:r>
-        <w:t xml:space="preserve">yet a classifier separates them from it with an AUC of 0.97. A physics model good enough to cover</w:t>
-      </w:r>
-      <w:r>
-        <w:t xml:space="preserve"> </w:t>
-      </w:r>
-      <w:r>
-        <w:t xml:space="preserve">the data is not, by itself, good enough to be inverted.</w:t>
+        <w:t xml:space="preserve">The other ingredients contribute differently. Learning on the whole spectrum is a real part of the gain, since the network trained from scratch already beats a tuned random forest, but the convolutional design is a reasonable rather than an optimal choice: the continuum-removed channel adds nothing measurable, a 1-D ResNet performs alike, and an MLP generalises better to an unseen mission on four targets. Physics pretraining helps consistently but is significant only out of distribution, so we regard the simulator as a source of a better starting representation rather than a calibrated forward model. SSA-space mixup and replay added nothing once the network was pretrained, either because pretraining already supplies the smoothness over composition space that mixup was meant to add, or because the cross-section mixing weights cannot be validated: sieve-fraction spectra mix linearly to 0.6% RMS, but the LSCC chemistry does not constrain the mass proportions well enough. Finally, choosing the configuration inside each training fold keeps the significant advantage over the random forest, which therefore does not depend on picking the configuration after seeing the results.</w:t>
+      </w:r>
+    </w:p>
+    <w:bookmarkEnd w:id="67"/>
+    <w:bookmarkStart w:id="68" w:name="comparison-with-published-methods-1"/>
+    <w:p>
+      <w:pPr>
+        <w:pStyle w:val="Heading3"/>
+      </w:pPr>
+      <w:r>
+        <w:t xml:space="preserve">4.2. Comparison with Published Methods</w:t>
+      </w:r>
+    </w:p>
+    <w:p>
+      <w:pPr>
+        <w:pStyle w:val="FirstParagraph"/>
+      </w:pPr>
+      <w:r>
+        <w:t xml:space="preserve">The three comparisons are not equally informative. Only the Fernández-Díaz et al. [16] pipeline was trained on exactly the same spectra and folds, so LUMEN’s 42% lower FeO error is the fair comparison; it also confirms that the autoencoder stage removes information. Korokhin et al. [25] and Jung et al. [26] never see an LSCC soil, so LUMEN’s margins over them mostly measure the value of calibrating against returned soils: like for like, the zero-shot model beats the Shkuratov inversion significantly only for olivine, and Jung et al.’s four test soils are too few for strong conclusions. A practically relevant difference is maturity, which both physics methods rank worse than LUMEN’s calibrated Is/FeO.</w:t>
+      </w:r>
+    </w:p>
+    <w:bookmarkEnd w:id="68"/>
+    <w:bookmarkStart w:id="69" w:name="laboratory-to-orbit-transfer"/>
+    <w:p>
+      <w:pPr>
+        <w:pStyle w:val="Heading3"/>
+      </w:pPr>
+      <w:r>
+        <w:t xml:space="preserve">4.3. Laboratory-to-Orbit Transfer</w:t>
+      </w:r>
+    </w:p>
+    <w:p>
+      <w:pPr>
+        <w:pStyle w:val="FirstParagraph"/>
+      </w:pPr>
+      <w:r>
+        <w:t xml:space="preserve">On the base method’s own task the result goes against LUMEN. Holding out whole landing sites (P2) raises the error of almost every fitted method relative to random folds (P1), but by very different amounts: the random-forest and RBF-SVR models lose most, 55–88% (FD as published rises from 1.90 to 3.58 wt%), LUMEN-M3-FT 49%, and the two-M³-band regression and linear SVRs least (6% and −1 to +2%). Under random folds, flexible models can learn the spectral signature of a landing site from its neighbouring stations, so random-fold errors at these sites, including FD’s published 2.29 wt%, overstate the accuracy expected at a new location.</w:t>
       </w:r>
     </w:p>
     <w:p>
@@ -16733,201 +12372,7 @@
         <w:pStyle w:val="BodyText"/>
       </w:pPr>
       <w:r>
-        <w:rPr>
-          <w:b/>
-          <w:bCs/>
-        </w:rPr>
-        <w:t xml:space="preserve">Network architecture, physics and augmentation each contribute differently.</w:t>
-      </w:r>
-      <w:r>
-        <w:t xml:space="preserve"> </w:t>
-      </w:r>
-      <w:r>
-        <w:t xml:space="preserve">-</w:t>
-      </w:r>
-      <w:r>
-        <w:t xml:space="preserve"> </w:t>
-      </w:r>
-      <w:r>
-        <w:rPr>
-          <w:b/>
-          <w:bCs/>
-        </w:rPr>
-        <w:t xml:space="preserve">The network itself.</w:t>
-      </w:r>
-      <w:r>
-        <w:t xml:space="preserve"> </w:t>
-      </w:r>
-      <w:r>
-        <w:t xml:space="preserve">The same network trained from scratch on 18 soils already beats a tuned</w:t>
-      </w:r>
-      <w:r>
-        <w:t xml:space="preserve"> </w:t>
-      </w:r>
-      <w:r>
-        <w:t xml:space="preserve">random forest on the same inputs, significantly on five targets. Learning a network on the whole</w:t>
-      </w:r>
-      <w:r>
-        <w:t xml:space="preserve"> </w:t>
-      </w:r>
-      <w:r>
-        <w:t xml:space="preserve">spectrum is therefore a real part of the gain.</w:t>
-      </w:r>
-      <w:r>
-        <w:t xml:space="preserve"> </w:t>
-      </w:r>
-      <w:r>
-        <w:t xml:space="preserve">-</w:t>
-      </w:r>
-      <w:r>
-        <w:t xml:space="preserve"> </w:t>
-      </w:r>
-      <w:r>
-        <w:rPr>
-          <w:b/>
-          <w:bCs/>
-        </w:rPr>
-        <w:t xml:space="preserve">But the specific design is not uniquely good (E4).</w:t>
-      </w:r>
-      <w:r>
-        <w:t xml:space="preserve"> </w:t>
-      </w:r>
-      <w:r>
-        <w:t xml:space="preserve">- The continuum-removed channel adds nothing measurable to log reflectance.</w:t>
-      </w:r>
-      <w:r>
-        <w:t xml:space="preserve"> </w:t>
-      </w:r>
-      <w:r>
-        <w:t xml:space="preserve">- A 1-D ResNet performs about the same as the main network.</w:t>
-      </w:r>
-      <w:r>
-        <w:t xml:space="preserve"> </w:t>
-      </w:r>
-      <w:r>
-        <w:t xml:space="preserve">- A pretrained MLP has a higher error on all 13 targets in distribution (significantly only for</w:t>
-      </w:r>
-      <w:r>
-        <w:t xml:space="preserve"> </w:t>
-      </w:r>
-      <w:r>
-        <w:t xml:space="preserve">LCP), but out of distribution it is significantly better on four targets, FeO included.</w:t>
-      </w:r>
-      <w:r>
-        <w:t xml:space="preserve"> </w:t>
-      </w:r>
-      <w:r>
-        <w:t xml:space="preserve">- The convolutional design is therefore a reasonable choice, not an optimal one: a smaller,</w:t>
-      </w:r>
-      <w:r>
-        <w:t xml:space="preserve"> </w:t>
-      </w:r>
-      <w:r>
-        <w:t xml:space="preserve">less structured network may generalise better to an unseen mission.</w:t>
-      </w:r>
-      <w:r>
-        <w:t xml:space="preserve"> </w:t>
-      </w:r>
-      <w:r>
-        <w:t xml:space="preserve">-</w:t>
-      </w:r>
-      <w:r>
-        <w:t xml:space="preserve"> </w:t>
-      </w:r>
-      <w:r>
-        <w:rPr>
-          <w:b/>
-          <w:bCs/>
-        </w:rPr>
-        <w:t xml:space="preserve">Physics pretraining.</w:t>
-      </w:r>
-      <w:r>
-        <w:t xml:space="preserve"> </w:t>
-      </w:r>
-      <w:r>
-        <w:t xml:space="preserve">It lowers the error on every target under leave-one-soil-out. However,</w:t>
-      </w:r>
-      <w:r>
-        <w:t xml:space="preserve"> </w:t>
-      </w:r>
-      <w:r>
-        <w:t xml:space="preserve">that improvement is not significant for any single target after correction. Out of</w:t>
-      </w:r>
-      <w:r>
-        <w:t xml:space="preserve"> </w:t>
-      </w:r>
-      <w:r>
-        <w:t xml:space="preserve">distribution, it is significant for high-Ca pyroxene and maturity.</w:t>
-      </w:r>
-      <w:r>
-        <w:t xml:space="preserve"> </w:t>
-      </w:r>
-      <w:r>
-        <w:t xml:space="preserve">- We therefore present the simulator as a source of a better starting representation, not as a</w:t>
-      </w:r>
-      <w:r>
-        <w:t xml:space="preserve"> </w:t>
-      </w:r>
-      <w:r>
-        <w:t xml:space="preserve">calibrated forward model.</w:t>
-      </w:r>
-      <w:r>
-        <w:t xml:space="preserve"> </w:t>
-      </w:r>
-      <w:r>
-        <w:t xml:space="preserve">-</w:t>
-      </w:r>
-      <w:r>
-        <w:t xml:space="preserve"> </w:t>
-      </w:r>
-      <w:r>
-        <w:rPr>
-          <w:b/>
-          <w:bCs/>
-        </w:rPr>
-        <w:t xml:space="preserve">SSA-space mixup and synthetic replay</w:t>
-      </w:r>
-      <w:r>
-        <w:t xml:space="preserve"> </w:t>
-      </w:r>
-      <w:r>
-        <w:t xml:space="preserve">added nothing once the network was pretrained. Two</w:t>
-      </w:r>
-      <w:r>
-        <w:t xml:space="preserve"> </w:t>
-      </w:r>
-      <w:r>
-        <w:t xml:space="preserve">explanations are consistent with the data:</w:t>
-      </w:r>
-      <w:r>
-        <w:t xml:space="preserve"> </w:t>
-      </w:r>
-      <w:r>
-        <w:t xml:space="preserve">- pretraining already supplies the smoothness over composition space that mixup was meant to</w:t>
-      </w:r>
-      <w:r>
-        <w:t xml:space="preserve"> </w:t>
-      </w:r>
-      <w:r>
-        <w:t xml:space="preserve">add;</w:t>
-      </w:r>
-      <w:r>
-        <w:t xml:space="preserve"> </w:t>
-      </w:r>
-      <w:r>
-        <w:t xml:space="preserve">- the cross-section mixing weights are poorly constrained. Sieve-fraction spectra do mix</w:t>
-      </w:r>
-      <w:r>
-        <w:t xml:space="preserve"> </w:t>
-      </w:r>
-      <w:r>
-        <w:t xml:space="preserve">linearly to 0.6% RMS, but the LSCC chemistry cannot pin down the mass proportions well enough</w:t>
-      </w:r>
-      <w:r>
-        <w:t xml:space="preserve"> </w:t>
-      </w:r>
-      <w:r>
-        <w:t xml:space="preserve">to validate the weighting.</w:t>
+        <w:t xml:space="preserve">LUMEN-M3-FT’s predictions are compressed toward the mean (Figure 8), over-estimating the Apollo 16 highland sites by 4.8 wt% on average and under-estimating the FeO-rich Chang’e-3, Chang’e-5 and Luna 24 sites by 6.3–7.5 wt%. With a few dozen training sites per fold, a linear model on two band parameters makes better use of the orbital labels, and even a ridge regression on LUMEN’s embedding (2.60 wt%, not tested for significance) does better than fine-tuning the whole network. The laboratory-to-orbit gap is large: zero-shot predictions are worse than the training-fold mean, linear recalibration removes their bias but not their error, and orbital fine-tuning halves the error without closing the gap. The calibration itself is uncertain, since the published transfer reproduces the Apollo 16 laboratory spectrum to 9.1% RMS against 1.4% for a line re-derived from that pixel.</w:t>
       </w:r>
     </w:p>
     <w:p>
@@ -16935,47 +12380,17 @@
         <w:pStyle w:val="BodyText"/>
       </w:pPr>
       <w:r>
-        <w:t xml:space="preserve">We kept the pre-registered configuration as the primary model and report the simpler one’s better</w:t>
-      </w:r>
-      <w:r>
-        <w:t xml:space="preserve"> </w:t>
-      </w:r>
-      <w:r>
-        <w:t xml:space="preserve">numbers as an ablation. The nested selection of Section 3.3 turns that choice into part of the</w:t>
-      </w:r>
-      <w:r>
-        <w:t xml:space="preserve"> </w:t>
-      </w:r>
-      <w:r>
-        <w:t xml:space="preserve">method. Chosen inside each training fold, the configuration is A2 in every fold, and the selected</w:t>
-      </w:r>
-      <w:r>
-        <w:t xml:space="preserve"> </w:t>
-      </w:r>
-      <w:r>
-        <w:t xml:space="preserve">model remains significantly more accurate than the random forest on 8 of 13 targets, FeO</w:t>
-      </w:r>
-      <w:r>
-        <w:t xml:space="preserve"> </w:t>
-      </w:r>
-      <w:r>
-        <w:t xml:space="preserve">included. The advantage over RF therefore does not depend on picking the configuration after</w:t>
-      </w:r>
-      <w:r>
-        <w:t xml:space="preserve"> </w:t>
-      </w:r>
-      <w:r>
-        <w:t xml:space="preserve">seeing the results.</w:t>
-      </w:r>
-    </w:p>
-    <w:bookmarkEnd w:id="62"/>
-    <w:bookmarkStart w:id="63" w:name="X89b6e2467fefe970bb4c0345a8d1bb09cf146cc"/>
+        <w:t xml:space="preserve">The in-sample Lucey/Clementine result does not show that the Lucey algorithm beats the other methods at a new site, because its constants were derived from returned-sample sites; it does show that a single parameter, θ, carries most of the FeO signal there. Refitted inside each fold, the two-band model is also more accurate on the table’s Clementine reflectances than on our M³ site spectra (1.82 vs 2.11 wt% under P2), so part of the orbital error may lie in the M³ site spectra themselves (calibration, photometry, site localisation) rather than in the regressors. In the mapped scenes, the largest disagreements with published maps occur exactly where LUMEN’s gate withholds the output (olivine) or where the published network itself recovers poorly (pyroxene split, maturity).</w:t>
+      </w:r>
+    </w:p>
+    <w:bookmarkEnd w:id="69"/>
+    <w:bookmarkStart w:id="70" w:name="uncertainty-and-identifiability-2"/>
     <w:p>
       <w:pPr>
         <w:pStyle w:val="Heading3"/>
       </w:pPr>
       <w:r>
-        <w:t xml:space="preserve">4.2. Discussion of the Comparison with Published Methods</w:t>
+        <w:t xml:space="preserve">4.4. Uncertainty and Identifiability</w:t>
       </w:r>
     </w:p>
     <w:p>
@@ -16983,7 +12398,56 @@
         <w:pStyle w:val="FirstParagraph"/>
       </w:pPr>
       <w:r>
-        <w:t xml:space="preserve">The three comparisons are not equally informative.</w:t>
+        <w:t xml:space="preserve">Deep ensembles alone are over-confident, more so out of distribution, and normalised conformal calibration restores near-nominal coverage at no extra training cost, also on orbit, where at 95% the intervals average ±10.6 wt% and are therefore honest rather than useful. The gate makes explicit a limitation that other methods leave implicit: olivine abundance in these soils cannot be predicted better than by the mean of the other soils, by any method we tested, so olivine and</w:t>
+      </w:r>
+      <w:r>
+        <w:t xml:space="preserve"> </w:t>
+      </w:r>
+      <w:r>
+        <w:t xml:space="preserve">“other”</w:t>
+      </w:r>
+      <w:r>
+        <w:t xml:space="preserve"> </w:t>
+      </w:r>
+      <w:r>
+        <w:t xml:space="preserve">maps from physics inversions reflect their priors and end-member sets unless independently supported. Because the soils contain little olivine (≤5 vol%), this is a statement about the LSCC domain, not a claim that olivine is undetectable where it is abundant.</w:t>
+      </w:r>
+    </w:p>
+    <w:bookmarkEnd w:id="70"/>
+    <w:bookmarkStart w:id="71" w:name="limitations"/>
+    <w:p>
+      <w:pPr>
+        <w:pStyle w:val="Heading3"/>
+      </w:pPr>
+      <w:r>
+        <w:t xml:space="preserve">4.5. Limitations</w:t>
+      </w:r>
+    </w:p>
+    <w:p>
+      <w:pPr>
+        <w:pStyle w:val="FirstParagraph"/>
+      </w:pPr>
+      <w:r>
+        <w:t xml:space="preserve">The ground truth is small (19 laboratory soils, 56 spectra with modal mineralogy, and 49 orbital sites, 20 of them Apollo 17 stations), and several numerically large differences do not survive correction. Laboratory spectra of sieved fractions under fixed geometry differ from M³ pixels that integrate rock, regolith and topography over about 140 m, and the orbital comparison relies on site coordinates and a single linear calibration. The simulator’s chemistry labels are biased for mare TiO₂ (+2.9 wt%) and its maturity scale rests on one constant, which limits the zero-shot model. The physics baselines enter through independent reproductions, and the Fernández-Díaz pipeline was re-implemented from its description. The orbital fine-tuning recipe was fixed in advance and not tuned; searching it, or smaller networks, needs more orbital ground truth. Transfer to other sensors, such as Chandrayaan-2 IIRS, is not tested here.</w:t>
+      </w:r>
+    </w:p>
+    <w:bookmarkEnd w:id="71"/>
+    <w:bookmarkEnd w:id="72"/>
+    <w:bookmarkStart w:id="73" w:name="conclusions"/>
+    <w:p>
+      <w:pPr>
+        <w:pStyle w:val="Heading2"/>
+      </w:pPr>
+      <w:r>
+        <w:t xml:space="preserve">5. Conclusions</w:t>
+      </w:r>
+    </w:p>
+    <w:p>
+      <w:pPr>
+        <w:pStyle w:val="FirstParagraph"/>
+      </w:pPr>
+      <w:r>
+        <w:t xml:space="preserve">LUMEN, a physics-pretrained and sample-calibrated network, retrieves lunar soil mineralogy, chemistry and maturity from M³-band reflectance with calibrated intervals and an explicit statement of which outputs are identifiable. On identical laboratory spectra and folds, under a protocol fixed before scoring, it reduces FeO error by 42% relative to a published wavelet–autoencoder pipeline and mineral-proportion errors by 54–74% relative to a Shkuratov-model inversion, meets the published accuracy bounds of a Hapke–Bayesian inversion, and, with its configuration chosen inside the cross-validation, is significantly more accurate than a tuned random forest on 8 of 13 targets. Most of the improvement over physics-only methods comes from calibrating against returned soils; learning on the whole spectrum and physics pretraining add to it, the convolutional design is not uniquely good, and the proposed SSA-space augmentation does not help.</w:t>
       </w:r>
     </w:p>
     <w:p>
@@ -16991,1030 +12455,7 @@
         <w:pStyle w:val="BodyText"/>
       </w:pPr>
       <w:r>
-        <w:rPr>
-          <w:b/>
-          <w:bCs/>
-        </w:rPr>
-        <w:t xml:space="preserve">Fernández-Díaz et al. [16] is the fair comparison.</w:t>
-      </w:r>
-      <w:r>
-        <w:t xml:space="preserve"> </w:t>
-      </w:r>
-      <w:r>
-        <w:t xml:space="preserve">Its pipeline was re-implemented</w:t>
-      </w:r>
-      <w:r>
-        <w:t xml:space="preserve"> </w:t>
-      </w:r>
-      <w:r>
-        <w:t xml:space="preserve">and trained on exactly the same spectra and folds as LUMEN.</w:t>
-      </w:r>
-      <w:r>
-        <w:t xml:space="preserve"> </w:t>
-      </w:r>
-      <w:r>
-        <w:t xml:space="preserve">- LUMEN’s 42% lower FeO error is significant on the test fixed in the protocol.</w:t>
-      </w:r>
-      <w:r>
-        <w:t xml:space="preserve"> </w:t>
-      </w:r>
-      <w:r>
-        <w:t xml:space="preserve">- Our results also agree with the reproduction of the original study: the autoencoder stage</w:t>
-      </w:r>
-      <w:r>
-        <w:t xml:space="preserve"> </w:t>
-      </w:r>
-      <w:r>
-        <w:t xml:space="preserve">removes information, and the raw wavelet coefficients serve the regressor better under</w:t>
-      </w:r>
-      <w:r>
-        <w:t xml:space="preserve"> </w:t>
-      </w:r>
-      <w:r>
-        <w:t xml:space="preserve">leave-one-soil-out.</w:t>
-      </w:r>
-    </w:p>
-    <w:p>
-      <w:pPr>
-        <w:pStyle w:val="BodyText"/>
-      </w:pPr>
-      <w:r>
-        <w:rPr>
-          <w:b/>
-          <w:bCs/>
-        </w:rPr>
-        <w:t xml:space="preserve">Korokhin et al. [25] and Jung et al. [26] are physics inversions that never</w:t>
-      </w:r>
-      <w:r>
-        <w:rPr>
-          <w:b/>
-          <w:bCs/>
-        </w:rPr>
-        <w:t xml:space="preserve"> </w:t>
-      </w:r>
-      <w:r>
-        <w:rPr>
-          <w:b/>
-          <w:bCs/>
-        </w:rPr>
-        <w:t xml:space="preserve">see an LSCC soil.</w:t>
-      </w:r>
-      <w:r>
-        <w:t xml:space="preserve"> </w:t>
-      </w:r>
-      <w:r>
-        <w:t xml:space="preserve">LUMEN’s large margins over them therefore mostly measure the value of</w:t>
-      </w:r>
-      <w:r>
-        <w:t xml:space="preserve"> </w:t>
-      </w:r>
-      <w:r>
-        <w:t xml:space="preserve">calibrating against returned soils.</w:t>
-      </w:r>
-      <w:r>
-        <w:t xml:space="preserve"> </w:t>
-      </w:r>
-      <w:r>
-        <w:t xml:space="preserve">- In the like-for-like comparison, the zero-shot model beats the Shkuratov inversion significantly</w:t>
-      </w:r>
-      <w:r>
-        <w:t xml:space="preserve"> </w:t>
-      </w:r>
-      <w:r>
-        <w:t xml:space="preserve">only for olivine.</w:t>
-      </w:r>
-      <w:r>
-        <w:t xml:space="preserve"> </w:t>
-      </w:r>
-      <w:r>
-        <w:t xml:space="preserve">- Jung et al.’s test set is four soils, too few for strong conclusions.</w:t>
-      </w:r>
-      <w:r>
-        <w:t xml:space="preserve"> </w:t>
-      </w:r>
-      <w:r>
-        <w:t xml:space="preserve">- Both physics methods’ maturity parameters rank the soils worse than LUMEN’s calibrated Is/FeO.</w:t>
-      </w:r>
-      <w:r>
-        <w:t xml:space="preserve"> </w:t>
-      </w:r>
-      <w:r>
-        <w:t xml:space="preserve">This is a concrete and practically relevant difference.</w:t>
-      </w:r>
-    </w:p>
-    <w:bookmarkEnd w:id="63"/>
-    <w:bookmarkStart w:id="64" w:name="X239668b55a24bc6056d13e4b7f00680a51642c0"/>
-    <w:p>
-      <w:pPr>
-        <w:pStyle w:val="Heading3"/>
-      </w:pPr>
-      <w:r>
-        <w:t xml:space="preserve">4.3. Discussion of the M³ Results: Laboratory-to-Orbit Transfer</w:t>
-      </w:r>
-    </w:p>
-    <w:p>
-      <w:pPr>
-        <w:pStyle w:val="FirstParagraph"/>
-      </w:pPr>
-      <w:r>
-        <w:rPr>
-          <w:b/>
-          <w:bCs/>
-        </w:rPr>
-        <w:t xml:space="preserve">The orbital result goes against LUMEN.</w:t>
-      </w:r>
-      <w:r>
-        <w:t xml:space="preserve"> </w:t>
-      </w:r>
-      <w:r>
-        <w:t xml:space="preserve">On the base method’s own task, LUMEN-M3-FT is not the</w:t>
-      </w:r>
-      <w:r>
-        <w:t xml:space="preserve"> </w:t>
-      </w:r>
-      <w:r>
-        <w:t xml:space="preserve">most accurate orbital FeO estimator.</w:t>
-      </w:r>
-    </w:p>
-    <w:p>
-      <w:pPr>
-        <w:pStyle w:val="BodyText"/>
-      </w:pPr>
-      <w:r>
-        <w:rPr>
-          <w:b/>
-          <w:bCs/>
-        </w:rPr>
-        <w:t xml:space="preserve">Grouping by landing site changes the ranking.</w:t>
-      </w:r>
-      <w:r>
-        <w:t xml:space="preserve"> </w:t>
-      </w:r>
-      <w:r>
-        <w:t xml:space="preserve">Holding out whole landing sites (P2) raises the</w:t>
-      </w:r>
-      <w:r>
-        <w:t xml:space="preserve"> </w:t>
-      </w:r>
-      <w:r>
-        <w:t xml:space="preserve">error of almost every fitted method relative to random folds (P1), but by very different amounts:</w:t>
-      </w:r>
-      <w:r>
-        <w:t xml:space="preserve"> </w:t>
-      </w:r>
-      <w:r>
-        <w:t xml:space="preserve">- the random-forest and RBF-SVR models lose most, 55–88%; FD as published rises from 1.90 to 3.58</w:t>
-      </w:r>
-      <w:r>
-        <w:t xml:space="preserve"> </w:t>
-      </w:r>
-      <w:r>
-        <w:t xml:space="preserve">wt%;</w:t>
-      </w:r>
-      <w:r>
-        <w:t xml:space="preserve"> </w:t>
-      </w:r>
-      <w:r>
-        <w:t xml:space="preserve">- LUMEN-M3-FT rises by 49% (2.20 → 3.27 wt%);</w:t>
-      </w:r>
-      <w:r>
-        <w:t xml:space="preserve"> </w:t>
-      </w:r>
-      <w:r>
-        <w:t xml:space="preserve">- the two-M³-band regression and the linear SVRs lose least: 6% (1.99 → 2.11 wt%) and −1 to +2%.</w:t>
-      </w:r>
-    </w:p>
-    <w:p>
-      <w:pPr>
-        <w:pStyle w:val="BodyText"/>
-      </w:pPr>
-      <w:r>
-        <w:t xml:space="preserve">Under random folds, flexible models can learn the spectral signature of a landing site from its</w:t>
-      </w:r>
-      <w:r>
-        <w:t xml:space="preserve"> </w:t>
-      </w:r>
-      <w:r>
-        <w:t xml:space="preserve">neighbouring stations. P2 removes that, so random-fold errors at these sites overstate how well a</w:t>
-      </w:r>
-      <w:r>
-        <w:t xml:space="preserve"> </w:t>
-      </w:r>
-      <w:r>
-        <w:t xml:space="preserve">model will do at a new location. FD’s published 2.29 wt% and our P1 numbers should be read in that</w:t>
-      </w:r>
-      <w:r>
-        <w:t xml:space="preserve"> </w:t>
-      </w:r>
-      <w:r>
-        <w:t xml:space="preserve">light.</w:t>
-      </w:r>
-    </w:p>
-    <w:p>
-      <w:pPr>
-        <w:pStyle w:val="BodyText"/>
-      </w:pPr>
-      <w:r>
-        <w:rPr>
-          <w:b/>
-          <w:bCs/>
-        </w:rPr>
-        <w:t xml:space="preserve">Against the comparators.</w:t>
-      </w:r>
-      <w:r>
-        <w:t xml:space="preserve"> </w:t>
-      </w:r>
-      <w:r>
-        <w:t xml:space="preserve">- Under P2, LUMEN-M3-FT is lower than FD as published, but not significantly. It is significantly</w:t>
-      </w:r>
-      <w:r>
-        <w:t xml:space="preserve"> </w:t>
-      </w:r>
-      <w:r>
-        <w:t xml:space="preserve">worse than the two-band regressions on M³ (2.11 wt%) and on Clementine reflectances (1.82 wt%),</w:t>
-      </w:r>
-      <w:r>
-        <w:t xml:space="preserve"> </w:t>
-      </w:r>
-      <w:r>
-        <w:t xml:space="preserve">and than FD-AE-M3 / SVR-lin (2.27 wt%).</w:t>
-      </w:r>
-      <w:r>
-        <w:t xml:space="preserve"> </w:t>
-      </w:r>
-      <w:r>
-        <w:t xml:space="preserve">- Under P1, FD as published is the lower of the two for every seed tested.</w:t>
-      </w:r>
-      <w:r>
-        <w:t xml:space="preserve"> </w:t>
-      </w:r>
-      <w:r>
-        <w:t xml:space="preserve">- LUMEN-M3-FT’s predictions are compressed toward the mean (Figure 5). It over-estimates the</w:t>
-      </w:r>
-      <w:r>
-        <w:t xml:space="preserve"> </w:t>
-      </w:r>
-      <w:r>
-        <w:t xml:space="preserve">Apollo 16 highland sites by 4.8 wt% on average, and under-estimates the FeO-rich Chang’e-3,</w:t>
-      </w:r>
-      <w:r>
-        <w:t xml:space="preserve"> </w:t>
-      </w:r>
-      <w:r>
-        <w:t xml:space="preserve">Chang’e-5 and Luna 24 sites by 6.3–7.5 wt%.</w:t>
-      </w:r>
-      <w:r>
-        <w:t xml:space="preserve"> </w:t>
-      </w:r>
-      <w:r>
-        <w:t xml:space="preserve">- With a few dozen training sites per fold, a linear model on two band parameters is the better</w:t>
-      </w:r>
-      <w:r>
-        <w:t xml:space="preserve"> </w:t>
-      </w:r>
-      <w:r>
-        <w:t xml:space="preserve">use of the orbital labels. A ridge regression on LUMEN’s embedding (2.60 wt%) also does better than</w:t>
-      </w:r>
-      <w:r>
-        <w:t xml:space="preserve"> </w:t>
-      </w:r>
-      <w:r>
-        <w:t xml:space="preserve">fine-tuning the whole network (3.27 wt%), though this difference was not tested.</w:t>
-      </w:r>
-    </w:p>
-    <w:p>
-      <w:pPr>
-        <w:pStyle w:val="BodyText"/>
-      </w:pPr>
-      <w:r>
-        <w:rPr>
-          <w:b/>
-          <w:bCs/>
-        </w:rPr>
-        <w:t xml:space="preserve">The laboratory-to-orbit gap is large.</w:t>
-      </w:r>
-      <w:r>
-        <w:t xml:space="preserve"> </w:t>
-      </w:r>
-      <w:r>
-        <w:t xml:space="preserve">- The zero-shot model, fine-tuned only on laboratory spectra, has an MAE of 6.81 wt% with a bias</w:t>
-      </w:r>
-      <w:r>
-        <w:t xml:space="preserve"> </w:t>
-      </w:r>
-      <w:r>
-        <w:t xml:space="preserve">of −5.29 wt%. That is worse than predicting the training-fold mean (4.78 wt% under P2).</w:t>
-      </w:r>
-      <w:r>
-        <w:t xml:space="preserve"> </w:t>
-      </w:r>
-      <w:r>
-        <w:t xml:space="preserve">- A linear recalibration on the training sites removes the bias but not the error (5.11 wt%).</w:t>
-      </w:r>
-      <w:r>
-        <w:t xml:space="preserve"> </w:t>
-      </w:r>
-      <w:r>
-        <w:t xml:space="preserve">- Fine-tuning on orbital spectra halves the error (3.27 wt%) but does not close the gap.</w:t>
-      </w:r>
-      <w:r>
-        <w:t xml:space="preserve"> </w:t>
-      </w:r>
-      <w:r>
-        <w:t xml:space="preserve">- The laboratory skill (1.26 wt% on the LSCC soils) therefore does not carry over to M³ pixels</w:t>
-      </w:r>
-      <w:r>
-        <w:t xml:space="preserve"> </w:t>
-      </w:r>
-      <w:r>
-        <w:t xml:space="preserve">through a linear calibration plus a few dozen orbital labels.</w:t>
-      </w:r>
-    </w:p>
-    <w:p>
-      <w:pPr>
-        <w:pStyle w:val="BodyText"/>
-      </w:pPr>
-      <w:r>
-        <w:rPr>
-          <w:b/>
-          <w:bCs/>
-        </w:rPr>
-        <w:t xml:space="preserve">What the in-sample Lucey/Clementine result shows.</w:t>
-      </w:r>
-      <w:r>
-        <w:t xml:space="preserve"> </w:t>
-      </w:r>
-      <w:r>
-        <w:t xml:space="preserve">The published Lucey et al. constants reach</w:t>
-      </w:r>
-      <w:r>
-        <w:t xml:space="preserve"> </w:t>
-      </w:r>
-      <w:r>
-        <w:t xml:space="preserve">1.25 wt% (R² = 0.88) on the Clementine reflectances of the same sites. These constants were</w:t>
-      </w:r>
-      <w:r>
-        <w:t xml:space="preserve"> </w:t>
-      </w:r>
-      <w:r>
-        <w:t xml:space="preserve">derived from returned-sample sites, so this is an in-sample fit, not a held-out estimate, and it</w:t>
-      </w:r>
-      <w:r>
-        <w:t xml:space="preserve"> </w:t>
-      </w:r>
-      <w:r>
-        <w:t xml:space="preserve">does not show that the Lucey algorithm beats the other methods at a new site. What it does show is</w:t>
-      </w:r>
-      <w:r>
-        <w:t xml:space="preserve"> </w:t>
-      </w:r>
-      <w:r>
-        <w:t xml:space="preserve">that a single spectral parameter, θ, carries most of the FeO signal at these sites. Refitted inside</w:t>
-      </w:r>
-      <w:r>
-        <w:t xml:space="preserve"> </w:t>
-      </w:r>
-      <w:r>
-        <w:t xml:space="preserve">each fold, the same two-band model is also more accurate on the table’s Clementine reflectances</w:t>
-      </w:r>
-      <w:r>
-        <w:t xml:space="preserve"> </w:t>
-      </w:r>
-      <w:r>
-        <w:t xml:space="preserve">than on our M³ site spectra (1.82 vs 2.11 wt% under P2). Part of the remaining orbital error may</w:t>
-      </w:r>
-      <w:r>
-        <w:t xml:space="preserve"> </w:t>
-      </w:r>
-      <w:r>
-        <w:t xml:space="preserve">therefore lie in the M³ site spectra themselves (calibration, photometry, site localisation), not</w:t>
-      </w:r>
-      <w:r>
-        <w:t xml:space="preserve"> </w:t>
-      </w:r>
-      <w:r>
-        <w:t xml:space="preserve">only in the regressors.</w:t>
-      </w:r>
-    </w:p>
-    <w:p>
-      <w:pPr>
-        <w:pStyle w:val="BodyText"/>
-      </w:pPr>
-      <w:r>
-        <w:rPr>
-          <w:b/>
-          <w:bCs/>
-        </w:rPr>
-        <w:t xml:space="preserve">Calibration.</w:t>
-      </w:r>
-      <w:r>
-        <w:t xml:space="preserve"> </w:t>
-      </w:r>
-      <w:r>
-        <w:t xml:space="preserve">The laboratory–orbital calibration is itself uncertain. The published linear</w:t>
-      </w:r>
-      <w:r>
-        <w:t xml:space="preserve"> </w:t>
-      </w:r>
-      <w:r>
-        <w:t xml:space="preserve">transfer (Equation (10)) reproduces the Apollo 16 laboratory spectrum to 9.1% RMS, against 1.4%</w:t>
-      </w:r>
-      <w:r>
-        <w:t xml:space="preserve"> </w:t>
-      </w:r>
-      <w:r>
-        <w:t xml:space="preserve">for a line re-derived from that pixel. So a single linear calibration is unlikely to be enough,</w:t>
-      </w:r>
-      <w:r>
-        <w:t xml:space="preserve"> </w:t>
-      </w:r>
-      <w:r>
-        <w:t xml:space="preserve">and an orbital training signal is needed.</w:t>
-      </w:r>
-    </w:p>
-    <w:p>
-      <w:pPr>
-        <w:pStyle w:val="BodyText"/>
-      </w:pPr>
-      <w:r>
-        <w:rPr>
-          <w:b/>
-          <w:bCs/>
-        </w:rPr>
-        <w:t xml:space="preserve">Scenes.</w:t>
-      </w:r>
-      <w:r>
-        <w:t xml:space="preserve"> </w:t>
-      </w:r>
-      <w:r>
-        <w:t xml:space="preserve">The Shapley and Aristarchus comparisons show why identifiability matters on orbit:</w:t>
-      </w:r>
-      <w:r>
-        <w:t xml:space="preserve"> </w:t>
-      </w:r>
-      <w:r>
-        <w:t xml:space="preserve">- the largest disagreements with published maps occur exactly for quantities that LUMEN’s gate</w:t>
-      </w:r>
-      <w:r>
-        <w:t xml:space="preserve"> </w:t>
-      </w:r>
-      <w:r>
-        <w:t xml:space="preserve">withholds (olivine) or that the published network itself recovers poorly (pyroxene split,</w:t>
-      </w:r>
-      <w:r>
-        <w:t xml:space="preserve"> </w:t>
-      </w:r>
-      <w:r>
-        <w:t xml:space="preserve">maturity);</w:t>
-      </w:r>
-      <w:r>
-        <w:t xml:space="preserve"> </w:t>
-      </w:r>
-      <w:r>
-        <w:t xml:space="preserve">- on the unflagged targets, LUMEN reproduces the expected mare–highland contrasts.</w:t>
-      </w:r>
-    </w:p>
-    <w:bookmarkEnd w:id="64"/>
-    <w:bookmarkStart w:id="65" w:name="uncertainty-and-identifiability-2"/>
-    <w:p>
-      <w:pPr>
-        <w:pStyle w:val="Heading3"/>
-      </w:pPr>
-      <w:r>
-        <w:t xml:space="preserve">4.4. Uncertainty and Identifiability</w:t>
-      </w:r>
-    </w:p>
-    <w:p>
-      <w:pPr>
-        <w:pStyle w:val="FirstParagraph"/>
-      </w:pPr>
-      <w:r>
-        <w:rPr>
-          <w:b/>
-          <w:bCs/>
-        </w:rPr>
-        <w:t xml:space="preserve">Coverage.</w:t>
-      </w:r>
-      <w:r>
-        <w:t xml:space="preserve"> </w:t>
-      </w:r>
-      <w:r>
-        <w:t xml:space="preserve">Deep ensembles alone are over-confident, more so out of distribution. Normalised</w:t>
-      </w:r>
-      <w:r>
-        <w:t xml:space="preserve"> </w:t>
-      </w:r>
-      <w:r>
-        <w:t xml:space="preserve">conformal calibration restores nominal coverage in distribution and comes close out of</w:t>
-      </w:r>
-      <w:r>
-        <w:t xml:space="preserve"> </w:t>
-      </w:r>
-      <w:r>
-        <w:t xml:space="preserve">distribution, at no extra training cost. Exact CV+ confirms the approximation. On orbit, the same</w:t>
-      </w:r>
-      <w:r>
-        <w:t xml:space="preserve"> </w:t>
-      </w:r>
-      <w:r>
-        <w:t xml:space="preserve">calibration gives LUMEN-M3-FT coverage of 0.63/0.92/0.98 at the 49 sites under P2. Those</w:t>
-      </w:r>
-      <w:r>
-        <w:t xml:space="preserve"> </w:t>
-      </w:r>
-      <w:r>
-        <w:t xml:space="preserve">intervals are close to nominal, but at 95% they average ±10.6 wt%, so they are honest rather than</w:t>
-      </w:r>
-      <w:r>
-        <w:t xml:space="preserve"> </w:t>
-      </w:r>
-      <w:r>
-        <w:t xml:space="preserve">useful.</w:t>
-      </w:r>
-    </w:p>
-    <w:p>
-      <w:pPr>
-        <w:pStyle w:val="BodyText"/>
-      </w:pPr>
-      <w:r>
-        <w:rPr>
-          <w:b/>
-          <w:bCs/>
-        </w:rPr>
-        <w:t xml:space="preserve">What can be identified.</w:t>
-      </w:r>
-      <w:r>
-        <w:t xml:space="preserve"> </w:t>
-      </w:r>
-      <w:r>
-        <w:t xml:space="preserve">- The gate makes explicit a limitation that other methods leave implicit: from VNIR spectra of</w:t>
-      </w:r>
-      <w:r>
-        <w:t xml:space="preserve"> </w:t>
-      </w:r>
-      <w:r>
-        <w:t xml:space="preserve">these soils, olivine abundance cannot be predicted better than by the mean of the other soils,</w:t>
-      </w:r>
-      <w:r>
-        <w:t xml:space="preserve"> </w:t>
-      </w:r>
-      <w:r>
-        <w:t xml:space="preserve">by any method we tested.</w:t>
-      </w:r>
-      <w:r>
-        <w:t xml:space="preserve"> </w:t>
-      </w:r>
-      <w:r>
-        <w:t xml:space="preserve">- The olivine and</w:t>
-      </w:r>
-      <w:r>
-        <w:t xml:space="preserve"> </w:t>
-      </w:r>
-      <w:r>
-        <w:t xml:space="preserve">“other”</w:t>
-      </w:r>
-      <w:r>
-        <w:t xml:space="preserve"> </w:t>
-      </w:r>
-      <w:r>
-        <w:t xml:space="preserve">maps of physics inversions should therefore be read as properties of</w:t>
-      </w:r>
-      <w:r>
-        <w:t xml:space="preserve"> </w:t>
-      </w:r>
-      <w:r>
-        <w:t xml:space="preserve">their priors and end-member sets, unless independent evidence supports them.</w:t>
-      </w:r>
-      <w:r>
-        <w:t xml:space="preserve"> </w:t>
-      </w:r>
-      <w:r>
-        <w:t xml:space="preserve">- Our soils contain little olivine (≤5 vol%), so this is a statement about the LSCC domain, not a</w:t>
-      </w:r>
-      <w:r>
-        <w:t xml:space="preserve"> </w:t>
-      </w:r>
-      <w:r>
-        <w:t xml:space="preserve">claim that olivine is undetectable where it is abundant.</w:t>
-      </w:r>
-    </w:p>
-    <w:bookmarkEnd w:id="65"/>
-    <w:bookmarkStart w:id="66" w:name="limitations"/>
-    <w:p>
-      <w:pPr>
-        <w:pStyle w:val="Heading3"/>
-      </w:pPr>
-      <w:r>
-        <w:t xml:space="preserve">4.5. Limitations</w:t>
-      </w:r>
-    </w:p>
-    <w:p>
-      <w:pPr>
-        <w:pStyle w:val="FirstParagraph"/>
-      </w:pPr>
-      <w:r>
-        <w:rPr>
-          <w:b/>
-          <w:bCs/>
-        </w:rPr>
-        <w:t xml:space="preserve">Small ground truth.</w:t>
-      </w:r>
-      <w:r>
-        <w:t xml:space="preserve"> </w:t>
-      </w:r>
-      <w:r>
-        <w:t xml:space="preserve">- There are 19 laboratory soils (75 spectra, 56 with modal mineralogy) and 49 orbital sites.</w:t>
-      </w:r>
-      <w:r>
-        <w:t xml:space="preserve"> </w:t>
-      </w:r>
-      <w:r>
-        <w:t xml:space="preserve">- The orbital sites are unevenly spread: 20 are Apollo 17 stations, and 8 of the 12 landing-site</w:t>
-      </w:r>
-      <w:r>
-        <w:t xml:space="preserve"> </w:t>
-      </w:r>
-      <w:r>
-        <w:t xml:space="preserve">groups hold a single site.</w:t>
-      </w:r>
-      <w:r>
-        <w:t xml:space="preserve"> </w:t>
-      </w:r>
-      <w:r>
-        <w:t xml:space="preserve">- Every significance statement is over these units. Several numerically large differences do not</w:t>
-      </w:r>
-      <w:r>
-        <w:t xml:space="preserve"> </w:t>
-      </w:r>
-      <w:r>
-        <w:t xml:space="preserve">survive correction.</w:t>
-      </w:r>
-    </w:p>
-    <w:p>
-      <w:pPr>
-        <w:pStyle w:val="BodyText"/>
-      </w:pPr>
-      <w:r>
-        <w:rPr>
-          <w:b/>
-          <w:bCs/>
-        </w:rPr>
-        <w:t xml:space="preserve">Laboratory and orbital data differ.</w:t>
-      </w:r>
-      <w:r>
-        <w:t xml:space="preserve"> </w:t>
-      </w:r>
-      <w:r>
-        <w:t xml:space="preserve">- Laboratory spectra are measured on sieved fractions under fixed geometry. M³ pixels integrate</w:t>
-      </w:r>
-      <w:r>
-        <w:t xml:space="preserve"> </w:t>
-      </w:r>
-      <w:r>
-        <w:t xml:space="preserve">rock, regolith and topography over about 140 m.</w:t>
-      </w:r>
-      <w:r>
-        <w:t xml:space="preserve"> </w:t>
-      </w:r>
-      <w:r>
-        <w:t xml:space="preserve">- The orbital comparison relies on site coordinates and on a single linear calibration.</w:t>
-      </w:r>
-    </w:p>
-    <w:p>
-      <w:pPr>
-        <w:pStyle w:val="BodyText"/>
-      </w:pPr>
-      <w:r>
-        <w:rPr>
-          <w:b/>
-          <w:bCs/>
-        </w:rPr>
-        <w:t xml:space="preserve">Simulator.</w:t>
-      </w:r>
-      <w:r>
-        <w:t xml:space="preserve"> </w:t>
-      </w:r>
-      <w:r>
-        <w:t xml:space="preserve">- The chemistry labels are biased for mare TiO₂ (+2.9 wt%).</w:t>
-      </w:r>
-      <w:r>
-        <w:t xml:space="preserve"> </w:t>
-      </w:r>
-      <w:r>
-        <w:t xml:space="preserve">- The maturity scale rests on one constant.</w:t>
-      </w:r>
-      <w:r>
-        <w:t xml:space="preserve"> </w:t>
-      </w:r>
-      <w:r>
-        <w:t xml:space="preserve">- Both are re-learned during fine-tuning, but they limit the zero-shot model.</w:t>
-      </w:r>
-    </w:p>
-    <w:p>
-      <w:pPr>
-        <w:pStyle w:val="BodyText"/>
-      </w:pPr>
-      <w:r>
-        <w:rPr>
-          <w:b/>
-          <w:bCs/>
-        </w:rPr>
-        <w:t xml:space="preserve">Baselines.</w:t>
-      </w:r>
-      <w:r>
-        <w:t xml:space="preserve"> </w:t>
-      </w:r>
-      <w:r>
-        <w:t xml:space="preserve">- The physics baselines enter through independent reproductions, validated against their papers’</w:t>
-      </w:r>
-      <w:r>
-        <w:t xml:space="preserve"> </w:t>
-      </w:r>
-      <w:r>
-        <w:t xml:space="preserve">printed numbers, not through the authors’ own runs.</w:t>
-      </w:r>
-      <w:r>
-        <w:t xml:space="preserve"> </w:t>
-      </w:r>
-      <w:r>
-        <w:t xml:space="preserve">- The Fernández-Díaz pipeline was re-implemented from its description.</w:t>
-      </w:r>
-    </w:p>
-    <w:p>
-      <w:pPr>
-        <w:pStyle w:val="BodyText"/>
-      </w:pPr>
-      <w:r>
-        <w:rPr>
-          <w:b/>
-          <w:bCs/>
-        </w:rPr>
-        <w:t xml:space="preserve">Configuration.</w:t>
-      </w:r>
-      <w:r>
-        <w:t xml:space="preserve"> </w:t>
-      </w:r>
-      <w:r>
-        <w:t xml:space="preserve">- The pre-registered configuration was not the best one. Choosing it inside the cross-validation</w:t>
-      </w:r>
-      <w:r>
-        <w:t xml:space="preserve"> </w:t>
-      </w:r>
-      <w:r>
-        <w:t xml:space="preserve">(E1) resolves this for the laboratory soils.</w:t>
-      </w:r>
-      <w:r>
-        <w:t xml:space="preserve"> </w:t>
-      </w:r>
-      <w:r>
-        <w:t xml:space="preserve">- The orbital fine-tuning recipe was fixed in advance and not tuned. A fair search over it, or</w:t>
-      </w:r>
-      <w:r>
-        <w:t xml:space="preserve"> </w:t>
-      </w:r>
-      <w:r>
-        <w:t xml:space="preserve">over smaller networks (Section 3.7), needs more orbital ground truth.</w:t>
-      </w:r>
-    </w:p>
-    <w:p>
-      <w:pPr>
-        <w:pStyle w:val="BodyText"/>
-      </w:pPr>
-      <w:r>
-        <w:rPr>
-          <w:b/>
-          <w:bCs/>
-        </w:rPr>
-        <w:t xml:space="preserve">Scope.</w:t>
-      </w:r>
-      <w:r>
-        <w:t xml:space="preserve"> </w:t>
-      </w:r>
-      <w:r>
-        <w:t xml:space="preserve">The method uses M³ global-mode bands. Its transfer to other sensors such as</w:t>
-      </w:r>
-      <w:r>
-        <w:t xml:space="preserve"> </w:t>
-      </w:r>
-      <w:r>
-        <w:t xml:space="preserve">Chandrayaan-2 IIRS, whose radiometry and band set differ, is not tested here.</w:t>
-      </w:r>
-    </w:p>
-    <w:bookmarkEnd w:id="66"/>
-    <w:bookmarkEnd w:id="67"/>
-    <w:bookmarkStart w:id="68" w:name="conclusions"/>
-    <w:p>
-      <w:pPr>
-        <w:pStyle w:val="Heading2"/>
-      </w:pPr>
-      <w:r>
-        <w:t xml:space="preserve">5. Conclusions</w:t>
-      </w:r>
-    </w:p>
-    <w:p>
-      <w:pPr>
-        <w:pStyle w:val="FirstParagraph"/>
-      </w:pPr>
-      <w:r>
-        <w:t xml:space="preserve">We presented LUMEN, a physics-pretrained, sample-calibrated deep network that retrieves lunar soil</w:t>
-      </w:r>
-      <w:r>
-        <w:t xml:space="preserve"> </w:t>
-      </w:r>
-      <w:r>
-        <w:t xml:space="preserve">mineralogy, chemistry and maturity from M³-band reflectance, with calibrated intervals and an</w:t>
-      </w:r>
-      <w:r>
-        <w:t xml:space="preserve"> </w:t>
-      </w:r>
-      <w:r>
-        <w:t xml:space="preserve">explicit statement of which outputs are identifiable.</w:t>
-      </w:r>
-    </w:p>
-    <w:p>
-      <w:pPr>
-        <w:pStyle w:val="BodyText"/>
-      </w:pPr>
-      <w:r>
-        <w:rPr>
-          <w:b/>
-          <w:bCs/>
-        </w:rPr>
-        <w:t xml:space="preserve">Laboratory spectra.</w:t>
-      </w:r>
-      <w:r>
-        <w:t xml:space="preserve"> </w:t>
-      </w:r>
-      <w:r>
-        <w:t xml:space="preserve">On identical spectra and folds, under a protocol fixed before scoring:</w:t>
-      </w:r>
-      <w:r>
-        <w:t xml:space="preserve"> </w:t>
-      </w:r>
-      <w:r>
-        <w:t xml:space="preserve">- LUMEN reduces FeO error by 42% relative to a published wavelet–autoencoder pipeline;</w:t>
-      </w:r>
-      <w:r>
-        <w:t xml:space="preserve"> </w:t>
-      </w:r>
-      <w:r>
-        <w:t xml:space="preserve">- it reduces mineral-proportion errors by 54–74% relative to a Shkuratov-model inversion;</w:t>
-      </w:r>
-      <w:r>
-        <w:t xml:space="preserve"> </w:t>
-      </w:r>
-      <w:r>
-        <w:t xml:space="preserve">- it meets the published accuracy bounds of a Hapke–Bayesian inversion;</w:t>
-      </w:r>
-      <w:r>
-        <w:t xml:space="preserve"> </w:t>
-      </w:r>
-      <w:r>
-        <w:t xml:space="preserve">- with its configuration chosen inside the cross-validation, it is significantly more accurate</w:t>
-      </w:r>
-      <w:r>
-        <w:t xml:space="preserve"> </w:t>
-      </w:r>
-      <w:r>
-        <w:t xml:space="preserve">than a tuned random forest on 8 of 13 targets, FeO included.</w:t>
-      </w:r>
-    </w:p>
-    <w:p>
-      <w:pPr>
-        <w:pStyle w:val="BodyText"/>
-      </w:pPr>
-      <w:r>
-        <w:rPr>
-          <w:b/>
-          <w:bCs/>
-        </w:rPr>
-        <w:t xml:space="preserve">How much each part contributes.</w:t>
-      </w:r>
-      <w:r>
-        <w:t xml:space="preserve"> </w:t>
-      </w:r>
-      <w:r>
-        <w:t xml:space="preserve">Most of the improvement over physics-only methods comes from</w:t>
-      </w:r>
-      <w:r>
-        <w:t xml:space="preserve"> </w:t>
-      </w:r>
-      <w:r>
-        <w:t xml:space="preserve">calibrating against returned soils. Learning a network on the whole spectrum and physics</w:t>
-      </w:r>
-      <w:r>
-        <w:t xml:space="preserve"> </w:t>
-      </w:r>
-      <w:r>
-        <w:t xml:space="preserve">pretraining add to it. The convolutional design is not uniquely good: an MLP is better out of</w:t>
-      </w:r>
-      <w:r>
-        <w:t xml:space="preserve"> </w:t>
-      </w:r>
-      <w:r>
-        <w:t xml:space="preserve">distribution on four targets. The proposed SSA-space augmentation does not help.</w:t>
-      </w:r>
-    </w:p>
-    <w:p>
-      <w:pPr>
-        <w:pStyle w:val="BodyText"/>
-      </w:pPr>
-      <w:r>
-        <w:rPr>
-          <w:b/>
-          <w:bCs/>
-        </w:rPr>
-        <w:t xml:space="preserve">Orbital M³ spectra.</w:t>
-      </w:r>
-      <w:r>
-        <w:t xml:space="preserve"> </w:t>
-      </w:r>
-      <w:r>
-        <w:t xml:space="preserve">On M³ spectra at 49 returned-sample sites, LUMEN does not transfer</w:t>
-      </w:r>
-      <w:r>
-        <w:t xml:space="preserve"> </w:t>
-      </w:r>
-      <w:r>
-        <w:t xml:space="preserve">zero-shot (6.81 wt%). Fine-tuned on orbital FeO, it reaches 3.27 wt% under leave-one-landing-site-out,</w:t>
-      </w:r>
-      <w:r>
-        <w:t xml:space="preserve"> </w:t>
-      </w:r>
-      <w:r>
-        <w:t xml:space="preserve">not significantly different from the published pipeline (3.58 wt%) and significantly worse than a</w:t>
-      </w:r>
-      <w:r>
-        <w:t xml:space="preserve"> </w:t>
-      </w:r>
-      <w:r>
-        <w:t xml:space="preserve">linear regression on two M³ bands (2.11 wt%). For orbital FeO at these sites, the deep model</w:t>
-      </w:r>
-      <w:r>
-        <w:t xml:space="preserve"> </w:t>
-      </w:r>
-      <w:r>
-        <w:t xml:space="preserve">therefore offers no advantage over simple band regressions.</w:t>
-      </w:r>
-    </w:p>
-    <w:p>
-      <w:pPr>
-        <w:pStyle w:val="BodyText"/>
-      </w:pPr>
-      <w:r>
-        <w:rPr>
-          <w:b/>
-          <w:bCs/>
-        </w:rPr>
-        <w:t xml:space="preserve">Identifiability.</w:t>
-      </w:r>
-      <w:r>
-        <w:t xml:space="preserve"> </w:t>
-      </w:r>
-      <w:r>
-        <w:t xml:space="preserve">Olivine and minor glass abundances are not identifiable from these spectra by</w:t>
-      </w:r>
-      <w:r>
-        <w:t xml:space="preserve"> </w:t>
-      </w:r>
-      <w:r>
-        <w:t xml:space="preserve">any method we tested. Maps of them should be treated with caution.</w:t>
-      </w:r>
-    </w:p>
-    <w:p>
-      <w:pPr>
-        <w:pStyle w:val="BodyText"/>
-      </w:pPr>
-      <w:r>
-        <w:rPr>
-          <w:b/>
-          <w:bCs/>
-        </w:rPr>
-        <w:t xml:space="preserve">Future work</w:t>
-      </w:r>
-      <w:r>
-        <w:t xml:space="preserve"> </w:t>
-      </w:r>
-      <w:r>
-        <w:t xml:space="preserve">should:</w:t>
-      </w:r>
-      <w:r>
-        <w:t xml:space="preserve"> </w:t>
-      </w:r>
-      <w:r>
-        <w:t xml:space="preserve">- enlarge the orbital ground truth, which is now the limiting resource;</w:t>
-      </w:r>
-      <w:r>
-        <w:t xml:space="preserve"> </w:t>
-      </w:r>
-      <w:r>
-        <w:t xml:space="preserve">- add independent map-level checks against Kaguya and Clementine FeO products;</w:t>
-      </w:r>
-      <w:r>
-        <w:t xml:space="preserve"> </w:t>
-      </w:r>
-      <w:r>
-        <w:t xml:space="preserve">- extend the approach to IIRS with an explicit sensor model.</w:t>
+        <w:t xml:space="preserve">On M³ spectra at 49 returned-sample sites, LUMEN does not transfer zero-shot, and after orbital fine-tuning it is not significantly better than the published pipeline and significantly worse than a two-band linear regression, so for orbital FeO at these sites the deep model offers no advantage over simple band regressions. Olivine and minor glass abundances are not identifiable from these spectra by any method we tested. Future work should enlarge the orbital ground truth, which is now the limiting resource, add independent map-level checks against Kaguya and Clementine FeO products, and extend the approach to IIRS with an explicit sensor model.</w:t>
       </w:r>
     </w:p>
     <w:p>
@@ -18035,12 +12476,6 @@
         </w:rPr>
         <w:t xml:space="preserve">Author Contributions:</w:t>
       </w:r>
-      <w:r>
-        <w:t xml:space="preserve"> </w:t>
-      </w:r>
-      <w:r>
-        <w:t xml:space="preserve">[To be completed by the authors, CRediT taxonomy.]</w:t>
-      </w:r>
     </w:p>
     <w:p>
       <w:pPr>
@@ -18053,12 +12488,6 @@
         </w:rPr>
         <w:t xml:space="preserve">Funding:</w:t>
       </w:r>
-      <w:r>
-        <w:t xml:space="preserve"> </w:t>
-      </w:r>
-      <w:r>
-        <w:t xml:space="preserve">[To be completed.]</w:t>
-      </w:r>
     </w:p>
     <w:p>
       <w:pPr>
@@ -18106,12 +12535,6 @@
           <w:bCs/>
         </w:rPr>
         <w:t xml:space="preserve">Conflicts of Interest:</w:t>
-      </w:r>
-      <w:r>
-        <w:t xml:space="preserve"> </w:t>
-      </w:r>
-      <w:r>
-        <w:t xml:space="preserve">The authors declare no conflicts of interest.</w:t>
       </w:r>
     </w:p>
     <w:p>
@@ -18548,8 +12971,8 @@
         </w:tc>
       </w:tr>
     </w:tbl>
-    <w:bookmarkEnd w:id="68"/>
-    <w:bookmarkStart w:id="69" w:name="references"/>
+    <w:bookmarkEnd w:id="73"/>
+    <w:bookmarkStart w:id="74" w:name="references"/>
     <w:p>
       <w:pPr>
         <w:pStyle w:val="Heading2"/>
@@ -18563,7 +12986,7 @@
         <w:pStyle w:val="Compact"/>
         <w:numPr>
           <w:ilvl w:val="0"/>
-          <w:numId w:val="1009"/>
+          <w:numId w:val="1004"/>
         </w:numPr>
       </w:pPr>
       <w:r>
@@ -18611,7 +13034,7 @@
         <w:pStyle w:val="Compact"/>
         <w:numPr>
           <w:ilvl w:val="0"/>
-          <w:numId w:val="1009"/>
+          <w:numId w:val="1004"/>
         </w:numPr>
       </w:pPr>
       <w:r>
@@ -18659,7 +13082,7 @@
         <w:pStyle w:val="Compact"/>
         <w:numPr>
           <w:ilvl w:val="0"/>
-          <w:numId w:val="1009"/>
+          <w:numId w:val="1004"/>
         </w:numPr>
       </w:pPr>
       <w:r>
@@ -18707,7 +13130,7 @@
         <w:pStyle w:val="Compact"/>
         <w:numPr>
           <w:ilvl w:val="0"/>
-          <w:numId w:val="1009"/>
+          <w:numId w:val="1004"/>
         </w:numPr>
       </w:pPr>
       <w:r>
@@ -18755,7 +13178,7 @@
         <w:pStyle w:val="Compact"/>
         <w:numPr>
           <w:ilvl w:val="0"/>
-          <w:numId w:val="1009"/>
+          <w:numId w:val="1004"/>
         </w:numPr>
       </w:pPr>
       <w:r>
@@ -18803,7 +13226,7 @@
         <w:pStyle w:val="Compact"/>
         <w:numPr>
           <w:ilvl w:val="0"/>
-          <w:numId w:val="1009"/>
+          <w:numId w:val="1004"/>
         </w:numPr>
       </w:pPr>
       <w:r>
@@ -18851,7 +13274,7 @@
         <w:pStyle w:val="Compact"/>
         <w:numPr>
           <w:ilvl w:val="0"/>
-          <w:numId w:val="1009"/>
+          <w:numId w:val="1004"/>
         </w:numPr>
       </w:pPr>
       <w:r>
@@ -18899,7 +13322,7 @@
         <w:pStyle w:val="Compact"/>
         <w:numPr>
           <w:ilvl w:val="0"/>
-          <w:numId w:val="1009"/>
+          <w:numId w:val="1004"/>
         </w:numPr>
       </w:pPr>
       <w:r>
@@ -18947,7 +13370,7 @@
         <w:pStyle w:val="Compact"/>
         <w:numPr>
           <w:ilvl w:val="0"/>
-          <w:numId w:val="1009"/>
+          <w:numId w:val="1004"/>
         </w:numPr>
       </w:pPr>
       <w:r>
@@ -18995,7 +13418,7 @@
         <w:pStyle w:val="Compact"/>
         <w:numPr>
           <w:ilvl w:val="0"/>
-          <w:numId w:val="1009"/>
+          <w:numId w:val="1004"/>
         </w:numPr>
       </w:pPr>
       <w:r>
@@ -19043,7 +13466,7 @@
         <w:pStyle w:val="Compact"/>
         <w:numPr>
           <w:ilvl w:val="0"/>
-          <w:numId w:val="1009"/>
+          <w:numId w:val="1004"/>
         </w:numPr>
       </w:pPr>
       <w:r>
@@ -19091,7 +13514,7 @@
         <w:pStyle w:val="Compact"/>
         <w:numPr>
           <w:ilvl w:val="0"/>
-          <w:numId w:val="1009"/>
+          <w:numId w:val="1004"/>
         </w:numPr>
       </w:pPr>
       <w:r>
@@ -19139,7 +13562,7 @@
         <w:pStyle w:val="Compact"/>
         <w:numPr>
           <w:ilvl w:val="0"/>
-          <w:numId w:val="1009"/>
+          <w:numId w:val="1004"/>
         </w:numPr>
       </w:pPr>
       <w:r>
@@ -19187,7 +13610,7 @@
         <w:pStyle w:val="Compact"/>
         <w:numPr>
           <w:ilvl w:val="0"/>
-          <w:numId w:val="1009"/>
+          <w:numId w:val="1004"/>
         </w:numPr>
       </w:pPr>
       <w:r>
@@ -19235,7 +13658,7 @@
         <w:pStyle w:val="Compact"/>
         <w:numPr>
           <w:ilvl w:val="0"/>
-          <w:numId w:val="1009"/>
+          <w:numId w:val="1004"/>
         </w:numPr>
       </w:pPr>
       <w:r>
@@ -19283,7 +13706,7 @@
         <w:pStyle w:val="Compact"/>
         <w:numPr>
           <w:ilvl w:val="0"/>
-          <w:numId w:val="1009"/>
+          <w:numId w:val="1004"/>
         </w:numPr>
       </w:pPr>
       <w:r>
@@ -19331,7 +13754,7 @@
         <w:pStyle w:val="Compact"/>
         <w:numPr>
           <w:ilvl w:val="0"/>
-          <w:numId w:val="1009"/>
+          <w:numId w:val="1004"/>
         </w:numPr>
       </w:pPr>
       <w:r>
@@ -19356,7 +13779,7 @@
         <w:pStyle w:val="Compact"/>
         <w:numPr>
           <w:ilvl w:val="0"/>
-          <w:numId w:val="1009"/>
+          <w:numId w:val="1004"/>
         </w:numPr>
       </w:pPr>
       <w:r>
@@ -19404,7 +13827,7 @@
         <w:pStyle w:val="Compact"/>
         <w:numPr>
           <w:ilvl w:val="0"/>
-          <w:numId w:val="1009"/>
+          <w:numId w:val="1004"/>
         </w:numPr>
       </w:pPr>
       <w:r>
@@ -19452,7 +13875,7 @@
         <w:pStyle w:val="Compact"/>
         <w:numPr>
           <w:ilvl w:val="0"/>
-          <w:numId w:val="1009"/>
+          <w:numId w:val="1004"/>
         </w:numPr>
       </w:pPr>
       <w:r>
@@ -19500,7 +13923,7 @@
         <w:pStyle w:val="Compact"/>
         <w:numPr>
           <w:ilvl w:val="0"/>
-          <w:numId w:val="1009"/>
+          <w:numId w:val="1004"/>
         </w:numPr>
       </w:pPr>
       <w:r>
@@ -19548,7 +13971,7 @@
         <w:pStyle w:val="Compact"/>
         <w:numPr>
           <w:ilvl w:val="0"/>
-          <w:numId w:val="1009"/>
+          <w:numId w:val="1004"/>
         </w:numPr>
       </w:pPr>
       <w:r>
@@ -19596,7 +14019,7 @@
         <w:pStyle w:val="Compact"/>
         <w:numPr>
           <w:ilvl w:val="0"/>
-          <w:numId w:val="1009"/>
+          <w:numId w:val="1004"/>
         </w:numPr>
       </w:pPr>
       <w:r>
@@ -19644,7 +14067,7 @@
         <w:pStyle w:val="Compact"/>
         <w:numPr>
           <w:ilvl w:val="0"/>
-          <w:numId w:val="1009"/>
+          <w:numId w:val="1004"/>
         </w:numPr>
       </w:pPr>
       <w:r>
@@ -19692,7 +14115,7 @@
         <w:pStyle w:val="Compact"/>
         <w:numPr>
           <w:ilvl w:val="0"/>
-          <w:numId w:val="1009"/>
+          <w:numId w:val="1004"/>
         </w:numPr>
       </w:pPr>
       <w:r>
@@ -19740,7 +14163,7 @@
         <w:pStyle w:val="Compact"/>
         <w:numPr>
           <w:ilvl w:val="0"/>
-          <w:numId w:val="1009"/>
+          <w:numId w:val="1004"/>
         </w:numPr>
       </w:pPr>
       <w:r>
@@ -19788,7 +14211,7 @@
         <w:pStyle w:val="Compact"/>
         <w:numPr>
           <w:ilvl w:val="0"/>
-          <w:numId w:val="1009"/>
+          <w:numId w:val="1004"/>
         </w:numPr>
       </w:pPr>
       <w:r>
@@ -19836,7 +14259,7 @@
         <w:pStyle w:val="Compact"/>
         <w:numPr>
           <w:ilvl w:val="0"/>
-          <w:numId w:val="1009"/>
+          <w:numId w:val="1004"/>
         </w:numPr>
       </w:pPr>
       <w:r>
@@ -19884,7 +14307,7 @@
         <w:pStyle w:val="Compact"/>
         <w:numPr>
           <w:ilvl w:val="0"/>
-          <w:numId w:val="1009"/>
+          <w:numId w:val="1004"/>
         </w:numPr>
       </w:pPr>
       <w:r>
@@ -19932,7 +14355,7 @@
         <w:pStyle w:val="Compact"/>
         <w:numPr>
           <w:ilvl w:val="0"/>
-          <w:numId w:val="1009"/>
+          <w:numId w:val="1004"/>
         </w:numPr>
       </w:pPr>
       <w:r>
@@ -19980,7 +14403,7 @@
         <w:pStyle w:val="Compact"/>
         <w:numPr>
           <w:ilvl w:val="0"/>
-          <w:numId w:val="1009"/>
+          <w:numId w:val="1004"/>
         </w:numPr>
       </w:pPr>
       <w:r>
@@ -20028,7 +14451,7 @@
         <w:pStyle w:val="Compact"/>
         <w:numPr>
           <w:ilvl w:val="0"/>
-          <w:numId w:val="1009"/>
+          <w:numId w:val="1004"/>
         </w:numPr>
       </w:pPr>
       <w:r>
@@ -20076,7 +14499,7 @@
         <w:pStyle w:val="Compact"/>
         <w:numPr>
           <w:ilvl w:val="0"/>
-          <w:numId w:val="1009"/>
+          <w:numId w:val="1004"/>
         </w:numPr>
       </w:pPr>
       <w:r>
@@ -20124,7 +14547,7 @@
         <w:pStyle w:val="Compact"/>
         <w:numPr>
           <w:ilvl w:val="0"/>
-          <w:numId w:val="1009"/>
+          <w:numId w:val="1004"/>
         </w:numPr>
       </w:pPr>
       <w:r>
@@ -20136,7 +14559,7 @@
         <w:pStyle w:val="Compact"/>
         <w:numPr>
           <w:ilvl w:val="0"/>
-          <w:numId w:val="1009"/>
+          <w:numId w:val="1004"/>
         </w:numPr>
       </w:pPr>
       <w:r>
@@ -20184,7 +14607,7 @@
         <w:pStyle w:val="Compact"/>
         <w:numPr>
           <w:ilvl w:val="0"/>
-          <w:numId w:val="1009"/>
+          <w:numId w:val="1004"/>
         </w:numPr>
       </w:pPr>
       <w:r>
@@ -20196,7 +14619,7 @@
         <w:pStyle w:val="Compact"/>
         <w:numPr>
           <w:ilvl w:val="0"/>
-          <w:numId w:val="1009"/>
+          <w:numId w:val="1004"/>
         </w:numPr>
       </w:pPr>
       <w:r>
@@ -20221,7 +14644,7 @@
         <w:pStyle w:val="Compact"/>
         <w:numPr>
           <w:ilvl w:val="0"/>
-          <w:numId w:val="1009"/>
+          <w:numId w:val="1004"/>
         </w:numPr>
       </w:pPr>
       <w:r>
@@ -20269,7 +14692,7 @@
         <w:pStyle w:val="Compact"/>
         <w:numPr>
           <w:ilvl w:val="0"/>
-          <w:numId w:val="1009"/>
+          <w:numId w:val="1004"/>
         </w:numPr>
       </w:pPr>
       <w:r>
@@ -20317,7 +14740,7 @@
         <w:pStyle w:val="Compact"/>
         <w:numPr>
           <w:ilvl w:val="0"/>
-          <w:numId w:val="1009"/>
+          <w:numId w:val="1004"/>
         </w:numPr>
       </w:pPr>
       <w:r>
@@ -20360,8 +14783,8 @@
         <w:t xml:space="preserve">, 65–70.</w:t>
       </w:r>
     </w:p>
-    <w:bookmarkEnd w:id="69"/>
-    <w:bookmarkEnd w:id="70"/>
+    <w:bookmarkEnd w:id="74"/>
+    <w:bookmarkEnd w:id="75"/>
     <w:sectPr>
       <w:footnotePr>
         <w:numRestart w:val="eachSect"/>
@@ -20652,176 +15075,6 @@
     </w:lvl>
     <w:lvl w:ilvl="8">
       <w:start w:val="1"/>
-      <w:numFmt w:val="decimal"/>
-      <w:lvlText w:val="(%9)"/>
-      <w:lvlJc w:val="left"/>
-      <w:pPr>
-        <w:ind w:left="6480" w:hanging="360"/>
-      </w:pPr>
-    </w:lvl>
-  </w:abstractNum>
-  <w:abstractNum w:abstractNumId="99432">
-    <w:nsid w:val="00A99432"/>
-    <w:multiLevelType w:val="multilevel"/>
-    <w:lvl w:ilvl="0">
-      <w:start w:val="2"/>
-      <w:numFmt w:val="decimal"/>
-      <w:lvlText w:val="(%1)"/>
-      <w:lvlJc w:val="left"/>
-      <w:pPr>
-        <w:ind w:left="720" w:hanging="360"/>
-      </w:pPr>
-    </w:lvl>
-    <w:lvl w:ilvl="1">
-      <w:start w:val="2"/>
-      <w:numFmt w:val="decimal"/>
-      <w:lvlText w:val="(%2)"/>
-      <w:lvlJc w:val="left"/>
-      <w:pPr>
-        <w:ind w:left="1440" w:hanging="360"/>
-      </w:pPr>
-    </w:lvl>
-    <w:lvl w:ilvl="2">
-      <w:start w:val="2"/>
-      <w:numFmt w:val="decimal"/>
-      <w:lvlText w:val="(%3)"/>
-      <w:lvlJc w:val="left"/>
-      <w:pPr>
-        <w:ind w:left="2160" w:hanging="360"/>
-      </w:pPr>
-    </w:lvl>
-    <w:lvl w:ilvl="3">
-      <w:start w:val="2"/>
-      <w:numFmt w:val="decimal"/>
-      <w:lvlText w:val="(%4)"/>
-      <w:lvlJc w:val="left"/>
-      <w:pPr>
-        <w:ind w:left="2880" w:hanging="360"/>
-      </w:pPr>
-    </w:lvl>
-    <w:lvl w:ilvl="4">
-      <w:start w:val="2"/>
-      <w:numFmt w:val="decimal"/>
-      <w:lvlText w:val="(%5)"/>
-      <w:lvlJc w:val="left"/>
-      <w:pPr>
-        <w:ind w:left="3600" w:hanging="360"/>
-      </w:pPr>
-    </w:lvl>
-    <w:lvl w:ilvl="5">
-      <w:start w:val="2"/>
-      <w:numFmt w:val="decimal"/>
-      <w:lvlText w:val="(%6)"/>
-      <w:lvlJc w:val="left"/>
-      <w:pPr>
-        <w:ind w:left="4320" w:hanging="360"/>
-      </w:pPr>
-    </w:lvl>
-    <w:lvl w:ilvl="6">
-      <w:start w:val="2"/>
-      <w:numFmt w:val="decimal"/>
-      <w:lvlText w:val="(%7)"/>
-      <w:lvlJc w:val="left"/>
-      <w:pPr>
-        <w:ind w:left="5040" w:hanging="360"/>
-      </w:pPr>
-    </w:lvl>
-    <w:lvl w:ilvl="7">
-      <w:start w:val="2"/>
-      <w:numFmt w:val="decimal"/>
-      <w:lvlText w:val="(%8)"/>
-      <w:lvlJc w:val="left"/>
-      <w:pPr>
-        <w:ind w:left="5760" w:hanging="360"/>
-      </w:pPr>
-    </w:lvl>
-    <w:lvl w:ilvl="8">
-      <w:start w:val="2"/>
-      <w:numFmt w:val="decimal"/>
-      <w:lvlText w:val="(%9)"/>
-      <w:lvlJc w:val="left"/>
-      <w:pPr>
-        <w:ind w:left="6480" w:hanging="360"/>
-      </w:pPr>
-    </w:lvl>
-  </w:abstractNum>
-  <w:abstractNum w:abstractNumId="99433">
-    <w:nsid w:val="00A99433"/>
-    <w:multiLevelType w:val="multilevel"/>
-    <w:lvl w:ilvl="0">
-      <w:start w:val="3"/>
-      <w:numFmt w:val="decimal"/>
-      <w:lvlText w:val="(%1)"/>
-      <w:lvlJc w:val="left"/>
-      <w:pPr>
-        <w:ind w:left="720" w:hanging="360"/>
-      </w:pPr>
-    </w:lvl>
-    <w:lvl w:ilvl="1">
-      <w:start w:val="3"/>
-      <w:numFmt w:val="decimal"/>
-      <w:lvlText w:val="(%2)"/>
-      <w:lvlJc w:val="left"/>
-      <w:pPr>
-        <w:ind w:left="1440" w:hanging="360"/>
-      </w:pPr>
-    </w:lvl>
-    <w:lvl w:ilvl="2">
-      <w:start w:val="3"/>
-      <w:numFmt w:val="decimal"/>
-      <w:lvlText w:val="(%3)"/>
-      <w:lvlJc w:val="left"/>
-      <w:pPr>
-        <w:ind w:left="2160" w:hanging="360"/>
-      </w:pPr>
-    </w:lvl>
-    <w:lvl w:ilvl="3">
-      <w:start w:val="3"/>
-      <w:numFmt w:val="decimal"/>
-      <w:lvlText w:val="(%4)"/>
-      <w:lvlJc w:val="left"/>
-      <w:pPr>
-        <w:ind w:left="2880" w:hanging="360"/>
-      </w:pPr>
-    </w:lvl>
-    <w:lvl w:ilvl="4">
-      <w:start w:val="3"/>
-      <w:numFmt w:val="decimal"/>
-      <w:lvlText w:val="(%5)"/>
-      <w:lvlJc w:val="left"/>
-      <w:pPr>
-        <w:ind w:left="3600" w:hanging="360"/>
-      </w:pPr>
-    </w:lvl>
-    <w:lvl w:ilvl="5">
-      <w:start w:val="3"/>
-      <w:numFmt w:val="decimal"/>
-      <w:lvlText w:val="(%6)"/>
-      <w:lvlJc w:val="left"/>
-      <w:pPr>
-        <w:ind w:left="4320" w:hanging="360"/>
-      </w:pPr>
-    </w:lvl>
-    <w:lvl w:ilvl="6">
-      <w:start w:val="3"/>
-      <w:numFmt w:val="decimal"/>
-      <w:lvlText w:val="(%7)"/>
-      <w:lvlJc w:val="left"/>
-      <w:pPr>
-        <w:ind w:left="5040" w:hanging="360"/>
-      </w:pPr>
-    </w:lvl>
-    <w:lvl w:ilvl="7">
-      <w:start w:val="3"/>
-      <w:numFmt w:val="decimal"/>
-      <w:lvlText w:val="(%8)"/>
-      <w:lvlJc w:val="left"/>
-      <w:pPr>
-        <w:ind w:left="5760" w:hanging="360"/>
-      </w:pPr>
-    </w:lvl>
-    <w:lvl w:ilvl="8">
-      <w:start w:val="3"/>
       <w:numFmt w:val="decimal"/>
       <w:lvlText w:val="(%9)"/>
       <w:lvlJc w:val="left"/>
@@ -20955,75 +15208,6 @@
     </w:lvlOverride>
   </w:num>
   <w:num w:numId="1004">
-    <w:abstractNumId w:val="991"/>
-  </w:num>
-  <w:num w:numId="1005">
-    <w:abstractNumId w:val="99432"/>
-    <w:lvlOverride w:ilvl="0">
-      <w:startOverride w:val="2"/>
-    </w:lvlOverride>
-    <w:lvlOverride w:ilvl="1">
-      <w:startOverride w:val="2"/>
-    </w:lvlOverride>
-    <w:lvlOverride w:ilvl="2">
-      <w:startOverride w:val="2"/>
-    </w:lvlOverride>
-    <w:lvlOverride w:ilvl="3">
-      <w:startOverride w:val="2"/>
-    </w:lvlOverride>
-    <w:lvlOverride w:ilvl="4">
-      <w:startOverride w:val="2"/>
-    </w:lvlOverride>
-    <w:lvlOverride w:ilvl="5">
-      <w:startOverride w:val="2"/>
-    </w:lvlOverride>
-    <w:lvlOverride w:ilvl="6">
-      <w:startOverride w:val="2"/>
-    </w:lvlOverride>
-    <w:lvlOverride w:ilvl="7">
-      <w:startOverride w:val="2"/>
-    </w:lvlOverride>
-    <w:lvlOverride w:ilvl="8">
-      <w:startOverride w:val="2"/>
-    </w:lvlOverride>
-  </w:num>
-  <w:num w:numId="1006">
-    <w:abstractNumId w:val="991"/>
-  </w:num>
-  <w:num w:numId="1007">
-    <w:abstractNumId w:val="99433"/>
-    <w:lvlOverride w:ilvl="0">
-      <w:startOverride w:val="3"/>
-    </w:lvlOverride>
-    <w:lvlOverride w:ilvl="1">
-      <w:startOverride w:val="3"/>
-    </w:lvlOverride>
-    <w:lvlOverride w:ilvl="2">
-      <w:startOverride w:val="3"/>
-    </w:lvlOverride>
-    <w:lvlOverride w:ilvl="3">
-      <w:startOverride w:val="3"/>
-    </w:lvlOverride>
-    <w:lvlOverride w:ilvl="4">
-      <w:startOverride w:val="3"/>
-    </w:lvlOverride>
-    <w:lvlOverride w:ilvl="5">
-      <w:startOverride w:val="3"/>
-    </w:lvlOverride>
-    <w:lvlOverride w:ilvl="6">
-      <w:startOverride w:val="3"/>
-    </w:lvlOverride>
-    <w:lvlOverride w:ilvl="7">
-      <w:startOverride w:val="3"/>
-    </w:lvlOverride>
-    <w:lvlOverride w:ilvl="8">
-      <w:startOverride w:val="3"/>
-    </w:lvlOverride>
-  </w:num>
-  <w:num w:numId="1008">
-    <w:abstractNumId w:val="991"/>
-  </w:num>
-  <w:num w:numId="1009">
     <w:abstractNumId w:val="99411"/>
     <w:lvlOverride w:ilvl="0">
       <w:startOverride w:val="1"/>
